--- a/Arrows Tab Q509/ArrowsTabQ509.docx
+++ b/Arrows Tab Q509/ArrowsTabQ509.docx
@@ -18,6 +18,10 @@
     <w:p>
       <w:pPr>
         <w:pStyle w:val="1"/>
+        <w:numPr>
+          <w:ilvl w:val="0"/>
+          <w:numId w:val="2"/>
+        </w:numPr>
         <w:bidi w:val="0"/>
         <w:jc w:val="left"/>
         <w:rPr/>
@@ -42,7 +46,7 @@
       </w:pPr>
       <w:r>
         <w:drawing>
-          <wp:anchor behindDoc="0" distT="0" distB="0" distL="0" distR="0" simplePos="0" locked="0" layoutInCell="0" allowOverlap="1" relativeHeight="2">
+          <wp:anchor behindDoc="0" distT="0" distB="0" distL="0" distR="0" simplePos="0" locked="0" layoutInCell="0" allowOverlap="1" relativeHeight="19">
             <wp:simplePos x="0" y="0"/>
             <wp:positionH relativeFrom="column">
               <wp:align>center</wp:align>
@@ -129,17 +133,17 @@
       </w:tblPr>
       <w:tblGrid>
         <w:gridCol w:w="1927"/>
-        <w:gridCol w:w="1888"/>
+        <w:gridCol w:w="1887"/>
         <w:gridCol w:w="1320"/>
         <w:gridCol w:w="2243"/>
-        <w:gridCol w:w="2260"/>
+        <w:gridCol w:w="2261"/>
       </w:tblGrid>
       <w:tr>
         <w:trPr/>
         <w:tc>
           <w:tcPr>
-            <w:tcW w:w="5135" w:type="dxa"/>
-            <w:gridSpan w:val="4"/>
+            <w:tcW w:w="5134" w:type="dxa"/>
+            <w:gridSpan w:val="3"/>
             <w:vMerge w:val="restart"/>
             <w:tcBorders/>
             <w:vAlign w:val="center"/>
@@ -147,6 +151,7 @@
           <w:p>
             <w:pPr>
               <w:pStyle w:val="Style22"/>
+              <w:widowControl w:val="false"/>
               <w:suppressLineNumbers/>
               <w:bidi w:val="0"/>
               <w:jc w:val="center"/>
@@ -168,7 +173,7 @@
         </w:tc>
         <w:tc>
           <w:tcPr>
-            <w:tcW w:w="4503" w:type="dxa"/>
+            <w:tcW w:w="4504" w:type="dxa"/>
             <w:gridSpan w:val="2"/>
             <w:tcBorders/>
             <w:vAlign w:val="center"/>
@@ -176,6 +181,7 @@
           <w:p>
             <w:pPr>
               <w:pStyle w:val="Style22"/>
+              <w:widowControl w:val="false"/>
               <w:suppressLineNumbers/>
               <w:bidi w:val="0"/>
               <w:jc w:val="center"/>
@@ -204,8 +210,8 @@
         <w:trPr/>
         <w:tc>
           <w:tcPr>
-            <w:tcW w:w="5135" w:type="dxa"/>
-            <w:gridSpan w:val="4"/>
+            <w:tcW w:w="5134" w:type="dxa"/>
+            <w:gridSpan w:val="3"/>
             <w:vMerge w:val="continue"/>
             <w:tcBorders/>
             <w:vAlign w:val="center"/>
@@ -213,6 +219,7 @@
           <w:p>
             <w:pPr>
               <w:pStyle w:val="Style21"/>
+              <w:widowControl w:val="false"/>
               <w:bidi w:val="0"/>
               <w:jc w:val="left"/>
               <w:rPr>
@@ -230,7 +237,7 @@
         </w:tc>
         <w:tc>
           <w:tcPr>
-            <w:tcW w:w="4503" w:type="dxa"/>
+            <w:tcW w:w="4504" w:type="dxa"/>
             <w:gridSpan w:val="2"/>
             <w:tcBorders/>
             <w:vAlign w:val="center"/>
@@ -238,6 +245,7 @@
           <w:p>
             <w:pPr>
               <w:pStyle w:val="Style22"/>
+              <w:widowControl w:val="false"/>
               <w:suppressLineNumbers/>
               <w:bidi w:val="0"/>
               <w:jc w:val="center"/>
@@ -254,14 +262,15 @@
         <w:trPr/>
         <w:tc>
           <w:tcPr>
-            <w:tcW w:w="5135" w:type="dxa"/>
-            <w:gridSpan w:val="4"/>
+            <w:tcW w:w="5134" w:type="dxa"/>
+            <w:gridSpan w:val="3"/>
             <w:tcBorders/>
             <w:vAlign w:val="center"/>
           </w:tcPr>
           <w:p>
             <w:pPr>
               <w:pStyle w:val="Style22"/>
+              <w:widowControl w:val="false"/>
               <w:suppressLineNumbers/>
               <w:bidi w:val="0"/>
               <w:jc w:val="center"/>
@@ -279,7 +288,7 @@
         </w:tc>
         <w:tc>
           <w:tcPr>
-            <w:tcW w:w="4503" w:type="dxa"/>
+            <w:tcW w:w="4504" w:type="dxa"/>
             <w:gridSpan w:val="2"/>
             <w:tcBorders/>
             <w:vAlign w:val="center"/>
@@ -287,6 +296,7 @@
           <w:p>
             <w:pPr>
               <w:pStyle w:val="Style22"/>
+              <w:widowControl w:val="false"/>
               <w:suppressLineNumbers/>
               <w:bidi w:val="0"/>
               <w:jc w:val="center"/>
@@ -342,14 +352,15 @@
         <w:trPr/>
         <w:tc>
           <w:tcPr>
-            <w:tcW w:w="5135" w:type="dxa"/>
-            <w:gridSpan w:val="4"/>
+            <w:tcW w:w="5134" w:type="dxa"/>
+            <w:gridSpan w:val="3"/>
             <w:tcBorders/>
             <w:vAlign w:val="center"/>
           </w:tcPr>
           <w:p>
             <w:pPr>
               <w:pStyle w:val="Style22"/>
+              <w:widowControl w:val="false"/>
               <w:suppressLineNumbers/>
               <w:bidi w:val="0"/>
               <w:jc w:val="center"/>
@@ -367,7 +378,7 @@
         </w:tc>
         <w:tc>
           <w:tcPr>
-            <w:tcW w:w="4503" w:type="dxa"/>
+            <w:tcW w:w="4504" w:type="dxa"/>
             <w:gridSpan w:val="2"/>
             <w:tcBorders/>
             <w:vAlign w:val="center"/>
@@ -375,6 +386,7 @@
           <w:p>
             <w:pPr>
               <w:pStyle w:val="Style22"/>
+              <w:widowControl w:val="false"/>
               <w:suppressLineNumbers/>
               <w:bidi w:val="0"/>
               <w:jc w:val="center"/>
@@ -431,14 +443,36 @@
         <w:tc>
           <w:tcPr>
             <w:tcW w:w="1927" w:type="dxa"/>
+            <w:vMerge w:val="restart"/>
+            <w:tcBorders/>
+            <w:vAlign w:val="center"/>
+          </w:tcPr>
+          <w:p>
+            <w:pPr>
+              <w:pStyle w:val="Style22"/>
+              <w:widowControl w:val="false"/>
+              <w:suppressLineNumbers/>
+              <w:bidi w:val="0"/>
+              <w:jc w:val="center"/>
+              <w:rPr/>
+            </w:pPr>
+            <w:r>
+              <w:rPr/>
+              <w:t>CPU</w:t>
+            </w:r>
+          </w:p>
+        </w:tc>
+        <w:tc>
+          <w:tcPr>
+            <w:tcW w:w="3207" w:type="dxa"/>
             <w:gridSpan w:val="2"/>
-            <w:vMerge w:val="restart"/>
             <w:tcBorders/>
             <w:vAlign w:val="center"/>
           </w:tcPr>
           <w:p>
             <w:pPr>
               <w:pStyle w:val="Style22"/>
+              <w:widowControl w:val="false"/>
               <w:suppressLineNumbers/>
               <w:bidi w:val="0"/>
               <w:jc w:val="center"/>
@@ -446,27 +480,6 @@
             </w:pPr>
             <w:r>
               <w:rPr/>
-              <w:t>CPU</w:t>
-            </w:r>
-          </w:p>
-        </w:tc>
-        <w:tc>
-          <w:tcPr>
-            <w:tcW w:w="3208" w:type="dxa"/>
-            <w:gridSpan w:val="2"/>
-            <w:tcBorders/>
-            <w:vAlign w:val="center"/>
-          </w:tcPr>
-          <w:p>
-            <w:pPr>
-              <w:pStyle w:val="Style22"/>
-              <w:suppressLineNumbers/>
-              <w:bidi w:val="0"/>
-              <w:jc w:val="center"/>
-              <w:rPr/>
-            </w:pPr>
-            <w:r>
-              <w:rPr/>
               <w:t> </w:t>
             </w:r>
           </w:p>
@@ -506,7 +519,7 @@
         </w:tc>
         <w:tc>
           <w:tcPr>
-            <w:tcW w:w="2260" w:type="dxa"/>
+            <w:tcW w:w="2261" w:type="dxa"/>
             <w:tcBorders/>
             <w:vAlign w:val="center"/>
           </w:tcPr>
@@ -543,7 +556,6 @@
         <w:tc>
           <w:tcPr>
             <w:tcW w:w="1927" w:type="dxa"/>
-            <w:gridSpan w:val="2"/>
             <w:vMerge w:val="continue"/>
             <w:tcBorders/>
             <w:vAlign w:val="center"/>
@@ -551,6 +563,7 @@
           <w:p>
             <w:pPr>
               <w:pStyle w:val="Style21"/>
+              <w:widowControl w:val="false"/>
               <w:bidi w:val="0"/>
               <w:jc w:val="left"/>
               <w:rPr>
@@ -568,7 +581,7 @@
         </w:tc>
         <w:tc>
           <w:tcPr>
-            <w:tcW w:w="3208" w:type="dxa"/>
+            <w:tcW w:w="3207" w:type="dxa"/>
             <w:gridSpan w:val="2"/>
             <w:tcBorders/>
             <w:vAlign w:val="center"/>
@@ -576,6 +589,7 @@
           <w:p>
             <w:pPr>
               <w:pStyle w:val="Style22"/>
+              <w:widowControl w:val="false"/>
               <w:suppressLineNumbers/>
               <w:bidi w:val="0"/>
               <w:jc w:val="center"/>
@@ -631,7 +645,7 @@
         </w:tc>
         <w:tc>
           <w:tcPr>
-            <w:tcW w:w="2260" w:type="dxa"/>
+            <w:tcW w:w="2261" w:type="dxa"/>
             <w:tcBorders/>
             <w:vAlign w:val="center"/>
           </w:tcPr>
@@ -677,7 +691,6 @@
         <w:tc>
           <w:tcPr>
             <w:tcW w:w="1927" w:type="dxa"/>
-            <w:gridSpan w:val="2"/>
             <w:vMerge w:val="continue"/>
             <w:tcBorders/>
             <w:vAlign w:val="center"/>
@@ -685,6 +698,7 @@
           <w:p>
             <w:pPr>
               <w:pStyle w:val="Style21"/>
+              <w:widowControl w:val="false"/>
               <w:bidi w:val="0"/>
               <w:jc w:val="left"/>
               <w:rPr>
@@ -702,7 +716,7 @@
         </w:tc>
         <w:tc>
           <w:tcPr>
-            <w:tcW w:w="3208" w:type="dxa"/>
+            <w:tcW w:w="3207" w:type="dxa"/>
             <w:gridSpan w:val="2"/>
             <w:tcBorders/>
             <w:vAlign w:val="center"/>
@@ -710,6 +724,7 @@
           <w:p>
             <w:pPr>
               <w:pStyle w:val="Style22"/>
+              <w:widowControl w:val="false"/>
               <w:suppressLineNumbers/>
               <w:bidi w:val="0"/>
               <w:jc w:val="center"/>
@@ -752,7 +767,7 @@
         </w:tc>
         <w:tc>
           <w:tcPr>
-            <w:tcW w:w="2260" w:type="dxa"/>
+            <w:tcW w:w="2261" w:type="dxa"/>
             <w:tcBorders/>
             <w:vAlign w:val="center"/>
           </w:tcPr>
@@ -777,7 +792,6 @@
         <w:tc>
           <w:tcPr>
             <w:tcW w:w="1927" w:type="dxa"/>
-            <w:gridSpan w:val="2"/>
             <w:vMerge w:val="continue"/>
             <w:tcBorders/>
             <w:vAlign w:val="center"/>
@@ -785,6 +799,7 @@
           <w:p>
             <w:pPr>
               <w:pStyle w:val="Style21"/>
+              <w:widowControl w:val="false"/>
               <w:bidi w:val="0"/>
               <w:jc w:val="left"/>
               <w:rPr>
@@ -802,7 +817,7 @@
         </w:tc>
         <w:tc>
           <w:tcPr>
-            <w:tcW w:w="1888" w:type="dxa"/>
+            <w:tcW w:w="1887" w:type="dxa"/>
             <w:vMerge w:val="restart"/>
             <w:tcBorders/>
             <w:vAlign w:val="center"/>
@@ -810,6 +825,7 @@
           <w:p>
             <w:pPr>
               <w:pStyle w:val="Style22"/>
+              <w:widowControl w:val="false"/>
               <w:suppressLineNumbers/>
               <w:bidi w:val="0"/>
               <w:jc w:val="center"/>
@@ -830,6 +846,7 @@
           <w:p>
             <w:pPr>
               <w:pStyle w:val="Style22"/>
+              <w:widowControl w:val="false"/>
               <w:suppressLineNumbers/>
               <w:bidi w:val="0"/>
               <w:jc w:val="center"/>
@@ -847,7 +864,7 @@
         </w:tc>
         <w:tc>
           <w:tcPr>
-            <w:tcW w:w="4503" w:type="dxa"/>
+            <w:tcW w:w="4504" w:type="dxa"/>
             <w:gridSpan w:val="2"/>
             <w:tcBorders/>
             <w:vAlign w:val="center"/>
@@ -873,7 +890,6 @@
         <w:tc>
           <w:tcPr>
             <w:tcW w:w="1927" w:type="dxa"/>
-            <w:gridSpan w:val="2"/>
             <w:vMerge w:val="continue"/>
             <w:tcBorders/>
             <w:vAlign w:val="center"/>
@@ -881,6 +897,7 @@
           <w:p>
             <w:pPr>
               <w:pStyle w:val="Style21"/>
+              <w:widowControl w:val="false"/>
               <w:bidi w:val="0"/>
               <w:jc w:val="left"/>
               <w:rPr>
@@ -898,7 +915,7 @@
         </w:tc>
         <w:tc>
           <w:tcPr>
-            <w:tcW w:w="1888" w:type="dxa"/>
+            <w:tcW w:w="1887" w:type="dxa"/>
             <w:vMerge w:val="continue"/>
             <w:tcBorders/>
             <w:vAlign w:val="center"/>
@@ -906,6 +923,7 @@
           <w:p>
             <w:pPr>
               <w:pStyle w:val="Style21"/>
+              <w:widowControl w:val="false"/>
               <w:bidi w:val="0"/>
               <w:jc w:val="left"/>
               <w:rPr>
@@ -930,6 +948,7 @@
           <w:p>
             <w:pPr>
               <w:pStyle w:val="Style22"/>
+              <w:widowControl w:val="false"/>
               <w:suppressLineNumbers/>
               <w:bidi w:val="0"/>
               <w:jc w:val="center"/>
@@ -947,7 +966,7 @@
         </w:tc>
         <w:tc>
           <w:tcPr>
-            <w:tcW w:w="4503" w:type="dxa"/>
+            <w:tcW w:w="4504" w:type="dxa"/>
             <w:gridSpan w:val="2"/>
             <w:tcBorders/>
             <w:vAlign w:val="center"/>
@@ -972,14 +991,15 @@
         <w:trPr/>
         <w:tc>
           <w:tcPr>
-            <w:tcW w:w="5135" w:type="dxa"/>
-            <w:gridSpan w:val="4"/>
+            <w:tcW w:w="5134" w:type="dxa"/>
+            <w:gridSpan w:val="3"/>
             <w:tcBorders/>
             <w:vAlign w:val="center"/>
           </w:tcPr>
           <w:p>
             <w:pPr>
               <w:pStyle w:val="Style22"/>
+              <w:widowControl w:val="false"/>
               <w:suppressLineNumbers/>
               <w:bidi w:val="0"/>
               <w:jc w:val="center"/>
@@ -993,7 +1013,7 @@
         </w:tc>
         <w:tc>
           <w:tcPr>
-            <w:tcW w:w="4503" w:type="dxa"/>
+            <w:tcW w:w="4504" w:type="dxa"/>
             <w:gridSpan w:val="2"/>
             <w:tcBorders/>
             <w:vAlign w:val="center"/>
@@ -1023,7 +1043,6 @@
         <w:tc>
           <w:tcPr>
             <w:tcW w:w="1927" w:type="dxa"/>
-            <w:gridSpan w:val="2"/>
             <w:vMerge w:val="restart"/>
             <w:tcBorders/>
             <w:vAlign w:val="center"/>
@@ -1031,6 +1050,7 @@
           <w:p>
             <w:pPr>
               <w:pStyle w:val="Style22"/>
+              <w:widowControl w:val="false"/>
               <w:suppressLineNumbers/>
               <w:bidi w:val="0"/>
               <w:jc w:val="center"/>
@@ -1044,7 +1064,7 @@
         </w:tc>
         <w:tc>
           <w:tcPr>
-            <w:tcW w:w="1888" w:type="dxa"/>
+            <w:tcW w:w="1887" w:type="dxa"/>
             <w:vMerge w:val="restart"/>
             <w:tcBorders/>
             <w:vAlign w:val="center"/>
@@ -1052,6 +1072,7 @@
           <w:p>
             <w:pPr>
               <w:pStyle w:val="Style22"/>
+              <w:widowControl w:val="false"/>
               <w:suppressLineNumbers/>
               <w:bidi w:val="0"/>
               <w:jc w:val="center"/>
@@ -1080,6 +1101,7 @@
           <w:p>
             <w:pPr>
               <w:pStyle w:val="Style22"/>
+              <w:widowControl w:val="false"/>
               <w:suppressLineNumbers/>
               <w:bidi w:val="0"/>
               <w:jc w:val="center"/>
@@ -1093,7 +1115,7 @@
         </w:tc>
         <w:tc>
           <w:tcPr>
-            <w:tcW w:w="4503" w:type="dxa"/>
+            <w:tcW w:w="4504" w:type="dxa"/>
             <w:gridSpan w:val="2"/>
             <w:tcBorders/>
             <w:vAlign w:val="center"/>
@@ -1119,7 +1141,6 @@
         <w:tc>
           <w:tcPr>
             <w:tcW w:w="1927" w:type="dxa"/>
-            <w:gridSpan w:val="2"/>
             <w:vMerge w:val="continue"/>
             <w:tcBorders/>
             <w:vAlign w:val="center"/>
@@ -1127,6 +1148,7 @@
           <w:p>
             <w:pPr>
               <w:pStyle w:val="Style21"/>
+              <w:widowControl w:val="false"/>
               <w:bidi w:val="0"/>
               <w:jc w:val="left"/>
               <w:rPr>
@@ -1144,7 +1166,7 @@
         </w:tc>
         <w:tc>
           <w:tcPr>
-            <w:tcW w:w="1888" w:type="dxa"/>
+            <w:tcW w:w="1887" w:type="dxa"/>
             <w:vMerge w:val="continue"/>
             <w:tcBorders/>
             <w:vAlign w:val="center"/>
@@ -1152,6 +1174,7 @@
           <w:p>
             <w:pPr>
               <w:pStyle w:val="Style21"/>
+              <w:widowControl w:val="false"/>
               <w:bidi w:val="0"/>
               <w:jc w:val="left"/>
               <w:rPr>
@@ -1176,6 +1199,7 @@
           <w:p>
             <w:pPr>
               <w:pStyle w:val="Style22"/>
+              <w:widowControl w:val="false"/>
               <w:suppressLineNumbers/>
               <w:bidi w:val="0"/>
               <w:jc w:val="center"/>
@@ -1249,7 +1273,7 @@
         </w:tc>
         <w:tc>
           <w:tcPr>
-            <w:tcW w:w="2260" w:type="dxa"/>
+            <w:tcW w:w="2261" w:type="dxa"/>
             <w:tcBorders/>
             <w:vAlign w:val="center"/>
           </w:tcPr>
@@ -1313,7 +1337,6 @@
         <w:tc>
           <w:tcPr>
             <w:tcW w:w="1927" w:type="dxa"/>
-            <w:gridSpan w:val="2"/>
             <w:vMerge w:val="continue"/>
             <w:tcBorders/>
             <w:vAlign w:val="center"/>
@@ -1321,6 +1344,7 @@
           <w:p>
             <w:pPr>
               <w:pStyle w:val="Style21"/>
+              <w:widowControl w:val="false"/>
               <w:bidi w:val="0"/>
               <w:jc w:val="left"/>
               <w:rPr>
@@ -1338,7 +1362,7 @@
         </w:tc>
         <w:tc>
           <w:tcPr>
-            <w:tcW w:w="3208" w:type="dxa"/>
+            <w:tcW w:w="3207" w:type="dxa"/>
             <w:gridSpan w:val="2"/>
             <w:tcBorders/>
             <w:vAlign w:val="center"/>
@@ -1346,6 +1370,7 @@
           <w:p>
             <w:pPr>
               <w:pStyle w:val="Style22"/>
+              <w:widowControl w:val="false"/>
               <w:suppressLineNumbers/>
               <w:bidi w:val="0"/>
               <w:jc w:val="center"/>
@@ -1386,7 +1411,7 @@
         </w:tc>
         <w:tc>
           <w:tcPr>
-            <w:tcW w:w="4503" w:type="dxa"/>
+            <w:tcW w:w="4504" w:type="dxa"/>
             <w:gridSpan w:val="2"/>
             <w:tcBorders/>
             <w:vAlign w:val="center"/>
@@ -1424,14 +1449,36 @@
         <w:tc>
           <w:tcPr>
             <w:tcW w:w="1927" w:type="dxa"/>
+            <w:vMerge w:val="restart"/>
+            <w:tcBorders/>
+            <w:vAlign w:val="center"/>
+          </w:tcPr>
+          <w:p>
+            <w:pPr>
+              <w:pStyle w:val="Style22"/>
+              <w:widowControl w:val="false"/>
+              <w:suppressLineNumbers/>
+              <w:bidi w:val="0"/>
+              <w:jc w:val="center"/>
+              <w:rPr/>
+            </w:pPr>
+            <w:r>
+              <w:rPr/>
+              <w:t>表示機能</w:t>
+            </w:r>
+          </w:p>
+        </w:tc>
+        <w:tc>
+          <w:tcPr>
+            <w:tcW w:w="3207" w:type="dxa"/>
             <w:gridSpan w:val="2"/>
-            <w:vMerge w:val="restart"/>
             <w:tcBorders/>
             <w:vAlign w:val="center"/>
           </w:tcPr>
           <w:p>
             <w:pPr>
               <w:pStyle w:val="Style22"/>
+              <w:widowControl w:val="false"/>
               <w:suppressLineNumbers/>
               <w:bidi w:val="0"/>
               <w:jc w:val="center"/>
@@ -1439,34 +1486,13 @@
             </w:pPr>
             <w:r>
               <w:rPr/>
-              <w:t>表示機能</w:t>
-            </w:r>
-          </w:p>
-        </w:tc>
-        <w:tc>
-          <w:tcPr>
-            <w:tcW w:w="3208" w:type="dxa"/>
-            <w:gridSpan w:val="2"/>
-            <w:tcBorders/>
-            <w:vAlign w:val="center"/>
-          </w:tcPr>
-          <w:p>
-            <w:pPr>
-              <w:pStyle w:val="Style22"/>
-              <w:suppressLineNumbers/>
-              <w:bidi w:val="0"/>
-              <w:jc w:val="center"/>
-              <w:rPr/>
-            </w:pPr>
-            <w:r>
-              <w:rPr/>
               <w:t>グラフィックスアクセラレータ</w:t>
             </w:r>
           </w:p>
         </w:tc>
         <w:tc>
           <w:tcPr>
-            <w:tcW w:w="4503" w:type="dxa"/>
+            <w:tcW w:w="4504" w:type="dxa"/>
             <w:gridSpan w:val="2"/>
             <w:tcBorders/>
             <w:vAlign w:val="center"/>
@@ -1504,7 +1530,6 @@
         <w:tc>
           <w:tcPr>
             <w:tcW w:w="1927" w:type="dxa"/>
-            <w:gridSpan w:val="2"/>
             <w:vMerge w:val="continue"/>
             <w:tcBorders/>
             <w:vAlign w:val="center"/>
@@ -1512,6 +1537,7 @@
           <w:p>
             <w:pPr>
               <w:pStyle w:val="Style21"/>
+              <w:widowControl w:val="false"/>
               <w:bidi w:val="0"/>
               <w:jc w:val="left"/>
               <w:rPr>
@@ -1529,7 +1555,7 @@
         </w:tc>
         <w:tc>
           <w:tcPr>
-            <w:tcW w:w="3208" w:type="dxa"/>
+            <w:tcW w:w="3207" w:type="dxa"/>
             <w:gridSpan w:val="2"/>
             <w:tcBorders/>
             <w:vAlign w:val="center"/>
@@ -1537,6 +1563,7 @@
           <w:p>
             <w:pPr>
               <w:pStyle w:val="Style22"/>
+              <w:widowControl w:val="false"/>
               <w:suppressLineNumbers/>
               <w:bidi w:val="0"/>
               <w:jc w:val="center"/>
@@ -1550,7 +1577,7 @@
         </w:tc>
         <w:tc>
           <w:tcPr>
-            <w:tcW w:w="4503" w:type="dxa"/>
+            <w:tcW w:w="4504" w:type="dxa"/>
             <w:gridSpan w:val="2"/>
             <w:tcBorders/>
             <w:vAlign w:val="center"/>
@@ -1576,7 +1603,6 @@
         <w:tc>
           <w:tcPr>
             <w:tcW w:w="1927" w:type="dxa"/>
-            <w:gridSpan w:val="2"/>
             <w:vMerge w:val="continue"/>
             <w:tcBorders/>
             <w:vAlign w:val="center"/>
@@ -1584,6 +1610,7 @@
           <w:p>
             <w:pPr>
               <w:pStyle w:val="Style21"/>
+              <w:widowControl w:val="false"/>
               <w:bidi w:val="0"/>
               <w:jc w:val="left"/>
               <w:rPr>
@@ -1601,7 +1628,7 @@
         </w:tc>
         <w:tc>
           <w:tcPr>
-            <w:tcW w:w="3208" w:type="dxa"/>
+            <w:tcW w:w="3207" w:type="dxa"/>
             <w:gridSpan w:val="2"/>
             <w:tcBorders/>
             <w:vAlign w:val="center"/>
@@ -1609,6 +1636,7 @@
           <w:p>
             <w:pPr>
               <w:pStyle w:val="Style22"/>
+              <w:widowControl w:val="false"/>
               <w:suppressLineNumbers/>
               <w:bidi w:val="0"/>
               <w:jc w:val="center"/>
@@ -1657,7 +1685,7 @@
         </w:tc>
         <w:tc>
           <w:tcPr>
-            <w:tcW w:w="4503" w:type="dxa"/>
+            <w:tcW w:w="4504" w:type="dxa"/>
             <w:gridSpan w:val="2"/>
             <w:tcBorders/>
             <w:vAlign w:val="center"/>
@@ -1755,7 +1783,6 @@
         <w:tc>
           <w:tcPr>
             <w:tcW w:w="1927" w:type="dxa"/>
-            <w:gridSpan w:val="2"/>
             <w:vMerge w:val="continue"/>
             <w:tcBorders/>
             <w:vAlign w:val="center"/>
@@ -1763,6 +1790,7 @@
           <w:p>
             <w:pPr>
               <w:pStyle w:val="Style21"/>
+              <w:widowControl w:val="false"/>
               <w:bidi w:val="0"/>
               <w:jc w:val="left"/>
               <w:rPr>
@@ -1780,7 +1808,7 @@
         </w:tc>
         <w:tc>
           <w:tcPr>
-            <w:tcW w:w="3208" w:type="dxa"/>
+            <w:tcW w:w="3207" w:type="dxa"/>
             <w:gridSpan w:val="2"/>
             <w:tcBorders/>
             <w:vAlign w:val="center"/>
@@ -1788,6 +1816,7 @@
           <w:p>
             <w:pPr>
               <w:pStyle w:val="Style22"/>
+              <w:widowControl w:val="false"/>
               <w:suppressLineNumbers/>
               <w:bidi w:val="0"/>
               <w:jc w:val="center"/>
@@ -1801,7 +1830,7 @@
         </w:tc>
         <w:tc>
           <w:tcPr>
-            <w:tcW w:w="4503" w:type="dxa"/>
+            <w:tcW w:w="4504" w:type="dxa"/>
             <w:gridSpan w:val="2"/>
             <w:tcBorders/>
             <w:vAlign w:val="center"/>
@@ -1831,7 +1860,6 @@
         <w:tc>
           <w:tcPr>
             <w:tcW w:w="1927" w:type="dxa"/>
-            <w:gridSpan w:val="2"/>
             <w:vMerge w:val="continue"/>
             <w:tcBorders/>
             <w:vAlign w:val="center"/>
@@ -1839,6 +1867,7 @@
           <w:p>
             <w:pPr>
               <w:pStyle w:val="Style21"/>
+              <w:widowControl w:val="false"/>
               <w:bidi w:val="0"/>
               <w:jc w:val="left"/>
               <w:rPr>
@@ -1856,7 +1885,7 @@
         </w:tc>
         <w:tc>
           <w:tcPr>
-            <w:tcW w:w="3208" w:type="dxa"/>
+            <w:tcW w:w="3207" w:type="dxa"/>
             <w:gridSpan w:val="2"/>
             <w:tcBorders/>
             <w:vAlign w:val="center"/>
@@ -1864,6 +1893,7 @@
           <w:p>
             <w:pPr>
               <w:pStyle w:val="Style22"/>
+              <w:widowControl w:val="false"/>
               <w:suppressLineNumbers/>
               <w:bidi w:val="0"/>
               <w:jc w:val="center"/>
@@ -1877,7 +1907,7 @@
         </w:tc>
         <w:tc>
           <w:tcPr>
-            <w:tcW w:w="4503" w:type="dxa"/>
+            <w:tcW w:w="4504" w:type="dxa"/>
             <w:gridSpan w:val="2"/>
             <w:tcBorders/>
             <w:vAlign w:val="center"/>
@@ -1903,7 +1933,6 @@
         <w:tc>
           <w:tcPr>
             <w:tcW w:w="1927" w:type="dxa"/>
-            <w:gridSpan w:val="2"/>
             <w:vMerge w:val="continue"/>
             <w:tcBorders/>
             <w:vAlign w:val="center"/>
@@ -1911,6 +1940,7 @@
           <w:p>
             <w:pPr>
               <w:pStyle w:val="Style21"/>
+              <w:widowControl w:val="false"/>
               <w:bidi w:val="0"/>
               <w:jc w:val="left"/>
               <w:rPr>
@@ -1928,7 +1958,7 @@
         </w:tc>
         <w:tc>
           <w:tcPr>
-            <w:tcW w:w="3208" w:type="dxa"/>
+            <w:tcW w:w="3207" w:type="dxa"/>
             <w:gridSpan w:val="2"/>
             <w:tcBorders/>
             <w:vAlign w:val="center"/>
@@ -1936,6 +1966,7 @@
           <w:p>
             <w:pPr>
               <w:pStyle w:val="Style22"/>
+              <w:widowControl w:val="false"/>
               <w:suppressLineNumbers/>
               <w:bidi w:val="0"/>
               <w:jc w:val="center"/>
@@ -1949,7 +1980,7 @@
         </w:tc>
         <w:tc>
           <w:tcPr>
-            <w:tcW w:w="4503" w:type="dxa"/>
+            <w:tcW w:w="4504" w:type="dxa"/>
             <w:gridSpan w:val="2"/>
             <w:tcBorders/>
             <w:vAlign w:val="center"/>
@@ -2000,7 +2031,6 @@
         <w:tc>
           <w:tcPr>
             <w:tcW w:w="1927" w:type="dxa"/>
-            <w:gridSpan w:val="2"/>
             <w:vMerge w:val="continue"/>
             <w:tcBorders/>
             <w:vAlign w:val="center"/>
@@ -2008,6 +2038,7 @@
           <w:p>
             <w:pPr>
               <w:pStyle w:val="Style21"/>
+              <w:widowControl w:val="false"/>
               <w:bidi w:val="0"/>
               <w:jc w:val="left"/>
               <w:rPr>
@@ -2025,7 +2056,7 @@
         </w:tc>
         <w:tc>
           <w:tcPr>
-            <w:tcW w:w="3208" w:type="dxa"/>
+            <w:tcW w:w="3207" w:type="dxa"/>
             <w:gridSpan w:val="2"/>
             <w:tcBorders/>
             <w:vAlign w:val="center"/>
@@ -2033,6 +2064,7 @@
           <w:p>
             <w:pPr>
               <w:pStyle w:val="Style22"/>
+              <w:widowControl w:val="false"/>
               <w:suppressLineNumbers/>
               <w:bidi w:val="0"/>
               <w:jc w:val="center"/>
@@ -2073,7 +2105,7 @@
         </w:tc>
         <w:tc>
           <w:tcPr>
-            <w:tcW w:w="4503" w:type="dxa"/>
+            <w:tcW w:w="4504" w:type="dxa"/>
             <w:gridSpan w:val="2"/>
             <w:tcBorders/>
             <w:vAlign w:val="center"/>
@@ -2114,14 +2146,15 @@
         <w:trPr/>
         <w:tc>
           <w:tcPr>
-            <w:tcW w:w="5135" w:type="dxa"/>
-            <w:gridSpan w:val="4"/>
+            <w:tcW w:w="5134" w:type="dxa"/>
+            <w:gridSpan w:val="3"/>
             <w:tcBorders/>
             <w:vAlign w:val="center"/>
           </w:tcPr>
           <w:p>
             <w:pPr>
               <w:pStyle w:val="Style22"/>
+              <w:widowControl w:val="false"/>
               <w:suppressLineNumbers/>
               <w:bidi w:val="0"/>
               <w:jc w:val="center"/>
@@ -2171,7 +2204,7 @@
         </w:tc>
         <w:tc>
           <w:tcPr>
-            <w:tcW w:w="4503" w:type="dxa"/>
+            <w:tcW w:w="4504" w:type="dxa"/>
             <w:gridSpan w:val="2"/>
             <w:tcBorders/>
             <w:vAlign w:val="center"/>
@@ -2243,14 +2276,15 @@
         <w:trPr/>
         <w:tc>
           <w:tcPr>
-            <w:tcW w:w="5135" w:type="dxa"/>
-            <w:gridSpan w:val="4"/>
+            <w:tcW w:w="5134" w:type="dxa"/>
+            <w:gridSpan w:val="3"/>
             <w:tcBorders/>
             <w:vAlign w:val="center"/>
           </w:tcPr>
           <w:p>
             <w:pPr>
               <w:pStyle w:val="Style22"/>
+              <w:widowControl w:val="false"/>
               <w:suppressLineNumbers/>
               <w:bidi w:val="0"/>
               <w:jc w:val="center"/>
@@ -2264,7 +2298,7 @@
         </w:tc>
         <w:tc>
           <w:tcPr>
-            <w:tcW w:w="4503" w:type="dxa"/>
+            <w:tcW w:w="4504" w:type="dxa"/>
             <w:gridSpan w:val="2"/>
             <w:tcBorders/>
             <w:vAlign w:val="center"/>
@@ -2290,14 +2324,36 @@
         <w:tc>
           <w:tcPr>
             <w:tcW w:w="1927" w:type="dxa"/>
+            <w:vMerge w:val="restart"/>
+            <w:tcBorders/>
+            <w:vAlign w:val="center"/>
+          </w:tcPr>
+          <w:p>
+            <w:pPr>
+              <w:pStyle w:val="Style22"/>
+              <w:widowControl w:val="false"/>
+              <w:suppressLineNumbers/>
+              <w:bidi w:val="0"/>
+              <w:jc w:val="center"/>
+              <w:rPr/>
+            </w:pPr>
+            <w:r>
+              <w:rPr/>
+              <w:t>モバイルマルチベイ</w:t>
+            </w:r>
+          </w:p>
+        </w:tc>
+        <w:tc>
+          <w:tcPr>
+            <w:tcW w:w="3207" w:type="dxa"/>
             <w:gridSpan w:val="2"/>
-            <w:vMerge w:val="restart"/>
             <w:tcBorders/>
             <w:vAlign w:val="center"/>
           </w:tcPr>
           <w:p>
             <w:pPr>
               <w:pStyle w:val="Style22"/>
+              <w:widowControl w:val="false"/>
               <w:suppressLineNumbers/>
               <w:bidi w:val="0"/>
               <w:jc w:val="center"/>
@@ -2305,34 +2361,13 @@
             </w:pPr>
             <w:r>
               <w:rPr/>
-              <w:t>モバイルマルチベイ</w:t>
-            </w:r>
-          </w:p>
-        </w:tc>
-        <w:tc>
-          <w:tcPr>
-            <w:tcW w:w="3208" w:type="dxa"/>
-            <w:gridSpan w:val="2"/>
-            <w:tcBorders/>
-            <w:vAlign w:val="center"/>
-          </w:tcPr>
-          <w:p>
-            <w:pPr>
-              <w:pStyle w:val="Style22"/>
-              <w:suppressLineNumbers/>
-              <w:bidi w:val="0"/>
-              <w:jc w:val="center"/>
-              <w:rPr/>
-            </w:pPr>
-            <w:r>
-              <w:rPr/>
               <w:t>スロット数</w:t>
             </w:r>
           </w:p>
         </w:tc>
         <w:tc>
           <w:tcPr>
-            <w:tcW w:w="4503" w:type="dxa"/>
+            <w:tcW w:w="4504" w:type="dxa"/>
             <w:gridSpan w:val="2"/>
             <w:tcBorders/>
             <w:vAlign w:val="center"/>
@@ -2358,7 +2393,6 @@
         <w:tc>
           <w:tcPr>
             <w:tcW w:w="1927" w:type="dxa"/>
-            <w:gridSpan w:val="2"/>
             <w:vMerge w:val="continue"/>
             <w:tcBorders/>
             <w:vAlign w:val="center"/>
@@ -2366,6 +2400,7 @@
           <w:p>
             <w:pPr>
               <w:pStyle w:val="Style21"/>
+              <w:widowControl w:val="false"/>
               <w:bidi w:val="0"/>
               <w:jc w:val="left"/>
               <w:rPr>
@@ -2383,7 +2418,7 @@
         </w:tc>
         <w:tc>
           <w:tcPr>
-            <w:tcW w:w="3208" w:type="dxa"/>
+            <w:tcW w:w="3207" w:type="dxa"/>
             <w:gridSpan w:val="2"/>
             <w:tcBorders/>
             <w:vAlign w:val="center"/>
@@ -2391,6 +2426,7 @@
           <w:p>
             <w:pPr>
               <w:pStyle w:val="Style22"/>
+              <w:widowControl w:val="false"/>
               <w:suppressLineNumbers/>
               <w:bidi w:val="0"/>
               <w:jc w:val="center"/>
@@ -2404,7 +2440,7 @@
         </w:tc>
         <w:tc>
           <w:tcPr>
-            <w:tcW w:w="4503" w:type="dxa"/>
+            <w:tcW w:w="4504" w:type="dxa"/>
             <w:gridSpan w:val="2"/>
             <w:tcBorders/>
             <w:vAlign w:val="center"/>
@@ -2429,14 +2465,15 @@
         <w:trPr/>
         <w:tc>
           <w:tcPr>
-            <w:tcW w:w="5135" w:type="dxa"/>
-            <w:gridSpan w:val="4"/>
+            <w:tcW w:w="5134" w:type="dxa"/>
+            <w:gridSpan w:val="3"/>
             <w:tcBorders/>
             <w:vAlign w:val="center"/>
           </w:tcPr>
           <w:p>
             <w:pPr>
               <w:pStyle w:val="Style22"/>
+              <w:widowControl w:val="false"/>
               <w:suppressLineNumbers/>
               <w:bidi w:val="0"/>
               <w:jc w:val="center"/>
@@ -2450,7 +2487,7 @@
         </w:tc>
         <w:tc>
           <w:tcPr>
-            <w:tcW w:w="4503" w:type="dxa"/>
+            <w:tcW w:w="4504" w:type="dxa"/>
             <w:gridSpan w:val="2"/>
             <w:tcBorders/>
             <w:vAlign w:val="center"/>
@@ -2558,14 +2595,15 @@
         <w:trPr/>
         <w:tc>
           <w:tcPr>
-            <w:tcW w:w="5135" w:type="dxa"/>
-            <w:gridSpan w:val="4"/>
+            <w:tcW w:w="5134" w:type="dxa"/>
+            <w:gridSpan w:val="3"/>
             <w:tcBorders/>
             <w:vAlign w:val="center"/>
           </w:tcPr>
           <w:p>
             <w:pPr>
               <w:pStyle w:val="Style22"/>
+              <w:widowControl w:val="false"/>
               <w:suppressLineNumbers/>
               <w:bidi w:val="0"/>
               <w:jc w:val="center"/>
@@ -2583,7 +2621,7 @@
         </w:tc>
         <w:tc>
           <w:tcPr>
-            <w:tcW w:w="4503" w:type="dxa"/>
+            <w:tcW w:w="4504" w:type="dxa"/>
             <w:gridSpan w:val="2"/>
             <w:tcBorders/>
             <w:vAlign w:val="center"/>
@@ -2649,14 +2687,36 @@
         <w:tc>
           <w:tcPr>
             <w:tcW w:w="1927" w:type="dxa"/>
+            <w:vMerge w:val="restart"/>
+            <w:tcBorders/>
+            <w:vAlign w:val="center"/>
+          </w:tcPr>
+          <w:p>
+            <w:pPr>
+              <w:pStyle w:val="Style22"/>
+              <w:widowControl w:val="false"/>
+              <w:suppressLineNumbers/>
+              <w:bidi w:val="0"/>
+              <w:jc w:val="center"/>
+              <w:rPr/>
+            </w:pPr>
+            <w:r>
+              <w:rPr/>
+              <w:t>センサー</w:t>
+            </w:r>
+          </w:p>
+        </w:tc>
+        <w:tc>
+          <w:tcPr>
+            <w:tcW w:w="3207" w:type="dxa"/>
             <w:gridSpan w:val="2"/>
-            <w:vMerge w:val="restart"/>
             <w:tcBorders/>
             <w:vAlign w:val="center"/>
           </w:tcPr>
           <w:p>
             <w:pPr>
               <w:pStyle w:val="Style22"/>
+              <w:widowControl w:val="false"/>
               <w:suppressLineNumbers/>
               <w:bidi w:val="0"/>
               <w:jc w:val="center"/>
@@ -2664,34 +2724,13 @@
             </w:pPr>
             <w:r>
               <w:rPr/>
-              <w:t>センサー</w:t>
-            </w:r>
-          </w:p>
-        </w:tc>
-        <w:tc>
-          <w:tcPr>
-            <w:tcW w:w="3208" w:type="dxa"/>
-            <w:gridSpan w:val="2"/>
-            <w:tcBorders/>
-            <w:vAlign w:val="center"/>
-          </w:tcPr>
-          <w:p>
-            <w:pPr>
-              <w:pStyle w:val="Style22"/>
-              <w:suppressLineNumbers/>
-              <w:bidi w:val="0"/>
-              <w:jc w:val="center"/>
-              <w:rPr/>
-            </w:pPr>
-            <w:r>
-              <w:rPr/>
               <w:t>通常モデル</w:t>
             </w:r>
           </w:p>
         </w:tc>
         <w:tc>
           <w:tcPr>
-            <w:tcW w:w="4503" w:type="dxa"/>
+            <w:tcW w:w="4504" w:type="dxa"/>
             <w:gridSpan w:val="2"/>
             <w:tcBorders/>
             <w:vAlign w:val="center"/>
@@ -2725,7 +2764,6 @@
         <w:tc>
           <w:tcPr>
             <w:tcW w:w="1927" w:type="dxa"/>
-            <w:gridSpan w:val="2"/>
             <w:vMerge w:val="continue"/>
             <w:tcBorders/>
             <w:vAlign w:val="center"/>
@@ -2733,6 +2771,7 @@
           <w:p>
             <w:pPr>
               <w:pStyle w:val="Style21"/>
+              <w:widowControl w:val="false"/>
               <w:bidi w:val="0"/>
               <w:jc w:val="left"/>
               <w:rPr>
@@ -2750,7 +2789,7 @@
         </w:tc>
         <w:tc>
           <w:tcPr>
-            <w:tcW w:w="3208" w:type="dxa"/>
+            <w:tcW w:w="3207" w:type="dxa"/>
             <w:gridSpan w:val="2"/>
             <w:tcBorders/>
             <w:vAlign w:val="center"/>
@@ -2758,6 +2797,7 @@
           <w:p>
             <w:pPr>
               <w:pStyle w:val="Style22"/>
+              <w:widowControl w:val="false"/>
               <w:suppressLineNumbers/>
               <w:bidi w:val="0"/>
               <w:jc w:val="center"/>
@@ -2807,7 +2847,7 @@
         </w:tc>
         <w:tc>
           <w:tcPr>
-            <w:tcW w:w="4503" w:type="dxa"/>
+            <w:tcW w:w="4504" w:type="dxa"/>
             <w:gridSpan w:val="2"/>
             <w:tcBorders/>
             <w:vAlign w:val="center"/>
@@ -2871,14 +2911,15 @@
         <w:trPr/>
         <w:tc>
           <w:tcPr>
-            <w:tcW w:w="5135" w:type="dxa"/>
-            <w:gridSpan w:val="4"/>
+            <w:tcW w:w="5134" w:type="dxa"/>
+            <w:gridSpan w:val="3"/>
             <w:tcBorders/>
             <w:vAlign w:val="center"/>
           </w:tcPr>
           <w:p>
             <w:pPr>
               <w:pStyle w:val="Style22"/>
+              <w:widowControl w:val="false"/>
               <w:suppressLineNumbers/>
               <w:bidi w:val="0"/>
               <w:jc w:val="center"/>
@@ -2892,7 +2933,7 @@
         </w:tc>
         <w:tc>
           <w:tcPr>
-            <w:tcW w:w="4503" w:type="dxa"/>
+            <w:tcW w:w="4504" w:type="dxa"/>
             <w:gridSpan w:val="2"/>
             <w:tcBorders/>
             <w:vAlign w:val="center"/>
@@ -2925,14 +2966,15 @@
         <w:trPr/>
         <w:tc>
           <w:tcPr>
-            <w:tcW w:w="5135" w:type="dxa"/>
-            <w:gridSpan w:val="4"/>
+            <w:tcW w:w="5134" w:type="dxa"/>
+            <w:gridSpan w:val="3"/>
             <w:tcBorders/>
             <w:vAlign w:val="center"/>
           </w:tcPr>
           <w:p>
             <w:pPr>
               <w:pStyle w:val="Style22"/>
+              <w:widowControl w:val="false"/>
               <w:suppressLineNumbers/>
               <w:bidi w:val="0"/>
               <w:jc w:val="center"/>
@@ -2946,7 +2988,7 @@
         </w:tc>
         <w:tc>
           <w:tcPr>
-            <w:tcW w:w="4503" w:type="dxa"/>
+            <w:tcW w:w="4504" w:type="dxa"/>
             <w:gridSpan w:val="2"/>
             <w:tcBorders/>
             <w:vAlign w:val="center"/>
@@ -2988,14 +3030,36 @@
         <w:tc>
           <w:tcPr>
             <w:tcW w:w="1927" w:type="dxa"/>
+            <w:vMerge w:val="restart"/>
+            <w:tcBorders/>
+            <w:vAlign w:val="center"/>
+          </w:tcPr>
+          <w:p>
+            <w:pPr>
+              <w:pStyle w:val="Style22"/>
+              <w:widowControl w:val="false"/>
+              <w:suppressLineNumbers/>
+              <w:bidi w:val="0"/>
+              <w:jc w:val="center"/>
+              <w:rPr/>
+            </w:pPr>
+            <w:r>
+              <w:rPr/>
+              <w:t>通信</w:t>
+            </w:r>
+          </w:p>
+        </w:tc>
+        <w:tc>
+          <w:tcPr>
+            <w:tcW w:w="3207" w:type="dxa"/>
             <w:gridSpan w:val="2"/>
-            <w:vMerge w:val="restart"/>
             <w:tcBorders/>
             <w:vAlign w:val="center"/>
           </w:tcPr>
           <w:p>
             <w:pPr>
               <w:pStyle w:val="Style22"/>
+              <w:widowControl w:val="false"/>
               <w:suppressLineNumbers/>
               <w:bidi w:val="0"/>
               <w:jc w:val="center"/>
@@ -3003,27 +3067,6 @@
             </w:pPr>
             <w:r>
               <w:rPr/>
-              <w:t>通信</w:t>
-            </w:r>
-          </w:p>
-        </w:tc>
-        <w:tc>
-          <w:tcPr>
-            <w:tcW w:w="3208" w:type="dxa"/>
-            <w:gridSpan w:val="2"/>
-            <w:tcBorders/>
-            <w:vAlign w:val="center"/>
-          </w:tcPr>
-          <w:p>
-            <w:pPr>
-              <w:pStyle w:val="Style22"/>
-              <w:suppressLineNumbers/>
-              <w:bidi w:val="0"/>
-              <w:jc w:val="center"/>
-              <w:rPr/>
-            </w:pPr>
-            <w:r>
-              <w:rPr/>
               <w:t>LAN</w:t>
             </w:r>
             <w:r>
@@ -3061,7 +3104,7 @@
         </w:tc>
         <w:tc>
           <w:tcPr>
-            <w:tcW w:w="4503" w:type="dxa"/>
+            <w:tcW w:w="4504" w:type="dxa"/>
             <w:gridSpan w:val="2"/>
             <w:tcBorders/>
             <w:vAlign w:val="center"/>
@@ -3138,7 +3181,6 @@
         <w:tc>
           <w:tcPr>
             <w:tcW w:w="1927" w:type="dxa"/>
-            <w:gridSpan w:val="2"/>
             <w:vMerge w:val="continue"/>
             <w:tcBorders/>
             <w:vAlign w:val="center"/>
@@ -3146,6 +3188,7 @@
           <w:p>
             <w:pPr>
               <w:pStyle w:val="Style21"/>
+              <w:widowControl w:val="false"/>
               <w:bidi w:val="0"/>
               <w:jc w:val="left"/>
               <w:rPr>
@@ -3163,7 +3206,7 @@
         </w:tc>
         <w:tc>
           <w:tcPr>
-            <w:tcW w:w="1888" w:type="dxa"/>
+            <w:tcW w:w="1887" w:type="dxa"/>
             <w:vMerge w:val="restart"/>
             <w:tcBorders/>
             <w:vAlign w:val="center"/>
@@ -3171,6 +3214,7 @@
           <w:p>
             <w:pPr>
               <w:pStyle w:val="Style22"/>
+              <w:widowControl w:val="false"/>
               <w:suppressLineNumbers/>
               <w:bidi w:val="0"/>
               <w:jc w:val="center"/>
@@ -3195,6 +3239,7 @@
           <w:p>
             <w:pPr>
               <w:pStyle w:val="Style22"/>
+              <w:widowControl w:val="false"/>
               <w:suppressLineNumbers/>
               <w:bidi w:val="0"/>
               <w:jc w:val="center"/>
@@ -3208,7 +3253,7 @@
         </w:tc>
         <w:tc>
           <w:tcPr>
-            <w:tcW w:w="4503" w:type="dxa"/>
+            <w:tcW w:w="4504" w:type="dxa"/>
             <w:gridSpan w:val="2"/>
             <w:tcBorders/>
             <w:vAlign w:val="center"/>
@@ -3234,7 +3279,6 @@
         <w:tc>
           <w:tcPr>
             <w:tcW w:w="1927" w:type="dxa"/>
-            <w:gridSpan w:val="2"/>
             <w:vMerge w:val="continue"/>
             <w:tcBorders/>
             <w:vAlign w:val="center"/>
@@ -3242,6 +3286,7 @@
           <w:p>
             <w:pPr>
               <w:pStyle w:val="Style21"/>
+              <w:widowControl w:val="false"/>
               <w:bidi w:val="0"/>
               <w:jc w:val="left"/>
               <w:rPr>
@@ -3259,7 +3304,7 @@
         </w:tc>
         <w:tc>
           <w:tcPr>
-            <w:tcW w:w="1888" w:type="dxa"/>
+            <w:tcW w:w="1887" w:type="dxa"/>
             <w:vMerge w:val="continue"/>
             <w:tcBorders/>
             <w:vAlign w:val="center"/>
@@ -3267,6 +3312,7 @@
           <w:p>
             <w:pPr>
               <w:pStyle w:val="Style21"/>
+              <w:widowControl w:val="false"/>
               <w:bidi w:val="0"/>
               <w:jc w:val="left"/>
               <w:rPr>
@@ -3291,6 +3337,7 @@
           <w:p>
             <w:pPr>
               <w:pStyle w:val="Style22"/>
+              <w:widowControl w:val="false"/>
               <w:suppressLineNumbers/>
               <w:bidi w:val="0"/>
               <w:jc w:val="center"/>
@@ -3340,7 +3387,7 @@
         </w:tc>
         <w:tc>
           <w:tcPr>
-            <w:tcW w:w="4503" w:type="dxa"/>
+            <w:tcW w:w="4504" w:type="dxa"/>
             <w:gridSpan w:val="2"/>
             <w:tcBorders/>
             <w:vAlign w:val="center"/>
@@ -3409,7 +3456,6 @@
         <w:tc>
           <w:tcPr>
             <w:tcW w:w="1927" w:type="dxa"/>
-            <w:gridSpan w:val="2"/>
             <w:vMerge w:val="continue"/>
             <w:tcBorders/>
             <w:vAlign w:val="center"/>
@@ -3417,6 +3463,7 @@
           <w:p>
             <w:pPr>
               <w:pStyle w:val="Style21"/>
+              <w:widowControl w:val="false"/>
               <w:bidi w:val="0"/>
               <w:jc w:val="left"/>
               <w:rPr>
@@ -3434,7 +3481,7 @@
         </w:tc>
         <w:tc>
           <w:tcPr>
-            <w:tcW w:w="3208" w:type="dxa"/>
+            <w:tcW w:w="3207" w:type="dxa"/>
             <w:gridSpan w:val="2"/>
             <w:tcBorders/>
             <w:vAlign w:val="center"/>
@@ -3442,6 +3489,7 @@
           <w:p>
             <w:pPr>
               <w:pStyle w:val="Style22"/>
+              <w:widowControl w:val="false"/>
               <w:suppressLineNumbers/>
               <w:bidi w:val="0"/>
               <w:jc w:val="center"/>
@@ -3490,7 +3538,7 @@
         </w:tc>
         <w:tc>
           <w:tcPr>
-            <w:tcW w:w="4503" w:type="dxa"/>
+            <w:tcW w:w="4504" w:type="dxa"/>
             <w:gridSpan w:val="2"/>
             <w:tcBorders/>
             <w:vAlign w:val="center"/>
@@ -3545,7 +3593,6 @@
         <w:tc>
           <w:tcPr>
             <w:tcW w:w="1927" w:type="dxa"/>
-            <w:gridSpan w:val="2"/>
             <w:vMerge w:val="continue"/>
             <w:tcBorders/>
             <w:vAlign w:val="center"/>
@@ -3553,6 +3600,7 @@
           <w:p>
             <w:pPr>
               <w:pStyle w:val="Style21"/>
+              <w:widowControl w:val="false"/>
               <w:bidi w:val="0"/>
               <w:jc w:val="left"/>
               <w:rPr>
@@ -3570,7 +3618,7 @@
         </w:tc>
         <w:tc>
           <w:tcPr>
-            <w:tcW w:w="3208" w:type="dxa"/>
+            <w:tcW w:w="3207" w:type="dxa"/>
             <w:gridSpan w:val="2"/>
             <w:tcBorders/>
             <w:vAlign w:val="center"/>
@@ -3578,6 +3626,7 @@
           <w:p>
             <w:pPr>
               <w:pStyle w:val="Style22"/>
+              <w:widowControl w:val="false"/>
               <w:suppressLineNumbers/>
               <w:bidi w:val="0"/>
               <w:jc w:val="center"/>
@@ -3622,7 +3671,7 @@
         </w:tc>
         <w:tc>
           <w:tcPr>
-            <w:tcW w:w="4503" w:type="dxa"/>
+            <w:tcW w:w="4504" w:type="dxa"/>
             <w:gridSpan w:val="2"/>
             <w:tcBorders/>
             <w:vAlign w:val="center"/>
@@ -3678,14 +3727,15 @@
         <w:trPr/>
         <w:tc>
           <w:tcPr>
-            <w:tcW w:w="5135" w:type="dxa"/>
-            <w:gridSpan w:val="4"/>
+            <w:tcW w:w="5134" w:type="dxa"/>
+            <w:gridSpan w:val="3"/>
             <w:tcBorders/>
             <w:vAlign w:val="center"/>
           </w:tcPr>
           <w:p>
             <w:pPr>
               <w:pStyle w:val="Style22"/>
+              <w:widowControl w:val="false"/>
               <w:suppressLineNumbers/>
               <w:bidi w:val="0"/>
               <w:jc w:val="center"/>
@@ -3711,7 +3761,7 @@
         </w:tc>
         <w:tc>
           <w:tcPr>
-            <w:tcW w:w="4503" w:type="dxa"/>
+            <w:tcW w:w="4504" w:type="dxa"/>
             <w:gridSpan w:val="2"/>
             <w:tcBorders/>
             <w:vAlign w:val="center"/>
@@ -3737,14 +3787,63 @@
         <w:tc>
           <w:tcPr>
             <w:tcW w:w="1927" w:type="dxa"/>
+            <w:vMerge w:val="restart"/>
+            <w:tcBorders/>
+            <w:vAlign w:val="center"/>
+          </w:tcPr>
+          <w:p>
+            <w:pPr>
+              <w:pStyle w:val="Style22"/>
+              <w:widowControl w:val="false"/>
+              <w:suppressLineNumbers/>
+              <w:bidi w:val="0"/>
+              <w:jc w:val="center"/>
+              <w:rPr/>
+            </w:pPr>
+            <w:r>
+              <w:rPr/>
+              <w:t>セキュリティ（</w:t>
+            </w:r>
+            <w:r>
+              <w:fldChar w:fldCharType="begin"/>
+            </w:r>
+            <w:r>
+              <w:rPr/>
+              <w:instrText xml:space="preserve"> HYPERLINK "https://247ps-i.isnet.jp.fujitsu.com/platform/pc/product/arrowstab/1901/q509ve/spec.html" \l "6"</w:instrText>
+            </w:r>
+            <w:r>
+              <w:rPr/>
+              <w:fldChar w:fldCharType="separate"/>
+            </w:r>
+            <w:r>
+              <w:rPr/>
+              <w:t>注</w:t>
+            </w:r>
+            <w:r>
+              <w:rPr/>
+              <w:fldChar w:fldCharType="end"/>
+            </w:r>
+            <w:r>
+              <w:rPr/>
+              <w:t>6</w:t>
+            </w:r>
+            <w:r>
+              <w:rPr/>
+              <w:t>）</w:t>
+            </w:r>
+          </w:p>
+        </w:tc>
+        <w:tc>
+          <w:tcPr>
+            <w:tcW w:w="3207" w:type="dxa"/>
             <w:gridSpan w:val="2"/>
-            <w:vMerge w:val="restart"/>
             <w:tcBorders/>
             <w:vAlign w:val="center"/>
           </w:tcPr>
           <w:p>
             <w:pPr>
               <w:pStyle w:val="Style22"/>
+              <w:widowControl w:val="false"/>
               <w:suppressLineNumbers/>
               <w:bidi w:val="0"/>
               <w:jc w:val="center"/>
@@ -3752,61 +3851,13 @@
             </w:pPr>
             <w:r>
               <w:rPr/>
-              <w:t>セキュリティ（</w:t>
-            </w:r>
-            <w:r>
-              <w:fldChar w:fldCharType="begin"/>
-            </w:r>
-            <w:r>
-              <w:rPr/>
-              <w:instrText xml:space="preserve"> HYPERLINK "https://247ps-i.isnet.jp.fujitsu.com/platform/pc/product/arrowstab/1901/q509ve/spec.html" \l "6"</w:instrText>
-            </w:r>
-            <w:r>
-              <w:rPr/>
-              <w:fldChar w:fldCharType="separate"/>
-            </w:r>
-            <w:r>
-              <w:rPr/>
-              <w:t>注</w:t>
-            </w:r>
-            <w:r>
-              <w:rPr/>
-              <w:fldChar w:fldCharType="end"/>
-            </w:r>
-            <w:r>
-              <w:rPr/>
-              <w:t>6</w:t>
-            </w:r>
-            <w:r>
-              <w:rPr/>
-              <w:t>）</w:t>
-            </w:r>
-          </w:p>
-        </w:tc>
-        <w:tc>
-          <w:tcPr>
-            <w:tcW w:w="3208" w:type="dxa"/>
-            <w:gridSpan w:val="2"/>
-            <w:tcBorders/>
-            <w:vAlign w:val="center"/>
-          </w:tcPr>
-          <w:p>
-            <w:pPr>
-              <w:pStyle w:val="Style22"/>
-              <w:suppressLineNumbers/>
-              <w:bidi w:val="0"/>
-              <w:jc w:val="center"/>
-              <w:rPr/>
-            </w:pPr>
-            <w:r>
-              <w:rPr/>
               <w:t>NFC</w:t>
             </w:r>
           </w:p>
         </w:tc>
         <w:tc>
           <w:tcPr>
-            <w:tcW w:w="4503" w:type="dxa"/>
+            <w:tcW w:w="4504" w:type="dxa"/>
             <w:gridSpan w:val="2"/>
             <w:tcBorders/>
             <w:vAlign w:val="center"/>
@@ -3832,7 +3883,6 @@
         <w:tc>
           <w:tcPr>
             <w:tcW w:w="1927" w:type="dxa"/>
-            <w:gridSpan w:val="2"/>
             <w:vMerge w:val="continue"/>
             <w:tcBorders/>
             <w:vAlign w:val="center"/>
@@ -3840,6 +3890,7 @@
           <w:p>
             <w:pPr>
               <w:pStyle w:val="Style21"/>
+              <w:widowControl w:val="false"/>
               <w:bidi w:val="0"/>
               <w:jc w:val="left"/>
               <w:rPr>
@@ -3857,7 +3908,7 @@
         </w:tc>
         <w:tc>
           <w:tcPr>
-            <w:tcW w:w="3208" w:type="dxa"/>
+            <w:tcW w:w="3207" w:type="dxa"/>
             <w:gridSpan w:val="2"/>
             <w:tcBorders/>
             <w:vAlign w:val="center"/>
@@ -3865,6 +3916,7 @@
           <w:p>
             <w:pPr>
               <w:pStyle w:val="Style22"/>
+              <w:widowControl w:val="false"/>
               <w:suppressLineNumbers/>
               <w:bidi w:val="0"/>
               <w:jc w:val="center"/>
@@ -3886,7 +3938,7 @@
         </w:tc>
         <w:tc>
           <w:tcPr>
-            <w:tcW w:w="4503" w:type="dxa"/>
+            <w:tcW w:w="4504" w:type="dxa"/>
             <w:gridSpan w:val="2"/>
             <w:tcBorders/>
             <w:vAlign w:val="center"/>
@@ -3912,7 +3964,6 @@
         <w:tc>
           <w:tcPr>
             <w:tcW w:w="1927" w:type="dxa"/>
-            <w:gridSpan w:val="2"/>
             <w:vMerge w:val="continue"/>
             <w:tcBorders/>
             <w:vAlign w:val="center"/>
@@ -3920,6 +3971,7 @@
           <w:p>
             <w:pPr>
               <w:pStyle w:val="Style21"/>
+              <w:widowControl w:val="false"/>
               <w:bidi w:val="0"/>
               <w:jc w:val="left"/>
               <w:rPr>
@@ -3937,7 +3989,7 @@
         </w:tc>
         <w:tc>
           <w:tcPr>
-            <w:tcW w:w="3208" w:type="dxa"/>
+            <w:tcW w:w="3207" w:type="dxa"/>
             <w:gridSpan w:val="2"/>
             <w:tcBorders/>
             <w:vAlign w:val="center"/>
@@ -3945,6 +3997,7 @@
           <w:p>
             <w:pPr>
               <w:pStyle w:val="Style22"/>
+              <w:widowControl w:val="false"/>
               <w:suppressLineNumbers/>
               <w:bidi w:val="0"/>
               <w:jc w:val="center"/>
@@ -3985,7 +4038,7 @@
         </w:tc>
         <w:tc>
           <w:tcPr>
-            <w:tcW w:w="4503" w:type="dxa"/>
+            <w:tcW w:w="4504" w:type="dxa"/>
             <w:gridSpan w:val="2"/>
             <w:tcBorders/>
             <w:vAlign w:val="center"/>
@@ -4011,7 +4064,6 @@
         <w:tc>
           <w:tcPr>
             <w:tcW w:w="1927" w:type="dxa"/>
-            <w:gridSpan w:val="2"/>
             <w:vMerge w:val="continue"/>
             <w:tcBorders/>
             <w:vAlign w:val="center"/>
@@ -4019,6 +4071,7 @@
           <w:p>
             <w:pPr>
               <w:pStyle w:val="Style21"/>
+              <w:widowControl w:val="false"/>
               <w:bidi w:val="0"/>
               <w:jc w:val="left"/>
               <w:rPr>
@@ -4036,7 +4089,7 @@
         </w:tc>
         <w:tc>
           <w:tcPr>
-            <w:tcW w:w="3208" w:type="dxa"/>
+            <w:tcW w:w="3207" w:type="dxa"/>
             <w:gridSpan w:val="2"/>
             <w:tcBorders/>
             <w:vAlign w:val="center"/>
@@ -4044,6 +4097,7 @@
           <w:p>
             <w:pPr>
               <w:pStyle w:val="Style22"/>
+              <w:widowControl w:val="false"/>
               <w:suppressLineNumbers/>
               <w:bidi w:val="0"/>
               <w:jc w:val="center"/>
@@ -4084,7 +4138,7 @@
         </w:tc>
         <w:tc>
           <w:tcPr>
-            <w:tcW w:w="4503" w:type="dxa"/>
+            <w:tcW w:w="4504" w:type="dxa"/>
             <w:gridSpan w:val="2"/>
             <w:tcBorders/>
             <w:vAlign w:val="center"/>
@@ -4110,7 +4164,6 @@
         <w:tc>
           <w:tcPr>
             <w:tcW w:w="1927" w:type="dxa"/>
-            <w:gridSpan w:val="2"/>
             <w:vMerge w:val="continue"/>
             <w:tcBorders/>
             <w:vAlign w:val="center"/>
@@ -4118,6 +4171,7 @@
           <w:p>
             <w:pPr>
               <w:pStyle w:val="Style21"/>
+              <w:widowControl w:val="false"/>
               <w:bidi w:val="0"/>
               <w:jc w:val="left"/>
               <w:rPr>
@@ -4135,7 +4189,7 @@
         </w:tc>
         <w:tc>
           <w:tcPr>
-            <w:tcW w:w="3208" w:type="dxa"/>
+            <w:tcW w:w="3207" w:type="dxa"/>
             <w:gridSpan w:val="2"/>
             <w:tcBorders/>
             <w:vAlign w:val="center"/>
@@ -4143,6 +4197,7 @@
           <w:p>
             <w:pPr>
               <w:pStyle w:val="Style22"/>
+              <w:widowControl w:val="false"/>
               <w:suppressLineNumbers/>
               <w:bidi w:val="0"/>
               <w:jc w:val="center"/>
@@ -4156,7 +4211,7 @@
         </w:tc>
         <w:tc>
           <w:tcPr>
-            <w:tcW w:w="4503" w:type="dxa"/>
+            <w:tcW w:w="4504" w:type="dxa"/>
             <w:gridSpan w:val="2"/>
             <w:tcBorders/>
             <w:vAlign w:val="center"/>
@@ -4182,7 +4237,6 @@
         <w:tc>
           <w:tcPr>
             <w:tcW w:w="1927" w:type="dxa"/>
-            <w:gridSpan w:val="2"/>
             <w:vMerge w:val="continue"/>
             <w:tcBorders/>
             <w:vAlign w:val="center"/>
@@ -4190,6 +4244,7 @@
           <w:p>
             <w:pPr>
               <w:pStyle w:val="Style21"/>
+              <w:widowControl w:val="false"/>
               <w:bidi w:val="0"/>
               <w:jc w:val="left"/>
               <w:rPr>
@@ -4207,7 +4262,7 @@
         </w:tc>
         <w:tc>
           <w:tcPr>
-            <w:tcW w:w="1888" w:type="dxa"/>
+            <w:tcW w:w="1887" w:type="dxa"/>
             <w:vMerge w:val="restart"/>
             <w:tcBorders/>
             <w:vAlign w:val="center"/>
@@ -4215,6 +4270,7 @@
           <w:p>
             <w:pPr>
               <w:pStyle w:val="Style22"/>
+              <w:widowControl w:val="false"/>
               <w:suppressLineNumbers/>
               <w:bidi w:val="0"/>
               <w:jc w:val="center"/>
@@ -4237,6 +4293,7 @@
           <w:p>
             <w:pPr>
               <w:pStyle w:val="Style22"/>
+              <w:widowControl w:val="false"/>
               <w:suppressLineNumbers/>
               <w:bidi w:val="0"/>
               <w:jc w:val="center"/>
@@ -4250,7 +4307,7 @@
         </w:tc>
         <w:tc>
           <w:tcPr>
-            <w:tcW w:w="4503" w:type="dxa"/>
+            <w:tcW w:w="4504" w:type="dxa"/>
             <w:gridSpan w:val="2"/>
             <w:tcBorders/>
             <w:vAlign w:val="center"/>
@@ -4276,7 +4333,6 @@
         <w:tc>
           <w:tcPr>
             <w:tcW w:w="1927" w:type="dxa"/>
-            <w:gridSpan w:val="2"/>
             <w:vMerge w:val="continue"/>
             <w:tcBorders/>
             <w:vAlign w:val="center"/>
@@ -4284,6 +4340,7 @@
           <w:p>
             <w:pPr>
               <w:pStyle w:val="Style21"/>
+              <w:widowControl w:val="false"/>
               <w:bidi w:val="0"/>
               <w:jc w:val="left"/>
               <w:rPr>
@@ -4301,7 +4358,7 @@
         </w:tc>
         <w:tc>
           <w:tcPr>
-            <w:tcW w:w="1888" w:type="dxa"/>
+            <w:tcW w:w="1887" w:type="dxa"/>
             <w:vMerge w:val="continue"/>
             <w:tcBorders/>
             <w:vAlign w:val="center"/>
@@ -4309,6 +4366,7 @@
           <w:p>
             <w:pPr>
               <w:pStyle w:val="Style21"/>
+              <w:widowControl w:val="false"/>
               <w:bidi w:val="0"/>
               <w:jc w:val="left"/>
               <w:rPr>
@@ -4333,6 +4391,7 @@
           <w:p>
             <w:pPr>
               <w:pStyle w:val="Style22"/>
+              <w:widowControl w:val="false"/>
               <w:suppressLineNumbers/>
               <w:bidi w:val="0"/>
               <w:jc w:val="center"/>
@@ -4382,7 +4441,7 @@
         </w:tc>
         <w:tc>
           <w:tcPr>
-            <w:tcW w:w="4503" w:type="dxa"/>
+            <w:tcW w:w="4504" w:type="dxa"/>
             <w:gridSpan w:val="2"/>
             <w:tcBorders/>
             <w:vAlign w:val="center"/>
@@ -4421,14 +4480,15 @@
         <w:trPr/>
         <w:tc>
           <w:tcPr>
-            <w:tcW w:w="5135" w:type="dxa"/>
-            <w:gridSpan w:val="4"/>
+            <w:tcW w:w="5134" w:type="dxa"/>
+            <w:gridSpan w:val="3"/>
             <w:tcBorders/>
             <w:vAlign w:val="center"/>
           </w:tcPr>
           <w:p>
             <w:pPr>
               <w:pStyle w:val="Style22"/>
+              <w:widowControl w:val="false"/>
               <w:suppressLineNumbers/>
               <w:bidi w:val="0"/>
               <w:jc w:val="center"/>
@@ -4442,7 +4502,7 @@
         </w:tc>
         <w:tc>
           <w:tcPr>
-            <w:tcW w:w="4503" w:type="dxa"/>
+            <w:tcW w:w="4504" w:type="dxa"/>
             <w:gridSpan w:val="2"/>
             <w:tcBorders/>
             <w:vAlign w:val="center"/>
@@ -4507,14 +4567,36 @@
         <w:tc>
           <w:tcPr>
             <w:tcW w:w="1927" w:type="dxa"/>
+            <w:vMerge w:val="restart"/>
+            <w:tcBorders/>
+            <w:vAlign w:val="center"/>
+          </w:tcPr>
+          <w:p>
+            <w:pPr>
+              <w:pStyle w:val="Style22"/>
+              <w:widowControl w:val="false"/>
+              <w:suppressLineNumbers/>
+              <w:bidi w:val="0"/>
+              <w:jc w:val="center"/>
+              <w:rPr/>
+            </w:pPr>
+            <w:r>
+              <w:rPr/>
+              <w:t>インターフェース</w:t>
+            </w:r>
+          </w:p>
+        </w:tc>
+        <w:tc>
+          <w:tcPr>
+            <w:tcW w:w="3207" w:type="dxa"/>
             <w:gridSpan w:val="2"/>
-            <w:vMerge w:val="restart"/>
             <w:tcBorders/>
             <w:vAlign w:val="center"/>
           </w:tcPr>
           <w:p>
             <w:pPr>
               <w:pStyle w:val="Style22"/>
+              <w:widowControl w:val="false"/>
               <w:suppressLineNumbers/>
               <w:bidi w:val="0"/>
               <w:jc w:val="center"/>
@@ -4522,34 +4604,13 @@
             </w:pPr>
             <w:r>
               <w:rPr/>
-              <w:t>インターフェース</w:t>
-            </w:r>
-          </w:p>
-        </w:tc>
-        <w:tc>
-          <w:tcPr>
-            <w:tcW w:w="3208" w:type="dxa"/>
-            <w:gridSpan w:val="2"/>
-            <w:tcBorders/>
-            <w:vAlign w:val="center"/>
-          </w:tcPr>
-          <w:p>
-            <w:pPr>
-              <w:pStyle w:val="Style22"/>
-              <w:suppressLineNumbers/>
-              <w:bidi w:val="0"/>
-              <w:jc w:val="center"/>
-              <w:rPr/>
-            </w:pPr>
-            <w:r>
-              <w:rPr/>
               <w:t>外部ディスプレイ</w:t>
             </w:r>
           </w:p>
         </w:tc>
         <w:tc>
           <w:tcPr>
-            <w:tcW w:w="4503" w:type="dxa"/>
+            <w:tcW w:w="4504" w:type="dxa"/>
             <w:gridSpan w:val="2"/>
             <w:tcBorders/>
             <w:vAlign w:val="center"/>
@@ -4640,7 +4701,6 @@
         <w:tc>
           <w:tcPr>
             <w:tcW w:w="1927" w:type="dxa"/>
-            <w:gridSpan w:val="2"/>
             <w:vMerge w:val="continue"/>
             <w:tcBorders/>
             <w:vAlign w:val="center"/>
@@ -4648,6 +4708,7 @@
           <w:p>
             <w:pPr>
               <w:pStyle w:val="Style21"/>
+              <w:widowControl w:val="false"/>
               <w:bidi w:val="0"/>
               <w:jc w:val="left"/>
               <w:rPr>
@@ -4665,7 +4726,7 @@
         </w:tc>
         <w:tc>
           <w:tcPr>
-            <w:tcW w:w="3208" w:type="dxa"/>
+            <w:tcW w:w="3207" w:type="dxa"/>
             <w:gridSpan w:val="2"/>
             <w:tcBorders/>
             <w:vAlign w:val="center"/>
@@ -4673,6 +4734,7 @@
           <w:p>
             <w:pPr>
               <w:pStyle w:val="Style22"/>
+              <w:widowControl w:val="false"/>
               <w:suppressLineNumbers/>
               <w:bidi w:val="0"/>
               <w:jc w:val="center"/>
@@ -4686,7 +4748,7 @@
         </w:tc>
         <w:tc>
           <w:tcPr>
-            <w:tcW w:w="4503" w:type="dxa"/>
+            <w:tcW w:w="4504" w:type="dxa"/>
             <w:gridSpan w:val="2"/>
             <w:tcBorders/>
             <w:vAlign w:val="center"/>
@@ -4736,7 +4798,6 @@
         <w:tc>
           <w:tcPr>
             <w:tcW w:w="1927" w:type="dxa"/>
-            <w:gridSpan w:val="2"/>
             <w:vMerge w:val="continue"/>
             <w:tcBorders/>
             <w:vAlign w:val="center"/>
@@ -4744,6 +4805,7 @@
           <w:p>
             <w:pPr>
               <w:pStyle w:val="Style21"/>
+              <w:widowControl w:val="false"/>
               <w:bidi w:val="0"/>
               <w:jc w:val="left"/>
               <w:rPr>
@@ -4761,7 +4823,7 @@
         </w:tc>
         <w:tc>
           <w:tcPr>
-            <w:tcW w:w="3208" w:type="dxa"/>
+            <w:tcW w:w="3207" w:type="dxa"/>
             <w:gridSpan w:val="2"/>
             <w:tcBorders/>
             <w:vAlign w:val="center"/>
@@ -4769,6 +4831,7 @@
           <w:p>
             <w:pPr>
               <w:pStyle w:val="Style22"/>
+              <w:widowControl w:val="false"/>
               <w:suppressLineNumbers/>
               <w:bidi w:val="0"/>
               <w:jc w:val="center"/>
@@ -4790,7 +4853,7 @@
         </w:tc>
         <w:tc>
           <w:tcPr>
-            <w:tcW w:w="4503" w:type="dxa"/>
+            <w:tcW w:w="4504" w:type="dxa"/>
             <w:gridSpan w:val="2"/>
             <w:tcBorders/>
             <w:vAlign w:val="center"/>
@@ -4828,7 +4891,6 @@
         <w:tc>
           <w:tcPr>
             <w:tcW w:w="1927" w:type="dxa"/>
-            <w:gridSpan w:val="2"/>
             <w:vMerge w:val="continue"/>
             <w:tcBorders/>
             <w:vAlign w:val="center"/>
@@ -4836,6 +4898,7 @@
           <w:p>
             <w:pPr>
               <w:pStyle w:val="Style21"/>
+              <w:widowControl w:val="false"/>
               <w:bidi w:val="0"/>
               <w:jc w:val="left"/>
               <w:rPr>
@@ -4853,7 +4916,7 @@
         </w:tc>
         <w:tc>
           <w:tcPr>
-            <w:tcW w:w="1888" w:type="dxa"/>
+            <w:tcW w:w="1887" w:type="dxa"/>
             <w:vMerge w:val="restart"/>
             <w:tcBorders/>
             <w:vAlign w:val="center"/>
@@ -4861,6 +4924,7 @@
           <w:p>
             <w:pPr>
               <w:pStyle w:val="Style22"/>
+              <w:widowControl w:val="false"/>
               <w:suppressLineNumbers/>
               <w:bidi w:val="0"/>
               <w:jc w:val="center"/>
@@ -4912,6 +4976,7 @@
           <w:p>
             <w:pPr>
               <w:pStyle w:val="Style22"/>
+              <w:widowControl w:val="false"/>
               <w:suppressLineNumbers/>
               <w:bidi w:val="0"/>
               <w:jc w:val="center"/>
@@ -4925,7 +4990,7 @@
         </w:tc>
         <w:tc>
           <w:tcPr>
-            <w:tcW w:w="4503" w:type="dxa"/>
+            <w:tcW w:w="4504" w:type="dxa"/>
             <w:gridSpan w:val="2"/>
             <w:tcBorders/>
             <w:vAlign w:val="center"/>
@@ -4951,7 +5016,6 @@
         <w:tc>
           <w:tcPr>
             <w:tcW w:w="1927" w:type="dxa"/>
-            <w:gridSpan w:val="2"/>
             <w:vMerge w:val="continue"/>
             <w:tcBorders/>
             <w:vAlign w:val="center"/>
@@ -4959,6 +5023,7 @@
           <w:p>
             <w:pPr>
               <w:pStyle w:val="Style21"/>
+              <w:widowControl w:val="false"/>
               <w:bidi w:val="0"/>
               <w:jc w:val="left"/>
               <w:rPr>
@@ -4976,7 +5041,7 @@
         </w:tc>
         <w:tc>
           <w:tcPr>
-            <w:tcW w:w="1888" w:type="dxa"/>
+            <w:tcW w:w="1887" w:type="dxa"/>
             <w:vMerge w:val="continue"/>
             <w:tcBorders/>
             <w:vAlign w:val="center"/>
@@ -4984,6 +5049,7 @@
           <w:p>
             <w:pPr>
               <w:pStyle w:val="Style21"/>
+              <w:widowControl w:val="false"/>
               <w:bidi w:val="0"/>
               <w:jc w:val="left"/>
               <w:rPr>
@@ -5008,6 +5074,7 @@
           <w:p>
             <w:pPr>
               <w:pStyle w:val="Style22"/>
+              <w:widowControl w:val="false"/>
               <w:suppressLineNumbers/>
               <w:bidi w:val="0"/>
               <w:jc w:val="center"/>
@@ -5021,7 +5088,7 @@
         </w:tc>
         <w:tc>
           <w:tcPr>
-            <w:tcW w:w="4503" w:type="dxa"/>
+            <w:tcW w:w="4504" w:type="dxa"/>
             <w:gridSpan w:val="2"/>
             <w:tcBorders/>
             <w:vAlign w:val="center"/>
@@ -5101,14 +5168,15 @@
         <w:trPr/>
         <w:tc>
           <w:tcPr>
-            <w:tcW w:w="5135" w:type="dxa"/>
-            <w:gridSpan w:val="4"/>
+            <w:tcW w:w="5134" w:type="dxa"/>
+            <w:gridSpan w:val="3"/>
             <w:tcBorders/>
             <w:vAlign w:val="center"/>
           </w:tcPr>
           <w:p>
             <w:pPr>
               <w:pStyle w:val="Style22"/>
+              <w:widowControl w:val="false"/>
               <w:suppressLineNumbers/>
               <w:bidi w:val="0"/>
               <w:jc w:val="center"/>
@@ -5130,7 +5198,7 @@
         </w:tc>
         <w:tc>
           <w:tcPr>
-            <w:tcW w:w="4503" w:type="dxa"/>
+            <w:tcW w:w="4504" w:type="dxa"/>
             <w:gridSpan w:val="2"/>
             <w:tcBorders/>
             <w:vAlign w:val="center"/>
@@ -5247,14 +5315,15 @@
         <w:trPr/>
         <w:tc>
           <w:tcPr>
-            <w:tcW w:w="5135" w:type="dxa"/>
-            <w:gridSpan w:val="4"/>
+            <w:tcW w:w="5134" w:type="dxa"/>
+            <w:gridSpan w:val="3"/>
             <w:tcBorders/>
             <w:vAlign w:val="center"/>
           </w:tcPr>
           <w:p>
             <w:pPr>
               <w:pStyle w:val="Style22"/>
+              <w:widowControl w:val="false"/>
               <w:suppressLineNumbers/>
               <w:bidi w:val="0"/>
               <w:jc w:val="center"/>
@@ -5268,7 +5337,7 @@
         </w:tc>
         <w:tc>
           <w:tcPr>
-            <w:tcW w:w="4503" w:type="dxa"/>
+            <w:tcW w:w="4504" w:type="dxa"/>
             <w:gridSpan w:val="2"/>
             <w:tcBorders/>
             <w:vAlign w:val="center"/>
@@ -5305,14 +5374,15 @@
         <w:trPr/>
         <w:tc>
           <w:tcPr>
-            <w:tcW w:w="5135" w:type="dxa"/>
-            <w:gridSpan w:val="4"/>
+            <w:tcW w:w="5134" w:type="dxa"/>
+            <w:gridSpan w:val="3"/>
             <w:tcBorders/>
             <w:vAlign w:val="center"/>
           </w:tcPr>
           <w:p>
             <w:pPr>
               <w:pStyle w:val="Style22"/>
+              <w:widowControl w:val="false"/>
               <w:suppressLineNumbers/>
               <w:bidi w:val="0"/>
               <w:jc w:val="center"/>
@@ -5326,7 +5396,7 @@
         </w:tc>
         <w:tc>
           <w:tcPr>
-            <w:tcW w:w="4503" w:type="dxa"/>
+            <w:tcW w:w="4504" w:type="dxa"/>
             <w:gridSpan w:val="2"/>
             <w:tcBorders/>
             <w:vAlign w:val="center"/>
@@ -5387,7 +5457,6 @@
         <w:tc>
           <w:tcPr>
             <w:tcW w:w="1927" w:type="dxa"/>
-            <w:gridSpan w:val="2"/>
             <w:vMerge w:val="restart"/>
             <w:tcBorders/>
             <w:vAlign w:val="center"/>
@@ -5395,6 +5464,7 @@
           <w:p>
             <w:pPr>
               <w:pStyle w:val="Style22"/>
+              <w:widowControl w:val="false"/>
               <w:suppressLineNumbers/>
               <w:bidi w:val="0"/>
               <w:jc w:val="center"/>
@@ -5495,7 +5565,7 @@
         </w:tc>
         <w:tc>
           <w:tcPr>
-            <w:tcW w:w="1888" w:type="dxa"/>
+            <w:tcW w:w="1887" w:type="dxa"/>
             <w:vMerge w:val="restart"/>
             <w:tcBorders/>
             <w:vAlign w:val="center"/>
@@ -5503,6 +5573,7 @@
           <w:p>
             <w:pPr>
               <w:pStyle w:val="Style22"/>
+              <w:widowControl w:val="false"/>
               <w:suppressLineNumbers/>
               <w:bidi w:val="0"/>
               <w:jc w:val="center"/>
@@ -5523,6 +5594,7 @@
           <w:p>
             <w:pPr>
               <w:pStyle w:val="Style22"/>
+              <w:widowControl w:val="false"/>
               <w:suppressLineNumbers/>
               <w:bidi w:val="0"/>
               <w:jc w:val="center"/>
@@ -5536,7 +5608,7 @@
         </w:tc>
         <w:tc>
           <w:tcPr>
-            <w:tcW w:w="4503" w:type="dxa"/>
+            <w:tcW w:w="4504" w:type="dxa"/>
             <w:gridSpan w:val="2"/>
             <w:tcBorders/>
             <w:vAlign w:val="center"/>
@@ -5597,7 +5669,6 @@
         <w:tc>
           <w:tcPr>
             <w:tcW w:w="1927" w:type="dxa"/>
-            <w:gridSpan w:val="2"/>
             <w:vMerge w:val="continue"/>
             <w:tcBorders/>
             <w:vAlign w:val="center"/>
@@ -5605,6 +5676,7 @@
           <w:p>
             <w:pPr>
               <w:pStyle w:val="Style21"/>
+              <w:widowControl w:val="false"/>
               <w:bidi w:val="0"/>
               <w:jc w:val="left"/>
               <w:rPr>
@@ -5622,7 +5694,7 @@
         </w:tc>
         <w:tc>
           <w:tcPr>
-            <w:tcW w:w="1888" w:type="dxa"/>
+            <w:tcW w:w="1887" w:type="dxa"/>
             <w:vMerge w:val="continue"/>
             <w:tcBorders/>
             <w:vAlign w:val="center"/>
@@ -5630,6 +5702,7 @@
           <w:p>
             <w:pPr>
               <w:pStyle w:val="Style21"/>
+              <w:widowControl w:val="false"/>
               <w:bidi w:val="0"/>
               <w:jc w:val="left"/>
               <w:rPr>
@@ -5654,6 +5727,7 @@
           <w:p>
             <w:pPr>
               <w:pStyle w:val="Style22"/>
+              <w:widowControl w:val="false"/>
               <w:suppressLineNumbers/>
               <w:bidi w:val="0"/>
               <w:jc w:val="center"/>
@@ -5667,7 +5741,7 @@
         </w:tc>
         <w:tc>
           <w:tcPr>
-            <w:tcW w:w="4503" w:type="dxa"/>
+            <w:tcW w:w="4504" w:type="dxa"/>
             <w:gridSpan w:val="2"/>
             <w:tcBorders/>
             <w:vAlign w:val="center"/>
@@ -5693,7 +5767,6 @@
         <w:tc>
           <w:tcPr>
             <w:tcW w:w="1927" w:type="dxa"/>
-            <w:gridSpan w:val="2"/>
             <w:vMerge w:val="continue"/>
             <w:tcBorders/>
             <w:vAlign w:val="center"/>
@@ -5701,6 +5774,7 @@
           <w:p>
             <w:pPr>
               <w:pStyle w:val="Style21"/>
+              <w:widowControl w:val="false"/>
               <w:bidi w:val="0"/>
               <w:jc w:val="left"/>
               <w:rPr>
@@ -5718,7 +5792,7 @@
         </w:tc>
         <w:tc>
           <w:tcPr>
-            <w:tcW w:w="1888" w:type="dxa"/>
+            <w:tcW w:w="1887" w:type="dxa"/>
             <w:vMerge w:val="restart"/>
             <w:tcBorders/>
             <w:vAlign w:val="center"/>
@@ -5726,6 +5800,7 @@
           <w:p>
             <w:pPr>
               <w:pStyle w:val="Style22"/>
+              <w:widowControl w:val="false"/>
               <w:suppressLineNumbers/>
               <w:bidi w:val="0"/>
               <w:jc w:val="center"/>
@@ -5782,6 +5857,7 @@
           <w:p>
             <w:pPr>
               <w:pStyle w:val="Style22"/>
+              <w:widowControl w:val="false"/>
               <w:suppressLineNumbers/>
               <w:bidi w:val="0"/>
               <w:jc w:val="center"/>
@@ -5795,7 +5871,7 @@
         </w:tc>
         <w:tc>
           <w:tcPr>
-            <w:tcW w:w="4503" w:type="dxa"/>
+            <w:tcW w:w="4504" w:type="dxa"/>
             <w:gridSpan w:val="2"/>
             <w:tcBorders/>
             <w:vAlign w:val="center"/>
@@ -5856,7 +5932,6 @@
         <w:tc>
           <w:tcPr>
             <w:tcW w:w="1927" w:type="dxa"/>
-            <w:gridSpan w:val="2"/>
             <w:vMerge w:val="continue"/>
             <w:tcBorders/>
             <w:vAlign w:val="center"/>
@@ -5864,6 +5939,7 @@
           <w:p>
             <w:pPr>
               <w:pStyle w:val="Style21"/>
+              <w:widowControl w:val="false"/>
               <w:bidi w:val="0"/>
               <w:jc w:val="left"/>
               <w:rPr>
@@ -5881,7 +5957,7 @@
         </w:tc>
         <w:tc>
           <w:tcPr>
-            <w:tcW w:w="1888" w:type="dxa"/>
+            <w:tcW w:w="1887" w:type="dxa"/>
             <w:vMerge w:val="continue"/>
             <w:tcBorders/>
             <w:vAlign w:val="center"/>
@@ -5889,6 +5965,7 @@
           <w:p>
             <w:pPr>
               <w:pStyle w:val="Style21"/>
+              <w:widowControl w:val="false"/>
               <w:bidi w:val="0"/>
               <w:jc w:val="left"/>
               <w:rPr>
@@ -5913,6 +5990,7 @@
           <w:p>
             <w:pPr>
               <w:pStyle w:val="Style22"/>
+              <w:widowControl w:val="false"/>
               <w:suppressLineNumbers/>
               <w:bidi w:val="0"/>
               <w:jc w:val="center"/>
@@ -5926,7 +6004,7 @@
         </w:tc>
         <w:tc>
           <w:tcPr>
-            <w:tcW w:w="4503" w:type="dxa"/>
+            <w:tcW w:w="4504" w:type="dxa"/>
             <w:gridSpan w:val="2"/>
             <w:tcBorders/>
             <w:vAlign w:val="center"/>
@@ -5951,14 +6029,15 @@
         <w:trPr/>
         <w:tc>
           <w:tcPr>
-            <w:tcW w:w="5135" w:type="dxa"/>
-            <w:gridSpan w:val="4"/>
+            <w:tcW w:w="5134" w:type="dxa"/>
+            <w:gridSpan w:val="3"/>
             <w:tcBorders/>
             <w:vAlign w:val="center"/>
           </w:tcPr>
           <w:p>
             <w:pPr>
               <w:pStyle w:val="Style22"/>
+              <w:widowControl w:val="false"/>
               <w:suppressLineNumbers/>
               <w:bidi w:val="0"/>
               <w:jc w:val="center"/>
@@ -5999,7 +6078,7 @@
         </w:tc>
         <w:tc>
           <w:tcPr>
-            <w:tcW w:w="4503" w:type="dxa"/>
+            <w:tcW w:w="4504" w:type="dxa"/>
             <w:gridSpan w:val="2"/>
             <w:tcBorders/>
             <w:vAlign w:val="center"/>
@@ -6033,14 +6112,79 @@
         <w:tc>
           <w:tcPr>
             <w:tcW w:w="1927" w:type="dxa"/>
+            <w:vMerge w:val="restart"/>
+            <w:tcBorders/>
+            <w:vAlign w:val="center"/>
+          </w:tcPr>
+          <w:p>
+            <w:pPr>
+              <w:pStyle w:val="Style22"/>
+              <w:widowControl w:val="false"/>
+              <w:suppressLineNumbers/>
+              <w:bidi w:val="0"/>
+              <w:jc w:val="center"/>
+              <w:rPr/>
+            </w:pPr>
+            <w:r>
+              <w:rPr/>
+              <w:t>消費電力</w:t>
+            </w:r>
+            <w:r>
+              <w:rPr/>
+              <w:br/>
+            </w:r>
+            <w:r>
+              <w:rPr/>
+              <w:t>（</w:t>
+            </w:r>
+            <w:r>
+              <w:fldChar w:fldCharType="begin"/>
+            </w:r>
+            <w:r>
+              <w:rPr/>
+              <w:instrText xml:space="preserve"> HYPERLINK "https://247ps-i.isnet.jp.fujitsu.com/platform/pc/product/arrowstab/1901/q509ve/spec.html" \l "17"</w:instrText>
+            </w:r>
+            <w:r>
+              <w:rPr/>
+              <w:fldChar w:fldCharType="separate"/>
+            </w:r>
+            <w:r>
+              <w:rPr/>
+              <w:t>注</w:t>
+            </w:r>
+            <w:r>
+              <w:rPr/>
+              <w:fldChar w:fldCharType="end"/>
+            </w:r>
+            <w:r>
+              <w:rPr/>
+              <w:t>17</w:t>
+            </w:r>
+            <w:r>
+              <w:rPr/>
+              <w:t>）</w:t>
+            </w:r>
+            <w:r>
+              <w:rPr/>
+              <w:br/>
+            </w:r>
+            <w:r>
+              <w:rPr/>
+              <w:t>（最大時）</w:t>
+            </w:r>
+          </w:p>
+        </w:tc>
+        <w:tc>
+          <w:tcPr>
+            <w:tcW w:w="3207" w:type="dxa"/>
             <w:gridSpan w:val="2"/>
-            <w:vMerge w:val="restart"/>
             <w:tcBorders/>
             <w:vAlign w:val="center"/>
           </w:tcPr>
           <w:p>
             <w:pPr>
               <w:pStyle w:val="Style22"/>
+              <w:widowControl w:val="false"/>
               <w:suppressLineNumbers/>
               <w:bidi w:val="0"/>
               <w:jc w:val="center"/>
@@ -6048,22 +6192,51 @@
             </w:pPr>
             <w:r>
               <w:rPr/>
-              <w:t>消費電力</w:t>
-            </w:r>
-            <w:r>
-              <w:rPr/>
-              <w:br/>
-            </w:r>
-            <w:r>
-              <w:rPr/>
-              <w:t>（</w:t>
+              <w:t>Windows 10</w:t>
+            </w:r>
+          </w:p>
+        </w:tc>
+        <w:tc>
+          <w:tcPr>
+            <w:tcW w:w="2243" w:type="dxa"/>
+            <w:tcBorders/>
+            <w:vAlign w:val="center"/>
+          </w:tcPr>
+          <w:p>
+            <w:pPr>
+              <w:pStyle w:val="Style21"/>
+              <w:widowControl w:val="false"/>
+              <w:suppressLineNumbers/>
+              <w:bidi w:val="0"/>
+              <w:jc w:val="left"/>
+              <w:rPr/>
+            </w:pPr>
+            <w:r>
+              <w:rPr/>
+              <w:t>約</w:t>
+            </w:r>
+            <w:r>
+              <w:rPr/>
+              <w:t>6.0W</w:t>
+            </w:r>
+            <w:r>
+              <w:rPr/>
+              <w:t>（約</w:t>
+            </w:r>
+            <w:r>
+              <w:rPr/>
+              <w:t>40W</w:t>
+            </w:r>
+            <w:r>
+              <w:rPr/>
+              <w:t>）（</w:t>
             </w:r>
             <w:r>
               <w:fldChar w:fldCharType="begin"/>
             </w:r>
             <w:r>
               <w:rPr/>
-              <w:instrText xml:space="preserve"> HYPERLINK "https://247ps-i.isnet.jp.fujitsu.com/platform/pc/product/arrowstab/1901/q509ve/spec.html" \l "17"</w:instrText>
+              <w:instrText xml:space="preserve"> HYPERLINK "https://247ps-i.isnet.jp.fujitsu.com/platform/pc/product/arrowstab/1901/q509ve/spec.html" \l "33"</w:instrText>
             </w:r>
             <w:r>
               <w:rPr/>
@@ -6079,110 +6252,17 @@
             </w:r>
             <w:r>
               <w:rPr/>
-              <w:t>17</w:t>
+              <w:t>33</w:t>
             </w:r>
             <w:r>
               <w:rPr/>
               <w:t>）</w:t>
             </w:r>
-            <w:r>
-              <w:rPr/>
-              <w:br/>
-            </w:r>
-            <w:r>
-              <w:rPr/>
-              <w:t>（最大時）</w:t>
-            </w:r>
-          </w:p>
-        </w:tc>
-        <w:tc>
-          <w:tcPr>
-            <w:tcW w:w="3208" w:type="dxa"/>
-            <w:gridSpan w:val="2"/>
-            <w:tcBorders/>
-            <w:vAlign w:val="center"/>
-          </w:tcPr>
-          <w:p>
-            <w:pPr>
-              <w:pStyle w:val="Style22"/>
-              <w:suppressLineNumbers/>
-              <w:bidi w:val="0"/>
-              <w:jc w:val="center"/>
-              <w:rPr/>
-            </w:pPr>
-            <w:r>
-              <w:rPr/>
-              <w:t>Windows 10</w:t>
-            </w:r>
-          </w:p>
-        </w:tc>
-        <w:tc>
-          <w:tcPr>
-            <w:tcW w:w="2243" w:type="dxa"/>
-            <w:tcBorders/>
-            <w:vAlign w:val="center"/>
-          </w:tcPr>
-          <w:p>
-            <w:pPr>
-              <w:pStyle w:val="Style21"/>
-              <w:widowControl w:val="false"/>
-              <w:suppressLineNumbers/>
-              <w:bidi w:val="0"/>
-              <w:jc w:val="left"/>
-              <w:rPr/>
-            </w:pPr>
-            <w:r>
-              <w:rPr/>
-              <w:t>約</w:t>
-            </w:r>
-            <w:r>
-              <w:rPr/>
-              <w:t>6.0W</w:t>
-            </w:r>
-            <w:r>
-              <w:rPr/>
-              <w:t>（約</w:t>
-            </w:r>
-            <w:r>
-              <w:rPr/>
-              <w:t>40W</w:t>
-            </w:r>
-            <w:r>
-              <w:rPr/>
-              <w:t>）（</w:t>
-            </w:r>
-            <w:r>
-              <w:fldChar w:fldCharType="begin"/>
-            </w:r>
-            <w:r>
-              <w:rPr/>
-              <w:instrText xml:space="preserve"> HYPERLINK "https://247ps-i.isnet.jp.fujitsu.com/platform/pc/product/arrowstab/1901/q509ve/spec.html" \l "33"</w:instrText>
-            </w:r>
-            <w:r>
-              <w:rPr/>
-              <w:fldChar w:fldCharType="separate"/>
-            </w:r>
-            <w:r>
-              <w:rPr/>
-              <w:t>注</w:t>
-            </w:r>
-            <w:r>
-              <w:rPr/>
-              <w:fldChar w:fldCharType="end"/>
-            </w:r>
-            <w:r>
-              <w:rPr/>
-              <w:t>33</w:t>
-            </w:r>
-            <w:r>
-              <w:rPr/>
-              <w:t>）</w:t>
-            </w:r>
-          </w:p>
-        </w:tc>
-        <w:tc>
-          <w:tcPr>
-            <w:tcW w:w="2260" w:type="dxa"/>
+          </w:p>
+        </w:tc>
+        <w:tc>
+          <w:tcPr>
+            <w:tcW w:w="2261" w:type="dxa"/>
             <w:tcBorders/>
             <w:vAlign w:val="center"/>
           </w:tcPr>
@@ -6250,7 +6330,6 @@
         <w:tc>
           <w:tcPr>
             <w:tcW w:w="1927" w:type="dxa"/>
-            <w:gridSpan w:val="2"/>
             <w:vMerge w:val="continue"/>
             <w:tcBorders/>
             <w:vAlign w:val="center"/>
@@ -6258,6 +6337,7 @@
           <w:p>
             <w:pPr>
               <w:pStyle w:val="Style21"/>
+              <w:widowControl w:val="false"/>
               <w:bidi w:val="0"/>
               <w:jc w:val="left"/>
               <w:rPr>
@@ -6275,7 +6355,7 @@
         </w:tc>
         <w:tc>
           <w:tcPr>
-            <w:tcW w:w="3208" w:type="dxa"/>
+            <w:tcW w:w="3207" w:type="dxa"/>
             <w:gridSpan w:val="2"/>
             <w:tcBorders/>
             <w:vAlign w:val="center"/>
@@ -6283,6 +6363,7 @@
           <w:p>
             <w:pPr>
               <w:pStyle w:val="Style22"/>
+              <w:widowControl w:val="false"/>
               <w:suppressLineNumbers/>
               <w:bidi w:val="0"/>
               <w:jc w:val="center"/>
@@ -6296,7 +6377,7 @@
         </w:tc>
         <w:tc>
           <w:tcPr>
-            <w:tcW w:w="4503" w:type="dxa"/>
+            <w:tcW w:w="4504" w:type="dxa"/>
             <w:gridSpan w:val="2"/>
             <w:tcBorders/>
             <w:vAlign w:val="center"/>
@@ -6321,14 +6402,15 @@
         <w:trPr/>
         <w:tc>
           <w:tcPr>
-            <w:tcW w:w="5135" w:type="dxa"/>
-            <w:gridSpan w:val="4"/>
+            <w:tcW w:w="5134" w:type="dxa"/>
+            <w:gridSpan w:val="3"/>
             <w:tcBorders/>
             <w:vAlign w:val="center"/>
           </w:tcPr>
           <w:p>
             <w:pPr>
               <w:pStyle w:val="Style22"/>
+              <w:widowControl w:val="false"/>
               <w:suppressLineNumbers/>
               <w:bidi w:val="0"/>
               <w:jc w:val="center"/>
@@ -6342,7 +6424,7 @@
         </w:tc>
         <w:tc>
           <w:tcPr>
-            <w:tcW w:w="4503" w:type="dxa"/>
+            <w:tcW w:w="4504" w:type="dxa"/>
             <w:gridSpan w:val="2"/>
             <w:tcBorders/>
             <w:vAlign w:val="center"/>
@@ -6367,8 +6449,8 @@
         <w:trPr/>
         <w:tc>
           <w:tcPr>
-            <w:tcW w:w="3815" w:type="dxa"/>
-            <w:gridSpan w:val="3"/>
+            <w:tcW w:w="3814" w:type="dxa"/>
+            <w:gridSpan w:val="2"/>
             <w:vMerge w:val="restart"/>
             <w:tcBorders/>
             <w:vAlign w:val="center"/>
@@ -6376,6 +6458,7 @@
           <w:p>
             <w:pPr>
               <w:pStyle w:val="Style22"/>
+              <w:widowControl w:val="false"/>
               <w:suppressLineNumbers/>
               <w:bidi w:val="0"/>
               <w:jc w:val="center"/>
@@ -6439,6 +6522,7 @@
           <w:p>
             <w:pPr>
               <w:pStyle w:val="Style22"/>
+              <w:widowControl w:val="false"/>
               <w:suppressLineNumbers/>
               <w:bidi w:val="0"/>
               <w:jc w:val="center"/>
@@ -6533,7 +6617,7 @@
         </w:tc>
         <w:tc>
           <w:tcPr>
-            <w:tcW w:w="2260" w:type="dxa"/>
+            <w:tcW w:w="2261" w:type="dxa"/>
             <w:tcBorders/>
             <w:vAlign w:val="center"/>
           </w:tcPr>
@@ -6617,8 +6701,8 @@
         <w:trPr/>
         <w:tc>
           <w:tcPr>
-            <w:tcW w:w="3815" w:type="dxa"/>
-            <w:gridSpan w:val="3"/>
+            <w:tcW w:w="3814" w:type="dxa"/>
+            <w:gridSpan w:val="2"/>
             <w:vMerge w:val="continue"/>
             <w:tcBorders/>
             <w:vAlign w:val="center"/>
@@ -6626,6 +6710,7 @@
           <w:p>
             <w:pPr>
               <w:pStyle w:val="Style21"/>
+              <w:widowControl w:val="false"/>
               <w:bidi w:val="0"/>
               <w:jc w:val="left"/>
               <w:rPr>
@@ -6650,6 +6735,7 @@
           <w:p>
             <w:pPr>
               <w:pStyle w:val="Style22"/>
+              <w:widowControl w:val="false"/>
               <w:suppressLineNumbers/>
               <w:bidi w:val="0"/>
               <w:jc w:val="center"/>
@@ -6780,7 +6866,7 @@
         </w:tc>
         <w:tc>
           <w:tcPr>
-            <w:tcW w:w="2260" w:type="dxa"/>
+            <w:tcW w:w="2261" w:type="dxa"/>
             <w:tcBorders/>
             <w:vAlign w:val="center"/>
           </w:tcPr>
@@ -6864,14 +6950,15 @@
         <w:trPr/>
         <w:tc>
           <w:tcPr>
-            <w:tcW w:w="5135" w:type="dxa"/>
-            <w:gridSpan w:val="4"/>
+            <w:tcW w:w="5134" w:type="dxa"/>
+            <w:gridSpan w:val="3"/>
             <w:tcBorders/>
             <w:vAlign w:val="center"/>
           </w:tcPr>
           <w:p>
             <w:pPr>
               <w:pStyle w:val="Style22"/>
+              <w:widowControl w:val="false"/>
               <w:suppressLineNumbers/>
               <w:bidi w:val="0"/>
               <w:jc w:val="center"/>
@@ -6893,7 +6980,7 @@
         </w:tc>
         <w:tc>
           <w:tcPr>
-            <w:tcW w:w="4503" w:type="dxa"/>
+            <w:tcW w:w="4504" w:type="dxa"/>
             <w:gridSpan w:val="2"/>
             <w:tcBorders/>
             <w:vAlign w:val="center"/>
@@ -6918,8 +7005,8 @@
         <w:trPr/>
         <w:tc>
           <w:tcPr>
-            <w:tcW w:w="3815" w:type="dxa"/>
-            <w:gridSpan w:val="3"/>
+            <w:tcW w:w="3814" w:type="dxa"/>
+            <w:gridSpan w:val="2"/>
             <w:vMerge w:val="restart"/>
             <w:tcBorders/>
             <w:vAlign w:val="center"/>
@@ -6927,6 +7014,7 @@
           <w:p>
             <w:pPr>
               <w:pStyle w:val="Style22"/>
+              <w:widowControl w:val="false"/>
               <w:suppressLineNumbers/>
               <w:bidi w:val="0"/>
               <w:jc w:val="center"/>
@@ -6974,6 +7062,7 @@
           <w:p>
             <w:pPr>
               <w:pStyle w:val="Style22"/>
+              <w:widowControl w:val="false"/>
               <w:suppressLineNumbers/>
               <w:bidi w:val="0"/>
               <w:jc w:val="center"/>
@@ -6987,7 +7076,7 @@
         </w:tc>
         <w:tc>
           <w:tcPr>
-            <w:tcW w:w="4503" w:type="dxa"/>
+            <w:tcW w:w="4504" w:type="dxa"/>
             <w:gridSpan w:val="2"/>
             <w:tcBorders/>
             <w:vAlign w:val="center"/>
@@ -7016,8 +7105,8 @@
         <w:trPr/>
         <w:tc>
           <w:tcPr>
-            <w:tcW w:w="3815" w:type="dxa"/>
-            <w:gridSpan w:val="3"/>
+            <w:tcW w:w="3814" w:type="dxa"/>
+            <w:gridSpan w:val="2"/>
             <w:vMerge w:val="continue"/>
             <w:tcBorders/>
             <w:vAlign w:val="center"/>
@@ -7025,6 +7114,7 @@
           <w:p>
             <w:pPr>
               <w:pStyle w:val="Style21"/>
+              <w:widowControl w:val="false"/>
               <w:bidi w:val="0"/>
               <w:jc w:val="left"/>
               <w:rPr>
@@ -7049,6 +7139,7 @@
           <w:p>
             <w:pPr>
               <w:pStyle w:val="Style22"/>
+              <w:widowControl w:val="false"/>
               <w:suppressLineNumbers/>
               <w:bidi w:val="0"/>
               <w:jc w:val="center"/>
@@ -7098,7 +7189,7 @@
         </w:tc>
         <w:tc>
           <w:tcPr>
-            <w:tcW w:w="4503" w:type="dxa"/>
+            <w:tcW w:w="4504" w:type="dxa"/>
             <w:gridSpan w:val="2"/>
             <w:tcBorders/>
             <w:vAlign w:val="center"/>
@@ -7127,14 +7218,15 @@
         <w:trPr/>
         <w:tc>
           <w:tcPr>
-            <w:tcW w:w="5135" w:type="dxa"/>
-            <w:gridSpan w:val="4"/>
+            <w:tcW w:w="5134" w:type="dxa"/>
+            <w:gridSpan w:val="3"/>
             <w:tcBorders/>
             <w:vAlign w:val="center"/>
           </w:tcPr>
           <w:p>
             <w:pPr>
               <w:pStyle w:val="Style22"/>
+              <w:widowControl w:val="false"/>
               <w:suppressLineNumbers/>
               <w:bidi w:val="0"/>
               <w:jc w:val="center"/>
@@ -7148,7 +7240,7 @@
         </w:tc>
         <w:tc>
           <w:tcPr>
-            <w:tcW w:w="4503" w:type="dxa"/>
+            <w:tcW w:w="4504" w:type="dxa"/>
             <w:gridSpan w:val="2"/>
             <w:tcBorders/>
             <w:vAlign w:val="center"/>
@@ -7173,14 +7265,15 @@
         <w:trPr/>
         <w:tc>
           <w:tcPr>
-            <w:tcW w:w="5135" w:type="dxa"/>
-            <w:gridSpan w:val="4"/>
+            <w:tcW w:w="5134" w:type="dxa"/>
+            <w:gridSpan w:val="3"/>
             <w:tcBorders/>
             <w:vAlign w:val="center"/>
           </w:tcPr>
           <w:p>
             <w:pPr>
               <w:pStyle w:val="Style22"/>
+              <w:widowControl w:val="false"/>
               <w:suppressLineNumbers/>
               <w:bidi w:val="0"/>
               <w:jc w:val="center"/>
@@ -7194,7 +7287,7 @@
         </w:tc>
         <w:tc>
           <w:tcPr>
-            <w:tcW w:w="4503" w:type="dxa"/>
+            <w:tcW w:w="4504" w:type="dxa"/>
             <w:gridSpan w:val="2"/>
             <w:tcBorders/>
             <w:vAlign w:val="center"/>
@@ -7291,14 +7384,15 @@
         <w:trPr/>
         <w:tc>
           <w:tcPr>
-            <w:tcW w:w="5135" w:type="dxa"/>
-            <w:gridSpan w:val="4"/>
+            <w:tcW w:w="5134" w:type="dxa"/>
+            <w:gridSpan w:val="3"/>
             <w:tcBorders/>
             <w:vAlign w:val="center"/>
           </w:tcPr>
           <w:p>
             <w:pPr>
               <w:pStyle w:val="Style22"/>
+              <w:widowControl w:val="false"/>
               <w:suppressLineNumbers/>
               <w:bidi w:val="0"/>
               <w:jc w:val="center"/>
@@ -7312,7 +7406,7 @@
         </w:tc>
         <w:tc>
           <w:tcPr>
-            <w:tcW w:w="4503" w:type="dxa"/>
+            <w:tcW w:w="4504" w:type="dxa"/>
             <w:gridSpan w:val="2"/>
             <w:tcBorders/>
             <w:vAlign w:val="center"/>
@@ -7337,14 +7431,15 @@
         <w:trPr/>
         <w:tc>
           <w:tcPr>
-            <w:tcW w:w="5135" w:type="dxa"/>
-            <w:gridSpan w:val="4"/>
+            <w:tcW w:w="5134" w:type="dxa"/>
+            <w:gridSpan w:val="3"/>
             <w:tcBorders/>
             <w:vAlign w:val="center"/>
           </w:tcPr>
           <w:p>
             <w:pPr>
               <w:pStyle w:val="Style22"/>
+              <w:widowControl w:val="false"/>
               <w:suppressLineNumbers/>
               <w:bidi w:val="0"/>
               <w:jc w:val="center"/>
@@ -7385,7 +7480,7 @@
         </w:tc>
         <w:tc>
           <w:tcPr>
-            <w:tcW w:w="4503" w:type="dxa"/>
+            <w:tcW w:w="4504" w:type="dxa"/>
             <w:gridSpan w:val="2"/>
             <w:tcBorders/>
             <w:vAlign w:val="center"/>
@@ -7418,14 +7513,15 @@
         <w:trPr/>
         <w:tc>
           <w:tcPr>
-            <w:tcW w:w="5135" w:type="dxa"/>
-            <w:gridSpan w:val="4"/>
+            <w:tcW w:w="5134" w:type="dxa"/>
+            <w:gridSpan w:val="3"/>
             <w:tcBorders/>
             <w:vAlign w:val="center"/>
           </w:tcPr>
           <w:p>
             <w:pPr>
               <w:pStyle w:val="Style22"/>
+              <w:widowControl w:val="false"/>
               <w:suppressLineNumbers/>
               <w:bidi w:val="0"/>
               <w:jc w:val="center"/>
@@ -7528,7 +7624,7 @@
         </w:tc>
         <w:tc>
           <w:tcPr>
-            <w:tcW w:w="4503" w:type="dxa"/>
+            <w:tcW w:w="4504" w:type="dxa"/>
             <w:gridSpan w:val="2"/>
             <w:tcBorders/>
             <w:vAlign w:val="center"/>
@@ -7676,7 +7772,7 @@
       </w:tblPr>
       <w:tblGrid>
         <w:gridCol w:w="679"/>
-        <w:gridCol w:w="8959"/>
+        <w:gridCol w:w="8958"/>
       </w:tblGrid>
       <w:tr>
         <w:trPr/>
@@ -7713,7 +7809,7 @@
         </w:tc>
         <w:tc>
           <w:tcPr>
-            <w:tcW w:w="8959" w:type="dxa"/>
+            <w:tcW w:w="8958" w:type="dxa"/>
             <w:tcBorders/>
             <w:vAlign w:val="center"/>
           </w:tcPr>
@@ -7768,7 +7864,7 @@
         </w:tc>
         <w:tc>
           <w:tcPr>
-            <w:tcW w:w="8959" w:type="dxa"/>
+            <w:tcW w:w="8958" w:type="dxa"/>
             <w:tcBorders/>
             <w:vAlign w:val="center"/>
           </w:tcPr>
@@ -7823,7 +7919,7 @@
         </w:tc>
         <w:tc>
           <w:tcPr>
-            <w:tcW w:w="8959" w:type="dxa"/>
+            <w:tcW w:w="8958" w:type="dxa"/>
             <w:tcBorders/>
             <w:vAlign w:val="center"/>
           </w:tcPr>
@@ -7878,7 +7974,7 @@
         </w:tc>
         <w:tc>
           <w:tcPr>
-            <w:tcW w:w="8959" w:type="dxa"/>
+            <w:tcW w:w="8958" w:type="dxa"/>
             <w:tcBorders/>
             <w:vAlign w:val="center"/>
           </w:tcPr>
@@ -7985,7 +8081,7 @@
         </w:tc>
         <w:tc>
           <w:tcPr>
-            <w:tcW w:w="8959" w:type="dxa"/>
+            <w:tcW w:w="8958" w:type="dxa"/>
             <w:tcBorders/>
             <w:vAlign w:val="center"/>
           </w:tcPr>
@@ -8087,8 +8183,6 @@
                 <w:t>≪こちら≫</w:t>
               </w:r>
             </w:hyperlink>
-            <w:bookmarkStart w:id="5" w:name="6"/>
-            <w:bookmarkEnd w:id="5"/>
           </w:p>
         </w:tc>
       </w:tr>
@@ -8125,7 +8219,7 @@
         </w:tc>
         <w:tc>
           <w:tcPr>
-            <w:tcW w:w="8959" w:type="dxa"/>
+            <w:tcW w:w="8958" w:type="dxa"/>
             <w:tcBorders/>
             <w:vAlign w:val="center"/>
           </w:tcPr>
@@ -8142,8 +8236,8 @@
               <w:rPr/>
               <w:t>ご利用可能な組み合わせには制限がある場合がございます。必ずカスタムメイド型名・価格一覧表などでご確認ください。</w:t>
             </w:r>
-            <w:bookmarkStart w:id="6" w:name="7"/>
-            <w:bookmarkEnd w:id="6"/>
+            <w:bookmarkStart w:id="5" w:name="7"/>
+            <w:bookmarkEnd w:id="5"/>
           </w:p>
         </w:tc>
       </w:tr>
@@ -8180,7 +8274,7 @@
         </w:tc>
         <w:tc>
           <w:tcPr>
-            <w:tcW w:w="8959" w:type="dxa"/>
+            <w:tcW w:w="8958" w:type="dxa"/>
             <w:tcBorders/>
             <w:vAlign w:val="center"/>
           </w:tcPr>
@@ -8205,8 +8299,8 @@
               <w:rPr/>
               <w:t>ワイヤレステクノロジー規格対応機器に接続可能なことを保証するものではありません。</w:t>
             </w:r>
-            <w:bookmarkStart w:id="7" w:name="8"/>
-            <w:bookmarkEnd w:id="7"/>
+            <w:bookmarkStart w:id="6" w:name="8"/>
+            <w:bookmarkEnd w:id="6"/>
           </w:p>
         </w:tc>
       </w:tr>
@@ -8243,7 +8337,7 @@
         </w:tc>
         <w:tc>
           <w:tcPr>
-            <w:tcW w:w="8959" w:type="dxa"/>
+            <w:tcW w:w="8958" w:type="dxa"/>
             <w:tcBorders/>
             <w:vAlign w:val="center"/>
           </w:tcPr>
@@ -8260,8 +8354,8 @@
               <w:rPr/>
               <w:t>耐薬品機能はカスタムメイドです。</w:t>
             </w:r>
-            <w:bookmarkStart w:id="8" w:name="9"/>
-            <w:bookmarkEnd w:id="8"/>
+            <w:bookmarkStart w:id="7" w:name="9"/>
+            <w:bookmarkEnd w:id="7"/>
           </w:p>
         </w:tc>
       </w:tr>
@@ -8298,7 +8392,7 @@
         </w:tc>
         <w:tc>
           <w:tcPr>
-            <w:tcW w:w="8959" w:type="dxa"/>
+            <w:tcW w:w="8958" w:type="dxa"/>
             <w:tcBorders/>
             <w:vAlign w:val="center"/>
           </w:tcPr>
@@ -8315,8 +8409,8 @@
               <w:rPr/>
               <w:t>各製品で質量が異なる場合があります。</w:t>
             </w:r>
-            <w:bookmarkStart w:id="9" w:name="10"/>
-            <w:bookmarkEnd w:id="9"/>
+            <w:bookmarkStart w:id="8" w:name="10"/>
+            <w:bookmarkEnd w:id="8"/>
           </w:p>
         </w:tc>
       </w:tr>
@@ -8353,7 +8447,7 @@
         </w:tc>
         <w:tc>
           <w:tcPr>
-            <w:tcW w:w="8959" w:type="dxa"/>
+            <w:tcW w:w="8958" w:type="dxa"/>
             <w:tcBorders/>
             <w:vAlign w:val="center"/>
           </w:tcPr>
@@ -8394,8 +8488,8 @@
               <w:rPr/>
               <w:t>準拠の仕様でお使いになれます。</w:t>
             </w:r>
-            <w:bookmarkStart w:id="10" w:name="11"/>
-            <w:bookmarkEnd w:id="10"/>
+            <w:bookmarkStart w:id="9" w:name="11"/>
+            <w:bookmarkEnd w:id="9"/>
           </w:p>
         </w:tc>
       </w:tr>
@@ -8432,7 +8526,7 @@
         </w:tc>
         <w:tc>
           <w:tcPr>
-            <w:tcW w:w="8959" w:type="dxa"/>
+            <w:tcW w:w="8958" w:type="dxa"/>
             <w:tcBorders/>
             <w:vAlign w:val="center"/>
           </w:tcPr>
@@ -8449,8 +8543,8 @@
               <w:rPr/>
               <w:t xml:space="preserve">バッテリー駆動時間は、ご利用状況やカスタムメイド構成によっては記載時間と異なる場合があります。 </w:t>
             </w:r>
-            <w:bookmarkStart w:id="11" w:name="12"/>
-            <w:bookmarkEnd w:id="11"/>
+            <w:bookmarkStart w:id="10" w:name="12"/>
+            <w:bookmarkEnd w:id="10"/>
           </w:p>
         </w:tc>
       </w:tr>
@@ -8487,7 +8581,7 @@
         </w:tc>
         <w:tc>
           <w:tcPr>
-            <w:tcW w:w="8959" w:type="dxa"/>
+            <w:tcW w:w="8958" w:type="dxa"/>
             <w:tcBorders/>
             <w:vAlign w:val="center"/>
           </w:tcPr>
@@ -8512,8 +8606,8 @@
               <w:rPr/>
               <w:t xml:space="preserve">時。 </w:t>
             </w:r>
-            <w:bookmarkStart w:id="12" w:name="13"/>
-            <w:bookmarkEnd w:id="12"/>
+            <w:bookmarkStart w:id="11" w:name="13"/>
+            <w:bookmarkEnd w:id="11"/>
           </w:p>
         </w:tc>
       </w:tr>
@@ -8550,13 +8644,14 @@
         </w:tc>
         <w:tc>
           <w:tcPr>
-            <w:tcW w:w="8959" w:type="dxa"/>
-            <w:tcBorders/>
-            <w:vAlign w:val="center"/>
-          </w:tcPr>
-          <w:p>
-            <w:pPr>
-              <w:pStyle w:val="Style21"/>
+            <w:tcW w:w="8958" w:type="dxa"/>
+            <w:tcBorders/>
+            <w:vAlign w:val="center"/>
+          </w:tcPr>
+          <w:p>
+            <w:pPr>
+              <w:pStyle w:val="Style21"/>
+              <w:widowControl w:val="false"/>
               <w:bidi w:val="0"/>
               <w:spacing w:before="0" w:after="283"/>
               <w:jc w:val="left"/>
@@ -8606,12 +8701,12 @@
           <w:p>
             <w:pPr>
               <w:pStyle w:val="Style21"/>
+              <w:widowControl w:val="false"/>
               <w:numPr>
                 <w:ilvl w:val="0"/>
-                <w:numId w:val="2"/>
+                <w:numId w:val="3"/>
               </w:numPr>
               <w:tabs>
-                <w:tab w:val="clear" w:pos="709"/>
                 <w:tab w:val="left" w:pos="709" w:leader="none"/>
               </w:tabs>
               <w:bidi w:val="0"/>
@@ -8632,13 +8727,14 @@
           <w:p>
             <w:pPr>
               <w:pStyle w:val="Style21"/>
+              <w:widowControl w:val="false"/>
               <w:numPr>
                 <w:ilvl w:val="0"/>
                 <w:numId w:val="0"/>
               </w:numPr>
               <w:bidi w:val="0"/>
               <w:spacing w:before="0" w:after="283"/>
-              <w:ind w:hanging="0"/>
+              <w:ind w:left="0" w:hanging="0"/>
               <w:jc w:val="left"/>
               <w:rPr/>
             </w:pPr>
@@ -8956,12 +9052,12 @@
           <w:p>
             <w:pPr>
               <w:pStyle w:val="Style21"/>
+              <w:widowControl w:val="false"/>
               <w:numPr>
                 <w:ilvl w:val="0"/>
-                <w:numId w:val="2"/>
+                <w:numId w:val="3"/>
               </w:numPr>
               <w:tabs>
-                <w:tab w:val="clear" w:pos="709"/>
                 <w:tab w:val="left" w:pos="709" w:leader="none"/>
               </w:tabs>
               <w:bidi w:val="0"/>
@@ -8982,13 +9078,14 @@
           <w:p>
             <w:pPr>
               <w:pStyle w:val="Style21"/>
+              <w:widowControl w:val="false"/>
               <w:numPr>
                 <w:ilvl w:val="0"/>
                 <w:numId w:val="0"/>
               </w:numPr>
               <w:bidi w:val="0"/>
               <w:spacing w:before="0" w:after="283"/>
-              <w:ind w:hanging="0"/>
+              <w:ind w:left="0" w:hanging="0"/>
               <w:jc w:val="left"/>
               <w:rPr/>
             </w:pPr>
@@ -9274,12 +9371,12 @@
           <w:p>
             <w:pPr>
               <w:pStyle w:val="Style21"/>
+              <w:widowControl w:val="false"/>
               <w:numPr>
                 <w:ilvl w:val="0"/>
-                <w:numId w:val="2"/>
+                <w:numId w:val="3"/>
               </w:numPr>
               <w:tabs>
-                <w:tab w:val="clear" w:pos="709"/>
                 <w:tab w:val="left" w:pos="709" w:leader="none"/>
               </w:tabs>
               <w:bidi w:val="0"/>
@@ -9300,13 +9397,14 @@
           <w:p>
             <w:pPr>
               <w:pStyle w:val="Style21"/>
+              <w:widowControl w:val="false"/>
               <w:numPr>
                 <w:ilvl w:val="0"/>
                 <w:numId w:val="0"/>
               </w:numPr>
               <w:bidi w:val="0"/>
               <w:spacing w:before="0" w:after="283"/>
-              <w:ind w:hanging="0"/>
+              <w:ind w:left="0" w:hanging="0"/>
               <w:jc w:val="left"/>
               <w:rPr/>
             </w:pPr>
@@ -9616,8 +9714,6 @@
               <w:rPr/>
               <w:t>およびソフトバンクの名称、ロゴは、日本国およびその他の国におけるソフトバンクグループ株式会社の登録商標または商標です。</w:t>
             </w:r>
-            <w:bookmarkStart w:id="13" w:name="14"/>
-            <w:bookmarkEnd w:id="13"/>
           </w:p>
         </w:tc>
       </w:tr>
@@ -9654,7 +9750,7 @@
         </w:tc>
         <w:tc>
           <w:tcPr>
-            <w:tcW w:w="8959" w:type="dxa"/>
+            <w:tcW w:w="8958" w:type="dxa"/>
             <w:tcBorders/>
             <w:vAlign w:val="center"/>
           </w:tcPr>
@@ -9743,8 +9839,8 @@
               <w:rPr/>
               <w:t>％以上</w:t>
             </w:r>
-            <w:bookmarkStart w:id="14" w:name="15"/>
-            <w:bookmarkEnd w:id="14"/>
+            <w:bookmarkStart w:id="12" w:name="15"/>
+            <w:bookmarkEnd w:id="12"/>
           </w:p>
         </w:tc>
       </w:tr>
@@ -9781,7 +9877,7 @@
         </w:tc>
         <w:tc>
           <w:tcPr>
-            <w:tcW w:w="8959" w:type="dxa"/>
+            <w:tcW w:w="8958" w:type="dxa"/>
             <w:tcBorders/>
             <w:vAlign w:val="center"/>
           </w:tcPr>
@@ -9806,8 +9902,8 @@
               <w:rPr/>
               <w:t>のみ）。</w:t>
             </w:r>
-            <w:bookmarkStart w:id="15" w:name="16"/>
-            <w:bookmarkEnd w:id="15"/>
+            <w:bookmarkStart w:id="13" w:name="16"/>
+            <w:bookmarkEnd w:id="13"/>
           </w:p>
         </w:tc>
       </w:tr>
@@ -9844,7 +9940,7 @@
         </w:tc>
         <w:tc>
           <w:tcPr>
-            <w:tcW w:w="8959" w:type="dxa"/>
+            <w:tcW w:w="8958" w:type="dxa"/>
             <w:tcBorders/>
             <w:vAlign w:val="center"/>
           </w:tcPr>
@@ -9892,8 +9988,6 @@
               <w:rPr/>
               <w:t>になります。</w:t>
             </w:r>
-            <w:bookmarkStart w:id="16" w:name="17"/>
-            <w:bookmarkEnd w:id="16"/>
           </w:p>
         </w:tc>
       </w:tr>
@@ -9930,7 +10024,7 @@
         </w:tc>
         <w:tc>
           <w:tcPr>
-            <w:tcW w:w="8959" w:type="dxa"/>
+            <w:tcW w:w="8958" w:type="dxa"/>
             <w:tcBorders/>
             <w:vAlign w:val="center"/>
           </w:tcPr>
@@ -9987,8 +10081,8 @@
               <w:rPr/>
               <w:t>輝度最小）。</w:t>
             </w:r>
-            <w:bookmarkStart w:id="17" w:name="18"/>
-            <w:bookmarkEnd w:id="17"/>
+            <w:bookmarkStart w:id="14" w:name="18"/>
+            <w:bookmarkEnd w:id="14"/>
           </w:p>
         </w:tc>
       </w:tr>
@@ -10025,7 +10119,7 @@
         </w:tc>
         <w:tc>
           <w:tcPr>
-            <w:tcW w:w="8959" w:type="dxa"/>
+            <w:tcW w:w="8958" w:type="dxa"/>
             <w:tcBorders/>
             <w:vAlign w:val="center"/>
           </w:tcPr>
@@ -10058,8 +10152,8 @@
               <w:rPr/>
               <w:t>およびドライバを提供しますが、全ての機能を保証するものではありません。</w:t>
             </w:r>
-            <w:bookmarkStart w:id="18" w:name="19"/>
-            <w:bookmarkEnd w:id="18"/>
+            <w:bookmarkStart w:id="15" w:name="19"/>
+            <w:bookmarkEnd w:id="15"/>
           </w:p>
         </w:tc>
       </w:tr>
@@ -10096,7 +10190,7 @@
         </w:tc>
         <w:tc>
           <w:tcPr>
-            <w:tcW w:w="8959" w:type="dxa"/>
+            <w:tcW w:w="8958" w:type="dxa"/>
             <w:tcBorders/>
             <w:vAlign w:val="center"/>
           </w:tcPr>
@@ -10113,8 +10207,8 @@
               <w:rPr/>
               <w:t>日本語版のみ。</w:t>
             </w:r>
-            <w:bookmarkStart w:id="19" w:name="20"/>
-            <w:bookmarkEnd w:id="19"/>
+            <w:bookmarkStart w:id="16" w:name="20"/>
+            <w:bookmarkEnd w:id="16"/>
           </w:p>
         </w:tc>
       </w:tr>
@@ -10151,7 +10245,7 @@
         </w:tc>
         <w:tc>
           <w:tcPr>
-            <w:tcW w:w="8959" w:type="dxa"/>
+            <w:tcW w:w="8958" w:type="dxa"/>
             <w:tcBorders/>
             <w:vAlign w:val="center"/>
           </w:tcPr>
@@ -10235,8 +10329,6 @@
               <w:rPr/>
               <w:t>」をご確認ください。</w:t>
             </w:r>
-            <w:bookmarkStart w:id="20" w:name="21"/>
-            <w:bookmarkEnd w:id="20"/>
           </w:p>
         </w:tc>
       </w:tr>
@@ -10273,7 +10365,7 @@
         </w:tc>
         <w:tc>
           <w:tcPr>
-            <w:tcW w:w="8959" w:type="dxa"/>
+            <w:tcW w:w="8958" w:type="dxa"/>
             <w:tcBorders/>
             <w:vAlign w:val="center"/>
           </w:tcPr>
@@ -10370,8 +10462,8 @@
               <w:rPr/>
               <w:t>までとなります。</w:t>
             </w:r>
-            <w:bookmarkStart w:id="21" w:name="22"/>
-            <w:bookmarkEnd w:id="21"/>
+            <w:bookmarkStart w:id="17" w:name="22"/>
+            <w:bookmarkEnd w:id="17"/>
           </w:p>
         </w:tc>
       </w:tr>
@@ -10408,7 +10500,7 @@
         </w:tc>
         <w:tc>
           <w:tcPr>
-            <w:tcW w:w="8959" w:type="dxa"/>
+            <w:tcW w:w="8958" w:type="dxa"/>
             <w:tcBorders/>
             <w:vAlign w:val="center"/>
           </w:tcPr>
@@ -10508,8 +10600,6 @@
               <w:rPr/>
               <w:t>のバージョンが異なります。</w:t>
             </w:r>
-            <w:bookmarkStart w:id="22" w:name="23"/>
-            <w:bookmarkEnd w:id="22"/>
           </w:p>
         </w:tc>
       </w:tr>
@@ -10546,7 +10636,7 @@
         </w:tc>
         <w:tc>
           <w:tcPr>
-            <w:tcW w:w="8959" w:type="dxa"/>
+            <w:tcW w:w="8958" w:type="dxa"/>
             <w:tcBorders/>
             <w:vAlign w:val="center"/>
           </w:tcPr>
@@ -10646,8 +10736,6 @@
               <w:rPr/>
               <w:t>のバージョンが異なります。</w:t>
             </w:r>
-            <w:bookmarkStart w:id="23" w:name="24"/>
-            <w:bookmarkEnd w:id="23"/>
           </w:p>
         </w:tc>
       </w:tr>
@@ -10684,7 +10772,7 @@
         </w:tc>
         <w:tc>
           <w:tcPr>
-            <w:tcW w:w="8959" w:type="dxa"/>
+            <w:tcW w:w="8958" w:type="dxa"/>
             <w:tcBorders/>
             <w:vAlign w:val="center"/>
           </w:tcPr>
@@ -10701,8 +10789,8 @@
               <w:rPr/>
               <w:t>本体内蔵のメモリは取り外しできません。また、メモリの追加増設はできません。</w:t>
             </w:r>
-            <w:bookmarkStart w:id="24" w:name="25"/>
-            <w:bookmarkEnd w:id="24"/>
+            <w:bookmarkStart w:id="18" w:name="25"/>
+            <w:bookmarkEnd w:id="18"/>
           </w:p>
         </w:tc>
       </w:tr>
@@ -10739,7 +10827,7 @@
         </w:tc>
         <w:tc>
           <w:tcPr>
-            <w:tcW w:w="8959" w:type="dxa"/>
+            <w:tcW w:w="8958" w:type="dxa"/>
             <w:tcBorders/>
             <w:vAlign w:val="center"/>
           </w:tcPr>
@@ -10756,8 +10844,8 @@
               <w:rPr/>
               <w:t xml:space="preserve">本製品のバッテリーは、お客様自身で交換できない仕様になっており、バッテリー交換は別途有償となります。 </w:t>
             </w:r>
-            <w:bookmarkStart w:id="25" w:name="26"/>
-            <w:bookmarkEnd w:id="25"/>
+            <w:bookmarkStart w:id="19" w:name="26"/>
+            <w:bookmarkEnd w:id="19"/>
           </w:p>
         </w:tc>
       </w:tr>
@@ -10794,7 +10882,7 @@
         </w:tc>
         <w:tc>
           <w:tcPr>
-            <w:tcW w:w="8959" w:type="dxa"/>
+            <w:tcW w:w="8958" w:type="dxa"/>
             <w:tcBorders/>
             <w:vAlign w:val="center"/>
           </w:tcPr>
@@ -10827,8 +10915,8 @@
               <w:rPr/>
               <w:t xml:space="preserve">は同時利用できません。 </w:t>
             </w:r>
-            <w:bookmarkStart w:id="26" w:name="27"/>
-            <w:bookmarkEnd w:id="26"/>
+            <w:bookmarkStart w:id="20" w:name="27"/>
+            <w:bookmarkEnd w:id="20"/>
           </w:p>
         </w:tc>
       </w:tr>
@@ -10865,7 +10953,7 @@
         </w:tc>
         <w:tc>
           <w:tcPr>
-            <w:tcW w:w="8959" w:type="dxa"/>
+            <w:tcW w:w="8958" w:type="dxa"/>
             <w:tcBorders/>
             <w:vAlign w:val="center"/>
           </w:tcPr>
@@ -10886,8 +10974,8 @@
               <w:rPr/>
               <w:t>に対応しています。</w:t>
             </w:r>
-            <w:bookmarkStart w:id="27" w:name="28"/>
-            <w:bookmarkEnd w:id="27"/>
+            <w:bookmarkStart w:id="21" w:name="28"/>
+            <w:bookmarkEnd w:id="21"/>
           </w:p>
         </w:tc>
       </w:tr>
@@ -10924,7 +11012,7 @@
         </w:tc>
         <w:tc>
           <w:tcPr>
-            <w:tcW w:w="8959" w:type="dxa"/>
+            <w:tcW w:w="8958" w:type="dxa"/>
             <w:tcBorders/>
             <w:vAlign w:val="center"/>
           </w:tcPr>
@@ -10949,8 +11037,8 @@
               <w:rPr/>
               <w:t>ビットです。なお、使用できるサンプリンググレードは、ソフトウェアによって異なります。</w:t>
             </w:r>
-            <w:bookmarkStart w:id="28" w:name="29"/>
-            <w:bookmarkEnd w:id="28"/>
+            <w:bookmarkStart w:id="22" w:name="29"/>
+            <w:bookmarkEnd w:id="22"/>
           </w:p>
         </w:tc>
       </w:tr>
@@ -10987,7 +11075,7 @@
         </w:tc>
         <w:tc>
           <w:tcPr>
-            <w:tcW w:w="8959" w:type="dxa"/>
+            <w:tcW w:w="8958" w:type="dxa"/>
             <w:tcBorders/>
             <w:vAlign w:val="center"/>
           </w:tcPr>
@@ -11008,8 +11096,8 @@
               <w:rPr/>
               <w:t>。</w:t>
             </w:r>
-            <w:bookmarkStart w:id="29" w:name="30"/>
-            <w:bookmarkEnd w:id="29"/>
+            <w:bookmarkStart w:id="23" w:name="30"/>
+            <w:bookmarkEnd w:id="23"/>
           </w:p>
         </w:tc>
       </w:tr>
@@ -11046,7 +11134,7 @@
         </w:tc>
         <w:tc>
           <w:tcPr>
-            <w:tcW w:w="8959" w:type="dxa"/>
+            <w:tcW w:w="8958" w:type="dxa"/>
             <w:tcBorders/>
             <w:vAlign w:val="center"/>
           </w:tcPr>
@@ -11071,8 +11159,8 @@
               <w:rPr/>
               <w:t>機能は簡易的な機能のため、測位には数分～十数分かかることがあります。また、屋内や遮蔽物のある環境では計測できません。</w:t>
             </w:r>
-            <w:bookmarkStart w:id="30" w:name="31"/>
-            <w:bookmarkEnd w:id="30"/>
+            <w:bookmarkStart w:id="24" w:name="31"/>
+            <w:bookmarkEnd w:id="24"/>
           </w:p>
         </w:tc>
       </w:tr>
@@ -11109,7 +11197,7 @@
         </w:tc>
         <w:tc>
           <w:tcPr>
-            <w:tcW w:w="8959" w:type="dxa"/>
+            <w:tcW w:w="8958" w:type="dxa"/>
             <w:tcBorders/>
             <w:vAlign w:val="center"/>
           </w:tcPr>
@@ -11130,8 +11218,8 @@
               <w:rPr/>
               <w:t>セットアップメニューにおいて、「バッテリーの充電電圧」を「通常電圧モード」に設定して測定しています。</w:t>
             </w:r>
-            <w:bookmarkStart w:id="31" w:name="32"/>
-            <w:bookmarkEnd w:id="31"/>
+            <w:bookmarkStart w:id="25" w:name="32"/>
+            <w:bookmarkEnd w:id="25"/>
           </w:p>
         </w:tc>
       </w:tr>
@@ -11168,7 +11256,7 @@
         </w:tc>
         <w:tc>
           <w:tcPr>
-            <w:tcW w:w="8959" w:type="dxa"/>
+            <w:tcW w:w="8958" w:type="dxa"/>
             <w:tcBorders/>
             <w:vAlign w:val="center"/>
           </w:tcPr>
@@ -11215,8 +11303,6 @@
               <w:rPr/>
               <w:t>」をご確認ください。</w:t>
             </w:r>
-            <w:bookmarkStart w:id="32" w:name="33"/>
-            <w:bookmarkEnd w:id="32"/>
           </w:p>
         </w:tc>
       </w:tr>
@@ -11253,7 +11339,7 @@
         </w:tc>
         <w:tc>
           <w:tcPr>
-            <w:tcW w:w="8959" w:type="dxa"/>
+            <w:tcW w:w="8958" w:type="dxa"/>
             <w:tcBorders/>
             <w:vAlign w:val="center"/>
           </w:tcPr>
@@ -11278,8 +11364,8 @@
               <w:rPr/>
               <w:t>コンセント側の消費電力となります。</w:t>
             </w:r>
-            <w:bookmarkStart w:id="33" w:name="34"/>
-            <w:bookmarkEnd w:id="33"/>
+            <w:bookmarkStart w:id="26" w:name="34"/>
+            <w:bookmarkEnd w:id="26"/>
           </w:p>
         </w:tc>
       </w:tr>
@@ -11316,7 +11402,7 @@
         </w:tc>
         <w:tc>
           <w:tcPr>
-            <w:tcW w:w="8959" w:type="dxa"/>
+            <w:tcW w:w="8958" w:type="dxa"/>
             <w:tcBorders/>
             <w:vAlign w:val="center"/>
           </w:tcPr>
@@ -11391,6 +11477,10 @@
     <w:p>
       <w:pPr>
         <w:pStyle w:val="1"/>
+        <w:numPr>
+          <w:ilvl w:val="0"/>
+          <w:numId w:val="2"/>
+        </w:numPr>
         <w:bidi w:val="0"/>
         <w:jc w:val="left"/>
         <w:rPr/>
@@ -11425,11 +11515,7 @@
       </w:r>
       <w:r>
         <w:rPr/>
-        <w:t xml:space="preserve">Windows11 </w:t>
-      </w:r>
-      <w:r>
-        <w:rPr/>
-        <w:t>Pro</w:t>
+        <w:t>Windows11 Pro</w:t>
       </w:r>
       <w:r>
         <w:rPr/>
@@ -11439,6 +11525,10 @@
     <w:p>
       <w:pPr>
         <w:pStyle w:val="1"/>
+        <w:numPr>
+          <w:ilvl w:val="0"/>
+          <w:numId w:val="2"/>
+        </w:numPr>
         <w:bidi w:val="0"/>
         <w:jc w:val="left"/>
         <w:rPr/>
@@ -11510,14 +11600,74 @@
     </w:p>
     <w:p>
       <w:pPr>
-        <w:pStyle w:val="Style16"/>
-        <w:bidi w:val="0"/>
-        <w:spacing w:before="0" w:after="140"/>
-        <w:jc w:val="left"/>
+        <w:pStyle w:val="1"/>
+        <w:numPr>
+          <w:ilvl w:val="0"/>
+          <w:numId w:val="2"/>
+        </w:numPr>
+        <w:spacing w:before="240" w:after="120"/>
         <w:rPr/>
       </w:pPr>
       <w:r>
         <w:rPr/>
+        <w:t>バッテリー</w:t>
+      </w:r>
+    </w:p>
+    <w:p>
+      <w:pPr>
+        <w:pStyle w:val="Style16"/>
+        <w:rPr/>
+      </w:pPr>
+      <w:r>
+        <w:rPr/>
+        <w:t>NAME</w:t>
+        <w:tab/>
+        <w:tab/>
+        <w:tab/>
+        <w:tab/>
+        <w:tab/>
+        <w:t>CP797438-03</w:t>
+      </w:r>
+    </w:p>
+    <w:p>
+      <w:pPr>
+        <w:pStyle w:val="Style16"/>
+        <w:rPr/>
+      </w:pPr>
+      <w:r>
+        <w:rPr/>
+        <w:t>DESIGN CAPACITY</w:t>
+        <w:tab/>
+        <w:tab/>
+        <w:tab/>
+        <w:t>25,200 mWh</w:t>
+      </w:r>
+    </w:p>
+    <w:p>
+      <w:pPr>
+        <w:pStyle w:val="Style16"/>
+        <w:rPr/>
+      </w:pPr>
+      <w:r>
+        <w:rPr/>
+        <w:t>FULL CHARGE CAPACITY</w:t>
+        <w:tab/>
+        <w:t>25,200 mWh</w:t>
+      </w:r>
+    </w:p>
+    <w:p>
+      <w:pPr>
+        <w:pStyle w:val="Style16"/>
+        <w:spacing w:before="0" w:after="140"/>
+        <w:rPr/>
+      </w:pPr>
+      <w:r>
+        <w:rPr/>
+        <w:t xml:space="preserve">CYCLE COUNT </w:t>
+        <w:tab/>
+        <w:tab/>
+        <w:tab/>
+        <w:t>1</w:t>
       </w:r>
     </w:p>
     <w:sectPr>
@@ -11527,6 +11677,7 @@
       <w:pgNumType w:fmt="decimal"/>
       <w:formProt w:val="false"/>
       <w:textDirection w:val="lrTb"/>
+      <w:docGrid w:type="default" w:linePitch="100" w:charSpace="0"/>
     </w:sectPr>
   </w:body>
 </w:document>
@@ -11537,7 +11688,6 @@
   <w:abstractNum w:abstractNumId="1">
     <w:lvl w:ilvl="0">
       <w:start w:val="1"/>
-      <w:pStyle w:val="1"/>
       <w:numFmt w:val="none"/>
       <w:suff w:val="nothing"/>
       <w:lvlText w:val=""/>
@@ -11655,6 +11805,134 @@
     </w:lvl>
   </w:abstractNum>
   <w:abstractNum w:abstractNumId="2">
+    <w:lvl w:ilvl="0">
+      <w:start w:val="1"/>
+      <w:numFmt w:val="none"/>
+      <w:suff w:val="nothing"/>
+      <w:lvlText w:val=""/>
+      <w:lvlJc w:val="left"/>
+      <w:pPr>
+        <w:tabs>
+          <w:tab w:val="num" w:pos="0"/>
+        </w:tabs>
+        <w:ind w:left="0" w:hanging="0"/>
+      </w:pPr>
+      <w:rPr/>
+    </w:lvl>
+    <w:lvl w:ilvl="1">
+      <w:start w:val="1"/>
+      <w:numFmt w:val="none"/>
+      <w:suff w:val="nothing"/>
+      <w:lvlText w:val=""/>
+      <w:lvlJc w:val="left"/>
+      <w:pPr>
+        <w:tabs>
+          <w:tab w:val="num" w:pos="0"/>
+        </w:tabs>
+        <w:ind w:left="0" w:hanging="0"/>
+      </w:pPr>
+      <w:rPr/>
+    </w:lvl>
+    <w:lvl w:ilvl="2">
+      <w:start w:val="1"/>
+      <w:numFmt w:val="none"/>
+      <w:suff w:val="nothing"/>
+      <w:lvlText w:val=""/>
+      <w:lvlJc w:val="left"/>
+      <w:pPr>
+        <w:tabs>
+          <w:tab w:val="num" w:pos="0"/>
+        </w:tabs>
+        <w:ind w:left="0" w:hanging="0"/>
+      </w:pPr>
+      <w:rPr/>
+    </w:lvl>
+    <w:lvl w:ilvl="3">
+      <w:start w:val="1"/>
+      <w:numFmt w:val="none"/>
+      <w:suff w:val="nothing"/>
+      <w:lvlText w:val=""/>
+      <w:lvlJc w:val="left"/>
+      <w:pPr>
+        <w:tabs>
+          <w:tab w:val="num" w:pos="0"/>
+        </w:tabs>
+        <w:ind w:left="0" w:hanging="0"/>
+      </w:pPr>
+      <w:rPr/>
+    </w:lvl>
+    <w:lvl w:ilvl="4">
+      <w:start w:val="1"/>
+      <w:numFmt w:val="none"/>
+      <w:suff w:val="nothing"/>
+      <w:lvlText w:val=""/>
+      <w:lvlJc w:val="left"/>
+      <w:pPr>
+        <w:tabs>
+          <w:tab w:val="num" w:pos="0"/>
+        </w:tabs>
+        <w:ind w:left="0" w:hanging="0"/>
+      </w:pPr>
+      <w:rPr/>
+    </w:lvl>
+    <w:lvl w:ilvl="5">
+      <w:start w:val="1"/>
+      <w:numFmt w:val="none"/>
+      <w:suff w:val="nothing"/>
+      <w:lvlText w:val=""/>
+      <w:lvlJc w:val="left"/>
+      <w:pPr>
+        <w:tabs>
+          <w:tab w:val="num" w:pos="0"/>
+        </w:tabs>
+        <w:ind w:left="0" w:hanging="0"/>
+      </w:pPr>
+      <w:rPr/>
+    </w:lvl>
+    <w:lvl w:ilvl="6">
+      <w:start w:val="1"/>
+      <w:numFmt w:val="none"/>
+      <w:suff w:val="nothing"/>
+      <w:lvlText w:val=""/>
+      <w:lvlJc w:val="left"/>
+      <w:pPr>
+        <w:tabs>
+          <w:tab w:val="num" w:pos="0"/>
+        </w:tabs>
+        <w:ind w:left="0" w:hanging="0"/>
+      </w:pPr>
+      <w:rPr/>
+    </w:lvl>
+    <w:lvl w:ilvl="7">
+      <w:start w:val="1"/>
+      <w:numFmt w:val="none"/>
+      <w:suff w:val="nothing"/>
+      <w:lvlText w:val=""/>
+      <w:lvlJc w:val="left"/>
+      <w:pPr>
+        <w:tabs>
+          <w:tab w:val="num" w:pos="0"/>
+        </w:tabs>
+        <w:ind w:left="0" w:hanging="0"/>
+      </w:pPr>
+      <w:rPr/>
+    </w:lvl>
+    <w:lvl w:ilvl="8">
+      <w:start w:val="1"/>
+      <w:numFmt w:val="none"/>
+      <w:suff w:val="nothing"/>
+      <w:lvlText w:val=""/>
+      <w:lvlJc w:val="left"/>
+      <w:pPr>
+        <w:tabs>
+          <w:tab w:val="num" w:pos="0"/>
+        </w:tabs>
+        <w:ind w:left="0" w:hanging="0"/>
+      </w:pPr>
+      <w:rPr/>
+    </w:lvl>
+  </w:abstractNum>
+  <w:abstractNum w:abstractNumId="3">
     <w:lvl w:ilvl="0">
       <w:start w:val="1"/>
       <w:numFmt w:val="bullet"/>
@@ -11797,6 +12075,9 @@
   <w:num w:numId="2">
     <w:abstractNumId w:val="2"/>
   </w:num>
+  <w:num w:numId="3">
+    <w:abstractNumId w:val="3"/>
+  </w:num>
 </w:numbering>
 </file>
 
@@ -11814,7 +12095,6 @@
     </w:rPrDefault>
     <w:pPrDefault>
       <w:pPr>
-        <w:widowControl/>
         <w:suppressAutoHyphens w:val="true"/>
       </w:pPr>
     </w:pPrDefault>
@@ -11824,7 +12104,10 @@
     <w:qFormat/>
     <w:pPr>
       <w:widowControl/>
+      <w:suppressAutoHyphens w:val="true"/>
       <w:bidi w:val="0"/>
+      <w:spacing w:before="0" w:after="0"/>
+      <w:jc w:val="left"/>
     </w:pPr>
     <w:rPr>
       <w:rFonts w:ascii="Liberation Serif" w:hAnsi="Liberation Serif" w:eastAsia="Noto Serif CJK JP" w:cs="TakaoPGothic"/>
@@ -11843,7 +12126,7 @@
     <w:pPr>
       <w:numPr>
         <w:ilvl w:val="0"/>
-        <w:numId w:val="1"/>
+        <w:numId w:val="2"/>
       </w:numPr>
       <w:spacing w:before="240" w:after="120"/>
       <w:outlineLvl w:val="0"/>

--- a/Arrows Tab Q509/ArrowsTabQ509.docx
+++ b/Arrows Tab Q509/ArrowsTabQ509.docx
@@ -4,7 +4,7 @@
   <w:body>
     <w:p>
       <w:pPr>
-        <w:pStyle w:val="Style20"/>
+        <w:pStyle w:val="Title"/>
         <w:bidi w:val="0"/>
         <w:spacing w:before="240" w:after="120"/>
         <w:jc w:val="center"/>
@@ -17,10 +17,10 @@
     </w:p>
     <w:p>
       <w:pPr>
-        <w:pStyle w:val="1"/>
+        <w:pStyle w:val="Heading1"/>
         <w:numPr>
           <w:ilvl w:val="0"/>
-          <w:numId w:val="2"/>
+          <w:numId w:val="1"/>
         </w:numPr>
         <w:bidi w:val="0"/>
         <w:jc w:val="left"/>
@@ -39,14 +39,14 @@
     </w:p>
     <w:p>
       <w:pPr>
-        <w:pStyle w:val="Style16"/>
+        <w:pStyle w:val="BodyText"/>
         <w:bidi w:val="0"/>
         <w:jc w:val="left"/>
         <w:rPr/>
       </w:pPr>
       <w:r>
         <w:drawing>
-          <wp:anchor behindDoc="0" distT="0" distB="0" distL="0" distR="0" simplePos="0" locked="0" layoutInCell="0" allowOverlap="1" relativeHeight="19">
+          <wp:anchor behindDoc="0" distT="0" distB="0" distL="0" distR="0" simplePos="0" locked="0" layoutInCell="0" allowOverlap="1" relativeHeight="3">
             <wp:simplePos x="0" y="0"/>
             <wp:positionH relativeFrom="column">
               <wp:align>center</wp:align>
@@ -118,6 +118,30 @@
         <w:t>通常モデル</w:t>
       </w:r>
     </w:p>
+    <w:p>
+      <w:pPr>
+        <w:pStyle w:val="Normal"/>
+        <w:bidi w:val="0"/>
+        <w:jc w:val="left"/>
+        <w:rPr/>
+      </w:pPr>
+      <w:r>
+        <w:rPr/>
+        <w:t>2019</w:t>
+      </w:r>
+      <w:r>
+        <w:rPr/>
+        <w:t>年</w:t>
+      </w:r>
+      <w:r>
+        <w:rPr/>
+        <w:t>1</w:t>
+      </w:r>
+      <w:r>
+        <w:rPr/>
+        <w:t>月発売らしい。</w:t>
+      </w:r>
+    </w:p>
     <w:tbl>
       <w:tblPr>
         <w:tblW w:w="9638" w:type="dxa"/>
@@ -133,10 +157,10 @@
       </w:tblPr>
       <w:tblGrid>
         <w:gridCol w:w="1927"/>
-        <w:gridCol w:w="1887"/>
-        <w:gridCol w:w="1320"/>
-        <w:gridCol w:w="2243"/>
-        <w:gridCol w:w="2261"/>
+        <w:gridCol w:w="1886"/>
+        <w:gridCol w:w="1321"/>
+        <w:gridCol w:w="2242"/>
+        <w:gridCol w:w="2262"/>
       </w:tblGrid>
       <w:tr>
         <w:trPr/>
@@ -150,7 +174,7 @@
           </w:tcPr>
           <w:p>
             <w:pPr>
-              <w:pStyle w:val="Style22"/>
+              <w:pStyle w:val="Style17"/>
               <w:widowControl w:val="false"/>
               <w:suppressLineNumbers/>
               <w:bidi w:val="0"/>
@@ -180,7 +204,7 @@
           </w:tcPr>
           <w:p>
             <w:pPr>
-              <w:pStyle w:val="Style22"/>
+              <w:pStyle w:val="Style17"/>
               <w:widowControl w:val="false"/>
               <w:suppressLineNumbers/>
               <w:bidi w:val="0"/>
@@ -218,7 +242,7 @@
           </w:tcPr>
           <w:p>
             <w:pPr>
-              <w:pStyle w:val="Style21"/>
+              <w:pStyle w:val="Style16"/>
               <w:widowControl w:val="false"/>
               <w:bidi w:val="0"/>
               <w:jc w:val="left"/>
@@ -244,7 +268,7 @@
           </w:tcPr>
           <w:p>
             <w:pPr>
-              <w:pStyle w:val="Style22"/>
+              <w:pStyle w:val="Style17"/>
               <w:widowControl w:val="false"/>
               <w:suppressLineNumbers/>
               <w:bidi w:val="0"/>
@@ -269,7 +293,7 @@
           </w:tcPr>
           <w:p>
             <w:pPr>
-              <w:pStyle w:val="Style22"/>
+              <w:pStyle w:val="Style17"/>
               <w:widowControl w:val="false"/>
               <w:suppressLineNumbers/>
               <w:bidi w:val="0"/>
@@ -295,7 +319,7 @@
           </w:tcPr>
           <w:p>
             <w:pPr>
-              <w:pStyle w:val="Style22"/>
+              <w:pStyle w:val="Style17"/>
               <w:widowControl w:val="false"/>
               <w:suppressLineNumbers/>
               <w:bidi w:val="0"/>
@@ -322,19 +346,27 @@
               <w:fldChar w:fldCharType="begin"/>
             </w:r>
             <w:r>
-              <w:rPr/>
+              <w:rPr>
+                <w:rStyle w:val="ListLabel1"/>
+              </w:rPr>
               <w:instrText xml:space="preserve"> HYPERLINK "https://247ps-i.isnet.jp.fujitsu.com/platform/pc/product/arrowstab/1901/q509ve/spec.html" \l "29"</w:instrText>
             </w:r>
             <w:r>
-              <w:rPr/>
+              <w:rPr>
+                <w:rStyle w:val="ListLabel1"/>
+              </w:rPr>
               <w:fldChar w:fldCharType="separate"/>
             </w:r>
             <w:r>
-              <w:rPr/>
+              <w:rPr>
+                <w:rStyle w:val="ListLabel1"/>
+              </w:rPr>
               <w:t>注</w:t>
             </w:r>
             <w:r>
-              <w:rPr/>
+              <w:rPr>
+                <w:rStyle w:val="ListLabel1"/>
+              </w:rPr>
               <w:fldChar w:fldCharType="end"/>
             </w:r>
             <w:r>
@@ -359,7 +391,7 @@
           </w:tcPr>
           <w:p>
             <w:pPr>
-              <w:pStyle w:val="Style22"/>
+              <w:pStyle w:val="Style17"/>
               <w:widowControl w:val="false"/>
               <w:suppressLineNumbers/>
               <w:bidi w:val="0"/>
@@ -385,7 +417,7 @@
           </w:tcPr>
           <w:p>
             <w:pPr>
-              <w:pStyle w:val="Style22"/>
+              <w:pStyle w:val="Style17"/>
               <w:widowControl w:val="false"/>
               <w:suppressLineNumbers/>
               <w:bidi w:val="0"/>
@@ -412,19 +444,27 @@
               <w:fldChar w:fldCharType="begin"/>
             </w:r>
             <w:r>
-              <w:rPr/>
+              <w:rPr>
+                <w:rStyle w:val="ListLabel1"/>
+              </w:rPr>
               <w:instrText xml:space="preserve"> HYPERLINK "https://247ps-i.isnet.jp.fujitsu.com/platform/pc/product/arrowstab/1901/q509ve/spec.html" \l "29"</w:instrText>
             </w:r>
             <w:r>
-              <w:rPr/>
+              <w:rPr>
+                <w:rStyle w:val="ListLabel1"/>
+              </w:rPr>
               <w:fldChar w:fldCharType="separate"/>
             </w:r>
             <w:r>
-              <w:rPr/>
+              <w:rPr>
+                <w:rStyle w:val="ListLabel1"/>
+              </w:rPr>
               <w:t>注</w:t>
             </w:r>
             <w:r>
-              <w:rPr/>
+              <w:rPr>
+                <w:rStyle w:val="ListLabel1"/>
+              </w:rPr>
               <w:fldChar w:fldCharType="end"/>
             </w:r>
             <w:r>
@@ -449,7 +489,7 @@
           </w:tcPr>
           <w:p>
             <w:pPr>
-              <w:pStyle w:val="Style22"/>
+              <w:pStyle w:val="Style17"/>
               <w:widowControl w:val="false"/>
               <w:suppressLineNumbers/>
               <w:bidi w:val="0"/>
@@ -471,7 +511,7 @@
           </w:tcPr>
           <w:p>
             <w:pPr>
-              <w:pStyle w:val="Style22"/>
+              <w:pStyle w:val="Style17"/>
               <w:widowControl w:val="false"/>
               <w:suppressLineNumbers/>
               <w:bidi w:val="0"/>
@@ -486,13 +526,13 @@
         </w:tc>
         <w:tc>
           <w:tcPr>
-            <w:tcW w:w="2243" w:type="dxa"/>
-            <w:tcBorders/>
-            <w:vAlign w:val="center"/>
-          </w:tcPr>
-          <w:p>
-            <w:pPr>
-              <w:pStyle w:val="Style21"/>
+            <w:tcW w:w="2242" w:type="dxa"/>
+            <w:tcBorders/>
+            <w:vAlign w:val="center"/>
+          </w:tcPr>
+          <w:p>
+            <w:pPr>
+              <w:pStyle w:val="Style16"/>
               <w:widowControl w:val="false"/>
               <w:suppressLineNumbers/>
               <w:bidi w:val="0"/>
@@ -519,13 +559,13 @@
         </w:tc>
         <w:tc>
           <w:tcPr>
-            <w:tcW w:w="2261" w:type="dxa"/>
-            <w:tcBorders/>
-            <w:vAlign w:val="center"/>
-          </w:tcPr>
-          <w:p>
-            <w:pPr>
-              <w:pStyle w:val="Style21"/>
+            <w:tcW w:w="2262" w:type="dxa"/>
+            <w:tcBorders/>
+            <w:vAlign w:val="center"/>
+          </w:tcPr>
+          <w:p>
+            <w:pPr>
+              <w:pStyle w:val="Style16"/>
               <w:widowControl w:val="false"/>
               <w:suppressLineNumbers/>
               <w:bidi w:val="0"/>
@@ -562,7 +602,7 @@
           </w:tcPr>
           <w:p>
             <w:pPr>
-              <w:pStyle w:val="Style21"/>
+              <w:pStyle w:val="Style16"/>
               <w:widowControl w:val="false"/>
               <w:bidi w:val="0"/>
               <w:jc w:val="left"/>
@@ -588,7 +628,7 @@
           </w:tcPr>
           <w:p>
             <w:pPr>
-              <w:pStyle w:val="Style22"/>
+              <w:pStyle w:val="Style17"/>
               <w:widowControl w:val="false"/>
               <w:suppressLineNumbers/>
               <w:bidi w:val="0"/>
@@ -603,13 +643,13 @@
         </w:tc>
         <w:tc>
           <w:tcPr>
-            <w:tcW w:w="2243" w:type="dxa"/>
-            <w:tcBorders/>
-            <w:vAlign w:val="center"/>
-          </w:tcPr>
-          <w:p>
-            <w:pPr>
-              <w:pStyle w:val="Style21"/>
+            <w:tcW w:w="2242" w:type="dxa"/>
+            <w:tcBorders/>
+            <w:vAlign w:val="center"/>
+          </w:tcPr>
+          <w:p>
+            <w:pPr>
+              <w:pStyle w:val="Style16"/>
               <w:widowControl w:val="false"/>
               <w:suppressLineNumbers/>
               <w:bidi w:val="0"/>
@@ -645,13 +685,13 @@
         </w:tc>
         <w:tc>
           <w:tcPr>
-            <w:tcW w:w="2261" w:type="dxa"/>
-            <w:tcBorders/>
-            <w:vAlign w:val="center"/>
-          </w:tcPr>
-          <w:p>
-            <w:pPr>
-              <w:pStyle w:val="Style21"/>
+            <w:tcW w:w="2262" w:type="dxa"/>
+            <w:tcBorders/>
+            <w:vAlign w:val="center"/>
+          </w:tcPr>
+          <w:p>
+            <w:pPr>
+              <w:pStyle w:val="Style16"/>
               <w:widowControl w:val="false"/>
               <w:suppressLineNumbers/>
               <w:bidi w:val="0"/>
@@ -697,7 +737,7 @@
           </w:tcPr>
           <w:p>
             <w:pPr>
-              <w:pStyle w:val="Style21"/>
+              <w:pStyle w:val="Style16"/>
               <w:widowControl w:val="false"/>
               <w:bidi w:val="0"/>
               <w:jc w:val="left"/>
@@ -723,7 +763,7 @@
           </w:tcPr>
           <w:p>
             <w:pPr>
-              <w:pStyle w:val="Style22"/>
+              <w:pStyle w:val="Style17"/>
               <w:widowControl w:val="false"/>
               <w:suppressLineNumbers/>
               <w:bidi w:val="0"/>
@@ -746,13 +786,13 @@
         </w:tc>
         <w:tc>
           <w:tcPr>
-            <w:tcW w:w="2243" w:type="dxa"/>
-            <w:tcBorders/>
-            <w:vAlign w:val="center"/>
-          </w:tcPr>
-          <w:p>
-            <w:pPr>
-              <w:pStyle w:val="Style21"/>
+            <w:tcW w:w="2242" w:type="dxa"/>
+            <w:tcBorders/>
+            <w:vAlign w:val="center"/>
+          </w:tcPr>
+          <w:p>
+            <w:pPr>
+              <w:pStyle w:val="Style16"/>
               <w:widowControl w:val="false"/>
               <w:suppressLineNumbers/>
               <w:bidi w:val="0"/>
@@ -767,13 +807,13 @@
         </w:tc>
         <w:tc>
           <w:tcPr>
-            <w:tcW w:w="2261" w:type="dxa"/>
-            <w:tcBorders/>
-            <w:vAlign w:val="center"/>
-          </w:tcPr>
-          <w:p>
-            <w:pPr>
-              <w:pStyle w:val="Style21"/>
+            <w:tcW w:w="2262" w:type="dxa"/>
+            <w:tcBorders/>
+            <w:vAlign w:val="center"/>
+          </w:tcPr>
+          <w:p>
+            <w:pPr>
+              <w:pStyle w:val="Style16"/>
               <w:widowControl w:val="false"/>
               <w:suppressLineNumbers/>
               <w:bidi w:val="0"/>
@@ -798,7 +838,7 @@
           </w:tcPr>
           <w:p>
             <w:pPr>
-              <w:pStyle w:val="Style21"/>
+              <w:pStyle w:val="Style16"/>
               <w:widowControl w:val="false"/>
               <w:bidi w:val="0"/>
               <w:jc w:val="left"/>
@@ -817,14 +857,14 @@
         </w:tc>
         <w:tc>
           <w:tcPr>
-            <w:tcW w:w="1887" w:type="dxa"/>
+            <w:tcW w:w="1886" w:type="dxa"/>
             <w:vMerge w:val="restart"/>
             <w:tcBorders/>
             <w:vAlign w:val="center"/>
           </w:tcPr>
           <w:p>
             <w:pPr>
-              <w:pStyle w:val="Style22"/>
+              <w:pStyle w:val="Style17"/>
               <w:widowControl w:val="false"/>
               <w:suppressLineNumbers/>
               <w:bidi w:val="0"/>
@@ -839,13 +879,13 @@
         </w:tc>
         <w:tc>
           <w:tcPr>
-            <w:tcW w:w="1320" w:type="dxa"/>
-            <w:tcBorders/>
-            <w:vAlign w:val="center"/>
-          </w:tcPr>
-          <w:p>
-            <w:pPr>
-              <w:pStyle w:val="Style22"/>
+            <w:tcW w:w="1321" w:type="dxa"/>
+            <w:tcBorders/>
+            <w:vAlign w:val="center"/>
+          </w:tcPr>
+          <w:p>
+            <w:pPr>
+              <w:pStyle w:val="Style17"/>
               <w:widowControl w:val="false"/>
               <w:suppressLineNumbers/>
               <w:bidi w:val="0"/>
@@ -871,7 +911,7 @@
           </w:tcPr>
           <w:p>
             <w:pPr>
-              <w:pStyle w:val="Style21"/>
+              <w:pStyle w:val="Style16"/>
               <w:widowControl w:val="false"/>
               <w:suppressLineNumbers/>
               <w:bidi w:val="0"/>
@@ -896,7 +936,7 @@
           </w:tcPr>
           <w:p>
             <w:pPr>
-              <w:pStyle w:val="Style21"/>
+              <w:pStyle w:val="Style16"/>
               <w:widowControl w:val="false"/>
               <w:bidi w:val="0"/>
               <w:jc w:val="left"/>
@@ -915,14 +955,14 @@
         </w:tc>
         <w:tc>
           <w:tcPr>
-            <w:tcW w:w="1887" w:type="dxa"/>
+            <w:tcW w:w="1886" w:type="dxa"/>
             <w:vMerge w:val="continue"/>
             <w:tcBorders/>
             <w:vAlign w:val="center"/>
           </w:tcPr>
           <w:p>
             <w:pPr>
-              <w:pStyle w:val="Style21"/>
+              <w:pStyle w:val="Style16"/>
               <w:widowControl w:val="false"/>
               <w:bidi w:val="0"/>
               <w:jc w:val="left"/>
@@ -941,13 +981,13 @@
         </w:tc>
         <w:tc>
           <w:tcPr>
-            <w:tcW w:w="1320" w:type="dxa"/>
-            <w:tcBorders/>
-            <w:vAlign w:val="center"/>
-          </w:tcPr>
-          <w:p>
-            <w:pPr>
-              <w:pStyle w:val="Style22"/>
+            <w:tcW w:w="1321" w:type="dxa"/>
+            <w:tcBorders/>
+            <w:vAlign w:val="center"/>
+          </w:tcPr>
+          <w:p>
+            <w:pPr>
+              <w:pStyle w:val="Style17"/>
               <w:widowControl w:val="false"/>
               <w:suppressLineNumbers/>
               <w:bidi w:val="0"/>
@@ -973,7 +1013,7 @@
           </w:tcPr>
           <w:p>
             <w:pPr>
-              <w:pStyle w:val="Style21"/>
+              <w:pStyle w:val="Style16"/>
               <w:widowControl w:val="false"/>
               <w:suppressLineNumbers/>
               <w:bidi w:val="0"/>
@@ -998,7 +1038,7 @@
           </w:tcPr>
           <w:p>
             <w:pPr>
-              <w:pStyle w:val="Style22"/>
+              <w:pStyle w:val="Style17"/>
               <w:widowControl w:val="false"/>
               <w:suppressLineNumbers/>
               <w:bidi w:val="0"/>
@@ -1020,7 +1060,7 @@
           </w:tcPr>
           <w:p>
             <w:pPr>
-              <w:pStyle w:val="Style21"/>
+              <w:pStyle w:val="Style16"/>
               <w:widowControl w:val="false"/>
               <w:suppressLineNumbers/>
               <w:bidi w:val="0"/>
@@ -1049,7 +1089,7 @@
           </w:tcPr>
           <w:p>
             <w:pPr>
-              <w:pStyle w:val="Style22"/>
+              <w:pStyle w:val="Style17"/>
               <w:widowControl w:val="false"/>
               <w:suppressLineNumbers/>
               <w:bidi w:val="0"/>
@@ -1064,14 +1104,14 @@
         </w:tc>
         <w:tc>
           <w:tcPr>
-            <w:tcW w:w="1887" w:type="dxa"/>
+            <w:tcW w:w="1886" w:type="dxa"/>
             <w:vMerge w:val="restart"/>
             <w:tcBorders/>
             <w:vAlign w:val="center"/>
           </w:tcPr>
           <w:p>
             <w:pPr>
-              <w:pStyle w:val="Style22"/>
+              <w:pStyle w:val="Style17"/>
               <w:widowControl w:val="false"/>
               <w:suppressLineNumbers/>
               <w:bidi w:val="0"/>
@@ -1094,13 +1134,13 @@
         </w:tc>
         <w:tc>
           <w:tcPr>
-            <w:tcW w:w="1320" w:type="dxa"/>
-            <w:tcBorders/>
-            <w:vAlign w:val="center"/>
-          </w:tcPr>
-          <w:p>
-            <w:pPr>
-              <w:pStyle w:val="Style22"/>
+            <w:tcW w:w="1321" w:type="dxa"/>
+            <w:tcBorders/>
+            <w:vAlign w:val="center"/>
+          </w:tcPr>
+          <w:p>
+            <w:pPr>
+              <w:pStyle w:val="Style17"/>
               <w:widowControl w:val="false"/>
               <w:suppressLineNumbers/>
               <w:bidi w:val="0"/>
@@ -1122,7 +1162,7 @@
           </w:tcPr>
           <w:p>
             <w:pPr>
-              <w:pStyle w:val="Style21"/>
+              <w:pStyle w:val="Style16"/>
               <w:widowControl w:val="false"/>
               <w:suppressLineNumbers/>
               <w:bidi w:val="0"/>
@@ -1147,7 +1187,7 @@
           </w:tcPr>
           <w:p>
             <w:pPr>
-              <w:pStyle w:val="Style21"/>
+              <w:pStyle w:val="Style16"/>
               <w:widowControl w:val="false"/>
               <w:bidi w:val="0"/>
               <w:jc w:val="left"/>
@@ -1166,14 +1206,14 @@
         </w:tc>
         <w:tc>
           <w:tcPr>
-            <w:tcW w:w="1887" w:type="dxa"/>
+            <w:tcW w:w="1886" w:type="dxa"/>
             <w:vMerge w:val="continue"/>
             <w:tcBorders/>
             <w:vAlign w:val="center"/>
           </w:tcPr>
           <w:p>
             <w:pPr>
-              <w:pStyle w:val="Style21"/>
+              <w:pStyle w:val="Style16"/>
               <w:widowControl w:val="false"/>
               <w:bidi w:val="0"/>
               <w:jc w:val="left"/>
@@ -1192,13 +1232,13 @@
         </w:tc>
         <w:tc>
           <w:tcPr>
-            <w:tcW w:w="1320" w:type="dxa"/>
-            <w:tcBorders/>
-            <w:vAlign w:val="center"/>
-          </w:tcPr>
-          <w:p>
-            <w:pPr>
-              <w:pStyle w:val="Style22"/>
+            <w:tcW w:w="1321" w:type="dxa"/>
+            <w:tcBorders/>
+            <w:vAlign w:val="center"/>
+          </w:tcPr>
+          <w:p>
+            <w:pPr>
+              <w:pStyle w:val="Style17"/>
               <w:widowControl w:val="false"/>
               <w:suppressLineNumbers/>
               <w:bidi w:val="0"/>
@@ -1213,13 +1253,13 @@
         </w:tc>
         <w:tc>
           <w:tcPr>
-            <w:tcW w:w="2243" w:type="dxa"/>
-            <w:tcBorders/>
-            <w:vAlign w:val="center"/>
-          </w:tcPr>
-          <w:p>
-            <w:pPr>
-              <w:pStyle w:val="Style21"/>
+            <w:tcW w:w="2242" w:type="dxa"/>
+            <w:tcBorders/>
+            <w:vAlign w:val="center"/>
+          </w:tcPr>
+          <w:p>
+            <w:pPr>
+              <w:pStyle w:val="Style16"/>
               <w:widowControl w:val="false"/>
               <w:suppressLineNumbers/>
               <w:bidi w:val="0"/>
@@ -1246,19 +1286,27 @@
               <w:fldChar w:fldCharType="begin"/>
             </w:r>
             <w:r>
-              <w:rPr/>
+              <w:rPr>
+                <w:rStyle w:val="ListLabel1"/>
+              </w:rPr>
               <w:instrText xml:space="preserve"> HYPERLINK "https://247ps-i.isnet.jp.fujitsu.com/platform/pc/product/arrowstab/1901/q509ve/spec.html" \l "24"</w:instrText>
             </w:r>
             <w:r>
-              <w:rPr/>
+              <w:rPr>
+                <w:rStyle w:val="ListLabel1"/>
+              </w:rPr>
               <w:fldChar w:fldCharType="separate"/>
             </w:r>
             <w:r>
-              <w:rPr/>
+              <w:rPr>
+                <w:rStyle w:val="ListLabel1"/>
+              </w:rPr>
               <w:t>注</w:t>
             </w:r>
             <w:r>
-              <w:rPr/>
+              <w:rPr>
+                <w:rStyle w:val="ListLabel1"/>
+              </w:rPr>
               <w:fldChar w:fldCharType="end"/>
             </w:r>
             <w:r>
@@ -1273,13 +1321,13 @@
         </w:tc>
         <w:tc>
           <w:tcPr>
-            <w:tcW w:w="2261" w:type="dxa"/>
-            <w:tcBorders/>
-            <w:vAlign w:val="center"/>
-          </w:tcPr>
-          <w:p>
-            <w:pPr>
-              <w:pStyle w:val="Style21"/>
+            <w:tcW w:w="2262" w:type="dxa"/>
+            <w:tcBorders/>
+            <w:vAlign w:val="center"/>
+          </w:tcPr>
+          <w:p>
+            <w:pPr>
+              <w:pStyle w:val="Style16"/>
               <w:widowControl w:val="false"/>
               <w:suppressLineNumbers/>
               <w:bidi w:val="0"/>
@@ -1306,19 +1354,27 @@
               <w:fldChar w:fldCharType="begin"/>
             </w:r>
             <w:r>
-              <w:rPr/>
+              <w:rPr>
+                <w:rStyle w:val="ListLabel1"/>
+              </w:rPr>
               <w:instrText xml:space="preserve"> HYPERLINK "https://247ps-i.isnet.jp.fujitsu.com/platform/pc/product/arrowstab/1901/q509ve/spec.html" \l "24"</w:instrText>
             </w:r>
             <w:r>
-              <w:rPr/>
+              <w:rPr>
+                <w:rStyle w:val="ListLabel1"/>
+              </w:rPr>
               <w:fldChar w:fldCharType="separate"/>
             </w:r>
             <w:r>
-              <w:rPr/>
+              <w:rPr>
+                <w:rStyle w:val="ListLabel1"/>
+              </w:rPr>
               <w:t>注</w:t>
             </w:r>
             <w:r>
-              <w:rPr/>
+              <w:rPr>
+                <w:rStyle w:val="ListLabel1"/>
+              </w:rPr>
               <w:fldChar w:fldCharType="end"/>
             </w:r>
             <w:r>
@@ -1343,7 +1399,7 @@
           </w:tcPr>
           <w:p>
             <w:pPr>
-              <w:pStyle w:val="Style21"/>
+              <w:pStyle w:val="Style16"/>
               <w:widowControl w:val="false"/>
               <w:bidi w:val="0"/>
               <w:jc w:val="left"/>
@@ -1369,7 +1425,7 @@
           </w:tcPr>
           <w:p>
             <w:pPr>
-              <w:pStyle w:val="Style22"/>
+              <w:pStyle w:val="Style17"/>
               <w:widowControl w:val="false"/>
               <w:suppressLineNumbers/>
               <w:bidi w:val="0"/>
@@ -1384,19 +1440,27 @@
               <w:fldChar w:fldCharType="begin"/>
             </w:r>
             <w:r>
-              <w:rPr/>
+              <w:rPr>
+                <w:rStyle w:val="ListLabel1"/>
+              </w:rPr>
               <w:instrText xml:space="preserve"> HYPERLINK "https://247ps-i.isnet.jp.fujitsu.com/platform/pc/product/arrowstab/1901/q509ve/spec.html" \l "1"</w:instrText>
             </w:r>
             <w:r>
-              <w:rPr/>
+              <w:rPr>
+                <w:rStyle w:val="ListLabel1"/>
+              </w:rPr>
               <w:fldChar w:fldCharType="separate"/>
             </w:r>
             <w:r>
-              <w:rPr/>
+              <w:rPr>
+                <w:rStyle w:val="ListLabel1"/>
+              </w:rPr>
               <w:t>注</w:t>
             </w:r>
             <w:r>
-              <w:rPr/>
+              <w:rPr>
+                <w:rStyle w:val="ListLabel1"/>
+              </w:rPr>
               <w:fldChar w:fldCharType="end"/>
             </w:r>
             <w:r>
@@ -1418,7 +1482,7 @@
           </w:tcPr>
           <w:p>
             <w:pPr>
-              <w:pStyle w:val="Style21"/>
+              <w:pStyle w:val="Style16"/>
               <w:widowControl w:val="false"/>
               <w:suppressLineNumbers/>
               <w:bidi w:val="0"/>
@@ -1455,7 +1519,7 @@
           </w:tcPr>
           <w:p>
             <w:pPr>
-              <w:pStyle w:val="Style22"/>
+              <w:pStyle w:val="Style17"/>
               <w:widowControl w:val="false"/>
               <w:suppressLineNumbers/>
               <w:bidi w:val="0"/>
@@ -1477,7 +1541,7 @@
           </w:tcPr>
           <w:p>
             <w:pPr>
-              <w:pStyle w:val="Style22"/>
+              <w:pStyle w:val="Style17"/>
               <w:widowControl w:val="false"/>
               <w:suppressLineNumbers/>
               <w:bidi w:val="0"/>
@@ -1499,7 +1563,7 @@
           </w:tcPr>
           <w:p>
             <w:pPr>
-              <w:pStyle w:val="Style21"/>
+              <w:pStyle w:val="Style16"/>
               <w:widowControl w:val="false"/>
               <w:suppressLineNumbers/>
               <w:bidi w:val="0"/>
@@ -1536,7 +1600,7 @@
           </w:tcPr>
           <w:p>
             <w:pPr>
-              <w:pStyle w:val="Style21"/>
+              <w:pStyle w:val="Style16"/>
               <w:widowControl w:val="false"/>
               <w:bidi w:val="0"/>
               <w:jc w:val="left"/>
@@ -1562,7 +1626,7 @@
           </w:tcPr>
           <w:p>
             <w:pPr>
-              <w:pStyle w:val="Style22"/>
+              <w:pStyle w:val="Style17"/>
               <w:widowControl w:val="false"/>
               <w:suppressLineNumbers/>
               <w:bidi w:val="0"/>
@@ -1584,7 +1648,7 @@
           </w:tcPr>
           <w:p>
             <w:pPr>
-              <w:pStyle w:val="Style21"/>
+              <w:pStyle w:val="Style16"/>
               <w:widowControl w:val="false"/>
               <w:suppressLineNumbers/>
               <w:bidi w:val="0"/>
@@ -1609,7 +1673,7 @@
           </w:tcPr>
           <w:p>
             <w:pPr>
-              <w:pStyle w:val="Style21"/>
+              <w:pStyle w:val="Style16"/>
               <w:widowControl w:val="false"/>
               <w:bidi w:val="0"/>
               <w:jc w:val="left"/>
@@ -1635,7 +1699,7 @@
           </w:tcPr>
           <w:p>
             <w:pPr>
-              <w:pStyle w:val="Style22"/>
+              <w:pStyle w:val="Style17"/>
               <w:widowControl w:val="false"/>
               <w:suppressLineNumbers/>
               <w:bidi w:val="0"/>
@@ -1658,19 +1722,27 @@
               <w:fldChar w:fldCharType="begin"/>
             </w:r>
             <w:r>
-              <w:rPr/>
+              <w:rPr>
+                <w:rStyle w:val="ListLabel1"/>
+              </w:rPr>
               <w:instrText xml:space="preserve"> HYPERLINK "https://247ps-i.isnet.jp.fujitsu.com/platform/pc/product/arrowstab/1901/q509ve/spec.html" \l "2"</w:instrText>
             </w:r>
             <w:r>
-              <w:rPr/>
+              <w:rPr>
+                <w:rStyle w:val="ListLabel1"/>
+              </w:rPr>
               <w:fldChar w:fldCharType="separate"/>
             </w:r>
             <w:r>
-              <w:rPr/>
+              <w:rPr>
+                <w:rStyle w:val="ListLabel1"/>
+              </w:rPr>
               <w:t>注</w:t>
             </w:r>
             <w:r>
-              <w:rPr/>
+              <w:rPr>
+                <w:rStyle w:val="ListLabel1"/>
+              </w:rPr>
               <w:fldChar w:fldCharType="end"/>
             </w:r>
             <w:r>
@@ -1692,7 +1764,7 @@
           </w:tcPr>
           <w:p>
             <w:pPr>
-              <w:pStyle w:val="Style21"/>
+              <w:pStyle w:val="Style16"/>
               <w:widowControl w:val="false"/>
               <w:suppressLineNumbers/>
               <w:bidi w:val="0"/>
@@ -1743,19 +1815,27 @@
               <w:fldChar w:fldCharType="begin"/>
             </w:r>
             <w:r>
-              <w:rPr/>
+              <w:rPr>
+                <w:rStyle w:val="ListLabel1"/>
+              </w:rPr>
               <w:instrText xml:space="preserve"> HYPERLINK "https://247ps-i.isnet.jp.fujitsu.com/platform/pc/product/arrowstab/1901/q509ve/spec.html" \l "15"</w:instrText>
             </w:r>
             <w:r>
-              <w:rPr/>
+              <w:rPr>
+                <w:rStyle w:val="ListLabel1"/>
+              </w:rPr>
               <w:fldChar w:fldCharType="separate"/>
             </w:r>
             <w:r>
-              <w:rPr/>
+              <w:rPr>
+                <w:rStyle w:val="ListLabel1"/>
+              </w:rPr>
               <w:t>注</w:t>
             </w:r>
             <w:r>
-              <w:rPr/>
+              <w:rPr>
+                <w:rStyle w:val="ListLabel1"/>
+              </w:rPr>
               <w:fldChar w:fldCharType="end"/>
             </w:r>
             <w:r>
@@ -1789,7 +1869,7 @@
           </w:tcPr>
           <w:p>
             <w:pPr>
-              <w:pStyle w:val="Style21"/>
+              <w:pStyle w:val="Style16"/>
               <w:widowControl w:val="false"/>
               <w:bidi w:val="0"/>
               <w:jc w:val="left"/>
@@ -1815,7 +1895,7 @@
           </w:tcPr>
           <w:p>
             <w:pPr>
-              <w:pStyle w:val="Style22"/>
+              <w:pStyle w:val="Style17"/>
               <w:widowControl w:val="false"/>
               <w:suppressLineNumbers/>
               <w:bidi w:val="0"/>
@@ -1837,7 +1917,7 @@
           </w:tcPr>
           <w:p>
             <w:pPr>
-              <w:pStyle w:val="Style21"/>
+              <w:pStyle w:val="Style16"/>
               <w:widowControl w:val="false"/>
               <w:suppressLineNumbers/>
               <w:bidi w:val="0"/>
@@ -1866,7 +1946,7 @@
           </w:tcPr>
           <w:p>
             <w:pPr>
-              <w:pStyle w:val="Style21"/>
+              <w:pStyle w:val="Style16"/>
               <w:widowControl w:val="false"/>
               <w:bidi w:val="0"/>
               <w:jc w:val="left"/>
@@ -1892,7 +1972,7 @@
           </w:tcPr>
           <w:p>
             <w:pPr>
-              <w:pStyle w:val="Style22"/>
+              <w:pStyle w:val="Style17"/>
               <w:widowControl w:val="false"/>
               <w:suppressLineNumbers/>
               <w:bidi w:val="0"/>
@@ -1914,7 +1994,7 @@
           </w:tcPr>
           <w:p>
             <w:pPr>
-              <w:pStyle w:val="Style21"/>
+              <w:pStyle w:val="Style16"/>
               <w:widowControl w:val="false"/>
               <w:suppressLineNumbers/>
               <w:bidi w:val="0"/>
@@ -1939,7 +2019,7 @@
           </w:tcPr>
           <w:p>
             <w:pPr>
-              <w:pStyle w:val="Style21"/>
+              <w:pStyle w:val="Style16"/>
               <w:widowControl w:val="false"/>
               <w:bidi w:val="0"/>
               <w:jc w:val="left"/>
@@ -1965,7 +2045,7 @@
           </w:tcPr>
           <w:p>
             <w:pPr>
-              <w:pStyle w:val="Style22"/>
+              <w:pStyle w:val="Style17"/>
               <w:widowControl w:val="false"/>
               <w:suppressLineNumbers/>
               <w:bidi w:val="0"/>
@@ -1987,7 +2067,7 @@
           </w:tcPr>
           <w:p>
             <w:pPr>
-              <w:pStyle w:val="Style21"/>
+              <w:pStyle w:val="Style16"/>
               <w:widowControl w:val="false"/>
               <w:suppressLineNumbers/>
               <w:bidi w:val="0"/>
@@ -2037,7 +2117,7 @@
           </w:tcPr>
           <w:p>
             <w:pPr>
-              <w:pStyle w:val="Style21"/>
+              <w:pStyle w:val="Style16"/>
               <w:widowControl w:val="false"/>
               <w:bidi w:val="0"/>
               <w:jc w:val="left"/>
@@ -2063,7 +2143,7 @@
           </w:tcPr>
           <w:p>
             <w:pPr>
-              <w:pStyle w:val="Style22"/>
+              <w:pStyle w:val="Style17"/>
               <w:widowControl w:val="false"/>
               <w:suppressLineNumbers/>
               <w:bidi w:val="0"/>
@@ -2078,19 +2158,27 @@
               <w:fldChar w:fldCharType="begin"/>
             </w:r>
             <w:r>
-              <w:rPr/>
+              <w:rPr>
+                <w:rStyle w:val="ListLabel1"/>
+              </w:rPr>
               <w:instrText xml:space="preserve"> HYPERLINK "https://247ps-i.isnet.jp.fujitsu.com/platform/pc/product/arrowstab/1901/q509ve/spec.html" \l "3"</w:instrText>
             </w:r>
             <w:r>
-              <w:rPr/>
+              <w:rPr>
+                <w:rStyle w:val="ListLabel1"/>
+              </w:rPr>
               <w:fldChar w:fldCharType="separate"/>
             </w:r>
             <w:r>
-              <w:rPr/>
+              <w:rPr>
+                <w:rStyle w:val="ListLabel1"/>
+              </w:rPr>
               <w:t>注</w:t>
             </w:r>
             <w:r>
-              <w:rPr/>
+              <w:rPr>
+                <w:rStyle w:val="ListLabel1"/>
+              </w:rPr>
               <w:fldChar w:fldCharType="end"/>
             </w:r>
             <w:r>
@@ -2112,7 +2200,7 @@
           </w:tcPr>
           <w:p>
             <w:pPr>
-              <w:pStyle w:val="Style21"/>
+              <w:pStyle w:val="Style16"/>
               <w:widowControl w:val="false"/>
               <w:suppressLineNumbers/>
               <w:bidi w:val="0"/>
@@ -2153,7 +2241,7 @@
           </w:tcPr>
           <w:p>
             <w:pPr>
-              <w:pStyle w:val="Style22"/>
+              <w:pStyle w:val="Style17"/>
               <w:widowControl w:val="false"/>
               <w:suppressLineNumbers/>
               <w:bidi w:val="0"/>
@@ -2177,19 +2265,27 @@
               <w:fldChar w:fldCharType="begin"/>
             </w:r>
             <w:r>
-              <w:rPr/>
+              <w:rPr>
+                <w:rStyle w:val="ListLabel1"/>
+              </w:rPr>
               <w:instrText xml:space="preserve"> HYPERLINK "https://247ps-i.isnet.jp.fujitsu.com/platform/pc/product/arrowstab/1901/q509ve/spec.html" \l "16"</w:instrText>
             </w:r>
             <w:r>
-              <w:rPr/>
+              <w:rPr>
+                <w:rStyle w:val="ListLabel1"/>
+              </w:rPr>
               <w:fldChar w:fldCharType="separate"/>
             </w:r>
             <w:r>
-              <w:rPr/>
+              <w:rPr>
+                <w:rStyle w:val="ListLabel1"/>
+              </w:rPr>
               <w:t>注</w:t>
             </w:r>
             <w:r>
-              <w:rPr/>
+              <w:rPr>
+                <w:rStyle w:val="ListLabel1"/>
+              </w:rPr>
               <w:fldChar w:fldCharType="end"/>
             </w:r>
             <w:r>
@@ -2211,7 +2307,7 @@
           </w:tcPr>
           <w:p>
             <w:pPr>
-              <w:pStyle w:val="Style21"/>
+              <w:pStyle w:val="Style16"/>
               <w:widowControl w:val="false"/>
               <w:suppressLineNumbers/>
               <w:bidi w:val="0"/>
@@ -2283,7 +2379,7 @@
           </w:tcPr>
           <w:p>
             <w:pPr>
-              <w:pStyle w:val="Style22"/>
+              <w:pStyle w:val="Style17"/>
               <w:widowControl w:val="false"/>
               <w:suppressLineNumbers/>
               <w:bidi w:val="0"/>
@@ -2305,7 +2401,7 @@
           </w:tcPr>
           <w:p>
             <w:pPr>
-              <w:pStyle w:val="Style21"/>
+              <w:pStyle w:val="Style16"/>
               <w:widowControl w:val="false"/>
               <w:suppressLineNumbers/>
               <w:bidi w:val="0"/>
@@ -2330,7 +2426,7 @@
           </w:tcPr>
           <w:p>
             <w:pPr>
-              <w:pStyle w:val="Style22"/>
+              <w:pStyle w:val="Style17"/>
               <w:widowControl w:val="false"/>
               <w:suppressLineNumbers/>
               <w:bidi w:val="0"/>
@@ -2352,7 +2448,7 @@
           </w:tcPr>
           <w:p>
             <w:pPr>
-              <w:pStyle w:val="Style22"/>
+              <w:pStyle w:val="Style17"/>
               <w:widowControl w:val="false"/>
               <w:suppressLineNumbers/>
               <w:bidi w:val="0"/>
@@ -2374,7 +2470,7 @@
           </w:tcPr>
           <w:p>
             <w:pPr>
-              <w:pStyle w:val="Style21"/>
+              <w:pStyle w:val="Style16"/>
               <w:widowControl w:val="false"/>
               <w:suppressLineNumbers/>
               <w:bidi w:val="0"/>
@@ -2399,7 +2495,7 @@
           </w:tcPr>
           <w:p>
             <w:pPr>
-              <w:pStyle w:val="Style21"/>
+              <w:pStyle w:val="Style16"/>
               <w:widowControl w:val="false"/>
               <w:bidi w:val="0"/>
               <w:jc w:val="left"/>
@@ -2425,7 +2521,7 @@
           </w:tcPr>
           <w:p>
             <w:pPr>
-              <w:pStyle w:val="Style22"/>
+              <w:pStyle w:val="Style17"/>
               <w:widowControl w:val="false"/>
               <w:suppressLineNumbers/>
               <w:bidi w:val="0"/>
@@ -2447,7 +2543,7 @@
           </w:tcPr>
           <w:p>
             <w:pPr>
-              <w:pStyle w:val="Style21"/>
+              <w:pStyle w:val="Style16"/>
               <w:widowControl w:val="false"/>
               <w:suppressLineNumbers/>
               <w:bidi w:val="0"/>
@@ -2472,7 +2568,7 @@
           </w:tcPr>
           <w:p>
             <w:pPr>
-              <w:pStyle w:val="Style22"/>
+              <w:pStyle w:val="Style17"/>
               <w:widowControl w:val="false"/>
               <w:suppressLineNumbers/>
               <w:bidi w:val="0"/>
@@ -2494,7 +2590,7 @@
           </w:tcPr>
           <w:p>
             <w:pPr>
-              <w:pStyle w:val="Style21"/>
+              <w:pStyle w:val="Style16"/>
               <w:widowControl w:val="false"/>
               <w:suppressLineNumbers/>
               <w:bidi w:val="0"/>
@@ -2525,19 +2621,27 @@
               <w:fldChar w:fldCharType="begin"/>
             </w:r>
             <w:r>
-              <w:rPr/>
+              <w:rPr>
+                <w:rStyle w:val="ListLabel1"/>
+              </w:rPr>
               <w:instrText xml:space="preserve"> HYPERLINK "https://247ps-i.isnet.jp.fujitsu.com/platform/pc/product/arrowstab/1901/q509ve/spec.html" \l "28"</w:instrText>
             </w:r>
             <w:r>
-              <w:rPr/>
+              <w:rPr>
+                <w:rStyle w:val="ListLabel1"/>
+              </w:rPr>
               <w:fldChar w:fldCharType="separate"/>
             </w:r>
             <w:r>
-              <w:rPr/>
+              <w:rPr>
+                <w:rStyle w:val="ListLabel1"/>
+              </w:rPr>
               <w:t>注</w:t>
             </w:r>
             <w:r>
-              <w:rPr/>
+              <w:rPr>
+                <w:rStyle w:val="ListLabel1"/>
+              </w:rPr>
               <w:fldChar w:fldCharType="end"/>
             </w:r>
             <w:r>
@@ -2602,7 +2706,7 @@
           </w:tcPr>
           <w:p>
             <w:pPr>
-              <w:pStyle w:val="Style22"/>
+              <w:pStyle w:val="Style17"/>
               <w:widowControl w:val="false"/>
               <w:suppressLineNumbers/>
               <w:bidi w:val="0"/>
@@ -2628,7 +2732,7 @@
           </w:tcPr>
           <w:p>
             <w:pPr>
-              <w:pStyle w:val="Style21"/>
+              <w:pStyle w:val="Style16"/>
               <w:widowControl w:val="false"/>
               <w:suppressLineNumbers/>
               <w:bidi w:val="0"/>
@@ -2693,7 +2797,7 @@
           </w:tcPr>
           <w:p>
             <w:pPr>
-              <w:pStyle w:val="Style22"/>
+              <w:pStyle w:val="Style17"/>
               <w:widowControl w:val="false"/>
               <w:suppressLineNumbers/>
               <w:bidi w:val="0"/>
@@ -2715,7 +2819,7 @@
           </w:tcPr>
           <w:p>
             <w:pPr>
-              <w:pStyle w:val="Style22"/>
+              <w:pStyle w:val="Style17"/>
               <w:widowControl w:val="false"/>
               <w:suppressLineNumbers/>
               <w:bidi w:val="0"/>
@@ -2737,7 +2841,7 @@
           </w:tcPr>
           <w:p>
             <w:pPr>
-              <w:pStyle w:val="Style21"/>
+              <w:pStyle w:val="Style16"/>
               <w:widowControl w:val="false"/>
               <w:suppressLineNumbers/>
               <w:bidi w:val="0"/>
@@ -2770,7 +2874,7 @@
           </w:tcPr>
           <w:p>
             <w:pPr>
-              <w:pStyle w:val="Style21"/>
+              <w:pStyle w:val="Style16"/>
               <w:widowControl w:val="false"/>
               <w:bidi w:val="0"/>
               <w:jc w:val="left"/>
@@ -2796,7 +2900,7 @@
           </w:tcPr>
           <w:p>
             <w:pPr>
-              <w:pStyle w:val="Style22"/>
+              <w:pStyle w:val="Style17"/>
               <w:widowControl w:val="false"/>
               <w:suppressLineNumbers/>
               <w:bidi w:val="0"/>
@@ -2854,7 +2958,7 @@
           </w:tcPr>
           <w:p>
             <w:pPr>
-              <w:pStyle w:val="Style21"/>
+              <w:pStyle w:val="Style16"/>
               <w:widowControl w:val="false"/>
               <w:suppressLineNumbers/>
               <w:bidi w:val="0"/>
@@ -2873,19 +2977,27 @@
               <w:fldChar w:fldCharType="begin"/>
             </w:r>
             <w:r>
-              <w:rPr/>
+              <w:rPr>
+                <w:rStyle w:val="ListLabel1"/>
+              </w:rPr>
               <w:instrText xml:space="preserve"> HYPERLINK "https://247ps-i.isnet.jp.fujitsu.com/platform/pc/product/arrowstab/1901/q509ve/spec.html" \l "30"</w:instrText>
             </w:r>
             <w:r>
-              <w:rPr/>
+              <w:rPr>
+                <w:rStyle w:val="ListLabel1"/>
+              </w:rPr>
               <w:fldChar w:fldCharType="separate"/>
             </w:r>
             <w:r>
-              <w:rPr/>
+              <w:rPr>
+                <w:rStyle w:val="ListLabel1"/>
+              </w:rPr>
               <w:t>注</w:t>
             </w:r>
             <w:r>
-              <w:rPr/>
+              <w:rPr>
+                <w:rStyle w:val="ListLabel1"/>
+              </w:rPr>
               <w:fldChar w:fldCharType="end"/>
             </w:r>
             <w:r>
@@ -2918,7 +3030,7 @@
           </w:tcPr>
           <w:p>
             <w:pPr>
-              <w:pStyle w:val="Style22"/>
+              <w:pStyle w:val="Style17"/>
               <w:widowControl w:val="false"/>
               <w:suppressLineNumbers/>
               <w:bidi w:val="0"/>
@@ -2940,7 +3052,7 @@
           </w:tcPr>
           <w:p>
             <w:pPr>
-              <w:pStyle w:val="Style21"/>
+              <w:pStyle w:val="Style16"/>
               <w:widowControl w:val="false"/>
               <w:suppressLineNumbers/>
               <w:bidi w:val="0"/>
@@ -2973,7 +3085,7 @@
           </w:tcPr>
           <w:p>
             <w:pPr>
-              <w:pStyle w:val="Style22"/>
+              <w:pStyle w:val="Style17"/>
               <w:widowControl w:val="false"/>
               <w:suppressLineNumbers/>
               <w:bidi w:val="0"/>
@@ -2995,7 +3107,7 @@
           </w:tcPr>
           <w:p>
             <w:pPr>
-              <w:pStyle w:val="Style21"/>
+              <w:pStyle w:val="Style16"/>
               <w:widowControl w:val="false"/>
               <w:suppressLineNumbers/>
               <w:bidi w:val="0"/>
@@ -3036,7 +3148,7 @@
           </w:tcPr>
           <w:p>
             <w:pPr>
-              <w:pStyle w:val="Style22"/>
+              <w:pStyle w:val="Style17"/>
               <w:widowControl w:val="false"/>
               <w:suppressLineNumbers/>
               <w:bidi w:val="0"/>
@@ -3058,7 +3170,7 @@
           </w:tcPr>
           <w:p>
             <w:pPr>
-              <w:pStyle w:val="Style22"/>
+              <w:pStyle w:val="Style17"/>
               <w:widowControl w:val="false"/>
               <w:suppressLineNumbers/>
               <w:bidi w:val="0"/>
@@ -3077,19 +3189,27 @@
               <w:fldChar w:fldCharType="begin"/>
             </w:r>
             <w:r>
-              <w:rPr/>
+              <w:rPr>
+                <w:rStyle w:val="ListLabel1"/>
+              </w:rPr>
               <w:instrText xml:space="preserve"> HYPERLINK "https://247ps-i.isnet.jp.fujitsu.com/platform/pc/product/arrowstab/1901/q509ve/spec.html" \l "4"</w:instrText>
             </w:r>
             <w:r>
-              <w:rPr/>
+              <w:rPr>
+                <w:rStyle w:val="ListLabel1"/>
+              </w:rPr>
               <w:fldChar w:fldCharType="separate"/>
             </w:r>
             <w:r>
-              <w:rPr/>
+              <w:rPr>
+                <w:rStyle w:val="ListLabel1"/>
+              </w:rPr>
               <w:t>注</w:t>
             </w:r>
             <w:r>
-              <w:rPr/>
+              <w:rPr>
+                <w:rStyle w:val="ListLabel1"/>
+              </w:rPr>
               <w:fldChar w:fldCharType="end"/>
             </w:r>
             <w:r>
@@ -3111,7 +3231,7 @@
           </w:tcPr>
           <w:p>
             <w:pPr>
-              <w:pStyle w:val="Style21"/>
+              <w:pStyle w:val="Style16"/>
               <w:widowControl w:val="false"/>
               <w:suppressLineNumbers/>
               <w:bidi w:val="0"/>
@@ -3187,7 +3307,7 @@
           </w:tcPr>
           <w:p>
             <w:pPr>
-              <w:pStyle w:val="Style21"/>
+              <w:pStyle w:val="Style16"/>
               <w:widowControl w:val="false"/>
               <w:bidi w:val="0"/>
               <w:jc w:val="left"/>
@@ -3206,14 +3326,14 @@
         </w:tc>
         <w:tc>
           <w:tcPr>
-            <w:tcW w:w="1887" w:type="dxa"/>
+            <w:tcW w:w="1886" w:type="dxa"/>
             <w:vMerge w:val="restart"/>
             <w:tcBorders/>
             <w:vAlign w:val="center"/>
           </w:tcPr>
           <w:p>
             <w:pPr>
-              <w:pStyle w:val="Style22"/>
+              <w:pStyle w:val="Style17"/>
               <w:widowControl w:val="false"/>
               <w:suppressLineNumbers/>
               <w:bidi w:val="0"/>
@@ -3232,13 +3352,13 @@
         </w:tc>
         <w:tc>
           <w:tcPr>
-            <w:tcW w:w="1320" w:type="dxa"/>
-            <w:tcBorders/>
-            <w:vAlign w:val="center"/>
-          </w:tcPr>
-          <w:p>
-            <w:pPr>
-              <w:pStyle w:val="Style22"/>
+            <w:tcW w:w="1321" w:type="dxa"/>
+            <w:tcBorders/>
+            <w:vAlign w:val="center"/>
+          </w:tcPr>
+          <w:p>
+            <w:pPr>
+              <w:pStyle w:val="Style17"/>
               <w:widowControl w:val="false"/>
               <w:suppressLineNumbers/>
               <w:bidi w:val="0"/>
@@ -3260,7 +3380,7 @@
           </w:tcPr>
           <w:p>
             <w:pPr>
-              <w:pStyle w:val="Style21"/>
+              <w:pStyle w:val="Style16"/>
               <w:widowControl w:val="false"/>
               <w:suppressLineNumbers/>
               <w:bidi w:val="0"/>
@@ -3285,7 +3405,7 @@
           </w:tcPr>
           <w:p>
             <w:pPr>
-              <w:pStyle w:val="Style21"/>
+              <w:pStyle w:val="Style16"/>
               <w:widowControl w:val="false"/>
               <w:bidi w:val="0"/>
               <w:jc w:val="left"/>
@@ -3304,14 +3424,14 @@
         </w:tc>
         <w:tc>
           <w:tcPr>
-            <w:tcW w:w="1887" w:type="dxa"/>
+            <w:tcW w:w="1886" w:type="dxa"/>
             <w:vMerge w:val="continue"/>
             <w:tcBorders/>
             <w:vAlign w:val="center"/>
           </w:tcPr>
           <w:p>
             <w:pPr>
-              <w:pStyle w:val="Style21"/>
+              <w:pStyle w:val="Style16"/>
               <w:widowControl w:val="false"/>
               <w:bidi w:val="0"/>
               <w:jc w:val="left"/>
@@ -3330,13 +3450,13 @@
         </w:tc>
         <w:tc>
           <w:tcPr>
-            <w:tcW w:w="1320" w:type="dxa"/>
-            <w:tcBorders/>
-            <w:vAlign w:val="center"/>
-          </w:tcPr>
-          <w:p>
-            <w:pPr>
-              <w:pStyle w:val="Style22"/>
+            <w:tcW w:w="1321" w:type="dxa"/>
+            <w:tcBorders/>
+            <w:vAlign w:val="center"/>
+          </w:tcPr>
+          <w:p>
+            <w:pPr>
+              <w:pStyle w:val="Style17"/>
               <w:widowControl w:val="false"/>
               <w:suppressLineNumbers/>
               <w:bidi w:val="0"/>
@@ -3394,7 +3514,7 @@
           </w:tcPr>
           <w:p>
             <w:pPr>
-              <w:pStyle w:val="Style21"/>
+              <w:pStyle w:val="Style16"/>
               <w:widowControl w:val="false"/>
               <w:suppressLineNumbers/>
               <w:bidi w:val="0"/>
@@ -3425,19 +3545,27 @@
               <w:fldChar w:fldCharType="begin"/>
             </w:r>
             <w:r>
-              <w:rPr/>
+              <w:rPr>
+                <w:rStyle w:val="ListLabel1"/>
+              </w:rPr>
               <w:instrText xml:space="preserve"> HYPERLINK "https://247ps-i.isnet.jp.fujitsu.com/platform/pc/product/arrowstab/1901/q509ve/spec.html" \l "13"</w:instrText>
             </w:r>
             <w:r>
-              <w:rPr/>
+              <w:rPr>
+                <w:rStyle w:val="ListLabel1"/>
+              </w:rPr>
               <w:fldChar w:fldCharType="separate"/>
             </w:r>
             <w:r>
-              <w:rPr/>
+              <w:rPr>
+                <w:rStyle w:val="ListLabel1"/>
+              </w:rPr>
               <w:t>注</w:t>
             </w:r>
             <w:r>
-              <w:rPr/>
+              <w:rPr>
+                <w:rStyle w:val="ListLabel1"/>
+              </w:rPr>
               <w:fldChar w:fldCharType="end"/>
             </w:r>
             <w:r>
@@ -3462,7 +3590,7 @@
           </w:tcPr>
           <w:p>
             <w:pPr>
-              <w:pStyle w:val="Style21"/>
+              <w:pStyle w:val="Style16"/>
               <w:widowControl w:val="false"/>
               <w:bidi w:val="0"/>
               <w:jc w:val="left"/>
@@ -3488,7 +3616,7 @@
           </w:tcPr>
           <w:p>
             <w:pPr>
-              <w:pStyle w:val="Style22"/>
+              <w:pStyle w:val="Style17"/>
               <w:widowControl w:val="false"/>
               <w:suppressLineNumbers/>
               <w:bidi w:val="0"/>
@@ -3511,19 +3639,27 @@
               <w:fldChar w:fldCharType="begin"/>
             </w:r>
             <w:r>
-              <w:rPr/>
+              <w:rPr>
+                <w:rStyle w:val="ListLabel1"/>
+              </w:rPr>
               <w:instrText xml:space="preserve"> HYPERLINK "https://247ps-i.isnet.jp.fujitsu.com/platform/pc/product/arrowstab/1901/q509ve/spec.html" \l "20"</w:instrText>
             </w:r>
             <w:r>
-              <w:rPr/>
+              <w:rPr>
+                <w:rStyle w:val="ListLabel1"/>
+              </w:rPr>
               <w:fldChar w:fldCharType="separate"/>
             </w:r>
             <w:r>
-              <w:rPr/>
+              <w:rPr>
+                <w:rStyle w:val="ListLabel1"/>
+              </w:rPr>
               <w:t>注</w:t>
             </w:r>
             <w:r>
-              <w:rPr/>
+              <w:rPr>
+                <w:rStyle w:val="ListLabel1"/>
+              </w:rPr>
               <w:fldChar w:fldCharType="end"/>
             </w:r>
             <w:r>
@@ -3545,7 +3681,7 @@
           </w:tcPr>
           <w:p>
             <w:pPr>
-              <w:pStyle w:val="Style21"/>
+              <w:pStyle w:val="Style16"/>
               <w:widowControl w:val="false"/>
               <w:suppressLineNumbers/>
               <w:bidi w:val="0"/>
@@ -3599,7 +3735,7 @@
           </w:tcPr>
           <w:p>
             <w:pPr>
-              <w:pStyle w:val="Style21"/>
+              <w:pStyle w:val="Style16"/>
               <w:widowControl w:val="false"/>
               <w:bidi w:val="0"/>
               <w:jc w:val="left"/>
@@ -3625,7 +3761,7 @@
           </w:tcPr>
           <w:p>
             <w:pPr>
-              <w:pStyle w:val="Style22"/>
+              <w:pStyle w:val="Style17"/>
               <w:widowControl w:val="false"/>
               <w:suppressLineNumbers/>
               <w:bidi w:val="0"/>
@@ -3644,19 +3780,27 @@
               <w:fldChar w:fldCharType="begin"/>
             </w:r>
             <w:r>
-              <w:rPr/>
+              <w:rPr>
+                <w:rStyle w:val="ListLabel1"/>
+              </w:rPr>
               <w:instrText xml:space="preserve"> HYPERLINK "https://247ps-i.isnet.jp.fujitsu.com/platform/pc/product/arrowstab/1901/q509ve/spec.html" \l "7"</w:instrText>
             </w:r>
             <w:r>
-              <w:rPr/>
+              <w:rPr>
+                <w:rStyle w:val="ListLabel1"/>
+              </w:rPr>
               <w:fldChar w:fldCharType="separate"/>
             </w:r>
             <w:r>
-              <w:rPr/>
+              <w:rPr>
+                <w:rStyle w:val="ListLabel1"/>
+              </w:rPr>
               <w:t>注</w:t>
             </w:r>
             <w:r>
-              <w:rPr/>
+              <w:rPr>
+                <w:rStyle w:val="ListLabel1"/>
+              </w:rPr>
               <w:fldChar w:fldCharType="end"/>
             </w:r>
             <w:r>
@@ -3678,7 +3822,7 @@
           </w:tcPr>
           <w:p>
             <w:pPr>
-              <w:pStyle w:val="Style21"/>
+              <w:pStyle w:val="Style16"/>
               <w:widowControl w:val="false"/>
               <w:suppressLineNumbers/>
               <w:bidi w:val="0"/>
@@ -3697,19 +3841,27 @@
               <w:fldChar w:fldCharType="begin"/>
             </w:r>
             <w:r>
-              <w:rPr/>
+              <w:rPr>
+                <w:rStyle w:val="ListLabel1"/>
+              </w:rPr>
               <w:instrText xml:space="preserve"> HYPERLINK "https://247ps-i.isnet.jp.fujitsu.com/platform/pc/product/arrowstab/1901/q509ve/spec.html" \l "27"</w:instrText>
             </w:r>
             <w:r>
-              <w:rPr/>
+              <w:rPr>
+                <w:rStyle w:val="ListLabel1"/>
+              </w:rPr>
               <w:fldChar w:fldCharType="separate"/>
             </w:r>
             <w:r>
-              <w:rPr/>
+              <w:rPr>
+                <w:rStyle w:val="ListLabel1"/>
+              </w:rPr>
               <w:t>注</w:t>
             </w:r>
             <w:r>
-              <w:rPr/>
+              <w:rPr>
+                <w:rStyle w:val="ListLabel1"/>
+              </w:rPr>
               <w:fldChar w:fldCharType="end"/>
             </w:r>
             <w:r>
@@ -3734,7 +3886,7 @@
           </w:tcPr>
           <w:p>
             <w:pPr>
-              <w:pStyle w:val="Style22"/>
+              <w:pStyle w:val="Style17"/>
               <w:widowControl w:val="false"/>
               <w:suppressLineNumbers/>
               <w:bidi w:val="0"/>
@@ -3768,7 +3920,7 @@
           </w:tcPr>
           <w:p>
             <w:pPr>
-              <w:pStyle w:val="Style21"/>
+              <w:pStyle w:val="Style16"/>
               <w:widowControl w:val="false"/>
               <w:suppressLineNumbers/>
               <w:bidi w:val="0"/>
@@ -3793,7 +3945,7 @@
           </w:tcPr>
           <w:p>
             <w:pPr>
-              <w:pStyle w:val="Style22"/>
+              <w:pStyle w:val="Style17"/>
               <w:widowControl w:val="false"/>
               <w:suppressLineNumbers/>
               <w:bidi w:val="0"/>
@@ -3808,19 +3960,27 @@
               <w:fldChar w:fldCharType="begin"/>
             </w:r>
             <w:r>
-              <w:rPr/>
+              <w:rPr>
+                <w:rStyle w:val="ListLabel1"/>
+              </w:rPr>
               <w:instrText xml:space="preserve"> HYPERLINK "https://247ps-i.isnet.jp.fujitsu.com/platform/pc/product/arrowstab/1901/q509ve/spec.html" \l "6"</w:instrText>
             </w:r>
             <w:r>
-              <w:rPr/>
+              <w:rPr>
+                <w:rStyle w:val="ListLabel1"/>
+              </w:rPr>
               <w:fldChar w:fldCharType="separate"/>
             </w:r>
             <w:r>
-              <w:rPr/>
+              <w:rPr>
+                <w:rStyle w:val="ListLabel1"/>
+              </w:rPr>
               <w:t>注</w:t>
             </w:r>
             <w:r>
-              <w:rPr/>
+              <w:rPr>
+                <w:rStyle w:val="ListLabel1"/>
+              </w:rPr>
               <w:fldChar w:fldCharType="end"/>
             </w:r>
             <w:r>
@@ -3842,7 +4002,7 @@
           </w:tcPr>
           <w:p>
             <w:pPr>
-              <w:pStyle w:val="Style22"/>
+              <w:pStyle w:val="Style17"/>
               <w:widowControl w:val="false"/>
               <w:suppressLineNumbers/>
               <w:bidi w:val="0"/>
@@ -3864,7 +4024,7 @@
           </w:tcPr>
           <w:p>
             <w:pPr>
-              <w:pStyle w:val="Style21"/>
+              <w:pStyle w:val="Style16"/>
               <w:widowControl w:val="false"/>
               <w:suppressLineNumbers/>
               <w:bidi w:val="0"/>
@@ -3889,7 +4049,7 @@
           </w:tcPr>
           <w:p>
             <w:pPr>
-              <w:pStyle w:val="Style21"/>
+              <w:pStyle w:val="Style16"/>
               <w:widowControl w:val="false"/>
               <w:bidi w:val="0"/>
               <w:jc w:val="left"/>
@@ -3915,7 +4075,7 @@
           </w:tcPr>
           <w:p>
             <w:pPr>
-              <w:pStyle w:val="Style22"/>
+              <w:pStyle w:val="Style17"/>
               <w:widowControl w:val="false"/>
               <w:suppressLineNumbers/>
               <w:bidi w:val="0"/>
@@ -3945,7 +4105,7 @@
           </w:tcPr>
           <w:p>
             <w:pPr>
-              <w:pStyle w:val="Style21"/>
+              <w:pStyle w:val="Style16"/>
               <w:widowControl w:val="false"/>
               <w:suppressLineNumbers/>
               <w:bidi w:val="0"/>
@@ -3970,7 +4130,7 @@
           </w:tcPr>
           <w:p>
             <w:pPr>
-              <w:pStyle w:val="Style21"/>
+              <w:pStyle w:val="Style16"/>
               <w:widowControl w:val="false"/>
               <w:bidi w:val="0"/>
               <w:jc w:val="left"/>
@@ -3996,7 +4156,7 @@
           </w:tcPr>
           <w:p>
             <w:pPr>
-              <w:pStyle w:val="Style22"/>
+              <w:pStyle w:val="Style17"/>
               <w:widowControl w:val="false"/>
               <w:suppressLineNumbers/>
               <w:bidi w:val="0"/>
@@ -4011,19 +4171,27 @@
               <w:fldChar w:fldCharType="begin"/>
             </w:r>
             <w:r>
-              <w:rPr/>
+              <w:rPr>
+                <w:rStyle w:val="ListLabel1"/>
+              </w:rPr>
               <w:instrText xml:space="preserve"> HYPERLINK "https://247ps-i.isnet.jp.fujitsu.com/platform/pc/product/arrowstab/1901/q509ve/spec.html" \l "22"</w:instrText>
             </w:r>
             <w:r>
-              <w:rPr/>
+              <w:rPr>
+                <w:rStyle w:val="ListLabel1"/>
+              </w:rPr>
               <w:fldChar w:fldCharType="separate"/>
             </w:r>
             <w:r>
-              <w:rPr/>
+              <w:rPr>
+                <w:rStyle w:val="ListLabel1"/>
+              </w:rPr>
               <w:t>注</w:t>
             </w:r>
             <w:r>
-              <w:rPr/>
+              <w:rPr>
+                <w:rStyle w:val="ListLabel1"/>
+              </w:rPr>
               <w:fldChar w:fldCharType="end"/>
             </w:r>
             <w:r>
@@ -4045,7 +4213,7 @@
           </w:tcPr>
           <w:p>
             <w:pPr>
-              <w:pStyle w:val="Style21"/>
+              <w:pStyle w:val="Style16"/>
               <w:widowControl w:val="false"/>
               <w:suppressLineNumbers/>
               <w:bidi w:val="0"/>
@@ -4070,7 +4238,7 @@
           </w:tcPr>
           <w:p>
             <w:pPr>
-              <w:pStyle w:val="Style21"/>
+              <w:pStyle w:val="Style16"/>
               <w:widowControl w:val="false"/>
               <w:bidi w:val="0"/>
               <w:jc w:val="left"/>
@@ -4096,7 +4264,7 @@
           </w:tcPr>
           <w:p>
             <w:pPr>
-              <w:pStyle w:val="Style22"/>
+              <w:pStyle w:val="Style17"/>
               <w:widowControl w:val="false"/>
               <w:suppressLineNumbers/>
               <w:bidi w:val="0"/>
@@ -4111,19 +4279,27 @@
               <w:fldChar w:fldCharType="begin"/>
             </w:r>
             <w:r>
-              <w:rPr/>
+              <w:rPr>
+                <w:rStyle w:val="ListLabel1"/>
+              </w:rPr>
               <w:instrText xml:space="preserve"> HYPERLINK "https://247ps-i.isnet.jp.fujitsu.com/platform/pc/product/arrowstab/1901/q509ve/spec.html" \l "23"</w:instrText>
             </w:r>
             <w:r>
-              <w:rPr/>
+              <w:rPr>
+                <w:rStyle w:val="ListLabel1"/>
+              </w:rPr>
               <w:fldChar w:fldCharType="separate"/>
             </w:r>
             <w:r>
-              <w:rPr/>
+              <w:rPr>
+                <w:rStyle w:val="ListLabel1"/>
+              </w:rPr>
               <w:t>注</w:t>
             </w:r>
             <w:r>
-              <w:rPr/>
+              <w:rPr>
+                <w:rStyle w:val="ListLabel1"/>
+              </w:rPr>
               <w:fldChar w:fldCharType="end"/>
             </w:r>
             <w:r>
@@ -4145,7 +4321,7 @@
           </w:tcPr>
           <w:p>
             <w:pPr>
-              <w:pStyle w:val="Style21"/>
+              <w:pStyle w:val="Style16"/>
               <w:widowControl w:val="false"/>
               <w:suppressLineNumbers/>
               <w:bidi w:val="0"/>
@@ -4170,7 +4346,7 @@
           </w:tcPr>
           <w:p>
             <w:pPr>
-              <w:pStyle w:val="Style21"/>
+              <w:pStyle w:val="Style16"/>
               <w:widowControl w:val="false"/>
               <w:bidi w:val="0"/>
               <w:jc w:val="left"/>
@@ -4196,7 +4372,7 @@
           </w:tcPr>
           <w:p>
             <w:pPr>
-              <w:pStyle w:val="Style22"/>
+              <w:pStyle w:val="Style17"/>
               <w:widowControl w:val="false"/>
               <w:suppressLineNumbers/>
               <w:bidi w:val="0"/>
@@ -4218,7 +4394,7 @@
           </w:tcPr>
           <w:p>
             <w:pPr>
-              <w:pStyle w:val="Style21"/>
+              <w:pStyle w:val="Style16"/>
               <w:widowControl w:val="false"/>
               <w:suppressLineNumbers/>
               <w:bidi w:val="0"/>
@@ -4243,7 +4419,7 @@
           </w:tcPr>
           <w:p>
             <w:pPr>
-              <w:pStyle w:val="Style21"/>
+              <w:pStyle w:val="Style16"/>
               <w:widowControl w:val="false"/>
               <w:bidi w:val="0"/>
               <w:jc w:val="left"/>
@@ -4262,14 +4438,14 @@
         </w:tc>
         <w:tc>
           <w:tcPr>
-            <w:tcW w:w="1887" w:type="dxa"/>
+            <w:tcW w:w="1886" w:type="dxa"/>
             <w:vMerge w:val="restart"/>
             <w:tcBorders/>
             <w:vAlign w:val="center"/>
           </w:tcPr>
           <w:p>
             <w:pPr>
-              <w:pStyle w:val="Style22"/>
+              <w:pStyle w:val="Style17"/>
               <w:widowControl w:val="false"/>
               <w:suppressLineNumbers/>
               <w:bidi w:val="0"/>
@@ -4286,13 +4462,13 @@
         </w:tc>
         <w:tc>
           <w:tcPr>
-            <w:tcW w:w="1320" w:type="dxa"/>
-            <w:tcBorders/>
-            <w:vAlign w:val="center"/>
-          </w:tcPr>
-          <w:p>
-            <w:pPr>
-              <w:pStyle w:val="Style22"/>
+            <w:tcW w:w="1321" w:type="dxa"/>
+            <w:tcBorders/>
+            <w:vAlign w:val="center"/>
+          </w:tcPr>
+          <w:p>
+            <w:pPr>
+              <w:pStyle w:val="Style17"/>
               <w:widowControl w:val="false"/>
               <w:suppressLineNumbers/>
               <w:bidi w:val="0"/>
@@ -4314,7 +4490,7 @@
           </w:tcPr>
           <w:p>
             <w:pPr>
-              <w:pStyle w:val="Style21"/>
+              <w:pStyle w:val="Style16"/>
               <w:widowControl w:val="false"/>
               <w:suppressLineNumbers/>
               <w:bidi w:val="0"/>
@@ -4339,7 +4515,7 @@
           </w:tcPr>
           <w:p>
             <w:pPr>
-              <w:pStyle w:val="Style21"/>
+              <w:pStyle w:val="Style16"/>
               <w:widowControl w:val="false"/>
               <w:bidi w:val="0"/>
               <w:jc w:val="left"/>
@@ -4358,14 +4534,14 @@
         </w:tc>
         <w:tc>
           <w:tcPr>
-            <w:tcW w:w="1887" w:type="dxa"/>
+            <w:tcW w:w="1886" w:type="dxa"/>
             <w:vMerge w:val="continue"/>
             <w:tcBorders/>
             <w:vAlign w:val="center"/>
           </w:tcPr>
           <w:p>
             <w:pPr>
-              <w:pStyle w:val="Style21"/>
+              <w:pStyle w:val="Style16"/>
               <w:widowControl w:val="false"/>
               <w:bidi w:val="0"/>
               <w:jc w:val="left"/>
@@ -4384,13 +4560,13 @@
         </w:tc>
         <w:tc>
           <w:tcPr>
-            <w:tcW w:w="1320" w:type="dxa"/>
-            <w:tcBorders/>
-            <w:vAlign w:val="center"/>
-          </w:tcPr>
-          <w:p>
-            <w:pPr>
-              <w:pStyle w:val="Style22"/>
+            <w:tcW w:w="1321" w:type="dxa"/>
+            <w:tcBorders/>
+            <w:vAlign w:val="center"/>
+          </w:tcPr>
+          <w:p>
+            <w:pPr>
+              <w:pStyle w:val="Style17"/>
               <w:widowControl w:val="false"/>
               <w:suppressLineNumbers/>
               <w:bidi w:val="0"/>
@@ -4448,7 +4624,7 @@
           </w:tcPr>
           <w:p>
             <w:pPr>
-              <w:pStyle w:val="Style21"/>
+              <w:pStyle w:val="Style16"/>
               <w:widowControl w:val="false"/>
               <w:suppressLineNumbers/>
               <w:bidi w:val="0"/>
@@ -4461,11 +4637,15 @@
             </w:r>
             <w:hyperlink r:id="rId6">
               <w:r>
-                <w:rPr/>
+                <w:rPr>
+                  <w:rStyle w:val="ListLabel1"/>
+                </w:rPr>
                 <w:t>CLEARSURE</w:t>
               </w:r>
               <w:r>
-                <w:rPr/>
+                <w:rPr>
+                  <w:rStyle w:val="ListLabel1"/>
+                </w:rPr>
                 <w:t>ご紹介</w:t>
               </w:r>
             </w:hyperlink>
@@ -4487,7 +4667,7 @@
           </w:tcPr>
           <w:p>
             <w:pPr>
-              <w:pStyle w:val="Style22"/>
+              <w:pStyle w:val="Style17"/>
               <w:widowControl w:val="false"/>
               <w:suppressLineNumbers/>
               <w:bidi w:val="0"/>
@@ -4509,7 +4689,7 @@
           </w:tcPr>
           <w:p>
             <w:pPr>
-              <w:pStyle w:val="Style21"/>
+              <w:pStyle w:val="Style16"/>
               <w:widowControl w:val="false"/>
               <w:suppressLineNumbers/>
               <w:bidi w:val="0"/>
@@ -4536,19 +4716,27 @@
               <w:fldChar w:fldCharType="begin"/>
             </w:r>
             <w:r>
-              <w:rPr/>
+              <w:rPr>
+                <w:rStyle w:val="ListLabel1"/>
+              </w:rPr>
               <w:instrText xml:space="preserve"> HYPERLINK "https://247ps-i.isnet.jp.fujitsu.com/platform/pc/product/arrowstab/1901/q509ve/spec.html" \l "21"</w:instrText>
             </w:r>
             <w:r>
-              <w:rPr/>
+              <w:rPr>
+                <w:rStyle w:val="ListLabel1"/>
+              </w:rPr>
               <w:fldChar w:fldCharType="separate"/>
             </w:r>
             <w:r>
-              <w:rPr/>
+              <w:rPr>
+                <w:rStyle w:val="ListLabel1"/>
+              </w:rPr>
               <w:t>注</w:t>
             </w:r>
             <w:r>
-              <w:rPr/>
+              <w:rPr>
+                <w:rStyle w:val="ListLabel1"/>
+              </w:rPr>
               <w:fldChar w:fldCharType="end"/>
             </w:r>
             <w:r>
@@ -4573,7 +4761,7 @@
           </w:tcPr>
           <w:p>
             <w:pPr>
-              <w:pStyle w:val="Style22"/>
+              <w:pStyle w:val="Style17"/>
               <w:widowControl w:val="false"/>
               <w:suppressLineNumbers/>
               <w:bidi w:val="0"/>
@@ -4595,7 +4783,7 @@
           </w:tcPr>
           <w:p>
             <w:pPr>
-              <w:pStyle w:val="Style22"/>
+              <w:pStyle w:val="Style17"/>
               <w:widowControl w:val="false"/>
               <w:suppressLineNumbers/>
               <w:bidi w:val="0"/>
@@ -4617,7 +4805,7 @@
           </w:tcPr>
           <w:p>
             <w:pPr>
-              <w:pStyle w:val="Style21"/>
+              <w:pStyle w:val="Style16"/>
               <w:widowControl w:val="false"/>
               <w:suppressLineNumbers/>
               <w:bidi w:val="0"/>
@@ -4707,7 +4895,7 @@
           </w:tcPr>
           <w:p>
             <w:pPr>
-              <w:pStyle w:val="Style21"/>
+              <w:pStyle w:val="Style16"/>
               <w:widowControl w:val="false"/>
               <w:bidi w:val="0"/>
               <w:jc w:val="left"/>
@@ -4733,7 +4921,7 @@
           </w:tcPr>
           <w:p>
             <w:pPr>
-              <w:pStyle w:val="Style22"/>
+              <w:pStyle w:val="Style17"/>
               <w:widowControl w:val="false"/>
               <w:suppressLineNumbers/>
               <w:bidi w:val="0"/>
@@ -4755,7 +4943,7 @@
           </w:tcPr>
           <w:p>
             <w:pPr>
-              <w:pStyle w:val="Style21"/>
+              <w:pStyle w:val="Style16"/>
               <w:widowControl w:val="false"/>
               <w:suppressLineNumbers/>
               <w:bidi w:val="0"/>
@@ -4804,7 +4992,7 @@
           </w:tcPr>
           <w:p>
             <w:pPr>
-              <w:pStyle w:val="Style21"/>
+              <w:pStyle w:val="Style16"/>
               <w:widowControl w:val="false"/>
               <w:bidi w:val="0"/>
               <w:jc w:val="left"/>
@@ -4830,7 +5018,7 @@
           </w:tcPr>
           <w:p>
             <w:pPr>
-              <w:pStyle w:val="Style22"/>
+              <w:pStyle w:val="Style17"/>
               <w:widowControl w:val="false"/>
               <w:suppressLineNumbers/>
               <w:bidi w:val="0"/>
@@ -4860,7 +5048,7 @@
           </w:tcPr>
           <w:p>
             <w:pPr>
-              <w:pStyle w:val="Style21"/>
+              <w:pStyle w:val="Style16"/>
               <w:widowControl w:val="false"/>
               <w:suppressLineNumbers/>
               <w:bidi w:val="0"/>
@@ -4897,7 +5085,7 @@
           </w:tcPr>
           <w:p>
             <w:pPr>
-              <w:pStyle w:val="Style21"/>
+              <w:pStyle w:val="Style16"/>
               <w:widowControl w:val="false"/>
               <w:bidi w:val="0"/>
               <w:jc w:val="left"/>
@@ -4916,14 +5104,14 @@
         </w:tc>
         <w:tc>
           <w:tcPr>
-            <w:tcW w:w="1887" w:type="dxa"/>
+            <w:tcW w:w="1886" w:type="dxa"/>
             <w:vMerge w:val="restart"/>
             <w:tcBorders/>
             <w:vAlign w:val="center"/>
           </w:tcPr>
           <w:p>
             <w:pPr>
-              <w:pStyle w:val="Style22"/>
+              <w:pStyle w:val="Style17"/>
               <w:widowControl w:val="false"/>
               <w:suppressLineNumbers/>
               <w:bidi w:val="0"/>
@@ -4942,19 +5130,27 @@
               <w:fldChar w:fldCharType="begin"/>
             </w:r>
             <w:r>
-              <w:rPr/>
+              <w:rPr>
+                <w:rStyle w:val="ListLabel1"/>
+              </w:rPr>
               <w:instrText xml:space="preserve"> HYPERLINK "https://247ps-i.isnet.jp.fujitsu.com/platform/pc/product/arrowstab/1901/q509ve/spec.html" \l "10"</w:instrText>
             </w:r>
             <w:r>
-              <w:rPr/>
+              <w:rPr>
+                <w:rStyle w:val="ListLabel1"/>
+              </w:rPr>
               <w:fldChar w:fldCharType="separate"/>
             </w:r>
             <w:r>
-              <w:rPr/>
+              <w:rPr>
+                <w:rStyle w:val="ListLabel1"/>
+              </w:rPr>
               <w:t>注</w:t>
             </w:r>
             <w:r>
-              <w:rPr/>
+              <w:rPr>
+                <w:rStyle w:val="ListLabel1"/>
+              </w:rPr>
               <w:fldChar w:fldCharType="end"/>
             </w:r>
             <w:r>
@@ -4969,13 +5165,13 @@
         </w:tc>
         <w:tc>
           <w:tcPr>
-            <w:tcW w:w="1320" w:type="dxa"/>
-            <w:tcBorders/>
-            <w:vAlign w:val="center"/>
-          </w:tcPr>
-          <w:p>
-            <w:pPr>
-              <w:pStyle w:val="Style22"/>
+            <w:tcW w:w="1321" w:type="dxa"/>
+            <w:tcBorders/>
+            <w:vAlign w:val="center"/>
+          </w:tcPr>
+          <w:p>
+            <w:pPr>
+              <w:pStyle w:val="Style17"/>
               <w:widowControl w:val="false"/>
               <w:suppressLineNumbers/>
               <w:bidi w:val="0"/>
@@ -4997,7 +5193,7 @@
           </w:tcPr>
           <w:p>
             <w:pPr>
-              <w:pStyle w:val="Style21"/>
+              <w:pStyle w:val="Style16"/>
               <w:widowControl w:val="false"/>
               <w:suppressLineNumbers/>
               <w:bidi w:val="0"/>
@@ -5022,7 +5218,7 @@
           </w:tcPr>
           <w:p>
             <w:pPr>
-              <w:pStyle w:val="Style21"/>
+              <w:pStyle w:val="Style16"/>
               <w:widowControl w:val="false"/>
               <w:bidi w:val="0"/>
               <w:jc w:val="left"/>
@@ -5041,14 +5237,14 @@
         </w:tc>
         <w:tc>
           <w:tcPr>
-            <w:tcW w:w="1887" w:type="dxa"/>
+            <w:tcW w:w="1886" w:type="dxa"/>
             <w:vMerge w:val="continue"/>
             <w:tcBorders/>
             <w:vAlign w:val="center"/>
           </w:tcPr>
           <w:p>
             <w:pPr>
-              <w:pStyle w:val="Style21"/>
+              <w:pStyle w:val="Style16"/>
               <w:widowControl w:val="false"/>
               <w:bidi w:val="0"/>
               <w:jc w:val="left"/>
@@ -5067,13 +5263,13 @@
         </w:tc>
         <w:tc>
           <w:tcPr>
-            <w:tcW w:w="1320" w:type="dxa"/>
-            <w:tcBorders/>
-            <w:vAlign w:val="center"/>
-          </w:tcPr>
-          <w:p>
-            <w:pPr>
-              <w:pStyle w:val="Style22"/>
+            <w:tcW w:w="1321" w:type="dxa"/>
+            <w:tcBorders/>
+            <w:vAlign w:val="center"/>
+          </w:tcPr>
+          <w:p>
+            <w:pPr>
+              <w:pStyle w:val="Style17"/>
               <w:widowControl w:val="false"/>
               <w:suppressLineNumbers/>
               <w:bidi w:val="0"/>
@@ -5095,7 +5291,7 @@
           </w:tcPr>
           <w:p>
             <w:pPr>
-              <w:pStyle w:val="Style21"/>
+              <w:pStyle w:val="Style16"/>
               <w:widowControl w:val="false"/>
               <w:suppressLineNumbers/>
               <w:bidi w:val="0"/>
@@ -5138,19 +5334,27 @@
               <w:fldChar w:fldCharType="begin"/>
             </w:r>
             <w:r>
-              <w:rPr/>
+              <w:rPr>
+                <w:rStyle w:val="ListLabel1"/>
+              </w:rPr>
               <w:instrText xml:space="preserve"> HYPERLINK "https://247ps-i.isnet.jp.fujitsu.com/platform/pc/product/arrowstab/1901/q509ve/spec.html" \l "34"</w:instrText>
             </w:r>
             <w:r>
-              <w:rPr/>
+              <w:rPr>
+                <w:rStyle w:val="ListLabel1"/>
+              </w:rPr>
               <w:fldChar w:fldCharType="separate"/>
             </w:r>
             <w:r>
-              <w:rPr/>
+              <w:rPr>
+                <w:rStyle w:val="ListLabel1"/>
+              </w:rPr>
               <w:t>注</w:t>
             </w:r>
             <w:r>
-              <w:rPr/>
+              <w:rPr>
+                <w:rStyle w:val="ListLabel1"/>
+              </w:rPr>
               <w:fldChar w:fldCharType="end"/>
             </w:r>
             <w:r>
@@ -5175,7 +5379,7 @@
           </w:tcPr>
           <w:p>
             <w:pPr>
-              <w:pStyle w:val="Style22"/>
+              <w:pStyle w:val="Style17"/>
               <w:widowControl w:val="false"/>
               <w:suppressLineNumbers/>
               <w:bidi w:val="0"/>
@@ -5205,7 +5409,7 @@
           </w:tcPr>
           <w:p>
             <w:pPr>
-              <w:pStyle w:val="Style21"/>
+              <w:pStyle w:val="Style16"/>
               <w:widowControl w:val="false"/>
               <w:suppressLineNumbers/>
               <w:bidi w:val="0"/>
@@ -5228,19 +5432,27 @@
               <w:fldChar w:fldCharType="begin"/>
             </w:r>
             <w:r>
-              <w:rPr/>
+              <w:rPr>
+                <w:rStyle w:val="ListLabel1"/>
+              </w:rPr>
               <w:instrText xml:space="preserve"> HYPERLINK "https://247ps-i.isnet.jp.fujitsu.com/platform/pc/product/arrowstab/1901/q509ve/spec.html" \l "26"</w:instrText>
             </w:r>
             <w:r>
-              <w:rPr/>
+              <w:rPr>
+                <w:rStyle w:val="ListLabel1"/>
+              </w:rPr>
               <w:fldChar w:fldCharType="separate"/>
             </w:r>
             <w:r>
-              <w:rPr/>
+              <w:rPr>
+                <w:rStyle w:val="ListLabel1"/>
+              </w:rPr>
               <w:t>注</w:t>
             </w:r>
             <w:r>
-              <w:rPr/>
+              <w:rPr>
+                <w:rStyle w:val="ListLabel1"/>
+              </w:rPr>
               <w:fldChar w:fldCharType="end"/>
             </w:r>
             <w:r>
@@ -5322,7 +5534,7 @@
           </w:tcPr>
           <w:p>
             <w:pPr>
-              <w:pStyle w:val="Style22"/>
+              <w:pStyle w:val="Style17"/>
               <w:widowControl w:val="false"/>
               <w:suppressLineNumbers/>
               <w:bidi w:val="0"/>
@@ -5344,7 +5556,7 @@
           </w:tcPr>
           <w:p>
             <w:pPr>
-              <w:pStyle w:val="Style21"/>
+              <w:pStyle w:val="Style16"/>
               <w:widowControl w:val="false"/>
               <w:suppressLineNumbers/>
               <w:bidi w:val="0"/>
@@ -5381,7 +5593,7 @@
           </w:tcPr>
           <w:p>
             <w:pPr>
-              <w:pStyle w:val="Style22"/>
+              <w:pStyle w:val="Style17"/>
               <w:widowControl w:val="false"/>
               <w:suppressLineNumbers/>
               <w:bidi w:val="0"/>
@@ -5403,7 +5615,7 @@
           </w:tcPr>
           <w:p>
             <w:pPr>
-              <w:pStyle w:val="Style21"/>
+              <w:pStyle w:val="Style16"/>
               <w:widowControl w:val="false"/>
               <w:suppressLineNumbers/>
               <w:bidi w:val="0"/>
@@ -5426,19 +5638,27 @@
               <w:fldChar w:fldCharType="begin"/>
             </w:r>
             <w:r>
-              <w:rPr/>
+              <w:rPr>
+                <w:rStyle w:val="ListLabel1"/>
+              </w:rPr>
               <w:instrText xml:space="preserve"> HYPERLINK "https://247ps-i.isnet.jp.fujitsu.com/platform/pc/product/arrowstab/1901/q509ve/spec.html" \l "25"</w:instrText>
             </w:r>
             <w:r>
-              <w:rPr/>
+              <w:rPr>
+                <w:rStyle w:val="ListLabel1"/>
+              </w:rPr>
               <w:fldChar w:fldCharType="separate"/>
             </w:r>
             <w:r>
-              <w:rPr/>
+              <w:rPr>
+                <w:rStyle w:val="ListLabel1"/>
+              </w:rPr>
               <w:t>注</w:t>
             </w:r>
             <w:r>
-              <w:rPr/>
+              <w:rPr>
+                <w:rStyle w:val="ListLabel1"/>
+              </w:rPr>
               <w:fldChar w:fldCharType="end"/>
             </w:r>
             <w:r>
@@ -5463,7 +5683,7 @@
           </w:tcPr>
           <w:p>
             <w:pPr>
-              <w:pStyle w:val="Style22"/>
+              <w:pStyle w:val="Style17"/>
               <w:widowControl w:val="false"/>
               <w:suppressLineNumbers/>
               <w:bidi w:val="0"/>
@@ -5494,19 +5714,27 @@
               <w:fldChar w:fldCharType="begin"/>
             </w:r>
             <w:r>
-              <w:rPr/>
+              <w:rPr>
+                <w:rStyle w:val="ListLabel1"/>
+              </w:rPr>
               <w:instrText xml:space="preserve"> HYPERLINK "https://247ps-i.isnet.jp.fujitsu.com/platform/pc/product/arrowstab/1901/q509ve/spec.html" \l "11"</w:instrText>
             </w:r>
             <w:r>
-              <w:rPr/>
+              <w:rPr>
+                <w:rStyle w:val="ListLabel1"/>
+              </w:rPr>
               <w:fldChar w:fldCharType="separate"/>
             </w:r>
             <w:r>
-              <w:rPr/>
+              <w:rPr>
+                <w:rStyle w:val="ListLabel1"/>
+              </w:rPr>
               <w:t>注</w:t>
             </w:r>
             <w:r>
-              <w:rPr/>
+              <w:rPr>
+                <w:rStyle w:val="ListLabel1"/>
+              </w:rPr>
               <w:fldChar w:fldCharType="end"/>
             </w:r>
             <w:r>
@@ -5538,19 +5766,27 @@
               <w:fldChar w:fldCharType="begin"/>
             </w:r>
             <w:r>
-              <w:rPr/>
+              <w:rPr>
+                <w:rStyle w:val="ListLabel1"/>
+              </w:rPr>
               <w:instrText xml:space="preserve"> HYPERLINK "https://247ps-i.isnet.jp.fujitsu.com/platform/pc/product/arrowstab/1901/q509ve/spec.html" \l "5"</w:instrText>
             </w:r>
             <w:r>
-              <w:rPr/>
+              <w:rPr>
+                <w:rStyle w:val="ListLabel1"/>
+              </w:rPr>
               <w:fldChar w:fldCharType="separate"/>
             </w:r>
             <w:r>
-              <w:rPr/>
+              <w:rPr>
+                <w:rStyle w:val="ListLabel1"/>
+              </w:rPr>
               <w:t>注</w:t>
             </w:r>
             <w:r>
-              <w:rPr/>
+              <w:rPr>
+                <w:rStyle w:val="ListLabel1"/>
+              </w:rPr>
               <w:fldChar w:fldCharType="end"/>
             </w:r>
             <w:r>
@@ -5565,14 +5801,14 @@
         </w:tc>
         <w:tc>
           <w:tcPr>
-            <w:tcW w:w="1887" w:type="dxa"/>
+            <w:tcW w:w="1886" w:type="dxa"/>
             <w:vMerge w:val="restart"/>
             <w:tcBorders/>
             <w:vAlign w:val="center"/>
           </w:tcPr>
           <w:p>
             <w:pPr>
-              <w:pStyle w:val="Style22"/>
+              <w:pStyle w:val="Style17"/>
               <w:widowControl w:val="false"/>
               <w:suppressLineNumbers/>
               <w:bidi w:val="0"/>
@@ -5587,13 +5823,13 @@
         </w:tc>
         <w:tc>
           <w:tcPr>
-            <w:tcW w:w="1320" w:type="dxa"/>
-            <w:tcBorders/>
-            <w:vAlign w:val="center"/>
-          </w:tcPr>
-          <w:p>
-            <w:pPr>
-              <w:pStyle w:val="Style22"/>
+            <w:tcW w:w="1321" w:type="dxa"/>
+            <w:tcBorders/>
+            <w:vAlign w:val="center"/>
+          </w:tcPr>
+          <w:p>
+            <w:pPr>
+              <w:pStyle w:val="Style17"/>
               <w:widowControl w:val="false"/>
               <w:suppressLineNumbers/>
               <w:bidi w:val="0"/>
@@ -5615,7 +5851,7 @@
           </w:tcPr>
           <w:p>
             <w:pPr>
-              <w:pStyle w:val="Style21"/>
+              <w:pStyle w:val="Style16"/>
               <w:widowControl w:val="false"/>
               <w:suppressLineNumbers/>
               <w:bidi w:val="0"/>
@@ -5638,19 +5874,27 @@
               <w:fldChar w:fldCharType="begin"/>
             </w:r>
             <w:r>
-              <w:rPr/>
+              <w:rPr>
+                <w:rStyle w:val="ListLabel1"/>
+              </w:rPr>
               <w:instrText xml:space="preserve"> HYPERLINK "https://247ps-i.isnet.jp.fujitsu.com/platform/pc/product/arrowstab/1901/q509ve/spec.html" \l "31"</w:instrText>
             </w:r>
             <w:r>
-              <w:rPr/>
+              <w:rPr>
+                <w:rStyle w:val="ListLabel1"/>
+              </w:rPr>
               <w:fldChar w:fldCharType="separate"/>
             </w:r>
             <w:r>
-              <w:rPr/>
+              <w:rPr>
+                <w:rStyle w:val="ListLabel1"/>
+              </w:rPr>
               <w:t>注</w:t>
             </w:r>
             <w:r>
-              <w:rPr/>
+              <w:rPr>
+                <w:rStyle w:val="ListLabel1"/>
+              </w:rPr>
               <w:fldChar w:fldCharType="end"/>
             </w:r>
             <w:r>
@@ -5675,7 +5919,7 @@
           </w:tcPr>
           <w:p>
             <w:pPr>
-              <w:pStyle w:val="Style21"/>
+              <w:pStyle w:val="Style16"/>
               <w:widowControl w:val="false"/>
               <w:bidi w:val="0"/>
               <w:jc w:val="left"/>
@@ -5694,14 +5938,14 @@
         </w:tc>
         <w:tc>
           <w:tcPr>
-            <w:tcW w:w="1887" w:type="dxa"/>
+            <w:tcW w:w="1886" w:type="dxa"/>
             <w:vMerge w:val="continue"/>
             <w:tcBorders/>
             <w:vAlign w:val="center"/>
           </w:tcPr>
           <w:p>
             <w:pPr>
-              <w:pStyle w:val="Style21"/>
+              <w:pStyle w:val="Style16"/>
               <w:widowControl w:val="false"/>
               <w:bidi w:val="0"/>
               <w:jc w:val="left"/>
@@ -5720,13 +5964,13 @@
         </w:tc>
         <w:tc>
           <w:tcPr>
-            <w:tcW w:w="1320" w:type="dxa"/>
-            <w:tcBorders/>
-            <w:vAlign w:val="center"/>
-          </w:tcPr>
-          <w:p>
-            <w:pPr>
-              <w:pStyle w:val="Style22"/>
+            <w:tcW w:w="1321" w:type="dxa"/>
+            <w:tcBorders/>
+            <w:vAlign w:val="center"/>
+          </w:tcPr>
+          <w:p>
+            <w:pPr>
+              <w:pStyle w:val="Style17"/>
               <w:widowControl w:val="false"/>
               <w:suppressLineNumbers/>
               <w:bidi w:val="0"/>
@@ -5748,7 +5992,7 @@
           </w:tcPr>
           <w:p>
             <w:pPr>
-              <w:pStyle w:val="Style21"/>
+              <w:pStyle w:val="Style16"/>
               <w:widowControl w:val="false"/>
               <w:suppressLineNumbers/>
               <w:bidi w:val="0"/>
@@ -5773,7 +6017,7 @@
           </w:tcPr>
           <w:p>
             <w:pPr>
-              <w:pStyle w:val="Style21"/>
+              <w:pStyle w:val="Style16"/>
               <w:widowControl w:val="false"/>
               <w:bidi w:val="0"/>
               <w:jc w:val="left"/>
@@ -5792,14 +6036,14 @@
         </w:tc>
         <w:tc>
           <w:tcPr>
-            <w:tcW w:w="1887" w:type="dxa"/>
+            <w:tcW w:w="1886" w:type="dxa"/>
             <w:vMerge w:val="restart"/>
             <w:tcBorders/>
             <w:vAlign w:val="center"/>
           </w:tcPr>
           <w:p>
             <w:pPr>
-              <w:pStyle w:val="Style22"/>
+              <w:pStyle w:val="Style17"/>
               <w:widowControl w:val="false"/>
               <w:suppressLineNumbers/>
               <w:bidi w:val="0"/>
@@ -5850,13 +6094,13 @@
         </w:tc>
         <w:tc>
           <w:tcPr>
-            <w:tcW w:w="1320" w:type="dxa"/>
-            <w:tcBorders/>
-            <w:vAlign w:val="center"/>
-          </w:tcPr>
-          <w:p>
-            <w:pPr>
-              <w:pStyle w:val="Style22"/>
+            <w:tcW w:w="1321" w:type="dxa"/>
+            <w:tcBorders/>
+            <w:vAlign w:val="center"/>
+          </w:tcPr>
+          <w:p>
+            <w:pPr>
+              <w:pStyle w:val="Style17"/>
               <w:widowControl w:val="false"/>
               <w:suppressLineNumbers/>
               <w:bidi w:val="0"/>
@@ -5878,7 +6122,7 @@
           </w:tcPr>
           <w:p>
             <w:pPr>
-              <w:pStyle w:val="Style21"/>
+              <w:pStyle w:val="Style16"/>
               <w:widowControl w:val="false"/>
               <w:suppressLineNumbers/>
               <w:bidi w:val="0"/>
@@ -5901,19 +6145,27 @@
               <w:fldChar w:fldCharType="begin"/>
             </w:r>
             <w:r>
-              <w:rPr/>
+              <w:rPr>
+                <w:rStyle w:val="ListLabel1"/>
+              </w:rPr>
               <w:instrText xml:space="preserve"> HYPERLINK "https://247ps-i.isnet.jp.fujitsu.com/platform/pc/product/arrowstab/1901/q509ve/spec.html" \l "31"</w:instrText>
             </w:r>
             <w:r>
-              <w:rPr/>
+              <w:rPr>
+                <w:rStyle w:val="ListLabel1"/>
+              </w:rPr>
               <w:fldChar w:fldCharType="separate"/>
             </w:r>
             <w:r>
-              <w:rPr/>
+              <w:rPr>
+                <w:rStyle w:val="ListLabel1"/>
+              </w:rPr>
               <w:t>注</w:t>
             </w:r>
             <w:r>
-              <w:rPr/>
+              <w:rPr>
+                <w:rStyle w:val="ListLabel1"/>
+              </w:rPr>
               <w:fldChar w:fldCharType="end"/>
             </w:r>
             <w:r>
@@ -5938,7 +6190,7 @@
           </w:tcPr>
           <w:p>
             <w:pPr>
-              <w:pStyle w:val="Style21"/>
+              <w:pStyle w:val="Style16"/>
               <w:widowControl w:val="false"/>
               <w:bidi w:val="0"/>
               <w:jc w:val="left"/>
@@ -5957,14 +6209,14 @@
         </w:tc>
         <w:tc>
           <w:tcPr>
-            <w:tcW w:w="1887" w:type="dxa"/>
+            <w:tcW w:w="1886" w:type="dxa"/>
             <w:vMerge w:val="continue"/>
             <w:tcBorders/>
             <w:vAlign w:val="center"/>
           </w:tcPr>
           <w:p>
             <w:pPr>
-              <w:pStyle w:val="Style21"/>
+              <w:pStyle w:val="Style16"/>
               <w:widowControl w:val="false"/>
               <w:bidi w:val="0"/>
               <w:jc w:val="left"/>
@@ -5983,13 +6235,13 @@
         </w:tc>
         <w:tc>
           <w:tcPr>
-            <w:tcW w:w="1320" w:type="dxa"/>
-            <w:tcBorders/>
-            <w:vAlign w:val="center"/>
-          </w:tcPr>
-          <w:p>
-            <w:pPr>
-              <w:pStyle w:val="Style22"/>
+            <w:tcW w:w="1321" w:type="dxa"/>
+            <w:tcBorders/>
+            <w:vAlign w:val="center"/>
+          </w:tcPr>
+          <w:p>
+            <w:pPr>
+              <w:pStyle w:val="Style17"/>
               <w:widowControl w:val="false"/>
               <w:suppressLineNumbers/>
               <w:bidi w:val="0"/>
@@ -6011,7 +6263,7 @@
           </w:tcPr>
           <w:p>
             <w:pPr>
-              <w:pStyle w:val="Style21"/>
+              <w:pStyle w:val="Style16"/>
               <w:widowControl w:val="false"/>
               <w:suppressLineNumbers/>
               <w:bidi w:val="0"/>
@@ -6036,7 +6288,7 @@
           </w:tcPr>
           <w:p>
             <w:pPr>
-              <w:pStyle w:val="Style22"/>
+              <w:pStyle w:val="Style17"/>
               <w:widowControl w:val="false"/>
               <w:suppressLineNumbers/>
               <w:bidi w:val="0"/>
@@ -6051,19 +6303,27 @@
               <w:fldChar w:fldCharType="begin"/>
             </w:r>
             <w:r>
-              <w:rPr/>
+              <w:rPr>
+                <w:rStyle w:val="ListLabel1"/>
+              </w:rPr>
               <w:instrText xml:space="preserve"> HYPERLINK "https://247ps-i.isnet.jp.fujitsu.com/platform/pc/product/arrowstab/1901/q509ve/spec.html" \l "12"</w:instrText>
             </w:r>
             <w:r>
-              <w:rPr/>
+              <w:rPr>
+                <w:rStyle w:val="ListLabel1"/>
+              </w:rPr>
               <w:fldChar w:fldCharType="separate"/>
             </w:r>
             <w:r>
-              <w:rPr/>
+              <w:rPr>
+                <w:rStyle w:val="ListLabel1"/>
+              </w:rPr>
               <w:t>注</w:t>
             </w:r>
             <w:r>
-              <w:rPr/>
+              <w:rPr>
+                <w:rStyle w:val="ListLabel1"/>
+              </w:rPr>
               <w:fldChar w:fldCharType="end"/>
             </w:r>
             <w:r>
@@ -6085,7 +6345,7 @@
           </w:tcPr>
           <w:p>
             <w:pPr>
-              <w:pStyle w:val="Style21"/>
+              <w:pStyle w:val="Style16"/>
               <w:widowControl w:val="false"/>
               <w:suppressLineNumbers/>
               <w:bidi w:val="0"/>
@@ -6118,7 +6378,7 @@
           </w:tcPr>
           <w:p>
             <w:pPr>
-              <w:pStyle w:val="Style22"/>
+              <w:pStyle w:val="Style17"/>
               <w:widowControl w:val="false"/>
               <w:suppressLineNumbers/>
               <w:bidi w:val="0"/>
@@ -6141,19 +6401,27 @@
               <w:fldChar w:fldCharType="begin"/>
             </w:r>
             <w:r>
-              <w:rPr/>
+              <w:rPr>
+                <w:rStyle w:val="ListLabel1"/>
+              </w:rPr>
               <w:instrText xml:space="preserve"> HYPERLINK "https://247ps-i.isnet.jp.fujitsu.com/platform/pc/product/arrowstab/1901/q509ve/spec.html" \l "17"</w:instrText>
             </w:r>
             <w:r>
-              <w:rPr/>
+              <w:rPr>
+                <w:rStyle w:val="ListLabel1"/>
+              </w:rPr>
               <w:fldChar w:fldCharType="separate"/>
             </w:r>
             <w:r>
-              <w:rPr/>
+              <w:rPr>
+                <w:rStyle w:val="ListLabel1"/>
+              </w:rPr>
               <w:t>注</w:t>
             </w:r>
             <w:r>
-              <w:rPr/>
+              <w:rPr>
+                <w:rStyle w:val="ListLabel1"/>
+              </w:rPr>
               <w:fldChar w:fldCharType="end"/>
             </w:r>
             <w:r>
@@ -6183,7 +6451,7 @@
           </w:tcPr>
           <w:p>
             <w:pPr>
-              <w:pStyle w:val="Style22"/>
+              <w:pStyle w:val="Style17"/>
               <w:widowControl w:val="false"/>
               <w:suppressLineNumbers/>
               <w:bidi w:val="0"/>
@@ -6198,13 +6466,13 @@
         </w:tc>
         <w:tc>
           <w:tcPr>
-            <w:tcW w:w="2243" w:type="dxa"/>
-            <w:tcBorders/>
-            <w:vAlign w:val="center"/>
-          </w:tcPr>
-          <w:p>
-            <w:pPr>
-              <w:pStyle w:val="Style21"/>
+            <w:tcW w:w="2242" w:type="dxa"/>
+            <w:tcBorders/>
+            <w:vAlign w:val="center"/>
+          </w:tcPr>
+          <w:p>
+            <w:pPr>
+              <w:pStyle w:val="Style16"/>
               <w:widowControl w:val="false"/>
               <w:suppressLineNumbers/>
               <w:bidi w:val="0"/>
@@ -6235,19 +6503,27 @@
               <w:fldChar w:fldCharType="begin"/>
             </w:r>
             <w:r>
-              <w:rPr/>
+              <w:rPr>
+                <w:rStyle w:val="ListLabel1"/>
+              </w:rPr>
               <w:instrText xml:space="preserve"> HYPERLINK "https://247ps-i.isnet.jp.fujitsu.com/platform/pc/product/arrowstab/1901/q509ve/spec.html" \l "33"</w:instrText>
             </w:r>
             <w:r>
-              <w:rPr/>
+              <w:rPr>
+                <w:rStyle w:val="ListLabel1"/>
+              </w:rPr>
               <w:fldChar w:fldCharType="separate"/>
             </w:r>
             <w:r>
-              <w:rPr/>
+              <w:rPr>
+                <w:rStyle w:val="ListLabel1"/>
+              </w:rPr>
               <w:t>注</w:t>
             </w:r>
             <w:r>
-              <w:rPr/>
+              <w:rPr>
+                <w:rStyle w:val="ListLabel1"/>
+              </w:rPr>
               <w:fldChar w:fldCharType="end"/>
             </w:r>
             <w:r>
@@ -6262,13 +6538,13 @@
         </w:tc>
         <w:tc>
           <w:tcPr>
-            <w:tcW w:w="2261" w:type="dxa"/>
-            <w:tcBorders/>
-            <w:vAlign w:val="center"/>
-          </w:tcPr>
-          <w:p>
-            <w:pPr>
-              <w:pStyle w:val="Style21"/>
+            <w:tcW w:w="2262" w:type="dxa"/>
+            <w:tcBorders/>
+            <w:vAlign w:val="center"/>
+          </w:tcPr>
+          <w:p>
+            <w:pPr>
+              <w:pStyle w:val="Style16"/>
               <w:widowControl w:val="false"/>
               <w:suppressLineNumbers/>
               <w:bidi w:val="0"/>
@@ -6299,19 +6575,27 @@
               <w:fldChar w:fldCharType="begin"/>
             </w:r>
             <w:r>
-              <w:rPr/>
+              <w:rPr>
+                <w:rStyle w:val="ListLabel1"/>
+              </w:rPr>
               <w:instrText xml:space="preserve"> HYPERLINK "https://247ps-i.isnet.jp.fujitsu.com/platform/pc/product/arrowstab/1901/q509ve/spec.html" \l "33"</w:instrText>
             </w:r>
             <w:r>
-              <w:rPr/>
+              <w:rPr>
+                <w:rStyle w:val="ListLabel1"/>
+              </w:rPr>
               <w:fldChar w:fldCharType="separate"/>
             </w:r>
             <w:r>
-              <w:rPr/>
+              <w:rPr>
+                <w:rStyle w:val="ListLabel1"/>
+              </w:rPr>
               <w:t>注</w:t>
             </w:r>
             <w:r>
-              <w:rPr/>
+              <w:rPr>
+                <w:rStyle w:val="ListLabel1"/>
+              </w:rPr>
               <w:fldChar w:fldCharType="end"/>
             </w:r>
             <w:r>
@@ -6336,7 +6620,7 @@
           </w:tcPr>
           <w:p>
             <w:pPr>
-              <w:pStyle w:val="Style21"/>
+              <w:pStyle w:val="Style16"/>
               <w:widowControl w:val="false"/>
               <w:bidi w:val="0"/>
               <w:jc w:val="left"/>
@@ -6362,7 +6646,7 @@
           </w:tcPr>
           <w:p>
             <w:pPr>
-              <w:pStyle w:val="Style22"/>
+              <w:pStyle w:val="Style17"/>
               <w:widowControl w:val="false"/>
               <w:suppressLineNumbers/>
               <w:bidi w:val="0"/>
@@ -6384,7 +6668,7 @@
           </w:tcPr>
           <w:p>
             <w:pPr>
-              <w:pStyle w:val="Style21"/>
+              <w:pStyle w:val="Style16"/>
               <w:widowControl w:val="false"/>
               <w:suppressLineNumbers/>
               <w:bidi w:val="0"/>
@@ -6409,7 +6693,7 @@
           </w:tcPr>
           <w:p>
             <w:pPr>
-              <w:pStyle w:val="Style22"/>
+              <w:pStyle w:val="Style17"/>
               <w:widowControl w:val="false"/>
               <w:suppressLineNumbers/>
               <w:bidi w:val="0"/>
@@ -6431,7 +6715,7 @@
           </w:tcPr>
           <w:p>
             <w:pPr>
-              <w:pStyle w:val="Style21"/>
+              <w:pStyle w:val="Style16"/>
               <w:widowControl w:val="false"/>
               <w:suppressLineNumbers/>
               <w:bidi w:val="0"/>
@@ -6449,7 +6733,7 @@
         <w:trPr/>
         <w:tc>
           <w:tcPr>
-            <w:tcW w:w="3814" w:type="dxa"/>
+            <w:tcW w:w="3813" w:type="dxa"/>
             <w:gridSpan w:val="2"/>
             <w:vMerge w:val="restart"/>
             <w:tcBorders/>
@@ -6457,7 +6741,7 @@
           </w:tcPr>
           <w:p>
             <w:pPr>
-              <w:pStyle w:val="Style22"/>
+              <w:pStyle w:val="Style17"/>
               <w:widowControl w:val="false"/>
               <w:suppressLineNumbers/>
               <w:bidi w:val="0"/>
@@ -6472,19 +6756,27 @@
               <w:fldChar w:fldCharType="begin"/>
             </w:r>
             <w:r>
-              <w:rPr/>
+              <w:rPr>
+                <w:rStyle w:val="ListLabel1"/>
+              </w:rPr>
               <w:instrText xml:space="preserve"> HYPERLINK "https://247ps-i.isnet.jp.fujitsu.com/platform/pc/product/arrowstab/1901/q509ve/spec.html" \l "14"</w:instrText>
             </w:r>
             <w:r>
-              <w:rPr/>
+              <w:rPr>
+                <w:rStyle w:val="ListLabel1"/>
+              </w:rPr>
               <w:fldChar w:fldCharType="separate"/>
             </w:r>
             <w:r>
-              <w:rPr/>
+              <w:rPr>
+                <w:rStyle w:val="ListLabel1"/>
+              </w:rPr>
               <w:t>注</w:t>
             </w:r>
             <w:r>
-              <w:rPr/>
+              <w:rPr>
+                <w:rStyle w:val="ListLabel1"/>
+              </w:rPr>
               <w:fldChar w:fldCharType="end"/>
             </w:r>
             <w:r>
@@ -6515,13 +6807,13 @@
         </w:tc>
         <w:tc>
           <w:tcPr>
-            <w:tcW w:w="1320" w:type="dxa"/>
-            <w:tcBorders/>
-            <w:vAlign w:val="center"/>
-          </w:tcPr>
-          <w:p>
-            <w:pPr>
-              <w:pStyle w:val="Style22"/>
+            <w:tcW w:w="1321" w:type="dxa"/>
+            <w:tcBorders/>
+            <w:vAlign w:val="center"/>
+          </w:tcPr>
+          <w:p>
+            <w:pPr>
+              <w:pStyle w:val="Style17"/>
               <w:widowControl w:val="false"/>
               <w:suppressLineNumbers/>
               <w:bidi w:val="0"/>
@@ -6536,13 +6828,13 @@
         </w:tc>
         <w:tc>
           <w:tcPr>
-            <w:tcW w:w="2243" w:type="dxa"/>
-            <w:tcBorders/>
-            <w:vAlign w:val="center"/>
-          </w:tcPr>
-          <w:p>
-            <w:pPr>
-              <w:pStyle w:val="Style21"/>
+            <w:tcW w:w="2242" w:type="dxa"/>
+            <w:tcBorders/>
+            <w:vAlign w:val="center"/>
+          </w:tcPr>
+          <w:p>
+            <w:pPr>
+              <w:pStyle w:val="Style16"/>
               <w:widowControl w:val="false"/>
               <w:suppressLineNumbers/>
               <w:bidi w:val="0"/>
@@ -6617,13 +6909,13 @@
         </w:tc>
         <w:tc>
           <w:tcPr>
-            <w:tcW w:w="2261" w:type="dxa"/>
-            <w:tcBorders/>
-            <w:vAlign w:val="center"/>
-          </w:tcPr>
-          <w:p>
-            <w:pPr>
-              <w:pStyle w:val="Style21"/>
+            <w:tcW w:w="2262" w:type="dxa"/>
+            <w:tcBorders/>
+            <w:vAlign w:val="center"/>
+          </w:tcPr>
+          <w:p>
+            <w:pPr>
+              <w:pStyle w:val="Style16"/>
               <w:widowControl w:val="false"/>
               <w:suppressLineNumbers/>
               <w:bidi w:val="0"/>
@@ -6701,7 +6993,7 @@
         <w:trPr/>
         <w:tc>
           <w:tcPr>
-            <w:tcW w:w="3814" w:type="dxa"/>
+            <w:tcW w:w="3813" w:type="dxa"/>
             <w:gridSpan w:val="2"/>
             <w:vMerge w:val="continue"/>
             <w:tcBorders/>
@@ -6709,7 +7001,7 @@
           </w:tcPr>
           <w:p>
             <w:pPr>
-              <w:pStyle w:val="Style21"/>
+              <w:pStyle w:val="Style16"/>
               <w:widowControl w:val="false"/>
               <w:bidi w:val="0"/>
               <w:jc w:val="left"/>
@@ -6728,13 +7020,13 @@
         </w:tc>
         <w:tc>
           <w:tcPr>
-            <w:tcW w:w="1320" w:type="dxa"/>
-            <w:tcBorders/>
-            <w:vAlign w:val="center"/>
-          </w:tcPr>
-          <w:p>
-            <w:pPr>
-              <w:pStyle w:val="Style22"/>
+            <w:tcW w:w="1321" w:type="dxa"/>
+            <w:tcBorders/>
+            <w:vAlign w:val="center"/>
+          </w:tcPr>
+          <w:p>
+            <w:pPr>
+              <w:pStyle w:val="Style17"/>
               <w:widowControl w:val="false"/>
               <w:suppressLineNumbers/>
               <w:bidi w:val="0"/>
@@ -6785,13 +7077,13 @@
         </w:tc>
         <w:tc>
           <w:tcPr>
-            <w:tcW w:w="2243" w:type="dxa"/>
-            <w:tcBorders/>
-            <w:vAlign w:val="center"/>
-          </w:tcPr>
-          <w:p>
-            <w:pPr>
-              <w:pStyle w:val="Style21"/>
+            <w:tcW w:w="2242" w:type="dxa"/>
+            <w:tcBorders/>
+            <w:vAlign w:val="center"/>
+          </w:tcPr>
+          <w:p>
+            <w:pPr>
+              <w:pStyle w:val="Style16"/>
               <w:widowControl w:val="false"/>
               <w:suppressLineNumbers/>
               <w:bidi w:val="0"/>
@@ -6866,13 +7158,13 @@
         </w:tc>
         <w:tc>
           <w:tcPr>
-            <w:tcW w:w="2261" w:type="dxa"/>
-            <w:tcBorders/>
-            <w:vAlign w:val="center"/>
-          </w:tcPr>
-          <w:p>
-            <w:pPr>
-              <w:pStyle w:val="Style21"/>
+            <w:tcW w:w="2262" w:type="dxa"/>
+            <w:tcBorders/>
+            <w:vAlign w:val="center"/>
+          </w:tcPr>
+          <w:p>
+            <w:pPr>
+              <w:pStyle w:val="Style16"/>
               <w:widowControl w:val="false"/>
               <w:suppressLineNumbers/>
               <w:bidi w:val="0"/>
@@ -6957,7 +7249,7 @@
           </w:tcPr>
           <w:p>
             <w:pPr>
-              <w:pStyle w:val="Style22"/>
+              <w:pStyle w:val="Style17"/>
               <w:widowControl w:val="false"/>
               <w:suppressLineNumbers/>
               <w:bidi w:val="0"/>
@@ -6987,7 +7279,7 @@
           </w:tcPr>
           <w:p>
             <w:pPr>
-              <w:pStyle w:val="Style21"/>
+              <w:pStyle w:val="Style16"/>
               <w:widowControl w:val="false"/>
               <w:suppressLineNumbers/>
               <w:bidi w:val="0"/>
@@ -7005,7 +7297,7 @@
         <w:trPr/>
         <w:tc>
           <w:tcPr>
-            <w:tcW w:w="3814" w:type="dxa"/>
+            <w:tcW w:w="3813" w:type="dxa"/>
             <w:gridSpan w:val="2"/>
             <w:vMerge w:val="restart"/>
             <w:tcBorders/>
@@ -7013,7 +7305,7 @@
           </w:tcPr>
           <w:p>
             <w:pPr>
-              <w:pStyle w:val="Style22"/>
+              <w:pStyle w:val="Style17"/>
               <w:widowControl w:val="false"/>
               <w:suppressLineNumbers/>
               <w:bidi w:val="0"/>
@@ -7028,19 +7320,27 @@
               <w:fldChar w:fldCharType="begin"/>
             </w:r>
             <w:r>
-              <w:rPr/>
+              <w:rPr>
+                <w:rStyle w:val="ListLabel1"/>
+              </w:rPr>
               <w:instrText xml:space="preserve"> HYPERLINK "https://247ps-i.isnet.jp.fujitsu.com/platform/pc/product/arrowstab/1901/q509ve/spec.html" \l "9"</w:instrText>
             </w:r>
             <w:r>
-              <w:rPr/>
+              <w:rPr>
+                <w:rStyle w:val="ListLabel1"/>
+              </w:rPr>
               <w:fldChar w:fldCharType="separate"/>
             </w:r>
             <w:r>
-              <w:rPr/>
+              <w:rPr>
+                <w:rStyle w:val="ListLabel1"/>
+              </w:rPr>
               <w:t>注</w:t>
             </w:r>
             <w:r>
-              <w:rPr/>
+              <w:rPr>
+                <w:rStyle w:val="ListLabel1"/>
+              </w:rPr>
               <w:fldChar w:fldCharType="end"/>
             </w:r>
             <w:r>
@@ -7055,13 +7355,13 @@
         </w:tc>
         <w:tc>
           <w:tcPr>
-            <w:tcW w:w="1320" w:type="dxa"/>
-            <w:tcBorders/>
-            <w:vAlign w:val="center"/>
-          </w:tcPr>
-          <w:p>
-            <w:pPr>
-              <w:pStyle w:val="Style22"/>
+            <w:tcW w:w="1321" w:type="dxa"/>
+            <w:tcBorders/>
+            <w:vAlign w:val="center"/>
+          </w:tcPr>
+          <w:p>
+            <w:pPr>
+              <w:pStyle w:val="Style17"/>
               <w:widowControl w:val="false"/>
               <w:suppressLineNumbers/>
               <w:bidi w:val="0"/>
@@ -7083,7 +7383,7 @@
           </w:tcPr>
           <w:p>
             <w:pPr>
-              <w:pStyle w:val="Style21"/>
+              <w:pStyle w:val="Style16"/>
               <w:widowControl w:val="false"/>
               <w:suppressLineNumbers/>
               <w:bidi w:val="0"/>
@@ -7105,7 +7405,7 @@
         <w:trPr/>
         <w:tc>
           <w:tcPr>
-            <w:tcW w:w="3814" w:type="dxa"/>
+            <w:tcW w:w="3813" w:type="dxa"/>
             <w:gridSpan w:val="2"/>
             <w:vMerge w:val="continue"/>
             <w:tcBorders/>
@@ -7113,7 +7413,7 @@
           </w:tcPr>
           <w:p>
             <w:pPr>
-              <w:pStyle w:val="Style21"/>
+              <w:pStyle w:val="Style16"/>
               <w:widowControl w:val="false"/>
               <w:bidi w:val="0"/>
               <w:jc w:val="left"/>
@@ -7132,13 +7432,13 @@
         </w:tc>
         <w:tc>
           <w:tcPr>
-            <w:tcW w:w="1320" w:type="dxa"/>
-            <w:tcBorders/>
-            <w:vAlign w:val="center"/>
-          </w:tcPr>
-          <w:p>
-            <w:pPr>
-              <w:pStyle w:val="Style22"/>
+            <w:tcW w:w="1321" w:type="dxa"/>
+            <w:tcBorders/>
+            <w:vAlign w:val="center"/>
+          </w:tcPr>
+          <w:p>
+            <w:pPr>
+              <w:pStyle w:val="Style17"/>
               <w:widowControl w:val="false"/>
               <w:suppressLineNumbers/>
               <w:bidi w:val="0"/>
@@ -7196,7 +7496,7 @@
           </w:tcPr>
           <w:p>
             <w:pPr>
-              <w:pStyle w:val="Style21"/>
+              <w:pStyle w:val="Style16"/>
               <w:widowControl w:val="false"/>
               <w:suppressLineNumbers/>
               <w:bidi w:val="0"/>
@@ -7225,7 +7525,7 @@
           </w:tcPr>
           <w:p>
             <w:pPr>
-              <w:pStyle w:val="Style22"/>
+              <w:pStyle w:val="Style17"/>
               <w:widowControl w:val="false"/>
               <w:suppressLineNumbers/>
               <w:bidi w:val="0"/>
@@ -7247,7 +7547,7 @@
           </w:tcPr>
           <w:p>
             <w:pPr>
-              <w:pStyle w:val="Style21"/>
+              <w:pStyle w:val="Style16"/>
               <w:widowControl w:val="false"/>
               <w:suppressLineNumbers/>
               <w:bidi w:val="0"/>
@@ -7272,7 +7572,7 @@
           </w:tcPr>
           <w:p>
             <w:pPr>
-              <w:pStyle w:val="Style22"/>
+              <w:pStyle w:val="Style17"/>
               <w:widowControl w:val="false"/>
               <w:suppressLineNumbers/>
               <w:bidi w:val="0"/>
@@ -7294,7 +7594,7 @@
           </w:tcPr>
           <w:p>
             <w:pPr>
-              <w:pStyle w:val="Style21"/>
+              <w:pStyle w:val="Style16"/>
               <w:widowControl w:val="false"/>
               <w:suppressLineNumbers/>
               <w:bidi w:val="0"/>
@@ -7391,7 +7691,7 @@
           </w:tcPr>
           <w:p>
             <w:pPr>
-              <w:pStyle w:val="Style22"/>
+              <w:pStyle w:val="Style17"/>
               <w:widowControl w:val="false"/>
               <w:suppressLineNumbers/>
               <w:bidi w:val="0"/>
@@ -7413,7 +7713,7 @@
           </w:tcPr>
           <w:p>
             <w:pPr>
-              <w:pStyle w:val="Style21"/>
+              <w:pStyle w:val="Style16"/>
               <w:widowControl w:val="false"/>
               <w:suppressLineNumbers/>
               <w:bidi w:val="0"/>
@@ -7438,7 +7738,7 @@
           </w:tcPr>
           <w:p>
             <w:pPr>
-              <w:pStyle w:val="Style22"/>
+              <w:pStyle w:val="Style17"/>
               <w:widowControl w:val="false"/>
               <w:suppressLineNumbers/>
               <w:bidi w:val="0"/>
@@ -7453,19 +7753,27 @@
               <w:fldChar w:fldCharType="begin"/>
             </w:r>
             <w:r>
-              <w:rPr/>
+              <w:rPr>
+                <w:rStyle w:val="ListLabel1"/>
+              </w:rPr>
               <w:instrText xml:space="preserve"> HYPERLINK "https://247ps-i.isnet.jp.fujitsu.com/platform/pc/product/arrowstab/1901/q509ve/spec.html" \l "8"</w:instrText>
             </w:r>
             <w:r>
-              <w:rPr/>
+              <w:rPr>
+                <w:rStyle w:val="ListLabel1"/>
+              </w:rPr>
               <w:fldChar w:fldCharType="separate"/>
             </w:r>
             <w:r>
-              <w:rPr/>
+              <w:rPr>
+                <w:rStyle w:val="ListLabel1"/>
+              </w:rPr>
               <w:t>注</w:t>
             </w:r>
             <w:r>
-              <w:rPr/>
+              <w:rPr>
+                <w:rStyle w:val="ListLabel1"/>
+              </w:rPr>
               <w:fldChar w:fldCharType="end"/>
             </w:r>
             <w:r>
@@ -7487,7 +7795,7 @@
           </w:tcPr>
           <w:p>
             <w:pPr>
-              <w:pStyle w:val="Style21"/>
+              <w:pStyle w:val="Style16"/>
               <w:widowControl w:val="false"/>
               <w:suppressLineNumbers/>
               <w:bidi w:val="0"/>
@@ -7520,7 +7828,7 @@
           </w:tcPr>
           <w:p>
             <w:pPr>
-              <w:pStyle w:val="Style22"/>
+              <w:pStyle w:val="Style17"/>
               <w:widowControl w:val="false"/>
               <w:suppressLineNumbers/>
               <w:bidi w:val="0"/>
@@ -7543,19 +7851,27 @@
               <w:fldChar w:fldCharType="begin"/>
             </w:r>
             <w:r>
-              <w:rPr/>
+              <w:rPr>
+                <w:rStyle w:val="ListLabel1"/>
+              </w:rPr>
               <w:instrText xml:space="preserve"> HYPERLINK "https://247ps-i.isnet.jp.fujitsu.com/platform/pc/product/arrowstab/1901/q509ve/spec.html" \l "18"</w:instrText>
             </w:r>
             <w:r>
-              <w:rPr/>
+              <w:rPr>
+                <w:rStyle w:val="ListLabel1"/>
+              </w:rPr>
               <w:fldChar w:fldCharType="separate"/>
             </w:r>
             <w:r>
-              <w:rPr/>
+              <w:rPr>
+                <w:rStyle w:val="ListLabel1"/>
+              </w:rPr>
               <w:t>注</w:t>
             </w:r>
             <w:r>
-              <w:rPr/>
+              <w:rPr>
+                <w:rStyle w:val="ListLabel1"/>
+              </w:rPr>
               <w:fldChar w:fldCharType="end"/>
             </w:r>
             <w:r>
@@ -7570,19 +7886,27 @@
               <w:fldChar w:fldCharType="begin"/>
             </w:r>
             <w:r>
-              <w:rPr/>
+              <w:rPr>
+                <w:rStyle w:val="ListLabel1"/>
+              </w:rPr>
               <w:instrText xml:space="preserve"> HYPERLINK "https://247ps-i.isnet.jp.fujitsu.com/platform/pc/product/arrowstab/1901/q509ve/spec.html" \l "19"</w:instrText>
             </w:r>
             <w:r>
-              <w:rPr/>
+              <w:rPr>
+                <w:rStyle w:val="ListLabel1"/>
+              </w:rPr>
               <w:fldChar w:fldCharType="separate"/>
             </w:r>
             <w:r>
-              <w:rPr/>
+              <w:rPr>
+                <w:rStyle w:val="ListLabel1"/>
+              </w:rPr>
               <w:t>注</w:t>
             </w:r>
             <w:r>
-              <w:rPr/>
+              <w:rPr>
+                <w:rStyle w:val="ListLabel1"/>
+              </w:rPr>
               <w:fldChar w:fldCharType="end"/>
             </w:r>
             <w:r>
@@ -7597,19 +7921,27 @@
               <w:fldChar w:fldCharType="begin"/>
             </w:r>
             <w:r>
-              <w:rPr/>
+              <w:rPr>
+                <w:rStyle w:val="ListLabel1"/>
+              </w:rPr>
               <w:instrText xml:space="preserve"> HYPERLINK "https://247ps-i.isnet.jp.fujitsu.com/platform/pc/product/arrowstab/1901/q509ve/spec.html" \l "32"</w:instrText>
             </w:r>
             <w:r>
-              <w:rPr/>
+              <w:rPr>
+                <w:rStyle w:val="ListLabel1"/>
+              </w:rPr>
               <w:fldChar w:fldCharType="separate"/>
             </w:r>
             <w:r>
-              <w:rPr/>
+              <w:rPr>
+                <w:rStyle w:val="ListLabel1"/>
+              </w:rPr>
               <w:t>注</w:t>
             </w:r>
             <w:r>
-              <w:rPr/>
+              <w:rPr>
+                <w:rStyle w:val="ListLabel1"/>
+              </w:rPr>
               <w:fldChar w:fldCharType="end"/>
             </w:r>
             <w:r>
@@ -7631,7 +7963,7 @@
           </w:tcPr>
           <w:p>
             <w:pPr>
-              <w:pStyle w:val="Style21"/>
+              <w:pStyle w:val="Style16"/>
               <w:widowControl w:val="false"/>
               <w:suppressLineNumbers/>
               <w:bidi w:val="0"/>
@@ -7658,19 +7990,27 @@
               <w:fldChar w:fldCharType="begin"/>
             </w:r>
             <w:r>
-              <w:rPr/>
+              <w:rPr>
+                <w:rStyle w:val="ListLabel1"/>
+              </w:rPr>
               <w:instrText xml:space="preserve"> HYPERLINK "https://247ps-i.isnet.jp.fujitsu.com/platform/pc/product/arrowstab/1901/q509ve/spec.html" \l "29"</w:instrText>
             </w:r>
             <w:r>
-              <w:rPr/>
+              <w:rPr>
+                <w:rStyle w:val="ListLabel1"/>
+              </w:rPr>
               <w:fldChar w:fldCharType="separate"/>
             </w:r>
             <w:r>
-              <w:rPr/>
+              <w:rPr>
+                <w:rStyle w:val="ListLabel1"/>
+              </w:rPr>
               <w:t>注</w:t>
             </w:r>
             <w:r>
-              <w:rPr/>
+              <w:rPr>
+                <w:rStyle w:val="ListLabel1"/>
+              </w:rPr>
               <w:fldChar w:fldCharType="end"/>
             </w:r>
             <w:r>
@@ -7702,19 +8042,27 @@
               <w:fldChar w:fldCharType="begin"/>
             </w:r>
             <w:r>
-              <w:rPr/>
+              <w:rPr>
+                <w:rStyle w:val="ListLabel1"/>
+              </w:rPr>
               <w:instrText xml:space="preserve"> HYPERLINK "https://247ps-i.isnet.jp.fujitsu.com/platform/pc/product/arrowstab/1901/q509ve/spec.html" \l "29"</w:instrText>
             </w:r>
             <w:r>
-              <w:rPr/>
+              <w:rPr>
+                <w:rStyle w:val="ListLabel1"/>
+              </w:rPr>
               <w:fldChar w:fldCharType="separate"/>
             </w:r>
             <w:r>
-              <w:rPr/>
+              <w:rPr>
+                <w:rStyle w:val="ListLabel1"/>
+              </w:rPr>
               <w:t>注</w:t>
             </w:r>
             <w:r>
-              <w:rPr/>
+              <w:rPr>
+                <w:rStyle w:val="ListLabel1"/>
+              </w:rPr>
               <w:fldChar w:fldCharType="end"/>
             </w:r>
             <w:r>
@@ -7784,7 +8132,7 @@
           </w:tcPr>
           <w:p>
             <w:pPr>
-              <w:pStyle w:val="Style21"/>
+              <w:pStyle w:val="Style16"/>
               <w:widowControl w:val="false"/>
               <w:suppressLineNumbers/>
               <w:bidi w:val="0"/>
@@ -7815,7 +8163,7 @@
           </w:tcPr>
           <w:p>
             <w:pPr>
-              <w:pStyle w:val="Style21"/>
+              <w:pStyle w:val="Style16"/>
               <w:widowControl w:val="false"/>
               <w:suppressLineNumbers/>
               <w:bidi w:val="0"/>
@@ -7841,7 +8189,7 @@
           </w:tcPr>
           <w:p>
             <w:pPr>
-              <w:pStyle w:val="Style21"/>
+              <w:pStyle w:val="Style16"/>
               <w:widowControl w:val="false"/>
               <w:suppressLineNumbers/>
               <w:bidi w:val="0"/>
@@ -7870,7 +8218,7 @@
           </w:tcPr>
           <w:p>
             <w:pPr>
-              <w:pStyle w:val="Style21"/>
+              <w:pStyle w:val="Style16"/>
               <w:widowControl w:val="false"/>
               <w:suppressLineNumbers/>
               <w:bidi w:val="0"/>
@@ -7896,7 +8244,7 @@
           </w:tcPr>
           <w:p>
             <w:pPr>
-              <w:pStyle w:val="Style21"/>
+              <w:pStyle w:val="Style16"/>
               <w:widowControl w:val="false"/>
               <w:suppressLineNumbers/>
               <w:bidi w:val="0"/>
@@ -7925,7 +8273,7 @@
           </w:tcPr>
           <w:p>
             <w:pPr>
-              <w:pStyle w:val="Style21"/>
+              <w:pStyle w:val="Style16"/>
               <w:widowControl w:val="false"/>
               <w:suppressLineNumbers/>
               <w:bidi w:val="0"/>
@@ -7951,7 +8299,7 @@
           </w:tcPr>
           <w:p>
             <w:pPr>
-              <w:pStyle w:val="Style21"/>
+              <w:pStyle w:val="Style16"/>
               <w:widowControl w:val="false"/>
               <w:suppressLineNumbers/>
               <w:bidi w:val="0"/>
@@ -7980,7 +8328,7 @@
           </w:tcPr>
           <w:p>
             <w:pPr>
-              <w:pStyle w:val="Style21"/>
+              <w:pStyle w:val="Style16"/>
               <w:widowControl w:val="false"/>
               <w:suppressLineNumbers/>
               <w:bidi w:val="0"/>
@@ -8058,7 +8406,7 @@
           </w:tcPr>
           <w:p>
             <w:pPr>
-              <w:pStyle w:val="Style21"/>
+              <w:pStyle w:val="Style16"/>
               <w:widowControl w:val="false"/>
               <w:suppressLineNumbers/>
               <w:bidi w:val="0"/>
@@ -8087,7 +8435,7 @@
           </w:tcPr>
           <w:p>
             <w:pPr>
-              <w:pStyle w:val="Style21"/>
+              <w:pStyle w:val="Style16"/>
               <w:widowControl w:val="false"/>
               <w:suppressLineNumbers/>
               <w:bidi w:val="0"/>
@@ -8100,23 +8448,33 @@
             </w:r>
             <w:hyperlink r:id="rId14" w:tgtFrame="_blank">
               <w:r>
-                <w:rPr/>
+                <w:rPr>
+                  <w:rStyle w:val="ListLabel1"/>
+                </w:rPr>
                 <w:t>JEITA</w:t>
               </w:r>
               <w:r>
-                <w:rPr/>
+                <w:rPr>
+                  <w:rStyle w:val="ListLabel1"/>
+                </w:rPr>
                 <w:t>バッテリー動作時間測定法（</w:t>
               </w:r>
               <w:r>
-                <w:rPr/>
+                <w:rPr>
+                  <w:rStyle w:val="ListLabel1"/>
+                </w:rPr>
                 <w:t>Ver2. 0</w:t>
               </w:r>
               <w:r>
-                <w:rPr/>
+                <w:rPr>
+                  <w:rStyle w:val="ListLabel1"/>
+                </w:rPr>
                 <w:t>）</w:t>
               </w:r>
               <w:r>
-                <w:rPr/>
+                <w:rPr>
+                  <w:rStyle w:val="ListLabel1"/>
+                </w:rPr>
                 <w:drawing>
                   <wp:inline distT="0" distB="0" distL="0" distR="0">
                     <wp:extent cx="171450" cy="171450"/>
@@ -8179,7 +8537,9 @@
             </w:r>
             <w:hyperlink r:id="rId17">
               <w:r>
-                <w:rPr/>
+                <w:rPr>
+                  <w:rStyle w:val="ListLabel1"/>
+                </w:rPr>
                 <w:t>≪こちら≫</w:t>
               </w:r>
             </w:hyperlink>
@@ -8196,7 +8556,7 @@
           </w:tcPr>
           <w:p>
             <w:pPr>
-              <w:pStyle w:val="Style21"/>
+              <w:pStyle w:val="Style16"/>
               <w:widowControl w:val="false"/>
               <w:suppressLineNumbers/>
               <w:bidi w:val="0"/>
@@ -8225,7 +8585,7 @@
           </w:tcPr>
           <w:p>
             <w:pPr>
-              <w:pStyle w:val="Style21"/>
+              <w:pStyle w:val="Style16"/>
               <w:widowControl w:val="false"/>
               <w:suppressLineNumbers/>
               <w:bidi w:val="0"/>
@@ -8251,7 +8611,7 @@
           </w:tcPr>
           <w:p>
             <w:pPr>
-              <w:pStyle w:val="Style21"/>
+              <w:pStyle w:val="Style16"/>
               <w:widowControl w:val="false"/>
               <w:suppressLineNumbers/>
               <w:bidi w:val="0"/>
@@ -8280,7 +8640,7 @@
           </w:tcPr>
           <w:p>
             <w:pPr>
-              <w:pStyle w:val="Style21"/>
+              <w:pStyle w:val="Style16"/>
               <w:widowControl w:val="false"/>
               <w:suppressLineNumbers/>
               <w:bidi w:val="0"/>
@@ -8314,7 +8674,7 @@
           </w:tcPr>
           <w:p>
             <w:pPr>
-              <w:pStyle w:val="Style21"/>
+              <w:pStyle w:val="Style16"/>
               <w:widowControl w:val="false"/>
               <w:suppressLineNumbers/>
               <w:bidi w:val="0"/>
@@ -8343,7 +8703,7 @@
           </w:tcPr>
           <w:p>
             <w:pPr>
-              <w:pStyle w:val="Style21"/>
+              <w:pStyle w:val="Style16"/>
               <w:widowControl w:val="false"/>
               <w:suppressLineNumbers/>
               <w:bidi w:val="0"/>
@@ -8369,7 +8729,7 @@
           </w:tcPr>
           <w:p>
             <w:pPr>
-              <w:pStyle w:val="Style21"/>
+              <w:pStyle w:val="Style16"/>
               <w:widowControl w:val="false"/>
               <w:suppressLineNumbers/>
               <w:bidi w:val="0"/>
@@ -8398,7 +8758,7 @@
           </w:tcPr>
           <w:p>
             <w:pPr>
-              <w:pStyle w:val="Style21"/>
+              <w:pStyle w:val="Style16"/>
               <w:widowControl w:val="false"/>
               <w:suppressLineNumbers/>
               <w:bidi w:val="0"/>
@@ -8424,7 +8784,7 @@
           </w:tcPr>
           <w:p>
             <w:pPr>
-              <w:pStyle w:val="Style21"/>
+              <w:pStyle w:val="Style16"/>
               <w:widowControl w:val="false"/>
               <w:suppressLineNumbers/>
               <w:bidi w:val="0"/>
@@ -8453,7 +8813,7 @@
           </w:tcPr>
           <w:p>
             <w:pPr>
-              <w:pStyle w:val="Style21"/>
+              <w:pStyle w:val="Style16"/>
               <w:widowControl w:val="false"/>
               <w:suppressLineNumbers/>
               <w:bidi w:val="0"/>
@@ -8503,7 +8863,7 @@
           </w:tcPr>
           <w:p>
             <w:pPr>
-              <w:pStyle w:val="Style21"/>
+              <w:pStyle w:val="Style16"/>
               <w:widowControl w:val="false"/>
               <w:suppressLineNumbers/>
               <w:bidi w:val="0"/>
@@ -8532,7 +8892,7 @@
           </w:tcPr>
           <w:p>
             <w:pPr>
-              <w:pStyle w:val="Style21"/>
+              <w:pStyle w:val="Style16"/>
               <w:widowControl w:val="false"/>
               <w:suppressLineNumbers/>
               <w:bidi w:val="0"/>
@@ -8558,7 +8918,7 @@
           </w:tcPr>
           <w:p>
             <w:pPr>
-              <w:pStyle w:val="Style21"/>
+              <w:pStyle w:val="Style16"/>
               <w:widowControl w:val="false"/>
               <w:suppressLineNumbers/>
               <w:bidi w:val="0"/>
@@ -8587,7 +8947,7 @@
           </w:tcPr>
           <w:p>
             <w:pPr>
-              <w:pStyle w:val="Style21"/>
+              <w:pStyle w:val="Style16"/>
               <w:widowControl w:val="false"/>
               <w:suppressLineNumbers/>
               <w:bidi w:val="0"/>
@@ -8621,7 +8981,7 @@
           </w:tcPr>
           <w:p>
             <w:pPr>
-              <w:pStyle w:val="Style21"/>
+              <w:pStyle w:val="Style16"/>
               <w:widowControl w:val="false"/>
               <w:suppressLineNumbers/>
               <w:bidi w:val="0"/>
@@ -8650,7 +9010,7 @@
           </w:tcPr>
           <w:p>
             <w:pPr>
-              <w:pStyle w:val="Style21"/>
+              <w:pStyle w:val="Style16"/>
               <w:widowControl w:val="false"/>
               <w:bidi w:val="0"/>
               <w:spacing w:before="0" w:after="283"/>
@@ -8700,18 +9060,18 @@
           </w:p>
           <w:p>
             <w:pPr>
-              <w:pStyle w:val="Style21"/>
+              <w:pStyle w:val="Style16"/>
               <w:widowControl w:val="false"/>
               <w:numPr>
                 <w:ilvl w:val="0"/>
-                <w:numId w:val="3"/>
+                <w:numId w:val="2"/>
               </w:numPr>
               <w:tabs>
                 <w:tab w:val="left" w:pos="709" w:leader="none"/>
               </w:tabs>
               <w:bidi w:val="0"/>
               <w:spacing w:before="0" w:after="283"/>
-              <w:ind w:left="709" w:hanging="283"/>
+              <w:ind w:hanging="283" w:left="709"/>
               <w:jc w:val="left"/>
               <w:rPr/>
             </w:pPr>
@@ -8726,7 +9086,7 @@
           </w:p>
           <w:p>
             <w:pPr>
-              <w:pStyle w:val="Style21"/>
+              <w:pStyle w:val="Style16"/>
               <w:widowControl w:val="false"/>
               <w:numPr>
                 <w:ilvl w:val="0"/>
@@ -8734,7 +9094,7 @@
               </w:numPr>
               <w:bidi w:val="0"/>
               <w:spacing w:before="0" w:after="283"/>
-              <w:ind w:left="0" w:hanging="0"/>
+              <w:ind w:hanging="0" w:left="0"/>
               <w:jc w:val="left"/>
               <w:rPr/>
             </w:pPr>
@@ -8916,15 +9276,21 @@
             </w:r>
             <w:hyperlink r:id="rId18" w:tgtFrame="_blank">
               <w:r>
-                <w:rPr/>
+                <w:rPr>
+                  <w:rStyle w:val="ListLabel1"/>
+                </w:rPr>
                 <w:t>NTT</w:t>
               </w:r>
               <w:r>
-                <w:rPr/>
+                <w:rPr>
+                  <w:rStyle w:val="ListLabel1"/>
+                </w:rPr>
                 <w:t>ドコモのホームページ</w:t>
               </w:r>
               <w:r>
-                <w:rPr/>
+                <w:rPr>
+                  <w:rStyle w:val="ListLabel1"/>
+                </w:rPr>
                 <w:drawing>
                   <wp:inline distT="0" distB="0" distL="0" distR="0">
                     <wp:extent cx="152400" cy="152400"/>
@@ -9051,18 +9417,18 @@
           </w:p>
           <w:p>
             <w:pPr>
-              <w:pStyle w:val="Style21"/>
+              <w:pStyle w:val="Style16"/>
               <w:widowControl w:val="false"/>
               <w:numPr>
                 <w:ilvl w:val="0"/>
-                <w:numId w:val="3"/>
+                <w:numId w:val="2"/>
               </w:numPr>
               <w:tabs>
                 <w:tab w:val="left" w:pos="709" w:leader="none"/>
               </w:tabs>
               <w:bidi w:val="0"/>
               <w:spacing w:before="0" w:after="283"/>
-              <w:ind w:left="709" w:hanging="283"/>
+              <w:ind w:hanging="283" w:left="709"/>
               <w:jc w:val="left"/>
               <w:rPr/>
             </w:pPr>
@@ -9077,7 +9443,7 @@
           </w:p>
           <w:p>
             <w:pPr>
-              <w:pStyle w:val="Style21"/>
+              <w:pStyle w:val="Style16"/>
               <w:widowControl w:val="false"/>
               <w:numPr>
                 <w:ilvl w:val="0"/>
@@ -9085,7 +9451,7 @@
               </w:numPr>
               <w:bidi w:val="0"/>
               <w:spacing w:before="0" w:after="283"/>
-              <w:ind w:left="0" w:hanging="0"/>
+              <w:ind w:hanging="0" w:left="0"/>
               <w:jc w:val="left"/>
               <w:rPr/>
             </w:pPr>
@@ -9315,15 +9681,21 @@
             </w:r>
             <w:hyperlink r:id="rId20" w:tgtFrame="_blank">
               <w:r>
-                <w:rPr/>
+                <w:rPr>
+                  <w:rStyle w:val="ListLabel1"/>
+                </w:rPr>
                 <w:t>au</w:t>
               </w:r>
               <w:r>
-                <w:rPr/>
+                <w:rPr>
+                  <w:rStyle w:val="ListLabel1"/>
+                </w:rPr>
                 <w:t>のホームページ</w:t>
               </w:r>
               <w:r>
-                <w:rPr/>
+                <w:rPr>
+                  <w:rStyle w:val="ListLabel1"/>
+                </w:rPr>
                 <w:drawing>
                   <wp:inline distT="0" distB="0" distL="0" distR="0">
                     <wp:extent cx="152400" cy="152400"/>
@@ -9370,18 +9742,18 @@
           </w:p>
           <w:p>
             <w:pPr>
-              <w:pStyle w:val="Style21"/>
+              <w:pStyle w:val="Style16"/>
               <w:widowControl w:val="false"/>
               <w:numPr>
                 <w:ilvl w:val="0"/>
-                <w:numId w:val="3"/>
+                <w:numId w:val="2"/>
               </w:numPr>
               <w:tabs>
                 <w:tab w:val="left" w:pos="709" w:leader="none"/>
               </w:tabs>
               <w:bidi w:val="0"/>
               <w:spacing w:before="0" w:after="283"/>
-              <w:ind w:left="709" w:hanging="283"/>
+              <w:ind w:hanging="283" w:left="709"/>
               <w:jc w:val="left"/>
               <w:rPr/>
             </w:pPr>
@@ -9396,7 +9768,7 @@
           </w:p>
           <w:p>
             <w:pPr>
-              <w:pStyle w:val="Style21"/>
+              <w:pStyle w:val="Style16"/>
               <w:widowControl w:val="false"/>
               <w:numPr>
                 <w:ilvl w:val="0"/>
@@ -9404,7 +9776,7 @@
               </w:numPr>
               <w:bidi w:val="0"/>
               <w:spacing w:before="0" w:after="283"/>
-              <w:ind w:left="0" w:hanging="0"/>
+              <w:ind w:hanging="0" w:left="0"/>
               <w:jc w:val="left"/>
               <w:rPr/>
             </w:pPr>
@@ -9634,11 +10006,15 @@
             </w:r>
             <w:hyperlink r:id="rId22" w:tgtFrame="_blank">
               <w:r>
-                <w:rPr/>
+                <w:rPr>
+                  <w:rStyle w:val="ListLabel1"/>
+                </w:rPr>
                 <w:t>ソフトバンクのホームページ</w:t>
               </w:r>
               <w:r>
-                <w:rPr/>
+                <w:rPr>
+                  <w:rStyle w:val="ListLabel1"/>
+                </w:rPr>
                 <w:drawing>
                   <wp:inline distT="0" distB="0" distL="0" distR="0">
                     <wp:extent cx="152400" cy="152400"/>
@@ -9727,7 +10103,7 @@
           </w:tcPr>
           <w:p>
             <w:pPr>
-              <w:pStyle w:val="Style21"/>
+              <w:pStyle w:val="Style16"/>
               <w:widowControl w:val="false"/>
               <w:suppressLineNumbers/>
               <w:bidi w:val="0"/>
@@ -9756,7 +10132,7 @@
           </w:tcPr>
           <w:p>
             <w:pPr>
-              <w:pStyle w:val="Style21"/>
+              <w:pStyle w:val="Style16"/>
               <w:widowControl w:val="false"/>
               <w:suppressLineNumbers/>
               <w:bidi w:val="0"/>
@@ -9854,7 +10230,7 @@
           </w:tcPr>
           <w:p>
             <w:pPr>
-              <w:pStyle w:val="Style21"/>
+              <w:pStyle w:val="Style16"/>
               <w:widowControl w:val="false"/>
               <w:suppressLineNumbers/>
               <w:bidi w:val="0"/>
@@ -9883,7 +10259,7 @@
           </w:tcPr>
           <w:p>
             <w:pPr>
-              <w:pStyle w:val="Style21"/>
+              <w:pStyle w:val="Style16"/>
               <w:widowControl w:val="false"/>
               <w:suppressLineNumbers/>
               <w:bidi w:val="0"/>
@@ -9917,7 +10293,7 @@
           </w:tcPr>
           <w:p>
             <w:pPr>
-              <w:pStyle w:val="Style21"/>
+              <w:pStyle w:val="Style16"/>
               <w:widowControl w:val="false"/>
               <w:suppressLineNumbers/>
               <w:bidi w:val="0"/>
@@ -9946,7 +10322,7 @@
           </w:tcPr>
           <w:p>
             <w:pPr>
-              <w:pStyle w:val="Style21"/>
+              <w:pStyle w:val="Style16"/>
               <w:widowControl w:val="false"/>
               <w:suppressLineNumbers/>
               <w:bidi w:val="0"/>
@@ -9961,19 +10337,27 @@
               <w:fldChar w:fldCharType="begin"/>
             </w:r>
             <w:r>
-              <w:rPr/>
+              <w:rPr>
+                <w:rStyle w:val="ListLabel1"/>
+              </w:rPr>
               <w:instrText xml:space="preserve"> HYPERLINK "https://247ps-i.isnet.jp.fujitsu.com/platform/pc/product/lifebook/1907/recovery.html" \l "hdd"</w:instrText>
             </w:r>
             <w:r>
-              <w:rPr/>
+              <w:rPr>
+                <w:rStyle w:val="ListLabel1"/>
+              </w:rPr>
               <w:fldChar w:fldCharType="separate"/>
             </w:r>
             <w:r>
-              <w:rPr/>
+              <w:rPr>
+                <w:rStyle w:val="ListLabel1"/>
+              </w:rPr>
               <w:t>ハードディスクの空き容量</w:t>
             </w:r>
             <w:r>
-              <w:rPr/>
+              <w:rPr>
+                <w:rStyle w:val="ListLabel1"/>
+              </w:rPr>
               <w:fldChar w:fldCharType="end"/>
             </w:r>
             <w:r>
@@ -10001,7 +10385,7 @@
           </w:tcPr>
           <w:p>
             <w:pPr>
-              <w:pStyle w:val="Style21"/>
+              <w:pStyle w:val="Style16"/>
               <w:widowControl w:val="false"/>
               <w:suppressLineNumbers/>
               <w:bidi w:val="0"/>
@@ -10030,7 +10414,7 @@
           </w:tcPr>
           <w:p>
             <w:pPr>
-              <w:pStyle w:val="Style21"/>
+              <w:pStyle w:val="Style16"/>
               <w:widowControl w:val="false"/>
               <w:suppressLineNumbers/>
               <w:bidi w:val="0"/>
@@ -10096,7 +10480,7 @@
           </w:tcPr>
           <w:p>
             <w:pPr>
-              <w:pStyle w:val="Style21"/>
+              <w:pStyle w:val="Style16"/>
               <w:widowControl w:val="false"/>
               <w:suppressLineNumbers/>
               <w:bidi w:val="0"/>
@@ -10125,7 +10509,7 @@
           </w:tcPr>
           <w:p>
             <w:pPr>
-              <w:pStyle w:val="Style21"/>
+              <w:pStyle w:val="Style16"/>
               <w:widowControl w:val="false"/>
               <w:suppressLineNumbers/>
               <w:bidi w:val="0"/>
@@ -10167,7 +10551,7 @@
           </w:tcPr>
           <w:p>
             <w:pPr>
-              <w:pStyle w:val="Style21"/>
+              <w:pStyle w:val="Style16"/>
               <w:widowControl w:val="false"/>
               <w:suppressLineNumbers/>
               <w:bidi w:val="0"/>
@@ -10196,7 +10580,7 @@
           </w:tcPr>
           <w:p>
             <w:pPr>
-              <w:pStyle w:val="Style21"/>
+              <w:pStyle w:val="Style16"/>
               <w:widowControl w:val="false"/>
               <w:suppressLineNumbers/>
               <w:bidi w:val="0"/>
@@ -10222,7 +10606,7 @@
           </w:tcPr>
           <w:p>
             <w:pPr>
-              <w:pStyle w:val="Style21"/>
+              <w:pStyle w:val="Style16"/>
               <w:widowControl w:val="false"/>
               <w:suppressLineNumbers/>
               <w:bidi w:val="0"/>
@@ -10251,7 +10635,7 @@
           </w:tcPr>
           <w:p>
             <w:pPr>
-              <w:pStyle w:val="Style21"/>
+              <w:pStyle w:val="Style16"/>
               <w:widowControl w:val="false"/>
               <w:suppressLineNumbers/>
               <w:bidi w:val="0"/>
@@ -10264,19 +10648,27 @@
             </w:r>
             <w:hyperlink r:id="rId24" w:tgtFrame="_blank">
               <w:r>
-                <w:rPr/>
+                <w:rPr>
+                  <w:rStyle w:val="ListLabel1"/>
+                </w:rPr>
                 <w:t>無線</w:t>
               </w:r>
               <w:r>
-                <w:rPr/>
+                <w:rPr>
+                  <w:rStyle w:val="ListLabel1"/>
+                </w:rPr>
                 <w:t>LAN/Bluetooth®</w:t>
               </w:r>
               <w:r>
-                <w:rPr/>
+                <w:rPr>
+                  <w:rStyle w:val="ListLabel1"/>
+                </w:rPr>
                 <w:t>対応製品使用上のご注意</w:t>
               </w:r>
               <w:r>
-                <w:rPr/>
+                <w:rPr>
+                  <w:rStyle w:val="ListLabel1"/>
+                </w:rPr>
                 <w:drawing>
                   <wp:inline distT="0" distB="0" distL="0" distR="0">
                     <wp:extent cx="171450" cy="171450"/>
@@ -10342,7 +10734,7 @@
           </w:tcPr>
           <w:p>
             <w:pPr>
-              <w:pStyle w:val="Style21"/>
+              <w:pStyle w:val="Style16"/>
               <w:widowControl w:val="false"/>
               <w:suppressLineNumbers/>
               <w:bidi w:val="0"/>
@@ -10371,7 +10763,7 @@
           </w:tcPr>
           <w:p>
             <w:pPr>
-              <w:pStyle w:val="Style21"/>
+              <w:pStyle w:val="Style16"/>
               <w:widowControl w:val="false"/>
               <w:suppressLineNumbers/>
               <w:bidi w:val="0"/>
@@ -10477,7 +10869,7 @@
           </w:tcPr>
           <w:p>
             <w:pPr>
-              <w:pStyle w:val="Style21"/>
+              <w:pStyle w:val="Style16"/>
               <w:widowControl w:val="false"/>
               <w:suppressLineNumbers/>
               <w:bidi w:val="0"/>
@@ -10506,7 +10898,7 @@
           </w:tcPr>
           <w:p>
             <w:pPr>
-              <w:pStyle w:val="Style21"/>
+              <w:pStyle w:val="Style16"/>
               <w:widowControl w:val="false"/>
               <w:suppressLineNumbers/>
               <w:bidi w:val="0"/>
@@ -10515,15 +10907,21 @@
             </w:pPr>
             <w:hyperlink r:id="rId27" w:tgtFrame="_blank">
               <w:r>
-                <w:rPr/>
+                <w:rPr>
+                  <w:rStyle w:val="ListLabel1"/>
+                </w:rPr>
                 <w:t>SMARTACCESS/Premium</w:t>
               </w:r>
               <w:r>
-                <w:rPr/>
+                <w:rPr>
+                  <w:rStyle w:val="ListLabel1"/>
+                </w:rPr>
                 <w:t>（別売）</w:t>
               </w:r>
               <w:r>
-                <w:rPr/>
+                <w:rPr>
+                  <w:rStyle w:val="ListLabel1"/>
+                </w:rPr>
                 <w:drawing>
                   <wp:inline distT="0" distB="0" distL="0" distR="0">
                     <wp:extent cx="171450" cy="171450"/>
@@ -10613,7 +11011,7 @@
           </w:tcPr>
           <w:p>
             <w:pPr>
-              <w:pStyle w:val="Style21"/>
+              <w:pStyle w:val="Style16"/>
               <w:widowControl w:val="false"/>
               <w:suppressLineNumbers/>
               <w:bidi w:val="0"/>
@@ -10642,7 +11040,7 @@
           </w:tcPr>
           <w:p>
             <w:pPr>
-              <w:pStyle w:val="Style21"/>
+              <w:pStyle w:val="Style16"/>
               <w:widowControl w:val="false"/>
               <w:suppressLineNumbers/>
               <w:bidi w:val="0"/>
@@ -10651,15 +11049,21 @@
             </w:pPr>
             <w:hyperlink r:id="rId30" w:tgtFrame="_blank">
               <w:r>
-                <w:rPr/>
+                <w:rPr>
+                  <w:rStyle w:val="ListLabel1"/>
+                </w:rPr>
                 <w:t>SMARTACCESS/Premium</w:t>
               </w:r>
               <w:r>
-                <w:rPr/>
+                <w:rPr>
+                  <w:rStyle w:val="ListLabel1"/>
+                </w:rPr>
                 <w:t>（別売）</w:t>
               </w:r>
               <w:r>
-                <w:rPr/>
+                <w:rPr>
+                  <w:rStyle w:val="ListLabel1"/>
+                </w:rPr>
                 <w:drawing>
                   <wp:inline distT="0" distB="0" distL="0" distR="0">
                     <wp:extent cx="171450" cy="171450"/>
@@ -10749,7 +11153,7 @@
           </w:tcPr>
           <w:p>
             <w:pPr>
-              <w:pStyle w:val="Style21"/>
+              <w:pStyle w:val="Style16"/>
               <w:widowControl w:val="false"/>
               <w:suppressLineNumbers/>
               <w:bidi w:val="0"/>
@@ -10778,7 +11182,7 @@
           </w:tcPr>
           <w:p>
             <w:pPr>
-              <w:pStyle w:val="Style21"/>
+              <w:pStyle w:val="Style16"/>
               <w:widowControl w:val="false"/>
               <w:suppressLineNumbers/>
               <w:bidi w:val="0"/>
@@ -10804,7 +11208,7 @@
           </w:tcPr>
           <w:p>
             <w:pPr>
-              <w:pStyle w:val="Style21"/>
+              <w:pStyle w:val="Style16"/>
               <w:widowControl w:val="false"/>
               <w:suppressLineNumbers/>
               <w:bidi w:val="0"/>
@@ -10833,7 +11237,7 @@
           </w:tcPr>
           <w:p>
             <w:pPr>
-              <w:pStyle w:val="Style21"/>
+              <w:pStyle w:val="Style16"/>
               <w:widowControl w:val="false"/>
               <w:suppressLineNumbers/>
               <w:bidi w:val="0"/>
@@ -10859,7 +11263,7 @@
           </w:tcPr>
           <w:p>
             <w:pPr>
-              <w:pStyle w:val="Style21"/>
+              <w:pStyle w:val="Style16"/>
               <w:widowControl w:val="false"/>
               <w:suppressLineNumbers/>
               <w:bidi w:val="0"/>
@@ -10888,7 +11292,7 @@
           </w:tcPr>
           <w:p>
             <w:pPr>
-              <w:pStyle w:val="Style21"/>
+              <w:pStyle w:val="Style16"/>
               <w:widowControl w:val="false"/>
               <w:suppressLineNumbers/>
               <w:bidi w:val="0"/>
@@ -10930,7 +11334,7 @@
           </w:tcPr>
           <w:p>
             <w:pPr>
-              <w:pStyle w:val="Style21"/>
+              <w:pStyle w:val="Style16"/>
               <w:widowControl w:val="false"/>
               <w:suppressLineNumbers/>
               <w:bidi w:val="0"/>
@@ -10959,7 +11363,7 @@
           </w:tcPr>
           <w:p>
             <w:pPr>
-              <w:pStyle w:val="Style21"/>
+              <w:pStyle w:val="Style16"/>
               <w:widowControl w:val="false"/>
               <w:suppressLineNumbers/>
               <w:bidi w:val="0"/>
@@ -10989,7 +11393,7 @@
           </w:tcPr>
           <w:p>
             <w:pPr>
-              <w:pStyle w:val="Style21"/>
+              <w:pStyle w:val="Style16"/>
               <w:widowControl w:val="false"/>
               <w:suppressLineNumbers/>
               <w:bidi w:val="0"/>
@@ -11018,7 +11422,7 @@
           </w:tcPr>
           <w:p>
             <w:pPr>
-              <w:pStyle w:val="Style21"/>
+              <w:pStyle w:val="Style16"/>
               <w:widowControl w:val="false"/>
               <w:suppressLineNumbers/>
               <w:bidi w:val="0"/>
@@ -11052,7 +11456,7 @@
           </w:tcPr>
           <w:p>
             <w:pPr>
-              <w:pStyle w:val="Style21"/>
+              <w:pStyle w:val="Style16"/>
               <w:widowControl w:val="false"/>
               <w:suppressLineNumbers/>
               <w:bidi w:val="0"/>
@@ -11081,7 +11485,7 @@
           </w:tcPr>
           <w:p>
             <w:pPr>
-              <w:pStyle w:val="Style21"/>
+              <w:pStyle w:val="Style16"/>
               <w:widowControl w:val="false"/>
               <w:suppressLineNumbers/>
               <w:bidi w:val="0"/>
@@ -11111,7 +11515,7 @@
           </w:tcPr>
           <w:p>
             <w:pPr>
-              <w:pStyle w:val="Style21"/>
+              <w:pStyle w:val="Style16"/>
               <w:widowControl w:val="false"/>
               <w:suppressLineNumbers/>
               <w:bidi w:val="0"/>
@@ -11140,7 +11544,7 @@
           </w:tcPr>
           <w:p>
             <w:pPr>
-              <w:pStyle w:val="Style21"/>
+              <w:pStyle w:val="Style16"/>
               <w:widowControl w:val="false"/>
               <w:suppressLineNumbers/>
               <w:bidi w:val="0"/>
@@ -11174,7 +11578,7 @@
           </w:tcPr>
           <w:p>
             <w:pPr>
-              <w:pStyle w:val="Style21"/>
+              <w:pStyle w:val="Style16"/>
               <w:widowControl w:val="false"/>
               <w:suppressLineNumbers/>
               <w:bidi w:val="0"/>
@@ -11203,7 +11607,7 @@
           </w:tcPr>
           <w:p>
             <w:pPr>
-              <w:pStyle w:val="Style21"/>
+              <w:pStyle w:val="Style16"/>
               <w:widowControl w:val="false"/>
               <w:suppressLineNumbers/>
               <w:bidi w:val="0"/>
@@ -11233,7 +11637,7 @@
           </w:tcPr>
           <w:p>
             <w:pPr>
-              <w:pStyle w:val="Style21"/>
+              <w:pStyle w:val="Style16"/>
               <w:widowControl w:val="false"/>
               <w:suppressLineNumbers/>
               <w:bidi w:val="0"/>
@@ -11262,7 +11666,7 @@
           </w:tcPr>
           <w:p>
             <w:pPr>
-              <w:pStyle w:val="Style21"/>
+              <w:pStyle w:val="Style16"/>
               <w:widowControl w:val="false"/>
               <w:suppressLineNumbers/>
               <w:bidi w:val="0"/>
@@ -11291,11 +11695,15 @@
             </w:r>
             <w:hyperlink r:id="rId33">
               <w:r>
-                <w:rPr/>
+                <w:rPr>
+                  <w:rStyle w:val="ListLabel1"/>
+                </w:rPr>
                 <w:t>OS</w:t>
               </w:r>
               <w:r>
-                <w:rPr/>
+                <w:rPr>
+                  <w:rStyle w:val="ListLabel1"/>
+                </w:rPr>
                 <w:t>関連情報</w:t>
               </w:r>
             </w:hyperlink>
@@ -11316,7 +11724,7 @@
           </w:tcPr>
           <w:p>
             <w:pPr>
-              <w:pStyle w:val="Style21"/>
+              <w:pStyle w:val="Style16"/>
               <w:widowControl w:val="false"/>
               <w:suppressLineNumbers/>
               <w:bidi w:val="0"/>
@@ -11345,7 +11753,7 @@
           </w:tcPr>
           <w:p>
             <w:pPr>
-              <w:pStyle w:val="Style21"/>
+              <w:pStyle w:val="Style16"/>
               <w:widowControl w:val="false"/>
               <w:suppressLineNumbers/>
               <w:bidi w:val="0"/>
@@ -11379,7 +11787,7 @@
           </w:tcPr>
           <w:p>
             <w:pPr>
-              <w:pStyle w:val="Style21"/>
+              <w:pStyle w:val="Style16"/>
               <w:widowControl w:val="false"/>
               <w:suppressLineNumbers/>
               <w:bidi w:val="0"/>
@@ -11408,7 +11816,7 @@
           </w:tcPr>
           <w:p>
             <w:pPr>
-              <w:pStyle w:val="Style21"/>
+              <w:pStyle w:val="Style16"/>
               <w:widowControl w:val="false"/>
               <w:suppressLineNumbers/>
               <w:bidi w:val="0"/>
@@ -11476,10 +11884,10 @@
     </w:p>
     <w:p>
       <w:pPr>
-        <w:pStyle w:val="1"/>
+        <w:pStyle w:val="Heading1"/>
         <w:numPr>
           <w:ilvl w:val="0"/>
-          <w:numId w:val="2"/>
+          <w:numId w:val="1"/>
         </w:numPr>
         <w:bidi w:val="0"/>
         <w:jc w:val="left"/>
@@ -11492,7 +11900,7 @@
     </w:p>
     <w:p>
       <w:pPr>
-        <w:pStyle w:val="Style16"/>
+        <w:pStyle w:val="BodyText"/>
         <w:bidi w:val="0"/>
         <w:jc w:val="left"/>
         <w:rPr/>
@@ -11524,10 +11932,10 @@
     </w:p>
     <w:p>
       <w:pPr>
-        <w:pStyle w:val="1"/>
+        <w:pStyle w:val="Heading1"/>
         <w:numPr>
           <w:ilvl w:val="0"/>
-          <w:numId w:val="2"/>
+          <w:numId w:val="1"/>
         </w:numPr>
         <w:bidi w:val="0"/>
         <w:jc w:val="left"/>
@@ -11544,7 +11952,7 @@
     </w:p>
     <w:p>
       <w:pPr>
-        <w:pStyle w:val="Style16"/>
+        <w:pStyle w:val="BodyText"/>
         <w:bidi w:val="0"/>
         <w:jc w:val="left"/>
         <w:rPr/>
@@ -11580,7 +11988,7 @@
     </w:p>
     <w:p>
       <w:pPr>
-        <w:pStyle w:val="Style16"/>
+        <w:pStyle w:val="BodyText"/>
         <w:bidi w:val="0"/>
         <w:jc w:val="left"/>
         <w:rPr/>
@@ -11600,10 +12008,10 @@
     </w:p>
     <w:p>
       <w:pPr>
-        <w:pStyle w:val="1"/>
+        <w:pStyle w:val="Heading1"/>
         <w:numPr>
           <w:ilvl w:val="0"/>
-          <w:numId w:val="2"/>
+          <w:numId w:val="1"/>
         </w:numPr>
         <w:spacing w:before="240" w:after="120"/>
         <w:rPr/>
@@ -11615,7 +12023,7 @@
     </w:p>
     <w:p>
       <w:pPr>
-        <w:pStyle w:val="Style16"/>
+        <w:pStyle w:val="BodyText"/>
         <w:rPr/>
       </w:pPr>
       <w:r>
@@ -11631,7 +12039,7 @@
     </w:p>
     <w:p>
       <w:pPr>
-        <w:pStyle w:val="Style16"/>
+        <w:pStyle w:val="BodyText"/>
         <w:rPr/>
       </w:pPr>
       <w:r>
@@ -11645,7 +12053,7 @@
     </w:p>
     <w:p>
       <w:pPr>
-        <w:pStyle w:val="Style16"/>
+        <w:pStyle w:val="BodyText"/>
         <w:rPr/>
       </w:pPr>
       <w:r>
@@ -11657,7 +12065,7 @@
     </w:p>
     <w:p>
       <w:pPr>
-        <w:pStyle w:val="Style16"/>
+        <w:pStyle w:val="BodyText"/>
         <w:spacing w:before="0" w:after="140"/>
         <w:rPr/>
       </w:pPr>
@@ -11686,125 +12094,6 @@
 <file path=word/numbering.xml><?xml version="1.0" encoding="utf-8"?>
 <w:numbering xmlns:w="http://schemas.openxmlformats.org/wordprocessingml/2006/main" xmlns:o="urn:schemas-microsoft-com:office:office" xmlns:r="http://schemas.openxmlformats.org/officeDocument/2006/relationships" xmlns:v="urn:schemas-microsoft-com:vml" xmlns:mc="http://schemas.openxmlformats.org/markup-compatibility/2006" xmlns:w14="http://schemas.microsoft.com/office/word/2010/wordml" mc:Ignorable="w14">
   <w:abstractNum w:abstractNumId="1">
-    <w:lvl w:ilvl="0">
-      <w:start w:val="1"/>
-      <w:numFmt w:val="none"/>
-      <w:suff w:val="nothing"/>
-      <w:lvlText w:val=""/>
-      <w:lvlJc w:val="left"/>
-      <w:pPr>
-        <w:tabs>
-          <w:tab w:val="num" w:pos="0"/>
-        </w:tabs>
-        <w:ind w:left="0" w:hanging="0"/>
-      </w:pPr>
-    </w:lvl>
-    <w:lvl w:ilvl="1">
-      <w:start w:val="1"/>
-      <w:numFmt w:val="none"/>
-      <w:suff w:val="nothing"/>
-      <w:lvlText w:val=""/>
-      <w:lvlJc w:val="left"/>
-      <w:pPr>
-        <w:tabs>
-          <w:tab w:val="num" w:pos="0"/>
-        </w:tabs>
-        <w:ind w:left="0" w:hanging="0"/>
-      </w:pPr>
-    </w:lvl>
-    <w:lvl w:ilvl="2">
-      <w:start w:val="1"/>
-      <w:numFmt w:val="none"/>
-      <w:suff w:val="nothing"/>
-      <w:lvlText w:val=""/>
-      <w:lvlJc w:val="left"/>
-      <w:pPr>
-        <w:tabs>
-          <w:tab w:val="num" w:pos="0"/>
-        </w:tabs>
-        <w:ind w:left="0" w:hanging="0"/>
-      </w:pPr>
-    </w:lvl>
-    <w:lvl w:ilvl="3">
-      <w:start w:val="1"/>
-      <w:numFmt w:val="none"/>
-      <w:suff w:val="nothing"/>
-      <w:lvlText w:val=""/>
-      <w:lvlJc w:val="left"/>
-      <w:pPr>
-        <w:tabs>
-          <w:tab w:val="num" w:pos="0"/>
-        </w:tabs>
-        <w:ind w:left="0" w:hanging="0"/>
-      </w:pPr>
-    </w:lvl>
-    <w:lvl w:ilvl="4">
-      <w:start w:val="1"/>
-      <w:numFmt w:val="none"/>
-      <w:suff w:val="nothing"/>
-      <w:lvlText w:val=""/>
-      <w:lvlJc w:val="left"/>
-      <w:pPr>
-        <w:tabs>
-          <w:tab w:val="num" w:pos="0"/>
-        </w:tabs>
-        <w:ind w:left="0" w:hanging="0"/>
-      </w:pPr>
-    </w:lvl>
-    <w:lvl w:ilvl="5">
-      <w:start w:val="1"/>
-      <w:numFmt w:val="none"/>
-      <w:suff w:val="nothing"/>
-      <w:lvlText w:val=""/>
-      <w:lvlJc w:val="left"/>
-      <w:pPr>
-        <w:tabs>
-          <w:tab w:val="num" w:pos="0"/>
-        </w:tabs>
-        <w:ind w:left="0" w:hanging="0"/>
-      </w:pPr>
-    </w:lvl>
-    <w:lvl w:ilvl="6">
-      <w:start w:val="1"/>
-      <w:numFmt w:val="none"/>
-      <w:suff w:val="nothing"/>
-      <w:lvlText w:val=""/>
-      <w:lvlJc w:val="left"/>
-      <w:pPr>
-        <w:tabs>
-          <w:tab w:val="num" w:pos="0"/>
-        </w:tabs>
-        <w:ind w:left="0" w:hanging="0"/>
-      </w:pPr>
-    </w:lvl>
-    <w:lvl w:ilvl="7">
-      <w:start w:val="1"/>
-      <w:numFmt w:val="none"/>
-      <w:suff w:val="nothing"/>
-      <w:lvlText w:val=""/>
-      <w:lvlJc w:val="left"/>
-      <w:pPr>
-        <w:tabs>
-          <w:tab w:val="num" w:pos="0"/>
-        </w:tabs>
-        <w:ind w:left="0" w:hanging="0"/>
-      </w:pPr>
-    </w:lvl>
-    <w:lvl w:ilvl="8">
-      <w:start w:val="1"/>
-      <w:numFmt w:val="none"/>
-      <w:suff w:val="nothing"/>
-      <w:lvlText w:val=""/>
-      <w:lvlJc w:val="left"/>
-      <w:pPr>
-        <w:tabs>
-          <w:tab w:val="num" w:pos="0"/>
-        </w:tabs>
-        <w:ind w:left="0" w:hanging="0"/>
-      </w:pPr>
-    </w:lvl>
-  </w:abstractNum>
-  <w:abstractNum w:abstractNumId="2">
     <w:lvl w:ilvl="0">
       <w:start w:val="1"/>
       <w:numFmt w:val="none"/>
@@ -11932,7 +12221,7 @@
       <w:rPr/>
     </w:lvl>
   </w:abstractNum>
-  <w:abstractNum w:abstractNumId="3">
+  <w:abstractNum w:abstractNumId="2">
     <w:lvl w:ilvl="0">
       <w:start w:val="1"/>
       <w:numFmt w:val="bullet"/>
@@ -12069,6 +12358,125 @@
       </w:rPr>
     </w:lvl>
   </w:abstractNum>
+  <w:abstractNum w:abstractNumId="3">
+    <w:lvl w:ilvl="0">
+      <w:start w:val="1"/>
+      <w:numFmt w:val="none"/>
+      <w:suff w:val="nothing"/>
+      <w:lvlText w:val=""/>
+      <w:lvlJc w:val="left"/>
+      <w:pPr>
+        <w:tabs>
+          <w:tab w:val="num" w:pos="0"/>
+        </w:tabs>
+        <w:ind w:left="0" w:hanging="0"/>
+      </w:pPr>
+    </w:lvl>
+    <w:lvl w:ilvl="1">
+      <w:start w:val="1"/>
+      <w:numFmt w:val="none"/>
+      <w:suff w:val="nothing"/>
+      <w:lvlText w:val=""/>
+      <w:lvlJc w:val="left"/>
+      <w:pPr>
+        <w:tabs>
+          <w:tab w:val="num" w:pos="0"/>
+        </w:tabs>
+        <w:ind w:left="0" w:hanging="0"/>
+      </w:pPr>
+    </w:lvl>
+    <w:lvl w:ilvl="2">
+      <w:start w:val="1"/>
+      <w:numFmt w:val="none"/>
+      <w:suff w:val="nothing"/>
+      <w:lvlText w:val=""/>
+      <w:lvlJc w:val="left"/>
+      <w:pPr>
+        <w:tabs>
+          <w:tab w:val="num" w:pos="0"/>
+        </w:tabs>
+        <w:ind w:left="0" w:hanging="0"/>
+      </w:pPr>
+    </w:lvl>
+    <w:lvl w:ilvl="3">
+      <w:start w:val="1"/>
+      <w:numFmt w:val="none"/>
+      <w:suff w:val="nothing"/>
+      <w:lvlText w:val=""/>
+      <w:lvlJc w:val="left"/>
+      <w:pPr>
+        <w:tabs>
+          <w:tab w:val="num" w:pos="0"/>
+        </w:tabs>
+        <w:ind w:left="0" w:hanging="0"/>
+      </w:pPr>
+    </w:lvl>
+    <w:lvl w:ilvl="4">
+      <w:start w:val="1"/>
+      <w:numFmt w:val="none"/>
+      <w:suff w:val="nothing"/>
+      <w:lvlText w:val=""/>
+      <w:lvlJc w:val="left"/>
+      <w:pPr>
+        <w:tabs>
+          <w:tab w:val="num" w:pos="0"/>
+        </w:tabs>
+        <w:ind w:left="0" w:hanging="0"/>
+      </w:pPr>
+    </w:lvl>
+    <w:lvl w:ilvl="5">
+      <w:start w:val="1"/>
+      <w:numFmt w:val="none"/>
+      <w:suff w:val="nothing"/>
+      <w:lvlText w:val=""/>
+      <w:lvlJc w:val="left"/>
+      <w:pPr>
+        <w:tabs>
+          <w:tab w:val="num" w:pos="0"/>
+        </w:tabs>
+        <w:ind w:left="0" w:hanging="0"/>
+      </w:pPr>
+    </w:lvl>
+    <w:lvl w:ilvl="6">
+      <w:start w:val="1"/>
+      <w:numFmt w:val="none"/>
+      <w:suff w:val="nothing"/>
+      <w:lvlText w:val=""/>
+      <w:lvlJc w:val="left"/>
+      <w:pPr>
+        <w:tabs>
+          <w:tab w:val="num" w:pos="0"/>
+        </w:tabs>
+        <w:ind w:left="0" w:hanging="0"/>
+      </w:pPr>
+    </w:lvl>
+    <w:lvl w:ilvl="7">
+      <w:start w:val="1"/>
+      <w:numFmt w:val="none"/>
+      <w:suff w:val="nothing"/>
+      <w:lvlText w:val=""/>
+      <w:lvlJc w:val="left"/>
+      <w:pPr>
+        <w:tabs>
+          <w:tab w:val="num" w:pos="0"/>
+        </w:tabs>
+        <w:ind w:left="0" w:hanging="0"/>
+      </w:pPr>
+    </w:lvl>
+    <w:lvl w:ilvl="8">
+      <w:start w:val="1"/>
+      <w:numFmt w:val="none"/>
+      <w:suff w:val="nothing"/>
+      <w:lvlText w:val=""/>
+      <w:lvlJc w:val="left"/>
+      <w:pPr>
+        <w:tabs>
+          <w:tab w:val="num" w:pos="0"/>
+        </w:tabs>
+        <w:ind w:left="0" w:hanging="0"/>
+      </w:pPr>
+    </w:lvl>
+  </w:abstractNum>
   <w:num w:numId="1">
     <w:abstractNumId w:val="1"/>
   </w:num>
@@ -12118,15 +12526,15 @@
       <w:lang w:val="en-US" w:eastAsia="ja-JP" w:bidi="hi-IN"/>
     </w:rPr>
   </w:style>
-  <w:style w:type="paragraph" w:styleId="1">
+  <w:style w:type="paragraph" w:styleId="Heading1">
     <w:name w:val="Heading 1"/>
-    <w:basedOn w:val="Style15"/>
-    <w:next w:val="Style16"/>
+    <w:basedOn w:val="Style14"/>
+    <w:next w:val="BodyText"/>
     <w:qFormat/>
     <w:pPr>
       <w:numPr>
         <w:ilvl w:val="0"/>
-        <w:numId w:val="2"/>
+        <w:numId w:val="1"/>
       </w:numPr>
       <w:spacing w:before="240" w:after="120"/>
       <w:outlineLvl w:val="0"/>
@@ -12145,17 +12553,17 @@
       <w:rFonts w:ascii="OpenSymbol" w:hAnsi="OpenSymbol" w:eastAsia="OpenSymbol" w:cs="OpenSymbol"/>
     </w:rPr>
   </w:style>
-  <w:style w:type="character" w:styleId="Style14">
-    <w:name w:val="インターネットリンク"/>
+  <w:style w:type="character" w:styleId="Hyperlink">
+    <w:name w:val="Hyperlink"/>
     <w:rPr>
       <w:color w:val="000080"/>
       <w:u w:val="single"/>
     </w:rPr>
   </w:style>
-  <w:style w:type="paragraph" w:styleId="Style15">
+  <w:style w:type="paragraph" w:styleId="Style14">
     <w:name w:val="見出し"/>
     <w:basedOn w:val="Normal"/>
-    <w:next w:val="Style16"/>
+    <w:next w:val="BodyText"/>
     <w:qFormat/>
     <w:pPr>
       <w:keepNext w:val="true"/>
@@ -12167,7 +12575,7 @@
       <w:szCs w:val="28"/>
     </w:rPr>
   </w:style>
-  <w:style w:type="paragraph" w:styleId="Style16">
+  <w:style w:type="paragraph" w:styleId="BodyText">
     <w:name w:val="Body Text"/>
     <w:basedOn w:val="Normal"/>
     <w:pPr>
@@ -12175,15 +12583,15 @@
     </w:pPr>
     <w:rPr/>
   </w:style>
-  <w:style w:type="paragraph" w:styleId="Style17">
+  <w:style w:type="paragraph" w:styleId="List">
     <w:name w:val="List"/>
-    <w:basedOn w:val="Style16"/>
+    <w:basedOn w:val="BodyText"/>
     <w:pPr/>
     <w:rPr>
       <w:rFonts w:cs="TakaoPGothic"/>
     </w:rPr>
   </w:style>
-  <w:style w:type="paragraph" w:styleId="Style18">
+  <w:style w:type="paragraph" w:styleId="Caption">
     <w:name w:val="Caption"/>
     <w:basedOn w:val="Normal"/>
     <w:qFormat/>
@@ -12199,7 +12607,7 @@
       <w:szCs w:val="24"/>
     </w:rPr>
   </w:style>
-  <w:style w:type="paragraph" w:styleId="Style19">
+  <w:style w:type="paragraph" w:styleId="Style15">
     <w:name w:val="索引"/>
     <w:basedOn w:val="Normal"/>
     <w:qFormat/>
@@ -12210,10 +12618,10 @@
       <w:rFonts w:cs="TakaoPGothic"/>
     </w:rPr>
   </w:style>
-  <w:style w:type="paragraph" w:styleId="Style20">
+  <w:style w:type="paragraph" w:styleId="Title">
     <w:name w:val="Title"/>
-    <w:basedOn w:val="Style15"/>
-    <w:next w:val="Style16"/>
+    <w:basedOn w:val="Style14"/>
+    <w:next w:val="BodyText"/>
     <w:qFormat/>
     <w:pPr>
       <w:jc w:val="center"/>
@@ -12225,7 +12633,7 @@
       <w:szCs w:val="56"/>
     </w:rPr>
   </w:style>
-  <w:style w:type="paragraph" w:styleId="Style21">
+  <w:style w:type="paragraph" w:styleId="Style16">
     <w:name w:val="表の内容"/>
     <w:basedOn w:val="Normal"/>
     <w:qFormat/>
@@ -12235,9 +12643,9 @@
     </w:pPr>
     <w:rPr/>
   </w:style>
-  <w:style w:type="paragraph" w:styleId="Style22">
+  <w:style w:type="paragraph" w:styleId="Style17">
     <w:name w:val="表の見出し"/>
-    <w:basedOn w:val="Style21"/>
+    <w:basedOn w:val="Style16"/>
     <w:qFormat/>
     <w:pPr>
       <w:suppressLineNumbers/>
@@ -12249,4 +12657,110 @@
     </w:rPr>
   </w:style>
 </w:styles>
+</file>
+
+<file path=word/theme/theme1.xml><?xml version="1.0" encoding="utf-8"?>
+<a:theme xmlns:a="http://schemas.openxmlformats.org/drawingml/2006/main" xmlns:r="http://schemas.openxmlformats.org/officeDocument/2006/relationships" name="Office">
+  <a:themeElements>
+    <a:clrScheme name="LibreOffice">
+      <a:dk1>
+        <a:srgbClr val="000000"/>
+      </a:dk1>
+      <a:lt1>
+        <a:srgbClr val="ffffff"/>
+      </a:lt1>
+      <a:dk2>
+        <a:srgbClr val="000000"/>
+      </a:dk2>
+      <a:lt2>
+        <a:srgbClr val="ffffff"/>
+      </a:lt2>
+      <a:accent1>
+        <a:srgbClr val="18a303"/>
+      </a:accent1>
+      <a:accent2>
+        <a:srgbClr val="0369a3"/>
+      </a:accent2>
+      <a:accent3>
+        <a:srgbClr val="a33e03"/>
+      </a:accent3>
+      <a:accent4>
+        <a:srgbClr val="8e03a3"/>
+      </a:accent4>
+      <a:accent5>
+        <a:srgbClr val="c99c00"/>
+      </a:accent5>
+      <a:accent6>
+        <a:srgbClr val="c9211e"/>
+      </a:accent6>
+      <a:hlink>
+        <a:srgbClr val="0000ee"/>
+      </a:hlink>
+      <a:folHlink>
+        <a:srgbClr val="551a8b"/>
+      </a:folHlink>
+    </a:clrScheme>
+    <a:fontScheme name="Office">
+      <a:majorFont>
+        <a:latin typeface="Arial" pitchFamily="0" charset="1"/>
+        <a:ea typeface="DejaVu Sans" pitchFamily="0" charset="1"/>
+        <a:cs typeface="DejaVu Sans" pitchFamily="0" charset="1"/>
+      </a:majorFont>
+      <a:minorFont>
+        <a:latin typeface="Arial" pitchFamily="0" charset="1"/>
+        <a:ea typeface="DejaVu Sans" pitchFamily="0" charset="1"/>
+        <a:cs typeface="DejaVu Sans" pitchFamily="0" charset="1"/>
+      </a:minorFont>
+    </a:fontScheme>
+    <a:fmtScheme>
+      <a:fillStyleLst>
+        <a:solidFill>
+          <a:schemeClr val="phClr"/>
+        </a:solidFill>
+        <a:solidFill>
+          <a:schemeClr val="phClr"/>
+        </a:solidFill>
+        <a:solidFill>
+          <a:schemeClr val="phClr"/>
+        </a:solidFill>
+      </a:fillStyleLst>
+      <a:lnStyleLst>
+        <a:ln w="6350" cap="flat" cmpd="sng" algn="ctr">
+          <a:prstDash val="solid"/>
+          <a:miter/>
+        </a:ln>
+        <a:ln w="6350" cap="flat" cmpd="sng" algn="ctr">
+          <a:prstDash val="solid"/>
+          <a:miter/>
+        </a:ln>
+        <a:ln w="6350" cap="flat" cmpd="sng" algn="ctr">
+          <a:prstDash val="solid"/>
+          <a:miter/>
+        </a:ln>
+      </a:lnStyleLst>
+      <a:effectStyleLst>
+        <a:effectStyle>
+          <a:effectLst/>
+        </a:effectStyle>
+        <a:effectStyle>
+          <a:effectLst/>
+        </a:effectStyle>
+        <a:effectStyle>
+          <a:effectLst/>
+        </a:effectStyle>
+      </a:effectStyleLst>
+      <a:bgFillStyleLst>
+        <a:solidFill>
+          <a:schemeClr val="phClr"/>
+        </a:solidFill>
+        <a:solidFill>
+          <a:schemeClr val="phClr"/>
+        </a:solidFill>
+        <a:solidFill>
+          <a:schemeClr val="phClr"/>
+        </a:solidFill>
+      </a:bgFillStyleLst>
+    </a:fmtScheme>
+  </a:themeElements>
+</a:theme>
 </file>
--- a/Arrows Tab Q509/ArrowsTabQ509.docx
+++ b/Arrows Tab Q509/ArrowsTabQ509.docx
@@ -20,7 +20,7 @@
         <w:pStyle w:val="Heading1"/>
         <w:numPr>
           <w:ilvl w:val="0"/>
-          <w:numId w:val="1"/>
+          <w:numId w:val="2"/>
         </w:numPr>
         <w:bidi w:val="0"/>
         <w:jc w:val="left"/>
@@ -46,7 +46,7 @@
       </w:pPr>
       <w:r>
         <w:drawing>
-          <wp:anchor behindDoc="0" distT="0" distB="0" distL="0" distR="0" simplePos="0" locked="0" layoutInCell="0" allowOverlap="1" relativeHeight="3">
+          <wp:anchor behindDoc="0" distT="0" distB="0" distL="0" distR="0" simplePos="0" locked="0" layoutInCell="0" allowOverlap="1" relativeHeight="6">
             <wp:simplePos x="0" y="0"/>
             <wp:positionH relativeFrom="column">
               <wp:align>center</wp:align>
@@ -157,10 +157,10 @@
       </w:tblPr>
       <w:tblGrid>
         <w:gridCol w:w="1927"/>
-        <w:gridCol w:w="1886"/>
-        <w:gridCol w:w="1321"/>
-        <w:gridCol w:w="2242"/>
-        <w:gridCol w:w="2262"/>
+        <w:gridCol w:w="1885"/>
+        <w:gridCol w:w="1322"/>
+        <w:gridCol w:w="2241"/>
+        <w:gridCol w:w="2263"/>
       </w:tblGrid>
       <w:tr>
         <w:trPr/>
@@ -174,7 +174,7 @@
           </w:tcPr>
           <w:p>
             <w:pPr>
-              <w:pStyle w:val="Style17"/>
+              <w:pStyle w:val="Style16"/>
               <w:widowControl w:val="false"/>
               <w:suppressLineNumbers/>
               <w:bidi w:val="0"/>
@@ -204,7 +204,7 @@
           </w:tcPr>
           <w:p>
             <w:pPr>
-              <w:pStyle w:val="Style17"/>
+              <w:pStyle w:val="Style16"/>
               <w:widowControl w:val="false"/>
               <w:suppressLineNumbers/>
               <w:bidi w:val="0"/>
@@ -242,7 +242,7 @@
           </w:tcPr>
           <w:p>
             <w:pPr>
-              <w:pStyle w:val="Style16"/>
+              <w:pStyle w:val="Style15"/>
               <w:widowControl w:val="false"/>
               <w:bidi w:val="0"/>
               <w:jc w:val="left"/>
@@ -268,7 +268,7 @@
           </w:tcPr>
           <w:p>
             <w:pPr>
-              <w:pStyle w:val="Style17"/>
+              <w:pStyle w:val="Style16"/>
               <w:widowControl w:val="false"/>
               <w:suppressLineNumbers/>
               <w:bidi w:val="0"/>
@@ -293,7 +293,7 @@
           </w:tcPr>
           <w:p>
             <w:pPr>
-              <w:pStyle w:val="Style17"/>
+              <w:pStyle w:val="Style16"/>
               <w:widowControl w:val="false"/>
               <w:suppressLineNumbers/>
               <w:bidi w:val="0"/>
@@ -319,7 +319,7 @@
           </w:tcPr>
           <w:p>
             <w:pPr>
-              <w:pStyle w:val="Style17"/>
+              <w:pStyle w:val="Style16"/>
               <w:widowControl w:val="false"/>
               <w:suppressLineNumbers/>
               <w:bidi w:val="0"/>
@@ -391,7 +391,7 @@
           </w:tcPr>
           <w:p>
             <w:pPr>
-              <w:pStyle w:val="Style17"/>
+              <w:pStyle w:val="Style16"/>
               <w:widowControl w:val="false"/>
               <w:suppressLineNumbers/>
               <w:bidi w:val="0"/>
@@ -417,7 +417,7 @@
           </w:tcPr>
           <w:p>
             <w:pPr>
-              <w:pStyle w:val="Style17"/>
+              <w:pStyle w:val="Style16"/>
               <w:widowControl w:val="false"/>
               <w:suppressLineNumbers/>
               <w:bidi w:val="0"/>
@@ -489,7 +489,7 @@
           </w:tcPr>
           <w:p>
             <w:pPr>
-              <w:pStyle w:val="Style17"/>
+              <w:pStyle w:val="Style16"/>
               <w:widowControl w:val="false"/>
               <w:suppressLineNumbers/>
               <w:bidi w:val="0"/>
@@ -511,7 +511,7 @@
           </w:tcPr>
           <w:p>
             <w:pPr>
-              <w:pStyle w:val="Style17"/>
+              <w:pStyle w:val="Style16"/>
               <w:widowControl w:val="false"/>
               <w:suppressLineNumbers/>
               <w:bidi w:val="0"/>
@@ -520,19 +520,18 @@
             </w:pPr>
             <w:r>
               <w:rPr/>
-              <w:t> </w:t>
-            </w:r>
-          </w:p>
-        </w:tc>
-        <w:tc>
-          <w:tcPr>
-            <w:tcW w:w="2242" w:type="dxa"/>
-            <w:tcBorders/>
-            <w:vAlign w:val="center"/>
-          </w:tcPr>
-          <w:p>
-            <w:pPr>
-              <w:pStyle w:val="Style16"/>
+            </w:r>
+          </w:p>
+        </w:tc>
+        <w:tc>
+          <w:tcPr>
+            <w:tcW w:w="2241" w:type="dxa"/>
+            <w:tcBorders/>
+            <w:vAlign w:val="center"/>
+          </w:tcPr>
+          <w:p>
+            <w:pPr>
+              <w:pStyle w:val="Style15"/>
               <w:widowControl w:val="false"/>
               <w:suppressLineNumbers/>
               <w:bidi w:val="0"/>
@@ -559,13 +558,13 @@
         </w:tc>
         <w:tc>
           <w:tcPr>
-            <w:tcW w:w="2262" w:type="dxa"/>
-            <w:tcBorders/>
-            <w:vAlign w:val="center"/>
-          </w:tcPr>
-          <w:p>
-            <w:pPr>
-              <w:pStyle w:val="Style16"/>
+            <w:tcW w:w="2263" w:type="dxa"/>
+            <w:tcBorders/>
+            <w:vAlign w:val="center"/>
+          </w:tcPr>
+          <w:p>
+            <w:pPr>
+              <w:pStyle w:val="Style15"/>
               <w:widowControl w:val="false"/>
               <w:suppressLineNumbers/>
               <w:bidi w:val="0"/>
@@ -602,7 +601,7 @@
           </w:tcPr>
           <w:p>
             <w:pPr>
-              <w:pStyle w:val="Style16"/>
+              <w:pStyle w:val="Style15"/>
               <w:widowControl w:val="false"/>
               <w:bidi w:val="0"/>
               <w:jc w:val="left"/>
@@ -628,7 +627,7 @@
           </w:tcPr>
           <w:p>
             <w:pPr>
-              <w:pStyle w:val="Style17"/>
+              <w:pStyle w:val="Style16"/>
               <w:widowControl w:val="false"/>
               <w:suppressLineNumbers/>
               <w:bidi w:val="0"/>
@@ -643,13 +642,13 @@
         </w:tc>
         <w:tc>
           <w:tcPr>
-            <w:tcW w:w="2242" w:type="dxa"/>
-            <w:tcBorders/>
-            <w:vAlign w:val="center"/>
-          </w:tcPr>
-          <w:p>
-            <w:pPr>
-              <w:pStyle w:val="Style16"/>
+            <w:tcW w:w="2241" w:type="dxa"/>
+            <w:tcBorders/>
+            <w:vAlign w:val="center"/>
+          </w:tcPr>
+          <w:p>
+            <w:pPr>
+              <w:pStyle w:val="Style15"/>
               <w:widowControl w:val="false"/>
               <w:suppressLineNumbers/>
               <w:bidi w:val="0"/>
@@ -685,13 +684,13 @@
         </w:tc>
         <w:tc>
           <w:tcPr>
-            <w:tcW w:w="2262" w:type="dxa"/>
-            <w:tcBorders/>
-            <w:vAlign w:val="center"/>
-          </w:tcPr>
-          <w:p>
-            <w:pPr>
-              <w:pStyle w:val="Style16"/>
+            <w:tcW w:w="2263" w:type="dxa"/>
+            <w:tcBorders/>
+            <w:vAlign w:val="center"/>
+          </w:tcPr>
+          <w:p>
+            <w:pPr>
+              <w:pStyle w:val="Style15"/>
               <w:widowControl w:val="false"/>
               <w:suppressLineNumbers/>
               <w:bidi w:val="0"/>
@@ -737,7 +736,7 @@
           </w:tcPr>
           <w:p>
             <w:pPr>
-              <w:pStyle w:val="Style16"/>
+              <w:pStyle w:val="Style15"/>
               <w:widowControl w:val="false"/>
               <w:bidi w:val="0"/>
               <w:jc w:val="left"/>
@@ -763,7 +762,7 @@
           </w:tcPr>
           <w:p>
             <w:pPr>
-              <w:pStyle w:val="Style17"/>
+              <w:pStyle w:val="Style16"/>
               <w:widowControl w:val="false"/>
               <w:suppressLineNumbers/>
               <w:bidi w:val="0"/>
@@ -786,13 +785,13 @@
         </w:tc>
         <w:tc>
           <w:tcPr>
-            <w:tcW w:w="2242" w:type="dxa"/>
-            <w:tcBorders/>
-            <w:vAlign w:val="center"/>
-          </w:tcPr>
-          <w:p>
-            <w:pPr>
-              <w:pStyle w:val="Style16"/>
+            <w:tcW w:w="2241" w:type="dxa"/>
+            <w:tcBorders/>
+            <w:vAlign w:val="center"/>
+          </w:tcPr>
+          <w:p>
+            <w:pPr>
+              <w:pStyle w:val="Style15"/>
               <w:widowControl w:val="false"/>
               <w:suppressLineNumbers/>
               <w:bidi w:val="0"/>
@@ -807,13 +806,13 @@
         </w:tc>
         <w:tc>
           <w:tcPr>
-            <w:tcW w:w="2262" w:type="dxa"/>
-            <w:tcBorders/>
-            <w:vAlign w:val="center"/>
-          </w:tcPr>
-          <w:p>
-            <w:pPr>
-              <w:pStyle w:val="Style16"/>
+            <w:tcW w:w="2263" w:type="dxa"/>
+            <w:tcBorders/>
+            <w:vAlign w:val="center"/>
+          </w:tcPr>
+          <w:p>
+            <w:pPr>
+              <w:pStyle w:val="Style15"/>
               <w:widowControl w:val="false"/>
               <w:suppressLineNumbers/>
               <w:bidi w:val="0"/>
@@ -838,7 +837,7 @@
           </w:tcPr>
           <w:p>
             <w:pPr>
-              <w:pStyle w:val="Style16"/>
+              <w:pStyle w:val="Style15"/>
               <w:widowControl w:val="false"/>
               <w:bidi w:val="0"/>
               <w:jc w:val="left"/>
@@ -857,14 +856,14 @@
         </w:tc>
         <w:tc>
           <w:tcPr>
-            <w:tcW w:w="1886" w:type="dxa"/>
+            <w:tcW w:w="1885" w:type="dxa"/>
             <w:vMerge w:val="restart"/>
             <w:tcBorders/>
             <w:vAlign w:val="center"/>
           </w:tcPr>
           <w:p>
             <w:pPr>
-              <w:pStyle w:val="Style17"/>
+              <w:pStyle w:val="Style16"/>
               <w:widowControl w:val="false"/>
               <w:suppressLineNumbers/>
               <w:bidi w:val="0"/>
@@ -879,13 +878,13 @@
         </w:tc>
         <w:tc>
           <w:tcPr>
-            <w:tcW w:w="1321" w:type="dxa"/>
-            <w:tcBorders/>
-            <w:vAlign w:val="center"/>
-          </w:tcPr>
-          <w:p>
-            <w:pPr>
-              <w:pStyle w:val="Style17"/>
+            <w:tcW w:w="1322" w:type="dxa"/>
+            <w:tcBorders/>
+            <w:vAlign w:val="center"/>
+          </w:tcPr>
+          <w:p>
+            <w:pPr>
+              <w:pStyle w:val="Style16"/>
               <w:widowControl w:val="false"/>
               <w:suppressLineNumbers/>
               <w:bidi w:val="0"/>
@@ -911,7 +910,7 @@
           </w:tcPr>
           <w:p>
             <w:pPr>
-              <w:pStyle w:val="Style16"/>
+              <w:pStyle w:val="Style15"/>
               <w:widowControl w:val="false"/>
               <w:suppressLineNumbers/>
               <w:bidi w:val="0"/>
@@ -936,7 +935,7 @@
           </w:tcPr>
           <w:p>
             <w:pPr>
-              <w:pStyle w:val="Style16"/>
+              <w:pStyle w:val="Style15"/>
               <w:widowControl w:val="false"/>
               <w:bidi w:val="0"/>
               <w:jc w:val="left"/>
@@ -955,14 +954,14 @@
         </w:tc>
         <w:tc>
           <w:tcPr>
-            <w:tcW w:w="1886" w:type="dxa"/>
+            <w:tcW w:w="1885" w:type="dxa"/>
             <w:vMerge w:val="continue"/>
             <w:tcBorders/>
             <w:vAlign w:val="center"/>
           </w:tcPr>
           <w:p>
             <w:pPr>
-              <w:pStyle w:val="Style16"/>
+              <w:pStyle w:val="Style15"/>
               <w:widowControl w:val="false"/>
               <w:bidi w:val="0"/>
               <w:jc w:val="left"/>
@@ -981,13 +980,13 @@
         </w:tc>
         <w:tc>
           <w:tcPr>
-            <w:tcW w:w="1321" w:type="dxa"/>
-            <w:tcBorders/>
-            <w:vAlign w:val="center"/>
-          </w:tcPr>
-          <w:p>
-            <w:pPr>
-              <w:pStyle w:val="Style17"/>
+            <w:tcW w:w="1322" w:type="dxa"/>
+            <w:tcBorders/>
+            <w:vAlign w:val="center"/>
+          </w:tcPr>
+          <w:p>
+            <w:pPr>
+              <w:pStyle w:val="Style16"/>
               <w:widowControl w:val="false"/>
               <w:suppressLineNumbers/>
               <w:bidi w:val="0"/>
@@ -1013,7 +1012,7 @@
           </w:tcPr>
           <w:p>
             <w:pPr>
-              <w:pStyle w:val="Style16"/>
+              <w:pStyle w:val="Style15"/>
               <w:widowControl w:val="false"/>
               <w:suppressLineNumbers/>
               <w:bidi w:val="0"/>
@@ -1038,7 +1037,7 @@
           </w:tcPr>
           <w:p>
             <w:pPr>
-              <w:pStyle w:val="Style17"/>
+              <w:pStyle w:val="Style16"/>
               <w:widowControl w:val="false"/>
               <w:suppressLineNumbers/>
               <w:bidi w:val="0"/>
@@ -1060,7 +1059,7 @@
           </w:tcPr>
           <w:p>
             <w:pPr>
-              <w:pStyle w:val="Style16"/>
+              <w:pStyle w:val="Style15"/>
               <w:widowControl w:val="false"/>
               <w:suppressLineNumbers/>
               <w:bidi w:val="0"/>
@@ -1089,7 +1088,7 @@
           </w:tcPr>
           <w:p>
             <w:pPr>
-              <w:pStyle w:val="Style17"/>
+              <w:pStyle w:val="Style16"/>
               <w:widowControl w:val="false"/>
               <w:suppressLineNumbers/>
               <w:bidi w:val="0"/>
@@ -1104,14 +1103,14 @@
         </w:tc>
         <w:tc>
           <w:tcPr>
-            <w:tcW w:w="1886" w:type="dxa"/>
+            <w:tcW w:w="1885" w:type="dxa"/>
             <w:vMerge w:val="restart"/>
             <w:tcBorders/>
             <w:vAlign w:val="center"/>
           </w:tcPr>
           <w:p>
             <w:pPr>
-              <w:pStyle w:val="Style17"/>
+              <w:pStyle w:val="Style16"/>
               <w:widowControl w:val="false"/>
               <w:suppressLineNumbers/>
               <w:bidi w:val="0"/>
@@ -1134,13 +1133,13 @@
         </w:tc>
         <w:tc>
           <w:tcPr>
-            <w:tcW w:w="1321" w:type="dxa"/>
-            <w:tcBorders/>
-            <w:vAlign w:val="center"/>
-          </w:tcPr>
-          <w:p>
-            <w:pPr>
-              <w:pStyle w:val="Style17"/>
+            <w:tcW w:w="1322" w:type="dxa"/>
+            <w:tcBorders/>
+            <w:vAlign w:val="center"/>
+          </w:tcPr>
+          <w:p>
+            <w:pPr>
+              <w:pStyle w:val="Style16"/>
               <w:widowControl w:val="false"/>
               <w:suppressLineNumbers/>
               <w:bidi w:val="0"/>
@@ -1162,7 +1161,7 @@
           </w:tcPr>
           <w:p>
             <w:pPr>
-              <w:pStyle w:val="Style16"/>
+              <w:pStyle w:val="Style15"/>
               <w:widowControl w:val="false"/>
               <w:suppressLineNumbers/>
               <w:bidi w:val="0"/>
@@ -1187,7 +1186,7 @@
           </w:tcPr>
           <w:p>
             <w:pPr>
-              <w:pStyle w:val="Style16"/>
+              <w:pStyle w:val="Style15"/>
               <w:widowControl w:val="false"/>
               <w:bidi w:val="0"/>
               <w:jc w:val="left"/>
@@ -1206,14 +1205,14 @@
         </w:tc>
         <w:tc>
           <w:tcPr>
-            <w:tcW w:w="1886" w:type="dxa"/>
+            <w:tcW w:w="1885" w:type="dxa"/>
             <w:vMerge w:val="continue"/>
             <w:tcBorders/>
             <w:vAlign w:val="center"/>
           </w:tcPr>
           <w:p>
             <w:pPr>
-              <w:pStyle w:val="Style16"/>
+              <w:pStyle w:val="Style15"/>
               <w:widowControl w:val="false"/>
               <w:bidi w:val="0"/>
               <w:jc w:val="left"/>
@@ -1232,13 +1231,13 @@
         </w:tc>
         <w:tc>
           <w:tcPr>
-            <w:tcW w:w="1321" w:type="dxa"/>
-            <w:tcBorders/>
-            <w:vAlign w:val="center"/>
-          </w:tcPr>
-          <w:p>
-            <w:pPr>
-              <w:pStyle w:val="Style17"/>
+            <w:tcW w:w="1322" w:type="dxa"/>
+            <w:tcBorders/>
+            <w:vAlign w:val="center"/>
+          </w:tcPr>
+          <w:p>
+            <w:pPr>
+              <w:pStyle w:val="Style16"/>
               <w:widowControl w:val="false"/>
               <w:suppressLineNumbers/>
               <w:bidi w:val="0"/>
@@ -1253,13 +1252,13 @@
         </w:tc>
         <w:tc>
           <w:tcPr>
-            <w:tcW w:w="2242" w:type="dxa"/>
-            <w:tcBorders/>
-            <w:vAlign w:val="center"/>
-          </w:tcPr>
-          <w:p>
-            <w:pPr>
-              <w:pStyle w:val="Style16"/>
+            <w:tcW w:w="2241" w:type="dxa"/>
+            <w:tcBorders/>
+            <w:vAlign w:val="center"/>
+          </w:tcPr>
+          <w:p>
+            <w:pPr>
+              <w:pStyle w:val="Style15"/>
               <w:widowControl w:val="false"/>
               <w:suppressLineNumbers/>
               <w:bidi w:val="0"/>
@@ -1321,13 +1320,13 @@
         </w:tc>
         <w:tc>
           <w:tcPr>
-            <w:tcW w:w="2262" w:type="dxa"/>
-            <w:tcBorders/>
-            <w:vAlign w:val="center"/>
-          </w:tcPr>
-          <w:p>
-            <w:pPr>
-              <w:pStyle w:val="Style16"/>
+            <w:tcW w:w="2263" w:type="dxa"/>
+            <w:tcBorders/>
+            <w:vAlign w:val="center"/>
+          </w:tcPr>
+          <w:p>
+            <w:pPr>
+              <w:pStyle w:val="Style15"/>
               <w:widowControl w:val="false"/>
               <w:suppressLineNumbers/>
               <w:bidi w:val="0"/>
@@ -1399,7 +1398,7 @@
           </w:tcPr>
           <w:p>
             <w:pPr>
-              <w:pStyle w:val="Style16"/>
+              <w:pStyle w:val="Style15"/>
               <w:widowControl w:val="false"/>
               <w:bidi w:val="0"/>
               <w:jc w:val="left"/>
@@ -1425,7 +1424,7 @@
           </w:tcPr>
           <w:p>
             <w:pPr>
-              <w:pStyle w:val="Style17"/>
+              <w:pStyle w:val="Style16"/>
               <w:widowControl w:val="false"/>
               <w:suppressLineNumbers/>
               <w:bidi w:val="0"/>
@@ -1482,7 +1481,7 @@
           </w:tcPr>
           <w:p>
             <w:pPr>
-              <w:pStyle w:val="Style16"/>
+              <w:pStyle w:val="Style15"/>
               <w:widowControl w:val="false"/>
               <w:suppressLineNumbers/>
               <w:bidi w:val="0"/>
@@ -1519,7 +1518,7 @@
           </w:tcPr>
           <w:p>
             <w:pPr>
-              <w:pStyle w:val="Style17"/>
+              <w:pStyle w:val="Style16"/>
               <w:widowControl w:val="false"/>
               <w:suppressLineNumbers/>
               <w:bidi w:val="0"/>
@@ -1541,7 +1540,7 @@
           </w:tcPr>
           <w:p>
             <w:pPr>
-              <w:pStyle w:val="Style17"/>
+              <w:pStyle w:val="Style16"/>
               <w:widowControl w:val="false"/>
               <w:suppressLineNumbers/>
               <w:bidi w:val="0"/>
@@ -1563,7 +1562,7 @@
           </w:tcPr>
           <w:p>
             <w:pPr>
-              <w:pStyle w:val="Style16"/>
+              <w:pStyle w:val="Style15"/>
               <w:widowControl w:val="false"/>
               <w:suppressLineNumbers/>
               <w:bidi w:val="0"/>
@@ -1600,7 +1599,7 @@
           </w:tcPr>
           <w:p>
             <w:pPr>
-              <w:pStyle w:val="Style16"/>
+              <w:pStyle w:val="Style15"/>
               <w:widowControl w:val="false"/>
               <w:bidi w:val="0"/>
               <w:jc w:val="left"/>
@@ -1626,7 +1625,7 @@
           </w:tcPr>
           <w:p>
             <w:pPr>
-              <w:pStyle w:val="Style17"/>
+              <w:pStyle w:val="Style16"/>
               <w:widowControl w:val="false"/>
               <w:suppressLineNumbers/>
               <w:bidi w:val="0"/>
@@ -1648,7 +1647,7 @@
           </w:tcPr>
           <w:p>
             <w:pPr>
-              <w:pStyle w:val="Style16"/>
+              <w:pStyle w:val="Style15"/>
               <w:widowControl w:val="false"/>
               <w:suppressLineNumbers/>
               <w:bidi w:val="0"/>
@@ -1673,7 +1672,7 @@
           </w:tcPr>
           <w:p>
             <w:pPr>
-              <w:pStyle w:val="Style16"/>
+              <w:pStyle w:val="Style15"/>
               <w:widowControl w:val="false"/>
               <w:bidi w:val="0"/>
               <w:jc w:val="left"/>
@@ -1699,7 +1698,7 @@
           </w:tcPr>
           <w:p>
             <w:pPr>
-              <w:pStyle w:val="Style17"/>
+              <w:pStyle w:val="Style16"/>
               <w:widowControl w:val="false"/>
               <w:suppressLineNumbers/>
               <w:bidi w:val="0"/>
@@ -1764,7 +1763,7 @@
           </w:tcPr>
           <w:p>
             <w:pPr>
-              <w:pStyle w:val="Style16"/>
+              <w:pStyle w:val="Style15"/>
               <w:widowControl w:val="false"/>
               <w:suppressLineNumbers/>
               <w:bidi w:val="0"/>
@@ -1869,7 +1868,7 @@
           </w:tcPr>
           <w:p>
             <w:pPr>
-              <w:pStyle w:val="Style16"/>
+              <w:pStyle w:val="Style15"/>
               <w:widowControl w:val="false"/>
               <w:bidi w:val="0"/>
               <w:jc w:val="left"/>
@@ -1895,7 +1894,7 @@
           </w:tcPr>
           <w:p>
             <w:pPr>
-              <w:pStyle w:val="Style17"/>
+              <w:pStyle w:val="Style16"/>
               <w:widowControl w:val="false"/>
               <w:suppressLineNumbers/>
               <w:bidi w:val="0"/>
@@ -1917,7 +1916,7 @@
           </w:tcPr>
           <w:p>
             <w:pPr>
-              <w:pStyle w:val="Style16"/>
+              <w:pStyle w:val="Style15"/>
               <w:widowControl w:val="false"/>
               <w:suppressLineNumbers/>
               <w:bidi w:val="0"/>
@@ -1946,7 +1945,7 @@
           </w:tcPr>
           <w:p>
             <w:pPr>
-              <w:pStyle w:val="Style16"/>
+              <w:pStyle w:val="Style15"/>
               <w:widowControl w:val="false"/>
               <w:bidi w:val="0"/>
               <w:jc w:val="left"/>
@@ -1972,7 +1971,7 @@
           </w:tcPr>
           <w:p>
             <w:pPr>
-              <w:pStyle w:val="Style17"/>
+              <w:pStyle w:val="Style16"/>
               <w:widowControl w:val="false"/>
               <w:suppressLineNumbers/>
               <w:bidi w:val="0"/>
@@ -1994,7 +1993,7 @@
           </w:tcPr>
           <w:p>
             <w:pPr>
-              <w:pStyle w:val="Style16"/>
+              <w:pStyle w:val="Style15"/>
               <w:widowControl w:val="false"/>
               <w:suppressLineNumbers/>
               <w:bidi w:val="0"/>
@@ -2019,7 +2018,7 @@
           </w:tcPr>
           <w:p>
             <w:pPr>
-              <w:pStyle w:val="Style16"/>
+              <w:pStyle w:val="Style15"/>
               <w:widowControl w:val="false"/>
               <w:bidi w:val="0"/>
               <w:jc w:val="left"/>
@@ -2045,7 +2044,7 @@
           </w:tcPr>
           <w:p>
             <w:pPr>
-              <w:pStyle w:val="Style17"/>
+              <w:pStyle w:val="Style16"/>
               <w:widowControl w:val="false"/>
               <w:suppressLineNumbers/>
               <w:bidi w:val="0"/>
@@ -2067,7 +2066,7 @@
           </w:tcPr>
           <w:p>
             <w:pPr>
-              <w:pStyle w:val="Style16"/>
+              <w:pStyle w:val="Style15"/>
               <w:widowControl w:val="false"/>
               <w:suppressLineNumbers/>
               <w:bidi w:val="0"/>
@@ -2117,7 +2116,7 @@
           </w:tcPr>
           <w:p>
             <w:pPr>
-              <w:pStyle w:val="Style16"/>
+              <w:pStyle w:val="Style15"/>
               <w:widowControl w:val="false"/>
               <w:bidi w:val="0"/>
               <w:jc w:val="left"/>
@@ -2143,7 +2142,7 @@
           </w:tcPr>
           <w:p>
             <w:pPr>
-              <w:pStyle w:val="Style17"/>
+              <w:pStyle w:val="Style16"/>
               <w:widowControl w:val="false"/>
               <w:suppressLineNumbers/>
               <w:bidi w:val="0"/>
@@ -2200,7 +2199,7 @@
           </w:tcPr>
           <w:p>
             <w:pPr>
-              <w:pStyle w:val="Style16"/>
+              <w:pStyle w:val="Style15"/>
               <w:widowControl w:val="false"/>
               <w:suppressLineNumbers/>
               <w:bidi w:val="0"/>
@@ -2241,7 +2240,7 @@
           </w:tcPr>
           <w:p>
             <w:pPr>
-              <w:pStyle w:val="Style17"/>
+              <w:pStyle w:val="Style16"/>
               <w:widowControl w:val="false"/>
               <w:suppressLineNumbers/>
               <w:bidi w:val="0"/>
@@ -2307,7 +2306,7 @@
           </w:tcPr>
           <w:p>
             <w:pPr>
-              <w:pStyle w:val="Style16"/>
+              <w:pStyle w:val="Style15"/>
               <w:widowControl w:val="false"/>
               <w:suppressLineNumbers/>
               <w:bidi w:val="0"/>
@@ -2379,7 +2378,7 @@
           </w:tcPr>
           <w:p>
             <w:pPr>
-              <w:pStyle w:val="Style17"/>
+              <w:pStyle w:val="Style16"/>
               <w:widowControl w:val="false"/>
               <w:suppressLineNumbers/>
               <w:bidi w:val="0"/>
@@ -2401,7 +2400,7 @@
           </w:tcPr>
           <w:p>
             <w:pPr>
-              <w:pStyle w:val="Style16"/>
+              <w:pStyle w:val="Style15"/>
               <w:widowControl w:val="false"/>
               <w:suppressLineNumbers/>
               <w:bidi w:val="0"/>
@@ -2426,7 +2425,7 @@
           </w:tcPr>
           <w:p>
             <w:pPr>
-              <w:pStyle w:val="Style17"/>
+              <w:pStyle w:val="Style16"/>
               <w:widowControl w:val="false"/>
               <w:suppressLineNumbers/>
               <w:bidi w:val="0"/>
@@ -2448,7 +2447,7 @@
           </w:tcPr>
           <w:p>
             <w:pPr>
-              <w:pStyle w:val="Style17"/>
+              <w:pStyle w:val="Style16"/>
               <w:widowControl w:val="false"/>
               <w:suppressLineNumbers/>
               <w:bidi w:val="0"/>
@@ -2470,7 +2469,7 @@
           </w:tcPr>
           <w:p>
             <w:pPr>
-              <w:pStyle w:val="Style16"/>
+              <w:pStyle w:val="Style15"/>
               <w:widowControl w:val="false"/>
               <w:suppressLineNumbers/>
               <w:bidi w:val="0"/>
@@ -2495,7 +2494,7 @@
           </w:tcPr>
           <w:p>
             <w:pPr>
-              <w:pStyle w:val="Style16"/>
+              <w:pStyle w:val="Style15"/>
               <w:widowControl w:val="false"/>
               <w:bidi w:val="0"/>
               <w:jc w:val="left"/>
@@ -2521,7 +2520,7 @@
           </w:tcPr>
           <w:p>
             <w:pPr>
-              <w:pStyle w:val="Style17"/>
+              <w:pStyle w:val="Style16"/>
               <w:widowControl w:val="false"/>
               <w:suppressLineNumbers/>
               <w:bidi w:val="0"/>
@@ -2543,7 +2542,7 @@
           </w:tcPr>
           <w:p>
             <w:pPr>
-              <w:pStyle w:val="Style16"/>
+              <w:pStyle w:val="Style15"/>
               <w:widowControl w:val="false"/>
               <w:suppressLineNumbers/>
               <w:bidi w:val="0"/>
@@ -2568,7 +2567,7 @@
           </w:tcPr>
           <w:p>
             <w:pPr>
-              <w:pStyle w:val="Style17"/>
+              <w:pStyle w:val="Style16"/>
               <w:widowControl w:val="false"/>
               <w:suppressLineNumbers/>
               <w:bidi w:val="0"/>
@@ -2590,7 +2589,7 @@
           </w:tcPr>
           <w:p>
             <w:pPr>
-              <w:pStyle w:val="Style16"/>
+              <w:pStyle w:val="Style15"/>
               <w:widowControl w:val="false"/>
               <w:suppressLineNumbers/>
               <w:bidi w:val="0"/>
@@ -2706,7 +2705,7 @@
           </w:tcPr>
           <w:p>
             <w:pPr>
-              <w:pStyle w:val="Style17"/>
+              <w:pStyle w:val="Style16"/>
               <w:widowControl w:val="false"/>
               <w:suppressLineNumbers/>
               <w:bidi w:val="0"/>
@@ -2732,7 +2731,7 @@
           </w:tcPr>
           <w:p>
             <w:pPr>
-              <w:pStyle w:val="Style16"/>
+              <w:pStyle w:val="Style15"/>
               <w:widowControl w:val="false"/>
               <w:suppressLineNumbers/>
               <w:bidi w:val="0"/>
@@ -2797,7 +2796,7 @@
           </w:tcPr>
           <w:p>
             <w:pPr>
-              <w:pStyle w:val="Style17"/>
+              <w:pStyle w:val="Style16"/>
               <w:widowControl w:val="false"/>
               <w:suppressLineNumbers/>
               <w:bidi w:val="0"/>
@@ -2819,7 +2818,7 @@
           </w:tcPr>
           <w:p>
             <w:pPr>
-              <w:pStyle w:val="Style17"/>
+              <w:pStyle w:val="Style16"/>
               <w:widowControl w:val="false"/>
               <w:suppressLineNumbers/>
               <w:bidi w:val="0"/>
@@ -2841,7 +2840,7 @@
           </w:tcPr>
           <w:p>
             <w:pPr>
-              <w:pStyle w:val="Style16"/>
+              <w:pStyle w:val="Style15"/>
               <w:widowControl w:val="false"/>
               <w:suppressLineNumbers/>
               <w:bidi w:val="0"/>
@@ -2874,7 +2873,7 @@
           </w:tcPr>
           <w:p>
             <w:pPr>
-              <w:pStyle w:val="Style16"/>
+              <w:pStyle w:val="Style15"/>
               <w:widowControl w:val="false"/>
               <w:bidi w:val="0"/>
               <w:jc w:val="left"/>
@@ -2900,7 +2899,7 @@
           </w:tcPr>
           <w:p>
             <w:pPr>
-              <w:pStyle w:val="Style17"/>
+              <w:pStyle w:val="Style16"/>
               <w:widowControl w:val="false"/>
               <w:suppressLineNumbers/>
               <w:bidi w:val="0"/>
@@ -2958,7 +2957,7 @@
           </w:tcPr>
           <w:p>
             <w:pPr>
-              <w:pStyle w:val="Style16"/>
+              <w:pStyle w:val="Style15"/>
               <w:widowControl w:val="false"/>
               <w:suppressLineNumbers/>
               <w:bidi w:val="0"/>
@@ -3030,7 +3029,7 @@
           </w:tcPr>
           <w:p>
             <w:pPr>
-              <w:pStyle w:val="Style17"/>
+              <w:pStyle w:val="Style16"/>
               <w:widowControl w:val="false"/>
               <w:suppressLineNumbers/>
               <w:bidi w:val="0"/>
@@ -3052,7 +3051,7 @@
           </w:tcPr>
           <w:p>
             <w:pPr>
-              <w:pStyle w:val="Style16"/>
+              <w:pStyle w:val="Style15"/>
               <w:widowControl w:val="false"/>
               <w:suppressLineNumbers/>
               <w:bidi w:val="0"/>
@@ -3085,7 +3084,7 @@
           </w:tcPr>
           <w:p>
             <w:pPr>
-              <w:pStyle w:val="Style17"/>
+              <w:pStyle w:val="Style16"/>
               <w:widowControl w:val="false"/>
               <w:suppressLineNumbers/>
               <w:bidi w:val="0"/>
@@ -3107,7 +3106,7 @@
           </w:tcPr>
           <w:p>
             <w:pPr>
-              <w:pStyle w:val="Style16"/>
+              <w:pStyle w:val="Style15"/>
               <w:widowControl w:val="false"/>
               <w:suppressLineNumbers/>
               <w:bidi w:val="0"/>
@@ -3148,7 +3147,7 @@
           </w:tcPr>
           <w:p>
             <w:pPr>
-              <w:pStyle w:val="Style17"/>
+              <w:pStyle w:val="Style16"/>
               <w:widowControl w:val="false"/>
               <w:suppressLineNumbers/>
               <w:bidi w:val="0"/>
@@ -3170,7 +3169,7 @@
           </w:tcPr>
           <w:p>
             <w:pPr>
-              <w:pStyle w:val="Style17"/>
+              <w:pStyle w:val="Style16"/>
               <w:widowControl w:val="false"/>
               <w:suppressLineNumbers/>
               <w:bidi w:val="0"/>
@@ -3231,7 +3230,7 @@
           </w:tcPr>
           <w:p>
             <w:pPr>
-              <w:pStyle w:val="Style16"/>
+              <w:pStyle w:val="Style15"/>
               <w:widowControl w:val="false"/>
               <w:suppressLineNumbers/>
               <w:bidi w:val="0"/>
@@ -3307,7 +3306,7 @@
           </w:tcPr>
           <w:p>
             <w:pPr>
-              <w:pStyle w:val="Style16"/>
+              <w:pStyle w:val="Style15"/>
               <w:widowControl w:val="false"/>
               <w:bidi w:val="0"/>
               <w:jc w:val="left"/>
@@ -3326,14 +3325,14 @@
         </w:tc>
         <w:tc>
           <w:tcPr>
-            <w:tcW w:w="1886" w:type="dxa"/>
+            <w:tcW w:w="1885" w:type="dxa"/>
             <w:vMerge w:val="restart"/>
             <w:tcBorders/>
             <w:vAlign w:val="center"/>
           </w:tcPr>
           <w:p>
             <w:pPr>
-              <w:pStyle w:val="Style17"/>
+              <w:pStyle w:val="Style16"/>
               <w:widowControl w:val="false"/>
               <w:suppressLineNumbers/>
               <w:bidi w:val="0"/>
@@ -3352,13 +3351,13 @@
         </w:tc>
         <w:tc>
           <w:tcPr>
-            <w:tcW w:w="1321" w:type="dxa"/>
-            <w:tcBorders/>
-            <w:vAlign w:val="center"/>
-          </w:tcPr>
-          <w:p>
-            <w:pPr>
-              <w:pStyle w:val="Style17"/>
+            <w:tcW w:w="1322" w:type="dxa"/>
+            <w:tcBorders/>
+            <w:vAlign w:val="center"/>
+          </w:tcPr>
+          <w:p>
+            <w:pPr>
+              <w:pStyle w:val="Style16"/>
               <w:widowControl w:val="false"/>
               <w:suppressLineNumbers/>
               <w:bidi w:val="0"/>
@@ -3380,7 +3379,7 @@
           </w:tcPr>
           <w:p>
             <w:pPr>
-              <w:pStyle w:val="Style16"/>
+              <w:pStyle w:val="Style15"/>
               <w:widowControl w:val="false"/>
               <w:suppressLineNumbers/>
               <w:bidi w:val="0"/>
@@ -3405,7 +3404,7 @@
           </w:tcPr>
           <w:p>
             <w:pPr>
-              <w:pStyle w:val="Style16"/>
+              <w:pStyle w:val="Style15"/>
               <w:widowControl w:val="false"/>
               <w:bidi w:val="0"/>
               <w:jc w:val="left"/>
@@ -3424,14 +3423,14 @@
         </w:tc>
         <w:tc>
           <w:tcPr>
-            <w:tcW w:w="1886" w:type="dxa"/>
+            <w:tcW w:w="1885" w:type="dxa"/>
             <w:vMerge w:val="continue"/>
             <w:tcBorders/>
             <w:vAlign w:val="center"/>
           </w:tcPr>
           <w:p>
             <w:pPr>
-              <w:pStyle w:val="Style16"/>
+              <w:pStyle w:val="Style15"/>
               <w:widowControl w:val="false"/>
               <w:bidi w:val="0"/>
               <w:jc w:val="left"/>
@@ -3450,13 +3449,13 @@
         </w:tc>
         <w:tc>
           <w:tcPr>
-            <w:tcW w:w="1321" w:type="dxa"/>
-            <w:tcBorders/>
-            <w:vAlign w:val="center"/>
-          </w:tcPr>
-          <w:p>
-            <w:pPr>
-              <w:pStyle w:val="Style17"/>
+            <w:tcW w:w="1322" w:type="dxa"/>
+            <w:tcBorders/>
+            <w:vAlign w:val="center"/>
+          </w:tcPr>
+          <w:p>
+            <w:pPr>
+              <w:pStyle w:val="Style16"/>
               <w:widowControl w:val="false"/>
               <w:suppressLineNumbers/>
               <w:bidi w:val="0"/>
@@ -3514,7 +3513,7 @@
           </w:tcPr>
           <w:p>
             <w:pPr>
-              <w:pStyle w:val="Style16"/>
+              <w:pStyle w:val="Style15"/>
               <w:widowControl w:val="false"/>
               <w:suppressLineNumbers/>
               <w:bidi w:val="0"/>
@@ -3590,7 +3589,7 @@
           </w:tcPr>
           <w:p>
             <w:pPr>
-              <w:pStyle w:val="Style16"/>
+              <w:pStyle w:val="Style15"/>
               <w:widowControl w:val="false"/>
               <w:bidi w:val="0"/>
               <w:jc w:val="left"/>
@@ -3616,7 +3615,7 @@
           </w:tcPr>
           <w:p>
             <w:pPr>
-              <w:pStyle w:val="Style17"/>
+              <w:pStyle w:val="Style16"/>
               <w:widowControl w:val="false"/>
               <w:suppressLineNumbers/>
               <w:bidi w:val="0"/>
@@ -3681,7 +3680,7 @@
           </w:tcPr>
           <w:p>
             <w:pPr>
-              <w:pStyle w:val="Style16"/>
+              <w:pStyle w:val="Style15"/>
               <w:widowControl w:val="false"/>
               <w:suppressLineNumbers/>
               <w:bidi w:val="0"/>
@@ -3735,7 +3734,7 @@
           </w:tcPr>
           <w:p>
             <w:pPr>
-              <w:pStyle w:val="Style16"/>
+              <w:pStyle w:val="Style15"/>
               <w:widowControl w:val="false"/>
               <w:bidi w:val="0"/>
               <w:jc w:val="left"/>
@@ -3761,7 +3760,7 @@
           </w:tcPr>
           <w:p>
             <w:pPr>
-              <w:pStyle w:val="Style17"/>
+              <w:pStyle w:val="Style16"/>
               <w:widowControl w:val="false"/>
               <w:suppressLineNumbers/>
               <w:bidi w:val="0"/>
@@ -3822,7 +3821,7 @@
           </w:tcPr>
           <w:p>
             <w:pPr>
-              <w:pStyle w:val="Style16"/>
+              <w:pStyle w:val="Style15"/>
               <w:widowControl w:val="false"/>
               <w:suppressLineNumbers/>
               <w:bidi w:val="0"/>
@@ -3886,7 +3885,7 @@
           </w:tcPr>
           <w:p>
             <w:pPr>
-              <w:pStyle w:val="Style17"/>
+              <w:pStyle w:val="Style16"/>
               <w:widowControl w:val="false"/>
               <w:suppressLineNumbers/>
               <w:bidi w:val="0"/>
@@ -3920,7 +3919,7 @@
           </w:tcPr>
           <w:p>
             <w:pPr>
-              <w:pStyle w:val="Style16"/>
+              <w:pStyle w:val="Style15"/>
               <w:widowControl w:val="false"/>
               <w:suppressLineNumbers/>
               <w:bidi w:val="0"/>
@@ -3945,7 +3944,7 @@
           </w:tcPr>
           <w:p>
             <w:pPr>
-              <w:pStyle w:val="Style17"/>
+              <w:pStyle w:val="Style16"/>
               <w:widowControl w:val="false"/>
               <w:suppressLineNumbers/>
               <w:bidi w:val="0"/>
@@ -4002,7 +4001,7 @@
           </w:tcPr>
           <w:p>
             <w:pPr>
-              <w:pStyle w:val="Style17"/>
+              <w:pStyle w:val="Style16"/>
               <w:widowControl w:val="false"/>
               <w:suppressLineNumbers/>
               <w:bidi w:val="0"/>
@@ -4024,7 +4023,7 @@
           </w:tcPr>
           <w:p>
             <w:pPr>
-              <w:pStyle w:val="Style16"/>
+              <w:pStyle w:val="Style15"/>
               <w:widowControl w:val="false"/>
               <w:suppressLineNumbers/>
               <w:bidi w:val="0"/>
@@ -4049,7 +4048,7 @@
           </w:tcPr>
           <w:p>
             <w:pPr>
-              <w:pStyle w:val="Style16"/>
+              <w:pStyle w:val="Style15"/>
               <w:widowControl w:val="false"/>
               <w:bidi w:val="0"/>
               <w:jc w:val="left"/>
@@ -4075,7 +4074,7 @@
           </w:tcPr>
           <w:p>
             <w:pPr>
-              <w:pStyle w:val="Style17"/>
+              <w:pStyle w:val="Style16"/>
               <w:widowControl w:val="false"/>
               <w:suppressLineNumbers/>
               <w:bidi w:val="0"/>
@@ -4105,7 +4104,7 @@
           </w:tcPr>
           <w:p>
             <w:pPr>
-              <w:pStyle w:val="Style16"/>
+              <w:pStyle w:val="Style15"/>
               <w:widowControl w:val="false"/>
               <w:suppressLineNumbers/>
               <w:bidi w:val="0"/>
@@ -4130,7 +4129,7 @@
           </w:tcPr>
           <w:p>
             <w:pPr>
-              <w:pStyle w:val="Style16"/>
+              <w:pStyle w:val="Style15"/>
               <w:widowControl w:val="false"/>
               <w:bidi w:val="0"/>
               <w:jc w:val="left"/>
@@ -4156,7 +4155,7 @@
           </w:tcPr>
           <w:p>
             <w:pPr>
-              <w:pStyle w:val="Style17"/>
+              <w:pStyle w:val="Style16"/>
               <w:widowControl w:val="false"/>
               <w:suppressLineNumbers/>
               <w:bidi w:val="0"/>
@@ -4213,7 +4212,7 @@
           </w:tcPr>
           <w:p>
             <w:pPr>
-              <w:pStyle w:val="Style16"/>
+              <w:pStyle w:val="Style15"/>
               <w:widowControl w:val="false"/>
               <w:suppressLineNumbers/>
               <w:bidi w:val="0"/>
@@ -4238,7 +4237,7 @@
           </w:tcPr>
           <w:p>
             <w:pPr>
-              <w:pStyle w:val="Style16"/>
+              <w:pStyle w:val="Style15"/>
               <w:widowControl w:val="false"/>
               <w:bidi w:val="0"/>
               <w:jc w:val="left"/>
@@ -4264,7 +4263,7 @@
           </w:tcPr>
           <w:p>
             <w:pPr>
-              <w:pStyle w:val="Style17"/>
+              <w:pStyle w:val="Style16"/>
               <w:widowControl w:val="false"/>
               <w:suppressLineNumbers/>
               <w:bidi w:val="0"/>
@@ -4321,7 +4320,7 @@
           </w:tcPr>
           <w:p>
             <w:pPr>
-              <w:pStyle w:val="Style16"/>
+              <w:pStyle w:val="Style15"/>
               <w:widowControl w:val="false"/>
               <w:suppressLineNumbers/>
               <w:bidi w:val="0"/>
@@ -4346,7 +4345,7 @@
           </w:tcPr>
           <w:p>
             <w:pPr>
-              <w:pStyle w:val="Style16"/>
+              <w:pStyle w:val="Style15"/>
               <w:widowControl w:val="false"/>
               <w:bidi w:val="0"/>
               <w:jc w:val="left"/>
@@ -4372,7 +4371,7 @@
           </w:tcPr>
           <w:p>
             <w:pPr>
-              <w:pStyle w:val="Style17"/>
+              <w:pStyle w:val="Style16"/>
               <w:widowControl w:val="false"/>
               <w:suppressLineNumbers/>
               <w:bidi w:val="0"/>
@@ -4394,7 +4393,7 @@
           </w:tcPr>
           <w:p>
             <w:pPr>
-              <w:pStyle w:val="Style16"/>
+              <w:pStyle w:val="Style15"/>
               <w:widowControl w:val="false"/>
               <w:suppressLineNumbers/>
               <w:bidi w:val="0"/>
@@ -4419,7 +4418,7 @@
           </w:tcPr>
           <w:p>
             <w:pPr>
-              <w:pStyle w:val="Style16"/>
+              <w:pStyle w:val="Style15"/>
               <w:widowControl w:val="false"/>
               <w:bidi w:val="0"/>
               <w:jc w:val="left"/>
@@ -4438,14 +4437,14 @@
         </w:tc>
         <w:tc>
           <w:tcPr>
-            <w:tcW w:w="1886" w:type="dxa"/>
+            <w:tcW w:w="1885" w:type="dxa"/>
             <w:vMerge w:val="restart"/>
             <w:tcBorders/>
             <w:vAlign w:val="center"/>
           </w:tcPr>
           <w:p>
             <w:pPr>
-              <w:pStyle w:val="Style17"/>
+              <w:pStyle w:val="Style16"/>
               <w:widowControl w:val="false"/>
               <w:suppressLineNumbers/>
               <w:bidi w:val="0"/>
@@ -4462,13 +4461,13 @@
         </w:tc>
         <w:tc>
           <w:tcPr>
-            <w:tcW w:w="1321" w:type="dxa"/>
-            <w:tcBorders/>
-            <w:vAlign w:val="center"/>
-          </w:tcPr>
-          <w:p>
-            <w:pPr>
-              <w:pStyle w:val="Style17"/>
+            <w:tcW w:w="1322" w:type="dxa"/>
+            <w:tcBorders/>
+            <w:vAlign w:val="center"/>
+          </w:tcPr>
+          <w:p>
+            <w:pPr>
+              <w:pStyle w:val="Style16"/>
               <w:widowControl w:val="false"/>
               <w:suppressLineNumbers/>
               <w:bidi w:val="0"/>
@@ -4490,7 +4489,7 @@
           </w:tcPr>
           <w:p>
             <w:pPr>
-              <w:pStyle w:val="Style16"/>
+              <w:pStyle w:val="Style15"/>
               <w:widowControl w:val="false"/>
               <w:suppressLineNumbers/>
               <w:bidi w:val="0"/>
@@ -4515,7 +4514,7 @@
           </w:tcPr>
           <w:p>
             <w:pPr>
-              <w:pStyle w:val="Style16"/>
+              <w:pStyle w:val="Style15"/>
               <w:widowControl w:val="false"/>
               <w:bidi w:val="0"/>
               <w:jc w:val="left"/>
@@ -4534,14 +4533,14 @@
         </w:tc>
         <w:tc>
           <w:tcPr>
-            <w:tcW w:w="1886" w:type="dxa"/>
+            <w:tcW w:w="1885" w:type="dxa"/>
             <w:vMerge w:val="continue"/>
             <w:tcBorders/>
             <w:vAlign w:val="center"/>
           </w:tcPr>
           <w:p>
             <w:pPr>
-              <w:pStyle w:val="Style16"/>
+              <w:pStyle w:val="Style15"/>
               <w:widowControl w:val="false"/>
               <w:bidi w:val="0"/>
               <w:jc w:val="left"/>
@@ -4560,13 +4559,13 @@
         </w:tc>
         <w:tc>
           <w:tcPr>
-            <w:tcW w:w="1321" w:type="dxa"/>
-            <w:tcBorders/>
-            <w:vAlign w:val="center"/>
-          </w:tcPr>
-          <w:p>
-            <w:pPr>
-              <w:pStyle w:val="Style17"/>
+            <w:tcW w:w="1322" w:type="dxa"/>
+            <w:tcBorders/>
+            <w:vAlign w:val="center"/>
+          </w:tcPr>
+          <w:p>
+            <w:pPr>
+              <w:pStyle w:val="Style16"/>
               <w:widowControl w:val="false"/>
               <w:suppressLineNumbers/>
               <w:bidi w:val="0"/>
@@ -4624,7 +4623,7 @@
           </w:tcPr>
           <w:p>
             <w:pPr>
-              <w:pStyle w:val="Style16"/>
+              <w:pStyle w:val="Style15"/>
               <w:widowControl w:val="false"/>
               <w:suppressLineNumbers/>
               <w:bidi w:val="0"/>
@@ -4667,7 +4666,7 @@
           </w:tcPr>
           <w:p>
             <w:pPr>
-              <w:pStyle w:val="Style17"/>
+              <w:pStyle w:val="Style16"/>
               <w:widowControl w:val="false"/>
               <w:suppressLineNumbers/>
               <w:bidi w:val="0"/>
@@ -4689,7 +4688,7 @@
           </w:tcPr>
           <w:p>
             <w:pPr>
-              <w:pStyle w:val="Style16"/>
+              <w:pStyle w:val="Style15"/>
               <w:widowControl w:val="false"/>
               <w:suppressLineNumbers/>
               <w:bidi w:val="0"/>
@@ -4761,7 +4760,7 @@
           </w:tcPr>
           <w:p>
             <w:pPr>
-              <w:pStyle w:val="Style17"/>
+              <w:pStyle w:val="Style16"/>
               <w:widowControl w:val="false"/>
               <w:suppressLineNumbers/>
               <w:bidi w:val="0"/>
@@ -4783,7 +4782,7 @@
           </w:tcPr>
           <w:p>
             <w:pPr>
-              <w:pStyle w:val="Style17"/>
+              <w:pStyle w:val="Style16"/>
               <w:widowControl w:val="false"/>
               <w:suppressLineNumbers/>
               <w:bidi w:val="0"/>
@@ -4805,7 +4804,7 @@
           </w:tcPr>
           <w:p>
             <w:pPr>
-              <w:pStyle w:val="Style16"/>
+              <w:pStyle w:val="Style15"/>
               <w:widowControl w:val="false"/>
               <w:suppressLineNumbers/>
               <w:bidi w:val="0"/>
@@ -4895,7 +4894,7 @@
           </w:tcPr>
           <w:p>
             <w:pPr>
-              <w:pStyle w:val="Style16"/>
+              <w:pStyle w:val="Style15"/>
               <w:widowControl w:val="false"/>
               <w:bidi w:val="0"/>
               <w:jc w:val="left"/>
@@ -4921,7 +4920,7 @@
           </w:tcPr>
           <w:p>
             <w:pPr>
-              <w:pStyle w:val="Style17"/>
+              <w:pStyle w:val="Style16"/>
               <w:widowControl w:val="false"/>
               <w:suppressLineNumbers/>
               <w:bidi w:val="0"/>
@@ -4943,7 +4942,7 @@
           </w:tcPr>
           <w:p>
             <w:pPr>
-              <w:pStyle w:val="Style16"/>
+              <w:pStyle w:val="Style15"/>
               <w:widowControl w:val="false"/>
               <w:suppressLineNumbers/>
               <w:bidi w:val="0"/>
@@ -4992,7 +4991,7 @@
           </w:tcPr>
           <w:p>
             <w:pPr>
-              <w:pStyle w:val="Style16"/>
+              <w:pStyle w:val="Style15"/>
               <w:widowControl w:val="false"/>
               <w:bidi w:val="0"/>
               <w:jc w:val="left"/>
@@ -5018,7 +5017,7 @@
           </w:tcPr>
           <w:p>
             <w:pPr>
-              <w:pStyle w:val="Style17"/>
+              <w:pStyle w:val="Style16"/>
               <w:widowControl w:val="false"/>
               <w:suppressLineNumbers/>
               <w:bidi w:val="0"/>
@@ -5048,7 +5047,7 @@
           </w:tcPr>
           <w:p>
             <w:pPr>
-              <w:pStyle w:val="Style16"/>
+              <w:pStyle w:val="Style15"/>
               <w:widowControl w:val="false"/>
               <w:suppressLineNumbers/>
               <w:bidi w:val="0"/>
@@ -5085,7 +5084,7 @@
           </w:tcPr>
           <w:p>
             <w:pPr>
-              <w:pStyle w:val="Style16"/>
+              <w:pStyle w:val="Style15"/>
               <w:widowControl w:val="false"/>
               <w:bidi w:val="0"/>
               <w:jc w:val="left"/>
@@ -5104,14 +5103,14 @@
         </w:tc>
         <w:tc>
           <w:tcPr>
-            <w:tcW w:w="1886" w:type="dxa"/>
+            <w:tcW w:w="1885" w:type="dxa"/>
             <w:vMerge w:val="restart"/>
             <w:tcBorders/>
             <w:vAlign w:val="center"/>
           </w:tcPr>
           <w:p>
             <w:pPr>
-              <w:pStyle w:val="Style17"/>
+              <w:pStyle w:val="Style16"/>
               <w:widowControl w:val="false"/>
               <w:suppressLineNumbers/>
               <w:bidi w:val="0"/>
@@ -5165,13 +5164,13 @@
         </w:tc>
         <w:tc>
           <w:tcPr>
-            <w:tcW w:w="1321" w:type="dxa"/>
-            <w:tcBorders/>
-            <w:vAlign w:val="center"/>
-          </w:tcPr>
-          <w:p>
-            <w:pPr>
-              <w:pStyle w:val="Style17"/>
+            <w:tcW w:w="1322" w:type="dxa"/>
+            <w:tcBorders/>
+            <w:vAlign w:val="center"/>
+          </w:tcPr>
+          <w:p>
+            <w:pPr>
+              <w:pStyle w:val="Style16"/>
               <w:widowControl w:val="false"/>
               <w:suppressLineNumbers/>
               <w:bidi w:val="0"/>
@@ -5193,7 +5192,7 @@
           </w:tcPr>
           <w:p>
             <w:pPr>
-              <w:pStyle w:val="Style16"/>
+              <w:pStyle w:val="Style15"/>
               <w:widowControl w:val="false"/>
               <w:suppressLineNumbers/>
               <w:bidi w:val="0"/>
@@ -5218,7 +5217,7 @@
           </w:tcPr>
           <w:p>
             <w:pPr>
-              <w:pStyle w:val="Style16"/>
+              <w:pStyle w:val="Style15"/>
               <w:widowControl w:val="false"/>
               <w:bidi w:val="0"/>
               <w:jc w:val="left"/>
@@ -5237,14 +5236,14 @@
         </w:tc>
         <w:tc>
           <w:tcPr>
-            <w:tcW w:w="1886" w:type="dxa"/>
+            <w:tcW w:w="1885" w:type="dxa"/>
             <w:vMerge w:val="continue"/>
             <w:tcBorders/>
             <w:vAlign w:val="center"/>
           </w:tcPr>
           <w:p>
             <w:pPr>
-              <w:pStyle w:val="Style16"/>
+              <w:pStyle w:val="Style15"/>
               <w:widowControl w:val="false"/>
               <w:bidi w:val="0"/>
               <w:jc w:val="left"/>
@@ -5263,13 +5262,13 @@
         </w:tc>
         <w:tc>
           <w:tcPr>
-            <w:tcW w:w="1321" w:type="dxa"/>
-            <w:tcBorders/>
-            <w:vAlign w:val="center"/>
-          </w:tcPr>
-          <w:p>
-            <w:pPr>
-              <w:pStyle w:val="Style17"/>
+            <w:tcW w:w="1322" w:type="dxa"/>
+            <w:tcBorders/>
+            <w:vAlign w:val="center"/>
+          </w:tcPr>
+          <w:p>
+            <w:pPr>
+              <w:pStyle w:val="Style16"/>
               <w:widowControl w:val="false"/>
               <w:suppressLineNumbers/>
               <w:bidi w:val="0"/>
@@ -5291,7 +5290,7 @@
           </w:tcPr>
           <w:p>
             <w:pPr>
-              <w:pStyle w:val="Style16"/>
+              <w:pStyle w:val="Style15"/>
               <w:widowControl w:val="false"/>
               <w:suppressLineNumbers/>
               <w:bidi w:val="0"/>
@@ -5379,7 +5378,7 @@
           </w:tcPr>
           <w:p>
             <w:pPr>
-              <w:pStyle w:val="Style17"/>
+              <w:pStyle w:val="Style16"/>
               <w:widowControl w:val="false"/>
               <w:suppressLineNumbers/>
               <w:bidi w:val="0"/>
@@ -5409,7 +5408,7 @@
           </w:tcPr>
           <w:p>
             <w:pPr>
-              <w:pStyle w:val="Style16"/>
+              <w:pStyle w:val="Style15"/>
               <w:widowControl w:val="false"/>
               <w:suppressLineNumbers/>
               <w:bidi w:val="0"/>
@@ -5534,7 +5533,7 @@
           </w:tcPr>
           <w:p>
             <w:pPr>
-              <w:pStyle w:val="Style17"/>
+              <w:pStyle w:val="Style16"/>
               <w:widowControl w:val="false"/>
               <w:suppressLineNumbers/>
               <w:bidi w:val="0"/>
@@ -5556,7 +5555,7 @@
           </w:tcPr>
           <w:p>
             <w:pPr>
-              <w:pStyle w:val="Style16"/>
+              <w:pStyle w:val="Style15"/>
               <w:widowControl w:val="false"/>
               <w:suppressLineNumbers/>
               <w:bidi w:val="0"/>
@@ -5593,7 +5592,7 @@
           </w:tcPr>
           <w:p>
             <w:pPr>
-              <w:pStyle w:val="Style17"/>
+              <w:pStyle w:val="Style16"/>
               <w:widowControl w:val="false"/>
               <w:suppressLineNumbers/>
               <w:bidi w:val="0"/>
@@ -5615,7 +5614,7 @@
           </w:tcPr>
           <w:p>
             <w:pPr>
-              <w:pStyle w:val="Style16"/>
+              <w:pStyle w:val="Style15"/>
               <w:widowControl w:val="false"/>
               <w:suppressLineNumbers/>
               <w:bidi w:val="0"/>
@@ -5683,7 +5682,7 @@
           </w:tcPr>
           <w:p>
             <w:pPr>
-              <w:pStyle w:val="Style17"/>
+              <w:pStyle w:val="Style16"/>
               <w:widowControl w:val="false"/>
               <w:suppressLineNumbers/>
               <w:bidi w:val="0"/>
@@ -5801,14 +5800,14 @@
         </w:tc>
         <w:tc>
           <w:tcPr>
-            <w:tcW w:w="1886" w:type="dxa"/>
+            <w:tcW w:w="1885" w:type="dxa"/>
             <w:vMerge w:val="restart"/>
             <w:tcBorders/>
             <w:vAlign w:val="center"/>
           </w:tcPr>
           <w:p>
             <w:pPr>
-              <w:pStyle w:val="Style17"/>
+              <w:pStyle w:val="Style16"/>
               <w:widowControl w:val="false"/>
               <w:suppressLineNumbers/>
               <w:bidi w:val="0"/>
@@ -5823,13 +5822,13 @@
         </w:tc>
         <w:tc>
           <w:tcPr>
-            <w:tcW w:w="1321" w:type="dxa"/>
-            <w:tcBorders/>
-            <w:vAlign w:val="center"/>
-          </w:tcPr>
-          <w:p>
-            <w:pPr>
-              <w:pStyle w:val="Style17"/>
+            <w:tcW w:w="1322" w:type="dxa"/>
+            <w:tcBorders/>
+            <w:vAlign w:val="center"/>
+          </w:tcPr>
+          <w:p>
+            <w:pPr>
+              <w:pStyle w:val="Style16"/>
               <w:widowControl w:val="false"/>
               <w:suppressLineNumbers/>
               <w:bidi w:val="0"/>
@@ -5851,7 +5850,7 @@
           </w:tcPr>
           <w:p>
             <w:pPr>
-              <w:pStyle w:val="Style16"/>
+              <w:pStyle w:val="Style15"/>
               <w:widowControl w:val="false"/>
               <w:suppressLineNumbers/>
               <w:bidi w:val="0"/>
@@ -5919,7 +5918,7 @@
           </w:tcPr>
           <w:p>
             <w:pPr>
-              <w:pStyle w:val="Style16"/>
+              <w:pStyle w:val="Style15"/>
               <w:widowControl w:val="false"/>
               <w:bidi w:val="0"/>
               <w:jc w:val="left"/>
@@ -5938,14 +5937,14 @@
         </w:tc>
         <w:tc>
           <w:tcPr>
-            <w:tcW w:w="1886" w:type="dxa"/>
+            <w:tcW w:w="1885" w:type="dxa"/>
             <w:vMerge w:val="continue"/>
             <w:tcBorders/>
             <w:vAlign w:val="center"/>
           </w:tcPr>
           <w:p>
             <w:pPr>
-              <w:pStyle w:val="Style16"/>
+              <w:pStyle w:val="Style15"/>
               <w:widowControl w:val="false"/>
               <w:bidi w:val="0"/>
               <w:jc w:val="left"/>
@@ -5964,13 +5963,13 @@
         </w:tc>
         <w:tc>
           <w:tcPr>
-            <w:tcW w:w="1321" w:type="dxa"/>
-            <w:tcBorders/>
-            <w:vAlign w:val="center"/>
-          </w:tcPr>
-          <w:p>
-            <w:pPr>
-              <w:pStyle w:val="Style17"/>
+            <w:tcW w:w="1322" w:type="dxa"/>
+            <w:tcBorders/>
+            <w:vAlign w:val="center"/>
+          </w:tcPr>
+          <w:p>
+            <w:pPr>
+              <w:pStyle w:val="Style16"/>
               <w:widowControl w:val="false"/>
               <w:suppressLineNumbers/>
               <w:bidi w:val="0"/>
@@ -5992,7 +5991,7 @@
           </w:tcPr>
           <w:p>
             <w:pPr>
-              <w:pStyle w:val="Style16"/>
+              <w:pStyle w:val="Style15"/>
               <w:widowControl w:val="false"/>
               <w:suppressLineNumbers/>
               <w:bidi w:val="0"/>
@@ -6017,7 +6016,7 @@
           </w:tcPr>
           <w:p>
             <w:pPr>
-              <w:pStyle w:val="Style16"/>
+              <w:pStyle w:val="Style15"/>
               <w:widowControl w:val="false"/>
               <w:bidi w:val="0"/>
               <w:jc w:val="left"/>
@@ -6036,14 +6035,14 @@
         </w:tc>
         <w:tc>
           <w:tcPr>
-            <w:tcW w:w="1886" w:type="dxa"/>
+            <w:tcW w:w="1885" w:type="dxa"/>
             <w:vMerge w:val="restart"/>
             <w:tcBorders/>
             <w:vAlign w:val="center"/>
           </w:tcPr>
           <w:p>
             <w:pPr>
-              <w:pStyle w:val="Style17"/>
+              <w:pStyle w:val="Style16"/>
               <w:widowControl w:val="false"/>
               <w:suppressLineNumbers/>
               <w:bidi w:val="0"/>
@@ -6094,13 +6093,13 @@
         </w:tc>
         <w:tc>
           <w:tcPr>
-            <w:tcW w:w="1321" w:type="dxa"/>
-            <w:tcBorders/>
-            <w:vAlign w:val="center"/>
-          </w:tcPr>
-          <w:p>
-            <w:pPr>
-              <w:pStyle w:val="Style17"/>
+            <w:tcW w:w="1322" w:type="dxa"/>
+            <w:tcBorders/>
+            <w:vAlign w:val="center"/>
+          </w:tcPr>
+          <w:p>
+            <w:pPr>
+              <w:pStyle w:val="Style16"/>
               <w:widowControl w:val="false"/>
               <w:suppressLineNumbers/>
               <w:bidi w:val="0"/>
@@ -6122,7 +6121,7 @@
           </w:tcPr>
           <w:p>
             <w:pPr>
-              <w:pStyle w:val="Style16"/>
+              <w:pStyle w:val="Style15"/>
               <w:widowControl w:val="false"/>
               <w:suppressLineNumbers/>
               <w:bidi w:val="0"/>
@@ -6190,7 +6189,7 @@
           </w:tcPr>
           <w:p>
             <w:pPr>
-              <w:pStyle w:val="Style16"/>
+              <w:pStyle w:val="Style15"/>
               <w:widowControl w:val="false"/>
               <w:bidi w:val="0"/>
               <w:jc w:val="left"/>
@@ -6209,14 +6208,14 @@
         </w:tc>
         <w:tc>
           <w:tcPr>
-            <w:tcW w:w="1886" w:type="dxa"/>
+            <w:tcW w:w="1885" w:type="dxa"/>
             <w:vMerge w:val="continue"/>
             <w:tcBorders/>
             <w:vAlign w:val="center"/>
           </w:tcPr>
           <w:p>
             <w:pPr>
-              <w:pStyle w:val="Style16"/>
+              <w:pStyle w:val="Style15"/>
               <w:widowControl w:val="false"/>
               <w:bidi w:val="0"/>
               <w:jc w:val="left"/>
@@ -6235,13 +6234,13 @@
         </w:tc>
         <w:tc>
           <w:tcPr>
-            <w:tcW w:w="1321" w:type="dxa"/>
-            <w:tcBorders/>
-            <w:vAlign w:val="center"/>
-          </w:tcPr>
-          <w:p>
-            <w:pPr>
-              <w:pStyle w:val="Style17"/>
+            <w:tcW w:w="1322" w:type="dxa"/>
+            <w:tcBorders/>
+            <w:vAlign w:val="center"/>
+          </w:tcPr>
+          <w:p>
+            <w:pPr>
+              <w:pStyle w:val="Style16"/>
               <w:widowControl w:val="false"/>
               <w:suppressLineNumbers/>
               <w:bidi w:val="0"/>
@@ -6263,7 +6262,7 @@
           </w:tcPr>
           <w:p>
             <w:pPr>
-              <w:pStyle w:val="Style16"/>
+              <w:pStyle w:val="Style15"/>
               <w:widowControl w:val="false"/>
               <w:suppressLineNumbers/>
               <w:bidi w:val="0"/>
@@ -6288,7 +6287,7 @@
           </w:tcPr>
           <w:p>
             <w:pPr>
-              <w:pStyle w:val="Style17"/>
+              <w:pStyle w:val="Style16"/>
               <w:widowControl w:val="false"/>
               <w:suppressLineNumbers/>
               <w:bidi w:val="0"/>
@@ -6345,7 +6344,7 @@
           </w:tcPr>
           <w:p>
             <w:pPr>
-              <w:pStyle w:val="Style16"/>
+              <w:pStyle w:val="Style15"/>
               <w:widowControl w:val="false"/>
               <w:suppressLineNumbers/>
               <w:bidi w:val="0"/>
@@ -6378,7 +6377,7 @@
           </w:tcPr>
           <w:p>
             <w:pPr>
-              <w:pStyle w:val="Style17"/>
+              <w:pStyle w:val="Style16"/>
               <w:widowControl w:val="false"/>
               <w:suppressLineNumbers/>
               <w:bidi w:val="0"/>
@@ -6451,7 +6450,7 @@
           </w:tcPr>
           <w:p>
             <w:pPr>
-              <w:pStyle w:val="Style17"/>
+              <w:pStyle w:val="Style16"/>
               <w:widowControl w:val="false"/>
               <w:suppressLineNumbers/>
               <w:bidi w:val="0"/>
@@ -6466,13 +6465,13 @@
         </w:tc>
         <w:tc>
           <w:tcPr>
-            <w:tcW w:w="2242" w:type="dxa"/>
-            <w:tcBorders/>
-            <w:vAlign w:val="center"/>
-          </w:tcPr>
-          <w:p>
-            <w:pPr>
-              <w:pStyle w:val="Style16"/>
+            <w:tcW w:w="2241" w:type="dxa"/>
+            <w:tcBorders/>
+            <w:vAlign w:val="center"/>
+          </w:tcPr>
+          <w:p>
+            <w:pPr>
+              <w:pStyle w:val="Style15"/>
               <w:widowControl w:val="false"/>
               <w:suppressLineNumbers/>
               <w:bidi w:val="0"/>
@@ -6538,13 +6537,13 @@
         </w:tc>
         <w:tc>
           <w:tcPr>
-            <w:tcW w:w="2262" w:type="dxa"/>
-            <w:tcBorders/>
-            <w:vAlign w:val="center"/>
-          </w:tcPr>
-          <w:p>
-            <w:pPr>
-              <w:pStyle w:val="Style16"/>
+            <w:tcW w:w="2263" w:type="dxa"/>
+            <w:tcBorders/>
+            <w:vAlign w:val="center"/>
+          </w:tcPr>
+          <w:p>
+            <w:pPr>
+              <w:pStyle w:val="Style15"/>
               <w:widowControl w:val="false"/>
               <w:suppressLineNumbers/>
               <w:bidi w:val="0"/>
@@ -6620,7 +6619,7 @@
           </w:tcPr>
           <w:p>
             <w:pPr>
-              <w:pStyle w:val="Style16"/>
+              <w:pStyle w:val="Style15"/>
               <w:widowControl w:val="false"/>
               <w:bidi w:val="0"/>
               <w:jc w:val="left"/>
@@ -6646,7 +6645,7 @@
           </w:tcPr>
           <w:p>
             <w:pPr>
-              <w:pStyle w:val="Style17"/>
+              <w:pStyle w:val="Style16"/>
               <w:widowControl w:val="false"/>
               <w:suppressLineNumbers/>
               <w:bidi w:val="0"/>
@@ -6668,7 +6667,7 @@
           </w:tcPr>
           <w:p>
             <w:pPr>
-              <w:pStyle w:val="Style16"/>
+              <w:pStyle w:val="Style15"/>
               <w:widowControl w:val="false"/>
               <w:suppressLineNumbers/>
               <w:bidi w:val="0"/>
@@ -6693,7 +6692,7 @@
           </w:tcPr>
           <w:p>
             <w:pPr>
-              <w:pStyle w:val="Style17"/>
+              <w:pStyle w:val="Style16"/>
               <w:widowControl w:val="false"/>
               <w:suppressLineNumbers/>
               <w:bidi w:val="0"/>
@@ -6715,7 +6714,7 @@
           </w:tcPr>
           <w:p>
             <w:pPr>
-              <w:pStyle w:val="Style16"/>
+              <w:pStyle w:val="Style15"/>
               <w:widowControl w:val="false"/>
               <w:suppressLineNumbers/>
               <w:bidi w:val="0"/>
@@ -6733,7 +6732,7 @@
         <w:trPr/>
         <w:tc>
           <w:tcPr>
-            <w:tcW w:w="3813" w:type="dxa"/>
+            <w:tcW w:w="3812" w:type="dxa"/>
             <w:gridSpan w:val="2"/>
             <w:vMerge w:val="restart"/>
             <w:tcBorders/>
@@ -6741,7 +6740,7 @@
           </w:tcPr>
           <w:p>
             <w:pPr>
-              <w:pStyle w:val="Style17"/>
+              <w:pStyle w:val="Style16"/>
               <w:widowControl w:val="false"/>
               <w:suppressLineNumbers/>
               <w:bidi w:val="0"/>
@@ -6807,13 +6806,13 @@
         </w:tc>
         <w:tc>
           <w:tcPr>
-            <w:tcW w:w="1321" w:type="dxa"/>
-            <w:tcBorders/>
-            <w:vAlign w:val="center"/>
-          </w:tcPr>
-          <w:p>
-            <w:pPr>
-              <w:pStyle w:val="Style17"/>
+            <w:tcW w:w="1322" w:type="dxa"/>
+            <w:tcBorders/>
+            <w:vAlign w:val="center"/>
+          </w:tcPr>
+          <w:p>
+            <w:pPr>
+              <w:pStyle w:val="Style16"/>
               <w:widowControl w:val="false"/>
               <w:suppressLineNumbers/>
               <w:bidi w:val="0"/>
@@ -6828,13 +6827,13 @@
         </w:tc>
         <w:tc>
           <w:tcPr>
-            <w:tcW w:w="2242" w:type="dxa"/>
-            <w:tcBorders/>
-            <w:vAlign w:val="center"/>
-          </w:tcPr>
-          <w:p>
-            <w:pPr>
-              <w:pStyle w:val="Style16"/>
+            <w:tcW w:w="2241" w:type="dxa"/>
+            <w:tcBorders/>
+            <w:vAlign w:val="center"/>
+          </w:tcPr>
+          <w:p>
+            <w:pPr>
+              <w:pStyle w:val="Style15"/>
               <w:widowControl w:val="false"/>
               <w:suppressLineNumbers/>
               <w:bidi w:val="0"/>
@@ -6909,13 +6908,13 @@
         </w:tc>
         <w:tc>
           <w:tcPr>
-            <w:tcW w:w="2262" w:type="dxa"/>
-            <w:tcBorders/>
-            <w:vAlign w:val="center"/>
-          </w:tcPr>
-          <w:p>
-            <w:pPr>
-              <w:pStyle w:val="Style16"/>
+            <w:tcW w:w="2263" w:type="dxa"/>
+            <w:tcBorders/>
+            <w:vAlign w:val="center"/>
+          </w:tcPr>
+          <w:p>
+            <w:pPr>
+              <w:pStyle w:val="Style15"/>
               <w:widowControl w:val="false"/>
               <w:suppressLineNumbers/>
               <w:bidi w:val="0"/>
@@ -6993,7 +6992,7 @@
         <w:trPr/>
         <w:tc>
           <w:tcPr>
-            <w:tcW w:w="3813" w:type="dxa"/>
+            <w:tcW w:w="3812" w:type="dxa"/>
             <w:gridSpan w:val="2"/>
             <w:vMerge w:val="continue"/>
             <w:tcBorders/>
@@ -7001,7 +7000,7 @@
           </w:tcPr>
           <w:p>
             <w:pPr>
-              <w:pStyle w:val="Style16"/>
+              <w:pStyle w:val="Style15"/>
               <w:widowControl w:val="false"/>
               <w:bidi w:val="0"/>
               <w:jc w:val="left"/>
@@ -7020,13 +7019,13 @@
         </w:tc>
         <w:tc>
           <w:tcPr>
-            <w:tcW w:w="1321" w:type="dxa"/>
-            <w:tcBorders/>
-            <w:vAlign w:val="center"/>
-          </w:tcPr>
-          <w:p>
-            <w:pPr>
-              <w:pStyle w:val="Style17"/>
+            <w:tcW w:w="1322" w:type="dxa"/>
+            <w:tcBorders/>
+            <w:vAlign w:val="center"/>
+          </w:tcPr>
+          <w:p>
+            <w:pPr>
+              <w:pStyle w:val="Style16"/>
               <w:widowControl w:val="false"/>
               <w:suppressLineNumbers/>
               <w:bidi w:val="0"/>
@@ -7077,13 +7076,13 @@
         </w:tc>
         <w:tc>
           <w:tcPr>
-            <w:tcW w:w="2242" w:type="dxa"/>
-            <w:tcBorders/>
-            <w:vAlign w:val="center"/>
-          </w:tcPr>
-          <w:p>
-            <w:pPr>
-              <w:pStyle w:val="Style16"/>
+            <w:tcW w:w="2241" w:type="dxa"/>
+            <w:tcBorders/>
+            <w:vAlign w:val="center"/>
+          </w:tcPr>
+          <w:p>
+            <w:pPr>
+              <w:pStyle w:val="Style15"/>
               <w:widowControl w:val="false"/>
               <w:suppressLineNumbers/>
               <w:bidi w:val="0"/>
@@ -7158,13 +7157,13 @@
         </w:tc>
         <w:tc>
           <w:tcPr>
-            <w:tcW w:w="2262" w:type="dxa"/>
-            <w:tcBorders/>
-            <w:vAlign w:val="center"/>
-          </w:tcPr>
-          <w:p>
-            <w:pPr>
-              <w:pStyle w:val="Style16"/>
+            <w:tcW w:w="2263" w:type="dxa"/>
+            <w:tcBorders/>
+            <w:vAlign w:val="center"/>
+          </w:tcPr>
+          <w:p>
+            <w:pPr>
+              <w:pStyle w:val="Style15"/>
               <w:widowControl w:val="false"/>
               <w:suppressLineNumbers/>
               <w:bidi w:val="0"/>
@@ -7249,7 +7248,7 @@
           </w:tcPr>
           <w:p>
             <w:pPr>
-              <w:pStyle w:val="Style17"/>
+              <w:pStyle w:val="Style16"/>
               <w:widowControl w:val="false"/>
               <w:suppressLineNumbers/>
               <w:bidi w:val="0"/>
@@ -7279,7 +7278,7 @@
           </w:tcPr>
           <w:p>
             <w:pPr>
-              <w:pStyle w:val="Style16"/>
+              <w:pStyle w:val="Style15"/>
               <w:widowControl w:val="false"/>
               <w:suppressLineNumbers/>
               <w:bidi w:val="0"/>
@@ -7297,7 +7296,7 @@
         <w:trPr/>
         <w:tc>
           <w:tcPr>
-            <w:tcW w:w="3813" w:type="dxa"/>
+            <w:tcW w:w="3812" w:type="dxa"/>
             <w:gridSpan w:val="2"/>
             <w:vMerge w:val="restart"/>
             <w:tcBorders/>
@@ -7305,7 +7304,7 @@
           </w:tcPr>
           <w:p>
             <w:pPr>
-              <w:pStyle w:val="Style17"/>
+              <w:pStyle w:val="Style16"/>
               <w:widowControl w:val="false"/>
               <w:suppressLineNumbers/>
               <w:bidi w:val="0"/>
@@ -7355,13 +7354,13 @@
         </w:tc>
         <w:tc>
           <w:tcPr>
-            <w:tcW w:w="1321" w:type="dxa"/>
-            <w:tcBorders/>
-            <w:vAlign w:val="center"/>
-          </w:tcPr>
-          <w:p>
-            <w:pPr>
-              <w:pStyle w:val="Style17"/>
+            <w:tcW w:w="1322" w:type="dxa"/>
+            <w:tcBorders/>
+            <w:vAlign w:val="center"/>
+          </w:tcPr>
+          <w:p>
+            <w:pPr>
+              <w:pStyle w:val="Style16"/>
               <w:widowControl w:val="false"/>
               <w:suppressLineNumbers/>
               <w:bidi w:val="0"/>
@@ -7383,7 +7382,7 @@
           </w:tcPr>
           <w:p>
             <w:pPr>
-              <w:pStyle w:val="Style16"/>
+              <w:pStyle w:val="Style15"/>
               <w:widowControl w:val="false"/>
               <w:suppressLineNumbers/>
               <w:bidi w:val="0"/>
@@ -7405,7 +7404,7 @@
         <w:trPr/>
         <w:tc>
           <w:tcPr>
-            <w:tcW w:w="3813" w:type="dxa"/>
+            <w:tcW w:w="3812" w:type="dxa"/>
             <w:gridSpan w:val="2"/>
             <w:vMerge w:val="continue"/>
             <w:tcBorders/>
@@ -7413,7 +7412,7 @@
           </w:tcPr>
           <w:p>
             <w:pPr>
-              <w:pStyle w:val="Style16"/>
+              <w:pStyle w:val="Style15"/>
               <w:widowControl w:val="false"/>
               <w:bidi w:val="0"/>
               <w:jc w:val="left"/>
@@ -7432,13 +7431,13 @@
         </w:tc>
         <w:tc>
           <w:tcPr>
-            <w:tcW w:w="1321" w:type="dxa"/>
-            <w:tcBorders/>
-            <w:vAlign w:val="center"/>
-          </w:tcPr>
-          <w:p>
-            <w:pPr>
-              <w:pStyle w:val="Style17"/>
+            <w:tcW w:w="1322" w:type="dxa"/>
+            <w:tcBorders/>
+            <w:vAlign w:val="center"/>
+          </w:tcPr>
+          <w:p>
+            <w:pPr>
+              <w:pStyle w:val="Style16"/>
               <w:widowControl w:val="false"/>
               <w:suppressLineNumbers/>
               <w:bidi w:val="0"/>
@@ -7496,7 +7495,7 @@
           </w:tcPr>
           <w:p>
             <w:pPr>
-              <w:pStyle w:val="Style16"/>
+              <w:pStyle w:val="Style15"/>
               <w:widowControl w:val="false"/>
               <w:suppressLineNumbers/>
               <w:bidi w:val="0"/>
@@ -7525,7 +7524,7 @@
           </w:tcPr>
           <w:p>
             <w:pPr>
-              <w:pStyle w:val="Style17"/>
+              <w:pStyle w:val="Style16"/>
               <w:widowControl w:val="false"/>
               <w:suppressLineNumbers/>
               <w:bidi w:val="0"/>
@@ -7547,7 +7546,7 @@
           </w:tcPr>
           <w:p>
             <w:pPr>
-              <w:pStyle w:val="Style16"/>
+              <w:pStyle w:val="Style15"/>
               <w:widowControl w:val="false"/>
               <w:suppressLineNumbers/>
               <w:bidi w:val="0"/>
@@ -7572,7 +7571,7 @@
           </w:tcPr>
           <w:p>
             <w:pPr>
-              <w:pStyle w:val="Style17"/>
+              <w:pStyle w:val="Style16"/>
               <w:widowControl w:val="false"/>
               <w:suppressLineNumbers/>
               <w:bidi w:val="0"/>
@@ -7594,7 +7593,7 @@
           </w:tcPr>
           <w:p>
             <w:pPr>
-              <w:pStyle w:val="Style16"/>
+              <w:pStyle w:val="Style15"/>
               <w:widowControl w:val="false"/>
               <w:suppressLineNumbers/>
               <w:bidi w:val="0"/>
@@ -7691,7 +7690,7 @@
           </w:tcPr>
           <w:p>
             <w:pPr>
-              <w:pStyle w:val="Style17"/>
+              <w:pStyle w:val="Style16"/>
               <w:widowControl w:val="false"/>
               <w:suppressLineNumbers/>
               <w:bidi w:val="0"/>
@@ -7713,7 +7712,7 @@
           </w:tcPr>
           <w:p>
             <w:pPr>
-              <w:pStyle w:val="Style16"/>
+              <w:pStyle w:val="Style15"/>
               <w:widowControl w:val="false"/>
               <w:suppressLineNumbers/>
               <w:bidi w:val="0"/>
@@ -7738,7 +7737,7 @@
           </w:tcPr>
           <w:p>
             <w:pPr>
-              <w:pStyle w:val="Style17"/>
+              <w:pStyle w:val="Style16"/>
               <w:widowControl w:val="false"/>
               <w:suppressLineNumbers/>
               <w:bidi w:val="0"/>
@@ -7795,7 +7794,7 @@
           </w:tcPr>
           <w:p>
             <w:pPr>
-              <w:pStyle w:val="Style16"/>
+              <w:pStyle w:val="Style15"/>
               <w:widowControl w:val="false"/>
               <w:suppressLineNumbers/>
               <w:bidi w:val="0"/>
@@ -7828,7 +7827,7 @@
           </w:tcPr>
           <w:p>
             <w:pPr>
-              <w:pStyle w:val="Style17"/>
+              <w:pStyle w:val="Style16"/>
               <w:widowControl w:val="false"/>
               <w:suppressLineNumbers/>
               <w:bidi w:val="0"/>
@@ -7963,7 +7962,7 @@
           </w:tcPr>
           <w:p>
             <w:pPr>
-              <w:pStyle w:val="Style16"/>
+              <w:pStyle w:val="Style15"/>
               <w:widowControl w:val="false"/>
               <w:suppressLineNumbers/>
               <w:bidi w:val="0"/>
@@ -8132,7 +8131,7 @@
           </w:tcPr>
           <w:p>
             <w:pPr>
-              <w:pStyle w:val="Style16"/>
+              <w:pStyle w:val="Style15"/>
               <w:widowControl w:val="false"/>
               <w:suppressLineNumbers/>
               <w:bidi w:val="0"/>
@@ -8163,7 +8162,7 @@
           </w:tcPr>
           <w:p>
             <w:pPr>
-              <w:pStyle w:val="Style16"/>
+              <w:pStyle w:val="Style15"/>
               <w:widowControl w:val="false"/>
               <w:suppressLineNumbers/>
               <w:bidi w:val="0"/>
@@ -8189,7 +8188,7 @@
           </w:tcPr>
           <w:p>
             <w:pPr>
-              <w:pStyle w:val="Style16"/>
+              <w:pStyle w:val="Style15"/>
               <w:widowControl w:val="false"/>
               <w:suppressLineNumbers/>
               <w:bidi w:val="0"/>
@@ -8218,7 +8217,7 @@
           </w:tcPr>
           <w:p>
             <w:pPr>
-              <w:pStyle w:val="Style16"/>
+              <w:pStyle w:val="Style15"/>
               <w:widowControl w:val="false"/>
               <w:suppressLineNumbers/>
               <w:bidi w:val="0"/>
@@ -8244,7 +8243,7 @@
           </w:tcPr>
           <w:p>
             <w:pPr>
-              <w:pStyle w:val="Style16"/>
+              <w:pStyle w:val="Style15"/>
               <w:widowControl w:val="false"/>
               <w:suppressLineNumbers/>
               <w:bidi w:val="0"/>
@@ -8273,7 +8272,7 @@
           </w:tcPr>
           <w:p>
             <w:pPr>
-              <w:pStyle w:val="Style16"/>
+              <w:pStyle w:val="Style15"/>
               <w:widowControl w:val="false"/>
               <w:suppressLineNumbers/>
               <w:bidi w:val="0"/>
@@ -8299,7 +8298,7 @@
           </w:tcPr>
           <w:p>
             <w:pPr>
-              <w:pStyle w:val="Style16"/>
+              <w:pStyle w:val="Style15"/>
               <w:widowControl w:val="false"/>
               <w:suppressLineNumbers/>
               <w:bidi w:val="0"/>
@@ -8328,7 +8327,7 @@
           </w:tcPr>
           <w:p>
             <w:pPr>
-              <w:pStyle w:val="Style16"/>
+              <w:pStyle w:val="Style15"/>
               <w:widowControl w:val="false"/>
               <w:suppressLineNumbers/>
               <w:bidi w:val="0"/>
@@ -8406,7 +8405,7 @@
           </w:tcPr>
           <w:p>
             <w:pPr>
-              <w:pStyle w:val="Style16"/>
+              <w:pStyle w:val="Style15"/>
               <w:widowControl w:val="false"/>
               <w:suppressLineNumbers/>
               <w:bidi w:val="0"/>
@@ -8435,7 +8434,7 @@
           </w:tcPr>
           <w:p>
             <w:pPr>
-              <w:pStyle w:val="Style16"/>
+              <w:pStyle w:val="Style15"/>
               <w:widowControl w:val="false"/>
               <w:suppressLineNumbers/>
               <w:bidi w:val="0"/>
@@ -8556,7 +8555,7 @@
           </w:tcPr>
           <w:p>
             <w:pPr>
-              <w:pStyle w:val="Style16"/>
+              <w:pStyle w:val="Style15"/>
               <w:widowControl w:val="false"/>
               <w:suppressLineNumbers/>
               <w:bidi w:val="0"/>
@@ -8585,7 +8584,7 @@
           </w:tcPr>
           <w:p>
             <w:pPr>
-              <w:pStyle w:val="Style16"/>
+              <w:pStyle w:val="Style15"/>
               <w:widowControl w:val="false"/>
               <w:suppressLineNumbers/>
               <w:bidi w:val="0"/>
@@ -8611,7 +8610,7 @@
           </w:tcPr>
           <w:p>
             <w:pPr>
-              <w:pStyle w:val="Style16"/>
+              <w:pStyle w:val="Style15"/>
               <w:widowControl w:val="false"/>
               <w:suppressLineNumbers/>
               <w:bidi w:val="0"/>
@@ -8640,7 +8639,7 @@
           </w:tcPr>
           <w:p>
             <w:pPr>
-              <w:pStyle w:val="Style16"/>
+              <w:pStyle w:val="Style15"/>
               <w:widowControl w:val="false"/>
               <w:suppressLineNumbers/>
               <w:bidi w:val="0"/>
@@ -8674,7 +8673,7 @@
           </w:tcPr>
           <w:p>
             <w:pPr>
-              <w:pStyle w:val="Style16"/>
+              <w:pStyle w:val="Style15"/>
               <w:widowControl w:val="false"/>
               <w:suppressLineNumbers/>
               <w:bidi w:val="0"/>
@@ -8703,7 +8702,7 @@
           </w:tcPr>
           <w:p>
             <w:pPr>
-              <w:pStyle w:val="Style16"/>
+              <w:pStyle w:val="Style15"/>
               <w:widowControl w:val="false"/>
               <w:suppressLineNumbers/>
               <w:bidi w:val="0"/>
@@ -8729,7 +8728,7 @@
           </w:tcPr>
           <w:p>
             <w:pPr>
-              <w:pStyle w:val="Style16"/>
+              <w:pStyle w:val="Style15"/>
               <w:widowControl w:val="false"/>
               <w:suppressLineNumbers/>
               <w:bidi w:val="0"/>
@@ -8758,7 +8757,7 @@
           </w:tcPr>
           <w:p>
             <w:pPr>
-              <w:pStyle w:val="Style16"/>
+              <w:pStyle w:val="Style15"/>
               <w:widowControl w:val="false"/>
               <w:suppressLineNumbers/>
               <w:bidi w:val="0"/>
@@ -8784,7 +8783,7 @@
           </w:tcPr>
           <w:p>
             <w:pPr>
-              <w:pStyle w:val="Style16"/>
+              <w:pStyle w:val="Style15"/>
               <w:widowControl w:val="false"/>
               <w:suppressLineNumbers/>
               <w:bidi w:val="0"/>
@@ -8813,7 +8812,7 @@
           </w:tcPr>
           <w:p>
             <w:pPr>
-              <w:pStyle w:val="Style16"/>
+              <w:pStyle w:val="Style15"/>
               <w:widowControl w:val="false"/>
               <w:suppressLineNumbers/>
               <w:bidi w:val="0"/>
@@ -8863,7 +8862,7 @@
           </w:tcPr>
           <w:p>
             <w:pPr>
-              <w:pStyle w:val="Style16"/>
+              <w:pStyle w:val="Style15"/>
               <w:widowControl w:val="false"/>
               <w:suppressLineNumbers/>
               <w:bidi w:val="0"/>
@@ -8892,19 +8891,17 @@
           </w:tcPr>
           <w:p>
             <w:pPr>
-              <w:pStyle w:val="Style16"/>
-              <w:widowControl w:val="false"/>
-              <w:suppressLineNumbers/>
-              <w:bidi w:val="0"/>
-              <w:jc w:val="left"/>
-              <w:rPr/>
-            </w:pPr>
-            <w:r>
-              <w:rPr/>
-              <w:t xml:space="preserve">バッテリー駆動時間は、ご利用状況やカスタムメイド構成によっては記載時間と異なる場合があります。 </w:t>
-            </w:r>
-            <w:bookmarkStart w:id="10" w:name="12"/>
-            <w:bookmarkEnd w:id="10"/>
+              <w:pStyle w:val="Style15"/>
+              <w:widowControl w:val="false"/>
+              <w:suppressLineNumbers/>
+              <w:bidi w:val="0"/>
+              <w:jc w:val="left"/>
+              <w:rPr/>
+            </w:pPr>
+            <w:r>
+              <w:rPr/>
+              <w:t>バッテリー駆動時間は、ご利用状況やカスタムメイド構成によっては記載時間と異なる場合があります。</w:t>
+            </w:r>
           </w:p>
         </w:tc>
       </w:tr>
@@ -8918,7 +8915,7 @@
           </w:tcPr>
           <w:p>
             <w:pPr>
-              <w:pStyle w:val="Style16"/>
+              <w:pStyle w:val="Style15"/>
               <w:widowControl w:val="false"/>
               <w:suppressLineNumbers/>
               <w:bidi w:val="0"/>
@@ -8947,7 +8944,7 @@
           </w:tcPr>
           <w:p>
             <w:pPr>
-              <w:pStyle w:val="Style16"/>
+              <w:pStyle w:val="Style15"/>
               <w:widowControl w:val="false"/>
               <w:suppressLineNumbers/>
               <w:bidi w:val="0"/>
@@ -8964,10 +8961,8 @@
             </w:r>
             <w:r>
               <w:rPr/>
-              <w:t xml:space="preserve">時。 </w:t>
-            </w:r>
-            <w:bookmarkStart w:id="11" w:name="13"/>
-            <w:bookmarkEnd w:id="11"/>
+              <w:t>時。</w:t>
+            </w:r>
           </w:p>
         </w:tc>
       </w:tr>
@@ -8981,7 +8976,7 @@
           </w:tcPr>
           <w:p>
             <w:pPr>
-              <w:pStyle w:val="Style16"/>
+              <w:pStyle w:val="Style15"/>
               <w:widowControl w:val="false"/>
               <w:suppressLineNumbers/>
               <w:bidi w:val="0"/>
@@ -9010,7 +9005,7 @@
           </w:tcPr>
           <w:p>
             <w:pPr>
-              <w:pStyle w:val="Style16"/>
+              <w:pStyle w:val="Style15"/>
               <w:widowControl w:val="false"/>
               <w:bidi w:val="0"/>
               <w:spacing w:before="0" w:after="283"/>
@@ -9060,11 +9055,11 @@
           </w:p>
           <w:p>
             <w:pPr>
-              <w:pStyle w:val="Style16"/>
+              <w:pStyle w:val="Style15"/>
               <w:widowControl w:val="false"/>
               <w:numPr>
                 <w:ilvl w:val="0"/>
-                <w:numId w:val="2"/>
+                <w:numId w:val="3"/>
               </w:numPr>
               <w:tabs>
                 <w:tab w:val="left" w:pos="709" w:leader="none"/>
@@ -9086,7 +9081,7 @@
           </w:p>
           <w:p>
             <w:pPr>
-              <w:pStyle w:val="Style16"/>
+              <w:pStyle w:val="Style15"/>
               <w:widowControl w:val="false"/>
               <w:numPr>
                 <w:ilvl w:val="0"/>
@@ -9417,11 +9412,11 @@
           </w:p>
           <w:p>
             <w:pPr>
-              <w:pStyle w:val="Style16"/>
+              <w:pStyle w:val="Style15"/>
               <w:widowControl w:val="false"/>
               <w:numPr>
                 <w:ilvl w:val="0"/>
-                <w:numId w:val="2"/>
+                <w:numId w:val="3"/>
               </w:numPr>
               <w:tabs>
                 <w:tab w:val="left" w:pos="709" w:leader="none"/>
@@ -9443,7 +9438,7 @@
           </w:p>
           <w:p>
             <w:pPr>
-              <w:pStyle w:val="Style16"/>
+              <w:pStyle w:val="Style15"/>
               <w:widowControl w:val="false"/>
               <w:numPr>
                 <w:ilvl w:val="0"/>
@@ -9742,11 +9737,11 @@
           </w:p>
           <w:p>
             <w:pPr>
-              <w:pStyle w:val="Style16"/>
+              <w:pStyle w:val="Style15"/>
               <w:widowControl w:val="false"/>
               <w:numPr>
                 <w:ilvl w:val="0"/>
-                <w:numId w:val="2"/>
+                <w:numId w:val="3"/>
               </w:numPr>
               <w:tabs>
                 <w:tab w:val="left" w:pos="709" w:leader="none"/>
@@ -9768,7 +9763,7 @@
           </w:p>
           <w:p>
             <w:pPr>
-              <w:pStyle w:val="Style16"/>
+              <w:pStyle w:val="Style15"/>
               <w:widowControl w:val="false"/>
               <w:numPr>
                 <w:ilvl w:val="0"/>
@@ -10103,7 +10098,7 @@
           </w:tcPr>
           <w:p>
             <w:pPr>
-              <w:pStyle w:val="Style16"/>
+              <w:pStyle w:val="Style15"/>
               <w:widowControl w:val="false"/>
               <w:suppressLineNumbers/>
               <w:bidi w:val="0"/>
@@ -10132,7 +10127,7 @@
           </w:tcPr>
           <w:p>
             <w:pPr>
-              <w:pStyle w:val="Style16"/>
+              <w:pStyle w:val="Style15"/>
               <w:widowControl w:val="false"/>
               <w:suppressLineNumbers/>
               <w:bidi w:val="0"/>
@@ -10215,8 +10210,8 @@
               <w:rPr/>
               <w:t>％以上</w:t>
             </w:r>
-            <w:bookmarkStart w:id="12" w:name="15"/>
-            <w:bookmarkEnd w:id="12"/>
+            <w:bookmarkStart w:id="10" w:name="15"/>
+            <w:bookmarkEnd w:id="10"/>
           </w:p>
         </w:tc>
       </w:tr>
@@ -10230,7 +10225,7 @@
           </w:tcPr>
           <w:p>
             <w:pPr>
-              <w:pStyle w:val="Style16"/>
+              <w:pStyle w:val="Style15"/>
               <w:widowControl w:val="false"/>
               <w:suppressLineNumbers/>
               <w:bidi w:val="0"/>
@@ -10259,7 +10254,7 @@
           </w:tcPr>
           <w:p>
             <w:pPr>
-              <w:pStyle w:val="Style16"/>
+              <w:pStyle w:val="Style15"/>
               <w:widowControl w:val="false"/>
               <w:suppressLineNumbers/>
               <w:bidi w:val="0"/>
@@ -10278,8 +10273,8 @@
               <w:rPr/>
               <w:t>のみ）。</w:t>
             </w:r>
-            <w:bookmarkStart w:id="13" w:name="16"/>
-            <w:bookmarkEnd w:id="13"/>
+            <w:bookmarkStart w:id="11" w:name="16"/>
+            <w:bookmarkEnd w:id="11"/>
           </w:p>
         </w:tc>
       </w:tr>
@@ -10293,7 +10288,7 @@
           </w:tcPr>
           <w:p>
             <w:pPr>
-              <w:pStyle w:val="Style16"/>
+              <w:pStyle w:val="Style15"/>
               <w:widowControl w:val="false"/>
               <w:suppressLineNumbers/>
               <w:bidi w:val="0"/>
@@ -10322,7 +10317,7 @@
           </w:tcPr>
           <w:p>
             <w:pPr>
-              <w:pStyle w:val="Style16"/>
+              <w:pStyle w:val="Style15"/>
               <w:widowControl w:val="false"/>
               <w:suppressLineNumbers/>
               <w:bidi w:val="0"/>
@@ -10385,7 +10380,7 @@
           </w:tcPr>
           <w:p>
             <w:pPr>
-              <w:pStyle w:val="Style16"/>
+              <w:pStyle w:val="Style15"/>
               <w:widowControl w:val="false"/>
               <w:suppressLineNumbers/>
               <w:bidi w:val="0"/>
@@ -10414,7 +10409,7 @@
           </w:tcPr>
           <w:p>
             <w:pPr>
-              <w:pStyle w:val="Style16"/>
+              <w:pStyle w:val="Style15"/>
               <w:widowControl w:val="false"/>
               <w:suppressLineNumbers/>
               <w:bidi w:val="0"/>
@@ -10465,8 +10460,8 @@
               <w:rPr/>
               <w:t>輝度最小）。</w:t>
             </w:r>
-            <w:bookmarkStart w:id="14" w:name="18"/>
-            <w:bookmarkEnd w:id="14"/>
+            <w:bookmarkStart w:id="12" w:name="18"/>
+            <w:bookmarkEnd w:id="12"/>
           </w:p>
         </w:tc>
       </w:tr>
@@ -10480,7 +10475,7 @@
           </w:tcPr>
           <w:p>
             <w:pPr>
-              <w:pStyle w:val="Style16"/>
+              <w:pStyle w:val="Style15"/>
               <w:widowControl w:val="false"/>
               <w:suppressLineNumbers/>
               <w:bidi w:val="0"/>
@@ -10509,7 +10504,7 @@
           </w:tcPr>
           <w:p>
             <w:pPr>
-              <w:pStyle w:val="Style16"/>
+              <w:pStyle w:val="Style15"/>
               <w:widowControl w:val="false"/>
               <w:suppressLineNumbers/>
               <w:bidi w:val="0"/>
@@ -10536,8 +10531,8 @@
               <w:rPr/>
               <w:t>およびドライバを提供しますが、全ての機能を保証するものではありません。</w:t>
             </w:r>
-            <w:bookmarkStart w:id="15" w:name="19"/>
-            <w:bookmarkEnd w:id="15"/>
+            <w:bookmarkStart w:id="13" w:name="19"/>
+            <w:bookmarkEnd w:id="13"/>
           </w:p>
         </w:tc>
       </w:tr>
@@ -10551,7 +10546,7 @@
           </w:tcPr>
           <w:p>
             <w:pPr>
-              <w:pStyle w:val="Style16"/>
+              <w:pStyle w:val="Style15"/>
               <w:widowControl w:val="false"/>
               <w:suppressLineNumbers/>
               <w:bidi w:val="0"/>
@@ -10580,7 +10575,7 @@
           </w:tcPr>
           <w:p>
             <w:pPr>
-              <w:pStyle w:val="Style16"/>
+              <w:pStyle w:val="Style15"/>
               <w:widowControl w:val="false"/>
               <w:suppressLineNumbers/>
               <w:bidi w:val="0"/>
@@ -10591,8 +10586,8 @@
               <w:rPr/>
               <w:t>日本語版のみ。</w:t>
             </w:r>
-            <w:bookmarkStart w:id="16" w:name="20"/>
-            <w:bookmarkEnd w:id="16"/>
+            <w:bookmarkStart w:id="14" w:name="20"/>
+            <w:bookmarkEnd w:id="14"/>
           </w:p>
         </w:tc>
       </w:tr>
@@ -10606,7 +10601,7 @@
           </w:tcPr>
           <w:p>
             <w:pPr>
-              <w:pStyle w:val="Style16"/>
+              <w:pStyle w:val="Style15"/>
               <w:widowControl w:val="false"/>
               <w:suppressLineNumbers/>
               <w:bidi w:val="0"/>
@@ -10635,7 +10630,7 @@
           </w:tcPr>
           <w:p>
             <w:pPr>
-              <w:pStyle w:val="Style16"/>
+              <w:pStyle w:val="Style15"/>
               <w:widowControl w:val="false"/>
               <w:suppressLineNumbers/>
               <w:bidi w:val="0"/>
@@ -10734,7 +10729,7 @@
           </w:tcPr>
           <w:p>
             <w:pPr>
-              <w:pStyle w:val="Style16"/>
+              <w:pStyle w:val="Style15"/>
               <w:widowControl w:val="false"/>
               <w:suppressLineNumbers/>
               <w:bidi w:val="0"/>
@@ -10763,7 +10758,7 @@
           </w:tcPr>
           <w:p>
             <w:pPr>
-              <w:pStyle w:val="Style16"/>
+              <w:pStyle w:val="Style15"/>
               <w:widowControl w:val="false"/>
               <w:suppressLineNumbers/>
               <w:bidi w:val="0"/>
@@ -10854,8 +10849,8 @@
               <w:rPr/>
               <w:t>までとなります。</w:t>
             </w:r>
-            <w:bookmarkStart w:id="17" w:name="22"/>
-            <w:bookmarkEnd w:id="17"/>
+            <w:bookmarkStart w:id="15" w:name="22"/>
+            <w:bookmarkEnd w:id="15"/>
           </w:p>
         </w:tc>
       </w:tr>
@@ -10869,7 +10864,7 @@
           </w:tcPr>
           <w:p>
             <w:pPr>
-              <w:pStyle w:val="Style16"/>
+              <w:pStyle w:val="Style15"/>
               <w:widowControl w:val="false"/>
               <w:suppressLineNumbers/>
               <w:bidi w:val="0"/>
@@ -10898,7 +10893,7 @@
           </w:tcPr>
           <w:p>
             <w:pPr>
-              <w:pStyle w:val="Style16"/>
+              <w:pStyle w:val="Style15"/>
               <w:widowControl w:val="false"/>
               <w:suppressLineNumbers/>
               <w:bidi w:val="0"/>
@@ -11011,7 +11006,7 @@
           </w:tcPr>
           <w:p>
             <w:pPr>
-              <w:pStyle w:val="Style16"/>
+              <w:pStyle w:val="Style15"/>
               <w:widowControl w:val="false"/>
               <w:suppressLineNumbers/>
               <w:bidi w:val="0"/>
@@ -11040,7 +11035,7 @@
           </w:tcPr>
           <w:p>
             <w:pPr>
-              <w:pStyle w:val="Style16"/>
+              <w:pStyle w:val="Style15"/>
               <w:widowControl w:val="false"/>
               <w:suppressLineNumbers/>
               <w:bidi w:val="0"/>
@@ -11153,7 +11148,7 @@
           </w:tcPr>
           <w:p>
             <w:pPr>
-              <w:pStyle w:val="Style16"/>
+              <w:pStyle w:val="Style15"/>
               <w:widowControl w:val="false"/>
               <w:suppressLineNumbers/>
               <w:bidi w:val="0"/>
@@ -11182,7 +11177,7 @@
           </w:tcPr>
           <w:p>
             <w:pPr>
-              <w:pStyle w:val="Style16"/>
+              <w:pStyle w:val="Style15"/>
               <w:widowControl w:val="false"/>
               <w:suppressLineNumbers/>
               <w:bidi w:val="0"/>
@@ -11193,8 +11188,8 @@
               <w:rPr/>
               <w:t>本体内蔵のメモリは取り外しできません。また、メモリの追加増設はできません。</w:t>
             </w:r>
-            <w:bookmarkStart w:id="18" w:name="25"/>
-            <w:bookmarkEnd w:id="18"/>
+            <w:bookmarkStart w:id="16" w:name="25"/>
+            <w:bookmarkEnd w:id="16"/>
           </w:p>
         </w:tc>
       </w:tr>
@@ -11208,7 +11203,7 @@
           </w:tcPr>
           <w:p>
             <w:pPr>
-              <w:pStyle w:val="Style16"/>
+              <w:pStyle w:val="Style15"/>
               <w:widowControl w:val="false"/>
               <w:suppressLineNumbers/>
               <w:bidi w:val="0"/>
@@ -11237,19 +11232,17 @@
           </w:tcPr>
           <w:p>
             <w:pPr>
-              <w:pStyle w:val="Style16"/>
-              <w:widowControl w:val="false"/>
-              <w:suppressLineNumbers/>
-              <w:bidi w:val="0"/>
-              <w:jc w:val="left"/>
-              <w:rPr/>
-            </w:pPr>
-            <w:r>
-              <w:rPr/>
-              <w:t xml:space="preserve">本製品のバッテリーは、お客様自身で交換できない仕様になっており、バッテリー交換は別途有償となります。 </w:t>
-            </w:r>
-            <w:bookmarkStart w:id="19" w:name="26"/>
-            <w:bookmarkEnd w:id="19"/>
+              <w:pStyle w:val="Style15"/>
+              <w:widowControl w:val="false"/>
+              <w:suppressLineNumbers/>
+              <w:bidi w:val="0"/>
+              <w:jc w:val="left"/>
+              <w:rPr/>
+            </w:pPr>
+            <w:r>
+              <w:rPr/>
+              <w:t>本製品のバッテリーは、お客様自身で交換できない仕様になっており、バッテリー交換は別途有償となります。</w:t>
+            </w:r>
           </w:p>
         </w:tc>
       </w:tr>
@@ -11263,7 +11256,7 @@
           </w:tcPr>
           <w:p>
             <w:pPr>
-              <w:pStyle w:val="Style16"/>
+              <w:pStyle w:val="Style15"/>
               <w:widowControl w:val="false"/>
               <w:suppressLineNumbers/>
               <w:bidi w:val="0"/>
@@ -11292,7 +11285,7 @@
           </w:tcPr>
           <w:p>
             <w:pPr>
-              <w:pStyle w:val="Style16"/>
+              <w:pStyle w:val="Style15"/>
               <w:widowControl w:val="false"/>
               <w:suppressLineNumbers/>
               <w:bidi w:val="0"/>
@@ -11317,10 +11310,8 @@
             </w:r>
             <w:r>
               <w:rPr/>
-              <w:t xml:space="preserve">は同時利用できません。 </w:t>
-            </w:r>
-            <w:bookmarkStart w:id="20" w:name="27"/>
-            <w:bookmarkEnd w:id="20"/>
+              <w:t>は同時利用できません。</w:t>
+            </w:r>
           </w:p>
         </w:tc>
       </w:tr>
@@ -11334,7 +11325,7 @@
           </w:tcPr>
           <w:p>
             <w:pPr>
-              <w:pStyle w:val="Style16"/>
+              <w:pStyle w:val="Style15"/>
               <w:widowControl w:val="false"/>
               <w:suppressLineNumbers/>
               <w:bidi w:val="0"/>
@@ -11363,7 +11354,7 @@
           </w:tcPr>
           <w:p>
             <w:pPr>
-              <w:pStyle w:val="Style16"/>
+              <w:pStyle w:val="Style15"/>
               <w:widowControl w:val="false"/>
               <w:suppressLineNumbers/>
               <w:bidi w:val="0"/>
@@ -11378,8 +11369,8 @@
               <w:rPr/>
               <w:t>に対応しています。</w:t>
             </w:r>
-            <w:bookmarkStart w:id="21" w:name="28"/>
-            <w:bookmarkEnd w:id="21"/>
+            <w:bookmarkStart w:id="17" w:name="28"/>
+            <w:bookmarkEnd w:id="17"/>
           </w:p>
         </w:tc>
       </w:tr>
@@ -11393,7 +11384,7 @@
           </w:tcPr>
           <w:p>
             <w:pPr>
-              <w:pStyle w:val="Style16"/>
+              <w:pStyle w:val="Style15"/>
               <w:widowControl w:val="false"/>
               <w:suppressLineNumbers/>
               <w:bidi w:val="0"/>
@@ -11422,7 +11413,7 @@
           </w:tcPr>
           <w:p>
             <w:pPr>
-              <w:pStyle w:val="Style16"/>
+              <w:pStyle w:val="Style15"/>
               <w:widowControl w:val="false"/>
               <w:suppressLineNumbers/>
               <w:bidi w:val="0"/>
@@ -11441,8 +11432,8 @@
               <w:rPr/>
               <w:t>ビットです。なお、使用できるサンプリンググレードは、ソフトウェアによって異なります。</w:t>
             </w:r>
-            <w:bookmarkStart w:id="22" w:name="29"/>
-            <w:bookmarkEnd w:id="22"/>
+            <w:bookmarkStart w:id="18" w:name="29"/>
+            <w:bookmarkEnd w:id="18"/>
           </w:p>
         </w:tc>
       </w:tr>
@@ -11456,7 +11447,7 @@
           </w:tcPr>
           <w:p>
             <w:pPr>
-              <w:pStyle w:val="Style16"/>
+              <w:pStyle w:val="Style15"/>
               <w:widowControl w:val="false"/>
               <w:suppressLineNumbers/>
               <w:bidi w:val="0"/>
@@ -11485,7 +11476,7 @@
           </w:tcPr>
           <w:p>
             <w:pPr>
-              <w:pStyle w:val="Style16"/>
+              <w:pStyle w:val="Style15"/>
               <w:widowControl w:val="false"/>
               <w:suppressLineNumbers/>
               <w:bidi w:val="0"/>
@@ -11500,8 +11491,8 @@
               <w:rPr/>
               <w:t>。</w:t>
             </w:r>
-            <w:bookmarkStart w:id="23" w:name="30"/>
-            <w:bookmarkEnd w:id="23"/>
+            <w:bookmarkStart w:id="19" w:name="30"/>
+            <w:bookmarkEnd w:id="19"/>
           </w:p>
         </w:tc>
       </w:tr>
@@ -11515,7 +11506,7 @@
           </w:tcPr>
           <w:p>
             <w:pPr>
-              <w:pStyle w:val="Style16"/>
+              <w:pStyle w:val="Style15"/>
               <w:widowControl w:val="false"/>
               <w:suppressLineNumbers/>
               <w:bidi w:val="0"/>
@@ -11544,7 +11535,7 @@
           </w:tcPr>
           <w:p>
             <w:pPr>
-              <w:pStyle w:val="Style16"/>
+              <w:pStyle w:val="Style15"/>
               <w:widowControl w:val="false"/>
               <w:suppressLineNumbers/>
               <w:bidi w:val="0"/>
@@ -11563,8 +11554,8 @@
               <w:rPr/>
               <w:t>機能は簡易的な機能のため、測位には数分～十数分かかることがあります。また、屋内や遮蔽物のある環境では計測できません。</w:t>
             </w:r>
-            <w:bookmarkStart w:id="24" w:name="31"/>
-            <w:bookmarkEnd w:id="24"/>
+            <w:bookmarkStart w:id="20" w:name="31"/>
+            <w:bookmarkEnd w:id="20"/>
           </w:p>
         </w:tc>
       </w:tr>
@@ -11578,7 +11569,7 @@
           </w:tcPr>
           <w:p>
             <w:pPr>
-              <w:pStyle w:val="Style16"/>
+              <w:pStyle w:val="Style15"/>
               <w:widowControl w:val="false"/>
               <w:suppressLineNumbers/>
               <w:bidi w:val="0"/>
@@ -11607,7 +11598,7 @@
           </w:tcPr>
           <w:p>
             <w:pPr>
-              <w:pStyle w:val="Style16"/>
+              <w:pStyle w:val="Style15"/>
               <w:widowControl w:val="false"/>
               <w:suppressLineNumbers/>
               <w:bidi w:val="0"/>
@@ -11622,8 +11613,8 @@
               <w:rPr/>
               <w:t>セットアップメニューにおいて、「バッテリーの充電電圧」を「通常電圧モード」に設定して測定しています。</w:t>
             </w:r>
-            <w:bookmarkStart w:id="25" w:name="32"/>
-            <w:bookmarkEnd w:id="25"/>
+            <w:bookmarkStart w:id="21" w:name="32"/>
+            <w:bookmarkEnd w:id="21"/>
           </w:p>
         </w:tc>
       </w:tr>
@@ -11637,7 +11628,7 @@
           </w:tcPr>
           <w:p>
             <w:pPr>
-              <w:pStyle w:val="Style16"/>
+              <w:pStyle w:val="Style15"/>
               <w:widowControl w:val="false"/>
               <w:suppressLineNumbers/>
               <w:bidi w:val="0"/>
@@ -11666,7 +11657,7 @@
           </w:tcPr>
           <w:p>
             <w:pPr>
-              <w:pStyle w:val="Style16"/>
+              <w:pStyle w:val="Style15"/>
               <w:widowControl w:val="false"/>
               <w:suppressLineNumbers/>
               <w:bidi w:val="0"/>
@@ -11724,7 +11715,7 @@
           </w:tcPr>
           <w:p>
             <w:pPr>
-              <w:pStyle w:val="Style16"/>
+              <w:pStyle w:val="Style15"/>
               <w:widowControl w:val="false"/>
               <w:suppressLineNumbers/>
               <w:bidi w:val="0"/>
@@ -11753,7 +11744,7 @@
           </w:tcPr>
           <w:p>
             <w:pPr>
-              <w:pStyle w:val="Style16"/>
+              <w:pStyle w:val="Style15"/>
               <w:widowControl w:val="false"/>
               <w:suppressLineNumbers/>
               <w:bidi w:val="0"/>
@@ -11772,8 +11763,8 @@
               <w:rPr/>
               <w:t>コンセント側の消費電力となります。</w:t>
             </w:r>
-            <w:bookmarkStart w:id="26" w:name="34"/>
-            <w:bookmarkEnd w:id="26"/>
+            <w:bookmarkStart w:id="22" w:name="34"/>
+            <w:bookmarkEnd w:id="22"/>
           </w:p>
         </w:tc>
       </w:tr>
@@ -11787,7 +11778,7 @@
           </w:tcPr>
           <w:p>
             <w:pPr>
-              <w:pStyle w:val="Style16"/>
+              <w:pStyle w:val="Style15"/>
               <w:widowControl w:val="false"/>
               <w:suppressLineNumbers/>
               <w:bidi w:val="0"/>
@@ -11816,7 +11807,7 @@
           </w:tcPr>
           <w:p>
             <w:pPr>
-              <w:pStyle w:val="Style16"/>
+              <w:pStyle w:val="Style15"/>
               <w:widowControl w:val="false"/>
               <w:suppressLineNumbers/>
               <w:bidi w:val="0"/>
@@ -11887,7 +11878,7 @@
         <w:pStyle w:val="Heading1"/>
         <w:numPr>
           <w:ilvl w:val="0"/>
-          <w:numId w:val="1"/>
+          <w:numId w:val="2"/>
         </w:numPr>
         <w:bidi w:val="0"/>
         <w:jc w:val="left"/>
@@ -11935,7 +11926,7 @@
         <w:pStyle w:val="Heading1"/>
         <w:numPr>
           <w:ilvl w:val="0"/>
-          <w:numId w:val="1"/>
+          <w:numId w:val="2"/>
         </w:numPr>
         <w:bidi w:val="0"/>
         <w:jc w:val="left"/>
@@ -12011,7 +12002,7 @@
         <w:pStyle w:val="Heading1"/>
         <w:numPr>
           <w:ilvl w:val="0"/>
-          <w:numId w:val="1"/>
+          <w:numId w:val="2"/>
         </w:numPr>
         <w:spacing w:before="240" w:after="120"/>
         <w:rPr/>
@@ -12078,6 +12069,40 @@
         <w:t>1</w:t>
       </w:r>
     </w:p>
+    <w:p>
+      <w:pPr>
+        <w:pStyle w:val="Heading1"/>
+        <w:numPr>
+          <w:ilvl w:val="0"/>
+          <w:numId w:val="2"/>
+        </w:numPr>
+        <w:ind w:hanging="0" w:left="0"/>
+        <w:rPr/>
+      </w:pPr>
+      <w:r>
+        <w:rPr/>
+        <w:t>OS</w:t>
+      </w:r>
+    </w:p>
+    <w:p>
+      <w:pPr>
+        <w:pStyle w:val="BodyText"/>
+        <w:spacing w:before="0" w:after="140"/>
+        <w:rPr/>
+      </w:pPr>
+      <w:r>
+        <w:rPr/>
+        <w:t xml:space="preserve">2026-05-22 Linux </w:t>
+      </w:r>
+      <w:r>
+        <w:rPr/>
+        <w:t>Mint 22.3</w:t>
+      </w:r>
+      <w:r>
+        <w:rPr/>
+        <w:t>をインストールした。</w:t>
+      </w:r>
+    </w:p>
     <w:sectPr>
       <w:type w:val="nextPage"/>
       <w:pgSz w:w="11906" w:h="16838"/>
@@ -12094,6 +12119,126 @@
 <file path=word/numbering.xml><?xml version="1.0" encoding="utf-8"?>
 <w:numbering xmlns:w="http://schemas.openxmlformats.org/wordprocessingml/2006/main" xmlns:o="urn:schemas-microsoft-com:office:office" xmlns:r="http://schemas.openxmlformats.org/officeDocument/2006/relationships" xmlns:v="urn:schemas-microsoft-com:vml" xmlns:mc="http://schemas.openxmlformats.org/markup-compatibility/2006" xmlns:w14="http://schemas.microsoft.com/office/word/2010/wordml" mc:Ignorable="w14">
   <w:abstractNum w:abstractNumId="1">
+    <w:lvl w:ilvl="0">
+      <w:start w:val="1"/>
+      <w:numFmt w:val="none"/>
+      <w:suff w:val="nothing"/>
+      <w:lvlText w:val=""/>
+      <w:lvlJc w:val="left"/>
+      <w:pPr>
+        <w:tabs>
+          <w:tab w:val="num" w:pos="0"/>
+        </w:tabs>
+        <w:ind w:left="0" w:hanging="0"/>
+      </w:pPr>
+    </w:lvl>
+    <w:lvl w:ilvl="1">
+      <w:start w:val="1"/>
+      <w:numFmt w:val="none"/>
+      <w:suff w:val="nothing"/>
+      <w:lvlText w:val=""/>
+      <w:lvlJc w:val="left"/>
+      <w:pPr>
+        <w:tabs>
+          <w:tab w:val="num" w:pos="0"/>
+        </w:tabs>
+        <w:ind w:left="0" w:hanging="0"/>
+      </w:pPr>
+    </w:lvl>
+    <w:lvl w:ilvl="2">
+      <w:start w:val="1"/>
+      <w:pStyle w:val="Heading3"/>
+      <w:numFmt w:val="none"/>
+      <w:suff w:val="nothing"/>
+      <w:lvlText w:val=""/>
+      <w:lvlJc w:val="left"/>
+      <w:pPr>
+        <w:tabs>
+          <w:tab w:val="num" w:pos="0"/>
+        </w:tabs>
+        <w:ind w:left="0" w:hanging="0"/>
+      </w:pPr>
+    </w:lvl>
+    <w:lvl w:ilvl="3">
+      <w:start w:val="1"/>
+      <w:numFmt w:val="none"/>
+      <w:suff w:val="nothing"/>
+      <w:lvlText w:val=""/>
+      <w:lvlJc w:val="left"/>
+      <w:pPr>
+        <w:tabs>
+          <w:tab w:val="num" w:pos="0"/>
+        </w:tabs>
+        <w:ind w:left="0" w:hanging="0"/>
+      </w:pPr>
+    </w:lvl>
+    <w:lvl w:ilvl="4">
+      <w:start w:val="1"/>
+      <w:numFmt w:val="none"/>
+      <w:suff w:val="nothing"/>
+      <w:lvlText w:val=""/>
+      <w:lvlJc w:val="left"/>
+      <w:pPr>
+        <w:tabs>
+          <w:tab w:val="num" w:pos="0"/>
+        </w:tabs>
+        <w:ind w:left="0" w:hanging="0"/>
+      </w:pPr>
+    </w:lvl>
+    <w:lvl w:ilvl="5">
+      <w:start w:val="1"/>
+      <w:numFmt w:val="none"/>
+      <w:suff w:val="nothing"/>
+      <w:lvlText w:val=""/>
+      <w:lvlJc w:val="left"/>
+      <w:pPr>
+        <w:tabs>
+          <w:tab w:val="num" w:pos="0"/>
+        </w:tabs>
+        <w:ind w:left="0" w:hanging="0"/>
+      </w:pPr>
+    </w:lvl>
+    <w:lvl w:ilvl="6">
+      <w:start w:val="1"/>
+      <w:numFmt w:val="none"/>
+      <w:suff w:val="nothing"/>
+      <w:lvlText w:val=""/>
+      <w:lvlJc w:val="left"/>
+      <w:pPr>
+        <w:tabs>
+          <w:tab w:val="num" w:pos="0"/>
+        </w:tabs>
+        <w:ind w:left="0" w:hanging="0"/>
+      </w:pPr>
+    </w:lvl>
+    <w:lvl w:ilvl="7">
+      <w:start w:val="1"/>
+      <w:numFmt w:val="none"/>
+      <w:suff w:val="nothing"/>
+      <w:lvlText w:val=""/>
+      <w:lvlJc w:val="left"/>
+      <w:pPr>
+        <w:tabs>
+          <w:tab w:val="num" w:pos="0"/>
+        </w:tabs>
+        <w:ind w:left="0" w:hanging="0"/>
+      </w:pPr>
+    </w:lvl>
+    <w:lvl w:ilvl="8">
+      <w:start w:val="1"/>
+      <w:numFmt w:val="none"/>
+      <w:suff w:val="nothing"/>
+      <w:lvlText w:val=""/>
+      <w:lvlJc w:val="left"/>
+      <w:pPr>
+        <w:tabs>
+          <w:tab w:val="num" w:pos="0"/>
+        </w:tabs>
+        <w:ind w:left="0" w:hanging="0"/>
+      </w:pPr>
+    </w:lvl>
+  </w:abstractNum>
+  <w:abstractNum w:abstractNumId="2">
     <w:lvl w:ilvl="0">
       <w:start w:val="1"/>
       <w:numFmt w:val="none"/>
@@ -12221,7 +12366,7 @@
       <w:rPr/>
     </w:lvl>
   </w:abstractNum>
-  <w:abstractNum w:abstractNumId="2">
+  <w:abstractNum w:abstractNumId="3">
     <w:lvl w:ilvl="0">
       <w:start w:val="1"/>
       <w:numFmt w:val="bullet"/>
@@ -12358,125 +12503,6 @@
       </w:rPr>
     </w:lvl>
   </w:abstractNum>
-  <w:abstractNum w:abstractNumId="3">
-    <w:lvl w:ilvl="0">
-      <w:start w:val="1"/>
-      <w:numFmt w:val="none"/>
-      <w:suff w:val="nothing"/>
-      <w:lvlText w:val=""/>
-      <w:lvlJc w:val="left"/>
-      <w:pPr>
-        <w:tabs>
-          <w:tab w:val="num" w:pos="0"/>
-        </w:tabs>
-        <w:ind w:left="0" w:hanging="0"/>
-      </w:pPr>
-    </w:lvl>
-    <w:lvl w:ilvl="1">
-      <w:start w:val="1"/>
-      <w:numFmt w:val="none"/>
-      <w:suff w:val="nothing"/>
-      <w:lvlText w:val=""/>
-      <w:lvlJc w:val="left"/>
-      <w:pPr>
-        <w:tabs>
-          <w:tab w:val="num" w:pos="0"/>
-        </w:tabs>
-        <w:ind w:left="0" w:hanging="0"/>
-      </w:pPr>
-    </w:lvl>
-    <w:lvl w:ilvl="2">
-      <w:start w:val="1"/>
-      <w:numFmt w:val="none"/>
-      <w:suff w:val="nothing"/>
-      <w:lvlText w:val=""/>
-      <w:lvlJc w:val="left"/>
-      <w:pPr>
-        <w:tabs>
-          <w:tab w:val="num" w:pos="0"/>
-        </w:tabs>
-        <w:ind w:left="0" w:hanging="0"/>
-      </w:pPr>
-    </w:lvl>
-    <w:lvl w:ilvl="3">
-      <w:start w:val="1"/>
-      <w:numFmt w:val="none"/>
-      <w:suff w:val="nothing"/>
-      <w:lvlText w:val=""/>
-      <w:lvlJc w:val="left"/>
-      <w:pPr>
-        <w:tabs>
-          <w:tab w:val="num" w:pos="0"/>
-        </w:tabs>
-        <w:ind w:left="0" w:hanging="0"/>
-      </w:pPr>
-    </w:lvl>
-    <w:lvl w:ilvl="4">
-      <w:start w:val="1"/>
-      <w:numFmt w:val="none"/>
-      <w:suff w:val="nothing"/>
-      <w:lvlText w:val=""/>
-      <w:lvlJc w:val="left"/>
-      <w:pPr>
-        <w:tabs>
-          <w:tab w:val="num" w:pos="0"/>
-        </w:tabs>
-        <w:ind w:left="0" w:hanging="0"/>
-      </w:pPr>
-    </w:lvl>
-    <w:lvl w:ilvl="5">
-      <w:start w:val="1"/>
-      <w:numFmt w:val="none"/>
-      <w:suff w:val="nothing"/>
-      <w:lvlText w:val=""/>
-      <w:lvlJc w:val="left"/>
-      <w:pPr>
-        <w:tabs>
-          <w:tab w:val="num" w:pos="0"/>
-        </w:tabs>
-        <w:ind w:left="0" w:hanging="0"/>
-      </w:pPr>
-    </w:lvl>
-    <w:lvl w:ilvl="6">
-      <w:start w:val="1"/>
-      <w:numFmt w:val="none"/>
-      <w:suff w:val="nothing"/>
-      <w:lvlText w:val=""/>
-      <w:lvlJc w:val="left"/>
-      <w:pPr>
-        <w:tabs>
-          <w:tab w:val="num" w:pos="0"/>
-        </w:tabs>
-        <w:ind w:left="0" w:hanging="0"/>
-      </w:pPr>
-    </w:lvl>
-    <w:lvl w:ilvl="7">
-      <w:start w:val="1"/>
-      <w:numFmt w:val="none"/>
-      <w:suff w:val="nothing"/>
-      <w:lvlText w:val=""/>
-      <w:lvlJc w:val="left"/>
-      <w:pPr>
-        <w:tabs>
-          <w:tab w:val="num" w:pos="0"/>
-        </w:tabs>
-        <w:ind w:left="0" w:hanging="0"/>
-      </w:pPr>
-    </w:lvl>
-    <w:lvl w:ilvl="8">
-      <w:start w:val="1"/>
-      <w:numFmt w:val="none"/>
-      <w:suff w:val="nothing"/>
-      <w:lvlText w:val=""/>
-      <w:lvlJc w:val="left"/>
-      <w:pPr>
-        <w:tabs>
-          <w:tab w:val="num" w:pos="0"/>
-        </w:tabs>
-        <w:ind w:left="0" w:hanging="0"/>
-      </w:pPr>
-    </w:lvl>
-  </w:abstractNum>
   <w:num w:numId="1">
     <w:abstractNumId w:val="1"/>
   </w:num>
@@ -12528,13 +12554,13 @@
   </w:style>
   <w:style w:type="paragraph" w:styleId="Heading1">
     <w:name w:val="Heading 1"/>
-    <w:basedOn w:val="Style14"/>
+    <w:basedOn w:val="Style13"/>
     <w:next w:val="BodyText"/>
     <w:qFormat/>
     <w:pPr>
       <w:numPr>
         <w:ilvl w:val="0"/>
-        <w:numId w:val="1"/>
+        <w:numId w:val="2"/>
       </w:numPr>
       <w:spacing w:before="240" w:after="120"/>
       <w:outlineLvl w:val="0"/>
@@ -12546,7 +12572,24 @@
       <w:szCs w:val="36"/>
     </w:rPr>
   </w:style>
-  <w:style w:type="character" w:styleId="Style13">
+  <w:style w:type="paragraph" w:styleId="Heading3">
+    <w:name w:val="Heading 3"/>
+    <w:basedOn w:val="Style13"/>
+    <w:next w:val="BodyText"/>
+    <w:qFormat/>
+    <w:pPr>
+      <w:spacing w:before="140" w:after="120"/>
+      <w:outlineLvl w:val="2"/>
+    </w:pPr>
+    <w:rPr>
+      <w:rFonts w:ascii="Liberation Serif" w:hAnsi="Liberation Serif" w:eastAsia="Noto Serif CJK JP" w:cs="呡歡潐䝯瑨楣"/>
+      <w:b/>
+      <w:bCs/>
+      <w:sz w:val="28"/>
+      <w:szCs w:val="28"/>
+    </w:rPr>
+  </w:style>
+  <w:style w:type="character" w:styleId="Style12">
     <w:name w:val="箇条書き"/>
     <w:qFormat/>
     <w:rPr>
@@ -12560,7 +12603,7 @@
       <w:u w:val="single"/>
     </w:rPr>
   </w:style>
-  <w:style w:type="paragraph" w:styleId="Style14">
+  <w:style w:type="paragraph" w:styleId="Style13">
     <w:name w:val="見出し"/>
     <w:basedOn w:val="Normal"/>
     <w:next w:val="BodyText"/>
@@ -12607,7 +12650,7 @@
       <w:szCs w:val="24"/>
     </w:rPr>
   </w:style>
-  <w:style w:type="paragraph" w:styleId="Style15">
+  <w:style w:type="paragraph" w:styleId="Style14">
     <w:name w:val="索引"/>
     <w:basedOn w:val="Normal"/>
     <w:qFormat/>
@@ -12620,7 +12663,7 @@
   </w:style>
   <w:style w:type="paragraph" w:styleId="Title">
     <w:name w:val="Title"/>
-    <w:basedOn w:val="Style14"/>
+    <w:basedOn w:val="Style13"/>
     <w:next w:val="BodyText"/>
     <w:qFormat/>
     <w:pPr>
@@ -12633,7 +12676,7 @@
       <w:szCs w:val="56"/>
     </w:rPr>
   </w:style>
-  <w:style w:type="paragraph" w:styleId="Style16">
+  <w:style w:type="paragraph" w:styleId="Style15">
     <w:name w:val="表の内容"/>
     <w:basedOn w:val="Normal"/>
     <w:qFormat/>
@@ -12643,9 +12686,9 @@
     </w:pPr>
     <w:rPr/>
   </w:style>
-  <w:style w:type="paragraph" w:styleId="Style17">
+  <w:style w:type="paragraph" w:styleId="Style16">
     <w:name w:val="表の見出し"/>
-    <w:basedOn w:val="Style16"/>
+    <w:basedOn w:val="Style15"/>
     <w:qFormat/>
     <w:pPr>
       <w:suppressLineNumbers/>

--- a/Arrows Tab Q509/ArrowsTabQ509.docx
+++ b/Arrows Tab Q509/ArrowsTabQ509.docx
@@ -20,7 +20,7 @@
         <w:pStyle w:val="Heading1"/>
         <w:numPr>
           <w:ilvl w:val="0"/>
-          <w:numId w:val="2"/>
+          <w:numId w:val="1"/>
         </w:numPr>
         <w:bidi w:val="0"/>
         <w:jc w:val="left"/>
@@ -157,10 +157,10 @@
       </w:tblPr>
       <w:tblGrid>
         <w:gridCol w:w="1927"/>
-        <w:gridCol w:w="1885"/>
-        <w:gridCol w:w="1322"/>
-        <w:gridCol w:w="2241"/>
-        <w:gridCol w:w="2263"/>
+        <w:gridCol w:w="1884"/>
+        <w:gridCol w:w="1323"/>
+        <w:gridCol w:w="2240"/>
+        <w:gridCol w:w="2264"/>
       </w:tblGrid>
       <w:tr>
         <w:trPr/>
@@ -525,7 +525,7 @@
         </w:tc>
         <w:tc>
           <w:tcPr>
-            <w:tcW w:w="2241" w:type="dxa"/>
+            <w:tcW w:w="2240" w:type="dxa"/>
             <w:tcBorders/>
             <w:vAlign w:val="center"/>
           </w:tcPr>
@@ -558,7 +558,7 @@
         </w:tc>
         <w:tc>
           <w:tcPr>
-            <w:tcW w:w="2263" w:type="dxa"/>
+            <w:tcW w:w="2264" w:type="dxa"/>
             <w:tcBorders/>
             <w:vAlign w:val="center"/>
           </w:tcPr>
@@ -642,7 +642,7 @@
         </w:tc>
         <w:tc>
           <w:tcPr>
-            <w:tcW w:w="2241" w:type="dxa"/>
+            <w:tcW w:w="2240" w:type="dxa"/>
             <w:tcBorders/>
             <w:vAlign w:val="center"/>
           </w:tcPr>
@@ -684,7 +684,7 @@
         </w:tc>
         <w:tc>
           <w:tcPr>
-            <w:tcW w:w="2263" w:type="dxa"/>
+            <w:tcW w:w="2264" w:type="dxa"/>
             <w:tcBorders/>
             <w:vAlign w:val="center"/>
           </w:tcPr>
@@ -785,7 +785,7 @@
         </w:tc>
         <w:tc>
           <w:tcPr>
-            <w:tcW w:w="2241" w:type="dxa"/>
+            <w:tcW w:w="2240" w:type="dxa"/>
             <w:tcBorders/>
             <w:vAlign w:val="center"/>
           </w:tcPr>
@@ -806,7 +806,7 @@
         </w:tc>
         <w:tc>
           <w:tcPr>
-            <w:tcW w:w="2263" w:type="dxa"/>
+            <w:tcW w:w="2264" w:type="dxa"/>
             <w:tcBorders/>
             <w:vAlign w:val="center"/>
           </w:tcPr>
@@ -856,7 +856,7 @@
         </w:tc>
         <w:tc>
           <w:tcPr>
-            <w:tcW w:w="1885" w:type="dxa"/>
+            <w:tcW w:w="1884" w:type="dxa"/>
             <w:vMerge w:val="restart"/>
             <w:tcBorders/>
             <w:vAlign w:val="center"/>
@@ -878,7 +878,7 @@
         </w:tc>
         <w:tc>
           <w:tcPr>
-            <w:tcW w:w="1322" w:type="dxa"/>
+            <w:tcW w:w="1323" w:type="dxa"/>
             <w:tcBorders/>
             <w:vAlign w:val="center"/>
           </w:tcPr>
@@ -954,7 +954,7 @@
         </w:tc>
         <w:tc>
           <w:tcPr>
-            <w:tcW w:w="1885" w:type="dxa"/>
+            <w:tcW w:w="1884" w:type="dxa"/>
             <w:vMerge w:val="continue"/>
             <w:tcBorders/>
             <w:vAlign w:val="center"/>
@@ -980,7 +980,7 @@
         </w:tc>
         <w:tc>
           <w:tcPr>
-            <w:tcW w:w="1322" w:type="dxa"/>
+            <w:tcW w:w="1323" w:type="dxa"/>
             <w:tcBorders/>
             <w:vAlign w:val="center"/>
           </w:tcPr>
@@ -1103,7 +1103,7 @@
         </w:tc>
         <w:tc>
           <w:tcPr>
-            <w:tcW w:w="1885" w:type="dxa"/>
+            <w:tcW w:w="1884" w:type="dxa"/>
             <w:vMerge w:val="restart"/>
             <w:tcBorders/>
             <w:vAlign w:val="center"/>
@@ -1133,7 +1133,7 @@
         </w:tc>
         <w:tc>
           <w:tcPr>
-            <w:tcW w:w="1322" w:type="dxa"/>
+            <w:tcW w:w="1323" w:type="dxa"/>
             <w:tcBorders/>
             <w:vAlign w:val="center"/>
           </w:tcPr>
@@ -1205,7 +1205,7 @@
         </w:tc>
         <w:tc>
           <w:tcPr>
-            <w:tcW w:w="1885" w:type="dxa"/>
+            <w:tcW w:w="1884" w:type="dxa"/>
             <w:vMerge w:val="continue"/>
             <w:tcBorders/>
             <w:vAlign w:val="center"/>
@@ -1231,7 +1231,7 @@
         </w:tc>
         <w:tc>
           <w:tcPr>
-            <w:tcW w:w="1322" w:type="dxa"/>
+            <w:tcW w:w="1323" w:type="dxa"/>
             <w:tcBorders/>
             <w:vAlign w:val="center"/>
           </w:tcPr>
@@ -1252,7 +1252,7 @@
         </w:tc>
         <w:tc>
           <w:tcPr>
-            <w:tcW w:w="2241" w:type="dxa"/>
+            <w:tcW w:w="2240" w:type="dxa"/>
             <w:tcBorders/>
             <w:vAlign w:val="center"/>
           </w:tcPr>
@@ -1320,7 +1320,7 @@
         </w:tc>
         <w:tc>
           <w:tcPr>
-            <w:tcW w:w="2263" w:type="dxa"/>
+            <w:tcW w:w="2264" w:type="dxa"/>
             <w:tcBorders/>
             <w:vAlign w:val="center"/>
           </w:tcPr>
@@ -3325,7 +3325,7 @@
         </w:tc>
         <w:tc>
           <w:tcPr>
-            <w:tcW w:w="1885" w:type="dxa"/>
+            <w:tcW w:w="1884" w:type="dxa"/>
             <w:vMerge w:val="restart"/>
             <w:tcBorders/>
             <w:vAlign w:val="center"/>
@@ -3351,7 +3351,7 @@
         </w:tc>
         <w:tc>
           <w:tcPr>
-            <w:tcW w:w="1322" w:type="dxa"/>
+            <w:tcW w:w="1323" w:type="dxa"/>
             <w:tcBorders/>
             <w:vAlign w:val="center"/>
           </w:tcPr>
@@ -3423,7 +3423,7 @@
         </w:tc>
         <w:tc>
           <w:tcPr>
-            <w:tcW w:w="1885" w:type="dxa"/>
+            <w:tcW w:w="1884" w:type="dxa"/>
             <w:vMerge w:val="continue"/>
             <w:tcBorders/>
             <w:vAlign w:val="center"/>
@@ -3449,7 +3449,7 @@
         </w:tc>
         <w:tc>
           <w:tcPr>
-            <w:tcW w:w="1322" w:type="dxa"/>
+            <w:tcW w:w="1323" w:type="dxa"/>
             <w:tcBorders/>
             <w:vAlign w:val="center"/>
           </w:tcPr>
@@ -4437,7 +4437,7 @@
         </w:tc>
         <w:tc>
           <w:tcPr>
-            <w:tcW w:w="1885" w:type="dxa"/>
+            <w:tcW w:w="1884" w:type="dxa"/>
             <w:vMerge w:val="restart"/>
             <w:tcBorders/>
             <w:vAlign w:val="center"/>
@@ -4461,7 +4461,7 @@
         </w:tc>
         <w:tc>
           <w:tcPr>
-            <w:tcW w:w="1322" w:type="dxa"/>
+            <w:tcW w:w="1323" w:type="dxa"/>
             <w:tcBorders/>
             <w:vAlign w:val="center"/>
           </w:tcPr>
@@ -4533,7 +4533,7 @@
         </w:tc>
         <w:tc>
           <w:tcPr>
-            <w:tcW w:w="1885" w:type="dxa"/>
+            <w:tcW w:w="1884" w:type="dxa"/>
             <w:vMerge w:val="continue"/>
             <w:tcBorders/>
             <w:vAlign w:val="center"/>
@@ -4559,7 +4559,7 @@
         </w:tc>
         <w:tc>
           <w:tcPr>
-            <w:tcW w:w="1322" w:type="dxa"/>
+            <w:tcW w:w="1323" w:type="dxa"/>
             <w:tcBorders/>
             <w:vAlign w:val="center"/>
           </w:tcPr>
@@ -5103,7 +5103,7 @@
         </w:tc>
         <w:tc>
           <w:tcPr>
-            <w:tcW w:w="1885" w:type="dxa"/>
+            <w:tcW w:w="1884" w:type="dxa"/>
             <w:vMerge w:val="restart"/>
             <w:tcBorders/>
             <w:vAlign w:val="center"/>
@@ -5164,7 +5164,7 @@
         </w:tc>
         <w:tc>
           <w:tcPr>
-            <w:tcW w:w="1322" w:type="dxa"/>
+            <w:tcW w:w="1323" w:type="dxa"/>
             <w:tcBorders/>
             <w:vAlign w:val="center"/>
           </w:tcPr>
@@ -5236,7 +5236,7 @@
         </w:tc>
         <w:tc>
           <w:tcPr>
-            <w:tcW w:w="1885" w:type="dxa"/>
+            <w:tcW w:w="1884" w:type="dxa"/>
             <w:vMerge w:val="continue"/>
             <w:tcBorders/>
             <w:vAlign w:val="center"/>
@@ -5262,7 +5262,7 @@
         </w:tc>
         <w:tc>
           <w:tcPr>
-            <w:tcW w:w="1322" w:type="dxa"/>
+            <w:tcW w:w="1323" w:type="dxa"/>
             <w:tcBorders/>
             <w:vAlign w:val="center"/>
           </w:tcPr>
@@ -5800,7 +5800,7 @@
         </w:tc>
         <w:tc>
           <w:tcPr>
-            <w:tcW w:w="1885" w:type="dxa"/>
+            <w:tcW w:w="1884" w:type="dxa"/>
             <w:vMerge w:val="restart"/>
             <w:tcBorders/>
             <w:vAlign w:val="center"/>
@@ -5822,7 +5822,7 @@
         </w:tc>
         <w:tc>
           <w:tcPr>
-            <w:tcW w:w="1322" w:type="dxa"/>
+            <w:tcW w:w="1323" w:type="dxa"/>
             <w:tcBorders/>
             <w:vAlign w:val="center"/>
           </w:tcPr>
@@ -5937,7 +5937,7 @@
         </w:tc>
         <w:tc>
           <w:tcPr>
-            <w:tcW w:w="1885" w:type="dxa"/>
+            <w:tcW w:w="1884" w:type="dxa"/>
             <w:vMerge w:val="continue"/>
             <w:tcBorders/>
             <w:vAlign w:val="center"/>
@@ -5963,7 +5963,7 @@
         </w:tc>
         <w:tc>
           <w:tcPr>
-            <w:tcW w:w="1322" w:type="dxa"/>
+            <w:tcW w:w="1323" w:type="dxa"/>
             <w:tcBorders/>
             <w:vAlign w:val="center"/>
           </w:tcPr>
@@ -6035,7 +6035,7 @@
         </w:tc>
         <w:tc>
           <w:tcPr>
-            <w:tcW w:w="1885" w:type="dxa"/>
+            <w:tcW w:w="1884" w:type="dxa"/>
             <w:vMerge w:val="restart"/>
             <w:tcBorders/>
             <w:vAlign w:val="center"/>
@@ -6093,7 +6093,7 @@
         </w:tc>
         <w:tc>
           <w:tcPr>
-            <w:tcW w:w="1322" w:type="dxa"/>
+            <w:tcW w:w="1323" w:type="dxa"/>
             <w:tcBorders/>
             <w:vAlign w:val="center"/>
           </w:tcPr>
@@ -6208,7 +6208,7 @@
         </w:tc>
         <w:tc>
           <w:tcPr>
-            <w:tcW w:w="1885" w:type="dxa"/>
+            <w:tcW w:w="1884" w:type="dxa"/>
             <w:vMerge w:val="continue"/>
             <w:tcBorders/>
             <w:vAlign w:val="center"/>
@@ -6234,7 +6234,7 @@
         </w:tc>
         <w:tc>
           <w:tcPr>
-            <w:tcW w:w="1322" w:type="dxa"/>
+            <w:tcW w:w="1323" w:type="dxa"/>
             <w:tcBorders/>
             <w:vAlign w:val="center"/>
           </w:tcPr>
@@ -6465,7 +6465,7 @@
         </w:tc>
         <w:tc>
           <w:tcPr>
-            <w:tcW w:w="2241" w:type="dxa"/>
+            <w:tcW w:w="2240" w:type="dxa"/>
             <w:tcBorders/>
             <w:vAlign w:val="center"/>
           </w:tcPr>
@@ -6537,7 +6537,7 @@
         </w:tc>
         <w:tc>
           <w:tcPr>
-            <w:tcW w:w="2263" w:type="dxa"/>
+            <w:tcW w:w="2264" w:type="dxa"/>
             <w:tcBorders/>
             <w:vAlign w:val="center"/>
           </w:tcPr>
@@ -6732,7 +6732,7 @@
         <w:trPr/>
         <w:tc>
           <w:tcPr>
-            <w:tcW w:w="3812" w:type="dxa"/>
+            <w:tcW w:w="3811" w:type="dxa"/>
             <w:gridSpan w:val="2"/>
             <w:vMerge w:val="restart"/>
             <w:tcBorders/>
@@ -6806,7 +6806,7 @@
         </w:tc>
         <w:tc>
           <w:tcPr>
-            <w:tcW w:w="1322" w:type="dxa"/>
+            <w:tcW w:w="1323" w:type="dxa"/>
             <w:tcBorders/>
             <w:vAlign w:val="center"/>
           </w:tcPr>
@@ -6827,7 +6827,7 @@
         </w:tc>
         <w:tc>
           <w:tcPr>
-            <w:tcW w:w="2241" w:type="dxa"/>
+            <w:tcW w:w="2240" w:type="dxa"/>
             <w:tcBorders/>
             <w:vAlign w:val="center"/>
           </w:tcPr>
@@ -6908,7 +6908,7 @@
         </w:tc>
         <w:tc>
           <w:tcPr>
-            <w:tcW w:w="2263" w:type="dxa"/>
+            <w:tcW w:w="2264" w:type="dxa"/>
             <w:tcBorders/>
             <w:vAlign w:val="center"/>
           </w:tcPr>
@@ -6992,7 +6992,7 @@
         <w:trPr/>
         <w:tc>
           <w:tcPr>
-            <w:tcW w:w="3812" w:type="dxa"/>
+            <w:tcW w:w="3811" w:type="dxa"/>
             <w:gridSpan w:val="2"/>
             <w:vMerge w:val="continue"/>
             <w:tcBorders/>
@@ -7019,7 +7019,7 @@
         </w:tc>
         <w:tc>
           <w:tcPr>
-            <w:tcW w:w="1322" w:type="dxa"/>
+            <w:tcW w:w="1323" w:type="dxa"/>
             <w:tcBorders/>
             <w:vAlign w:val="center"/>
           </w:tcPr>
@@ -7076,7 +7076,7 @@
         </w:tc>
         <w:tc>
           <w:tcPr>
-            <w:tcW w:w="2241" w:type="dxa"/>
+            <w:tcW w:w="2240" w:type="dxa"/>
             <w:tcBorders/>
             <w:vAlign w:val="center"/>
           </w:tcPr>
@@ -7157,7 +7157,7 @@
         </w:tc>
         <w:tc>
           <w:tcPr>
-            <w:tcW w:w="2263" w:type="dxa"/>
+            <w:tcW w:w="2264" w:type="dxa"/>
             <w:tcBorders/>
             <w:vAlign w:val="center"/>
           </w:tcPr>
@@ -7296,7 +7296,7 @@
         <w:trPr/>
         <w:tc>
           <w:tcPr>
-            <w:tcW w:w="3812" w:type="dxa"/>
+            <w:tcW w:w="3811" w:type="dxa"/>
             <w:gridSpan w:val="2"/>
             <w:vMerge w:val="restart"/>
             <w:tcBorders/>
@@ -7354,7 +7354,7 @@
         </w:tc>
         <w:tc>
           <w:tcPr>
-            <w:tcW w:w="1322" w:type="dxa"/>
+            <w:tcW w:w="1323" w:type="dxa"/>
             <w:tcBorders/>
             <w:vAlign w:val="center"/>
           </w:tcPr>
@@ -7404,7 +7404,7 @@
         <w:trPr/>
         <w:tc>
           <w:tcPr>
-            <w:tcW w:w="3812" w:type="dxa"/>
+            <w:tcW w:w="3811" w:type="dxa"/>
             <w:gridSpan w:val="2"/>
             <w:vMerge w:val="continue"/>
             <w:tcBorders/>
@@ -7431,7 +7431,7 @@
         </w:tc>
         <w:tc>
           <w:tcPr>
-            <w:tcW w:w="1322" w:type="dxa"/>
+            <w:tcW w:w="1323" w:type="dxa"/>
             <w:tcBorders/>
             <w:vAlign w:val="center"/>
           </w:tcPr>
@@ -9059,7 +9059,7 @@
               <w:widowControl w:val="false"/>
               <w:numPr>
                 <w:ilvl w:val="0"/>
-                <w:numId w:val="3"/>
+                <w:numId w:val="2"/>
               </w:numPr>
               <w:tabs>
                 <w:tab w:val="left" w:pos="709" w:leader="none"/>
@@ -9416,7 +9416,7 @@
               <w:widowControl w:val="false"/>
               <w:numPr>
                 <w:ilvl w:val="0"/>
-                <w:numId w:val="3"/>
+                <w:numId w:val="2"/>
               </w:numPr>
               <w:tabs>
                 <w:tab w:val="left" w:pos="709" w:leader="none"/>
@@ -9741,7 +9741,7 @@
               <w:widowControl w:val="false"/>
               <w:numPr>
                 <w:ilvl w:val="0"/>
-                <w:numId w:val="3"/>
+                <w:numId w:val="2"/>
               </w:numPr>
               <w:tabs>
                 <w:tab w:val="left" w:pos="709" w:leader="none"/>
@@ -11878,7 +11878,7 @@
         <w:pStyle w:val="Heading1"/>
         <w:numPr>
           <w:ilvl w:val="0"/>
-          <w:numId w:val="2"/>
+          <w:numId w:val="1"/>
         </w:numPr>
         <w:bidi w:val="0"/>
         <w:jc w:val="left"/>
@@ -11926,7 +11926,7 @@
         <w:pStyle w:val="Heading1"/>
         <w:numPr>
           <w:ilvl w:val="0"/>
-          <w:numId w:val="2"/>
+          <w:numId w:val="1"/>
         </w:numPr>
         <w:bidi w:val="0"/>
         <w:jc w:val="left"/>
@@ -12002,7 +12002,7 @@
         <w:pStyle w:val="Heading1"/>
         <w:numPr>
           <w:ilvl w:val="0"/>
-          <w:numId w:val="2"/>
+          <w:numId w:val="1"/>
         </w:numPr>
         <w:spacing w:before="240" w:after="120"/>
         <w:rPr/>
@@ -12071,10 +12071,36 @@
     </w:p>
     <w:p>
       <w:pPr>
+        <w:pStyle w:val="BodyText"/>
+        <w:spacing w:before="0" w:after="140"/>
+        <w:rPr/>
+      </w:pPr>
+      <w:r>
+        <w:rPr/>
+        <w:t>背面カバーの外し方</w:t>
+      </w:r>
+    </w:p>
+    <w:p>
+      <w:pPr>
+        <w:pStyle w:val="BodyText"/>
+        <w:spacing w:before="0" w:after="140"/>
+        <w:rPr/>
+      </w:pPr>
+      <w:hyperlink r:id="rId34">
+        <w:r>
+          <w:rPr>
+            <w:rStyle w:val="Hyperlink"/>
+          </w:rPr>
+          <w:t>https://www.youtube.com/watch?v=al5IeXwMas4</w:t>
+        </w:r>
+      </w:hyperlink>
+    </w:p>
+    <w:p>
+      <w:pPr>
         <w:pStyle w:val="Heading1"/>
         <w:numPr>
           <w:ilvl w:val="0"/>
-          <w:numId w:val="2"/>
+          <w:numId w:val="1"/>
         </w:numPr>
         <w:ind w:hanging="0" w:left="0"/>
         <w:rPr/>
@@ -12092,11 +12118,7 @@
       </w:pPr>
       <w:r>
         <w:rPr/>
-        <w:t xml:space="preserve">2026-05-22 Linux </w:t>
-      </w:r>
-      <w:r>
-        <w:rPr/>
-        <w:t>Mint 22.3</w:t>
+        <w:t>2026-05-22 Linux Mint 22.3</w:t>
       </w:r>
       <w:r>
         <w:rPr/>
@@ -12119,126 +12141,6 @@
 <file path=word/numbering.xml><?xml version="1.0" encoding="utf-8"?>
 <w:numbering xmlns:w="http://schemas.openxmlformats.org/wordprocessingml/2006/main" xmlns:o="urn:schemas-microsoft-com:office:office" xmlns:r="http://schemas.openxmlformats.org/officeDocument/2006/relationships" xmlns:v="urn:schemas-microsoft-com:vml" xmlns:mc="http://schemas.openxmlformats.org/markup-compatibility/2006" xmlns:w14="http://schemas.microsoft.com/office/word/2010/wordml" mc:Ignorable="w14">
   <w:abstractNum w:abstractNumId="1">
-    <w:lvl w:ilvl="0">
-      <w:start w:val="1"/>
-      <w:numFmt w:val="none"/>
-      <w:suff w:val="nothing"/>
-      <w:lvlText w:val=""/>
-      <w:lvlJc w:val="left"/>
-      <w:pPr>
-        <w:tabs>
-          <w:tab w:val="num" w:pos="0"/>
-        </w:tabs>
-        <w:ind w:left="0" w:hanging="0"/>
-      </w:pPr>
-    </w:lvl>
-    <w:lvl w:ilvl="1">
-      <w:start w:val="1"/>
-      <w:numFmt w:val="none"/>
-      <w:suff w:val="nothing"/>
-      <w:lvlText w:val=""/>
-      <w:lvlJc w:val="left"/>
-      <w:pPr>
-        <w:tabs>
-          <w:tab w:val="num" w:pos="0"/>
-        </w:tabs>
-        <w:ind w:left="0" w:hanging="0"/>
-      </w:pPr>
-    </w:lvl>
-    <w:lvl w:ilvl="2">
-      <w:start w:val="1"/>
-      <w:pStyle w:val="Heading3"/>
-      <w:numFmt w:val="none"/>
-      <w:suff w:val="nothing"/>
-      <w:lvlText w:val=""/>
-      <w:lvlJc w:val="left"/>
-      <w:pPr>
-        <w:tabs>
-          <w:tab w:val="num" w:pos="0"/>
-        </w:tabs>
-        <w:ind w:left="0" w:hanging="0"/>
-      </w:pPr>
-    </w:lvl>
-    <w:lvl w:ilvl="3">
-      <w:start w:val="1"/>
-      <w:numFmt w:val="none"/>
-      <w:suff w:val="nothing"/>
-      <w:lvlText w:val=""/>
-      <w:lvlJc w:val="left"/>
-      <w:pPr>
-        <w:tabs>
-          <w:tab w:val="num" w:pos="0"/>
-        </w:tabs>
-        <w:ind w:left="0" w:hanging="0"/>
-      </w:pPr>
-    </w:lvl>
-    <w:lvl w:ilvl="4">
-      <w:start w:val="1"/>
-      <w:numFmt w:val="none"/>
-      <w:suff w:val="nothing"/>
-      <w:lvlText w:val=""/>
-      <w:lvlJc w:val="left"/>
-      <w:pPr>
-        <w:tabs>
-          <w:tab w:val="num" w:pos="0"/>
-        </w:tabs>
-        <w:ind w:left="0" w:hanging="0"/>
-      </w:pPr>
-    </w:lvl>
-    <w:lvl w:ilvl="5">
-      <w:start w:val="1"/>
-      <w:numFmt w:val="none"/>
-      <w:suff w:val="nothing"/>
-      <w:lvlText w:val=""/>
-      <w:lvlJc w:val="left"/>
-      <w:pPr>
-        <w:tabs>
-          <w:tab w:val="num" w:pos="0"/>
-        </w:tabs>
-        <w:ind w:left="0" w:hanging="0"/>
-      </w:pPr>
-    </w:lvl>
-    <w:lvl w:ilvl="6">
-      <w:start w:val="1"/>
-      <w:numFmt w:val="none"/>
-      <w:suff w:val="nothing"/>
-      <w:lvlText w:val=""/>
-      <w:lvlJc w:val="left"/>
-      <w:pPr>
-        <w:tabs>
-          <w:tab w:val="num" w:pos="0"/>
-        </w:tabs>
-        <w:ind w:left="0" w:hanging="0"/>
-      </w:pPr>
-    </w:lvl>
-    <w:lvl w:ilvl="7">
-      <w:start w:val="1"/>
-      <w:numFmt w:val="none"/>
-      <w:suff w:val="nothing"/>
-      <w:lvlText w:val=""/>
-      <w:lvlJc w:val="left"/>
-      <w:pPr>
-        <w:tabs>
-          <w:tab w:val="num" w:pos="0"/>
-        </w:tabs>
-        <w:ind w:left="0" w:hanging="0"/>
-      </w:pPr>
-    </w:lvl>
-    <w:lvl w:ilvl="8">
-      <w:start w:val="1"/>
-      <w:numFmt w:val="none"/>
-      <w:suff w:val="nothing"/>
-      <w:lvlText w:val=""/>
-      <w:lvlJc w:val="left"/>
-      <w:pPr>
-        <w:tabs>
-          <w:tab w:val="num" w:pos="0"/>
-        </w:tabs>
-        <w:ind w:left="0" w:hanging="0"/>
-      </w:pPr>
-    </w:lvl>
-  </w:abstractNum>
-  <w:abstractNum w:abstractNumId="2">
     <w:lvl w:ilvl="0">
       <w:start w:val="1"/>
       <w:numFmt w:val="none"/>
@@ -12366,7 +12268,7 @@
       <w:rPr/>
     </w:lvl>
   </w:abstractNum>
-  <w:abstractNum w:abstractNumId="3">
+  <w:abstractNum w:abstractNumId="2">
     <w:lvl w:ilvl="0">
       <w:start w:val="1"/>
       <w:numFmt w:val="bullet"/>
@@ -12503,6 +12405,125 @@
       </w:rPr>
     </w:lvl>
   </w:abstractNum>
+  <w:abstractNum w:abstractNumId="3">
+    <w:lvl w:ilvl="0">
+      <w:start w:val="1"/>
+      <w:numFmt w:val="none"/>
+      <w:suff w:val="nothing"/>
+      <w:lvlText w:val=""/>
+      <w:lvlJc w:val="left"/>
+      <w:pPr>
+        <w:tabs>
+          <w:tab w:val="num" w:pos="0"/>
+        </w:tabs>
+        <w:ind w:left="0" w:hanging="0"/>
+      </w:pPr>
+    </w:lvl>
+    <w:lvl w:ilvl="1">
+      <w:start w:val="1"/>
+      <w:numFmt w:val="none"/>
+      <w:suff w:val="nothing"/>
+      <w:lvlText w:val=""/>
+      <w:lvlJc w:val="left"/>
+      <w:pPr>
+        <w:tabs>
+          <w:tab w:val="num" w:pos="0"/>
+        </w:tabs>
+        <w:ind w:left="0" w:hanging="0"/>
+      </w:pPr>
+    </w:lvl>
+    <w:lvl w:ilvl="2">
+      <w:start w:val="1"/>
+      <w:numFmt w:val="none"/>
+      <w:suff w:val="nothing"/>
+      <w:lvlText w:val=""/>
+      <w:lvlJc w:val="left"/>
+      <w:pPr>
+        <w:tabs>
+          <w:tab w:val="num" w:pos="0"/>
+        </w:tabs>
+        <w:ind w:left="0" w:hanging="0"/>
+      </w:pPr>
+    </w:lvl>
+    <w:lvl w:ilvl="3">
+      <w:start w:val="1"/>
+      <w:numFmt w:val="none"/>
+      <w:suff w:val="nothing"/>
+      <w:lvlText w:val=""/>
+      <w:lvlJc w:val="left"/>
+      <w:pPr>
+        <w:tabs>
+          <w:tab w:val="num" w:pos="0"/>
+        </w:tabs>
+        <w:ind w:left="0" w:hanging="0"/>
+      </w:pPr>
+    </w:lvl>
+    <w:lvl w:ilvl="4">
+      <w:start w:val="1"/>
+      <w:numFmt w:val="none"/>
+      <w:suff w:val="nothing"/>
+      <w:lvlText w:val=""/>
+      <w:lvlJc w:val="left"/>
+      <w:pPr>
+        <w:tabs>
+          <w:tab w:val="num" w:pos="0"/>
+        </w:tabs>
+        <w:ind w:left="0" w:hanging="0"/>
+      </w:pPr>
+    </w:lvl>
+    <w:lvl w:ilvl="5">
+      <w:start w:val="1"/>
+      <w:numFmt w:val="none"/>
+      <w:suff w:val="nothing"/>
+      <w:lvlText w:val=""/>
+      <w:lvlJc w:val="left"/>
+      <w:pPr>
+        <w:tabs>
+          <w:tab w:val="num" w:pos="0"/>
+        </w:tabs>
+        <w:ind w:left="0" w:hanging="0"/>
+      </w:pPr>
+    </w:lvl>
+    <w:lvl w:ilvl="6">
+      <w:start w:val="1"/>
+      <w:numFmt w:val="none"/>
+      <w:suff w:val="nothing"/>
+      <w:lvlText w:val=""/>
+      <w:lvlJc w:val="left"/>
+      <w:pPr>
+        <w:tabs>
+          <w:tab w:val="num" w:pos="0"/>
+        </w:tabs>
+        <w:ind w:left="0" w:hanging="0"/>
+      </w:pPr>
+    </w:lvl>
+    <w:lvl w:ilvl="7">
+      <w:start w:val="1"/>
+      <w:numFmt w:val="none"/>
+      <w:suff w:val="nothing"/>
+      <w:lvlText w:val=""/>
+      <w:lvlJc w:val="left"/>
+      <w:pPr>
+        <w:tabs>
+          <w:tab w:val="num" w:pos="0"/>
+        </w:tabs>
+        <w:ind w:left="0" w:hanging="0"/>
+      </w:pPr>
+    </w:lvl>
+    <w:lvl w:ilvl="8">
+      <w:start w:val="1"/>
+      <w:numFmt w:val="none"/>
+      <w:suff w:val="nothing"/>
+      <w:lvlText w:val=""/>
+      <w:lvlJc w:val="left"/>
+      <w:pPr>
+        <w:tabs>
+          <w:tab w:val="num" w:pos="0"/>
+        </w:tabs>
+        <w:ind w:left="0" w:hanging="0"/>
+      </w:pPr>
+    </w:lvl>
+  </w:abstractNum>
   <w:num w:numId="1">
     <w:abstractNumId w:val="1"/>
   </w:num>
@@ -12560,7 +12581,7 @@
     <w:pPr>
       <w:numPr>
         <w:ilvl w:val="0"/>
-        <w:numId w:val="2"/>
+        <w:numId w:val="1"/>
       </w:numPr>
       <w:spacing w:before="240" w:after="120"/>
       <w:outlineLvl w:val="0"/>

--- a/Arrows Tab Q509/ArrowsTabQ509.docx
+++ b/Arrows Tab Q509/ArrowsTabQ509.docx
@@ -4,7 +4,7 @@
   <w:body>
     <w:p>
       <w:pPr>
-        <w:pStyle w:val="Title"/>
+        <w:pStyle w:val="Style19"/>
         <w:bidi w:val="0"/>
         <w:spacing w:before="240" w:after="120"/>
         <w:jc w:val="center"/>
@@ -17,7 +17,7 @@
     </w:p>
     <w:p>
       <w:pPr>
-        <w:pStyle w:val="Heading1"/>
+        <w:pStyle w:val="1"/>
         <w:numPr>
           <w:ilvl w:val="0"/>
           <w:numId w:val="1"/>
@@ -39,14 +39,14 @@
     </w:p>
     <w:p>
       <w:pPr>
-        <w:pStyle w:val="BodyText"/>
+        <w:pStyle w:val="Style15"/>
         <w:bidi w:val="0"/>
         <w:jc w:val="left"/>
         <w:rPr/>
       </w:pPr>
       <w:r>
         <w:drawing>
-          <wp:anchor behindDoc="0" distT="0" distB="0" distL="0" distR="0" simplePos="0" locked="0" layoutInCell="0" allowOverlap="1" relativeHeight="6">
+          <wp:anchor behindDoc="0" distT="0" distB="0" distL="0" distR="0" simplePos="0" locked="0" layoutInCell="0" allowOverlap="1" relativeHeight="19">
             <wp:simplePos x="0" y="0"/>
             <wp:positionH relativeFrom="column">
               <wp:align>center</wp:align>
@@ -157,8 +157,8 @@
       </w:tblPr>
       <w:tblGrid>
         <w:gridCol w:w="1927"/>
-        <w:gridCol w:w="1884"/>
-        <w:gridCol w:w="1323"/>
+        <w:gridCol w:w="1883"/>
+        <w:gridCol w:w="1324"/>
         <w:gridCol w:w="2240"/>
         <w:gridCol w:w="2264"/>
       </w:tblGrid>
@@ -174,7 +174,7 @@
           </w:tcPr>
           <w:p>
             <w:pPr>
-              <w:pStyle w:val="Style16"/>
+              <w:pStyle w:val="Style21"/>
               <w:widowControl w:val="false"/>
               <w:suppressLineNumbers/>
               <w:bidi w:val="0"/>
@@ -204,7 +204,7 @@
           </w:tcPr>
           <w:p>
             <w:pPr>
-              <w:pStyle w:val="Style16"/>
+              <w:pStyle w:val="Style21"/>
               <w:widowControl w:val="false"/>
               <w:suppressLineNumbers/>
               <w:bidi w:val="0"/>
@@ -242,7 +242,7 @@
           </w:tcPr>
           <w:p>
             <w:pPr>
-              <w:pStyle w:val="Style15"/>
+              <w:pStyle w:val="Style20"/>
               <w:widowControl w:val="false"/>
               <w:bidi w:val="0"/>
               <w:jc w:val="left"/>
@@ -268,7 +268,7 @@
           </w:tcPr>
           <w:p>
             <w:pPr>
-              <w:pStyle w:val="Style16"/>
+              <w:pStyle w:val="Style21"/>
               <w:widowControl w:val="false"/>
               <w:suppressLineNumbers/>
               <w:bidi w:val="0"/>
@@ -293,7 +293,7 @@
           </w:tcPr>
           <w:p>
             <w:pPr>
-              <w:pStyle w:val="Style16"/>
+              <w:pStyle w:val="Style21"/>
               <w:widowControl w:val="false"/>
               <w:suppressLineNumbers/>
               <w:bidi w:val="0"/>
@@ -319,7 +319,7 @@
           </w:tcPr>
           <w:p>
             <w:pPr>
-              <w:pStyle w:val="Style16"/>
+              <w:pStyle w:val="Style21"/>
               <w:widowControl w:val="false"/>
               <w:suppressLineNumbers/>
               <w:bidi w:val="0"/>
@@ -346,27 +346,19 @@
               <w:fldChar w:fldCharType="begin"/>
             </w:r>
             <w:r>
-              <w:rPr>
-                <w:rStyle w:val="ListLabel1"/>
-              </w:rPr>
+              <w:rPr/>
               <w:instrText xml:space="preserve"> HYPERLINK "https://247ps-i.isnet.jp.fujitsu.com/platform/pc/product/arrowstab/1901/q509ve/spec.html" \l "29"</w:instrText>
             </w:r>
             <w:r>
-              <w:rPr>
-                <w:rStyle w:val="ListLabel1"/>
-              </w:rPr>
+              <w:rPr/>
               <w:fldChar w:fldCharType="separate"/>
             </w:r>
             <w:r>
-              <w:rPr>
-                <w:rStyle w:val="ListLabel1"/>
-              </w:rPr>
+              <w:rPr/>
               <w:t>注</w:t>
             </w:r>
             <w:r>
-              <w:rPr>
-                <w:rStyle w:val="ListLabel1"/>
-              </w:rPr>
+              <w:rPr/>
               <w:fldChar w:fldCharType="end"/>
             </w:r>
             <w:r>
@@ -391,7 +383,7 @@
           </w:tcPr>
           <w:p>
             <w:pPr>
-              <w:pStyle w:val="Style16"/>
+              <w:pStyle w:val="Style21"/>
               <w:widowControl w:val="false"/>
               <w:suppressLineNumbers/>
               <w:bidi w:val="0"/>
@@ -417,7 +409,7 @@
           </w:tcPr>
           <w:p>
             <w:pPr>
-              <w:pStyle w:val="Style16"/>
+              <w:pStyle w:val="Style21"/>
               <w:widowControl w:val="false"/>
               <w:suppressLineNumbers/>
               <w:bidi w:val="0"/>
@@ -444,27 +436,19 @@
               <w:fldChar w:fldCharType="begin"/>
             </w:r>
             <w:r>
-              <w:rPr>
-                <w:rStyle w:val="ListLabel1"/>
-              </w:rPr>
+              <w:rPr/>
               <w:instrText xml:space="preserve"> HYPERLINK "https://247ps-i.isnet.jp.fujitsu.com/platform/pc/product/arrowstab/1901/q509ve/spec.html" \l "29"</w:instrText>
             </w:r>
             <w:r>
-              <w:rPr>
-                <w:rStyle w:val="ListLabel1"/>
-              </w:rPr>
+              <w:rPr/>
               <w:fldChar w:fldCharType="separate"/>
             </w:r>
             <w:r>
-              <w:rPr>
-                <w:rStyle w:val="ListLabel1"/>
-              </w:rPr>
+              <w:rPr/>
               <w:t>注</w:t>
             </w:r>
             <w:r>
-              <w:rPr>
-                <w:rStyle w:val="ListLabel1"/>
-              </w:rPr>
+              <w:rPr/>
               <w:fldChar w:fldCharType="end"/>
             </w:r>
             <w:r>
@@ -489,7 +473,7 @@
           </w:tcPr>
           <w:p>
             <w:pPr>
-              <w:pStyle w:val="Style16"/>
+              <w:pStyle w:val="Style21"/>
               <w:widowControl w:val="false"/>
               <w:suppressLineNumbers/>
               <w:bidi w:val="0"/>
@@ -511,7 +495,7 @@
           </w:tcPr>
           <w:p>
             <w:pPr>
-              <w:pStyle w:val="Style16"/>
+              <w:pStyle w:val="Style21"/>
               <w:widowControl w:val="false"/>
               <w:suppressLineNumbers/>
               <w:bidi w:val="0"/>
@@ -531,7 +515,7 @@
           </w:tcPr>
           <w:p>
             <w:pPr>
-              <w:pStyle w:val="Style15"/>
+              <w:pStyle w:val="Style20"/>
               <w:widowControl w:val="false"/>
               <w:suppressLineNumbers/>
               <w:bidi w:val="0"/>
@@ -564,7 +548,7 @@
           </w:tcPr>
           <w:p>
             <w:pPr>
-              <w:pStyle w:val="Style15"/>
+              <w:pStyle w:val="Style20"/>
               <w:widowControl w:val="false"/>
               <w:suppressLineNumbers/>
               <w:bidi w:val="0"/>
@@ -601,7 +585,7 @@
           </w:tcPr>
           <w:p>
             <w:pPr>
-              <w:pStyle w:val="Style15"/>
+              <w:pStyle w:val="Style20"/>
               <w:widowControl w:val="false"/>
               <w:bidi w:val="0"/>
               <w:jc w:val="left"/>
@@ -627,7 +611,7 @@
           </w:tcPr>
           <w:p>
             <w:pPr>
-              <w:pStyle w:val="Style16"/>
+              <w:pStyle w:val="Style21"/>
               <w:widowControl w:val="false"/>
               <w:suppressLineNumbers/>
               <w:bidi w:val="0"/>
@@ -648,7 +632,7 @@
           </w:tcPr>
           <w:p>
             <w:pPr>
-              <w:pStyle w:val="Style15"/>
+              <w:pStyle w:val="Style20"/>
               <w:widowControl w:val="false"/>
               <w:suppressLineNumbers/>
               <w:bidi w:val="0"/>
@@ -690,7 +674,7 @@
           </w:tcPr>
           <w:p>
             <w:pPr>
-              <w:pStyle w:val="Style15"/>
+              <w:pStyle w:val="Style20"/>
               <w:widowControl w:val="false"/>
               <w:suppressLineNumbers/>
               <w:bidi w:val="0"/>
@@ -736,7 +720,7 @@
           </w:tcPr>
           <w:p>
             <w:pPr>
-              <w:pStyle w:val="Style15"/>
+              <w:pStyle w:val="Style20"/>
               <w:widowControl w:val="false"/>
               <w:bidi w:val="0"/>
               <w:jc w:val="left"/>
@@ -762,7 +746,7 @@
           </w:tcPr>
           <w:p>
             <w:pPr>
-              <w:pStyle w:val="Style16"/>
+              <w:pStyle w:val="Style21"/>
               <w:widowControl w:val="false"/>
               <w:suppressLineNumbers/>
               <w:bidi w:val="0"/>
@@ -791,7 +775,7 @@
           </w:tcPr>
           <w:p>
             <w:pPr>
-              <w:pStyle w:val="Style15"/>
+              <w:pStyle w:val="Style20"/>
               <w:widowControl w:val="false"/>
               <w:suppressLineNumbers/>
               <w:bidi w:val="0"/>
@@ -812,7 +796,7 @@
           </w:tcPr>
           <w:p>
             <w:pPr>
-              <w:pStyle w:val="Style15"/>
+              <w:pStyle w:val="Style20"/>
               <w:widowControl w:val="false"/>
               <w:suppressLineNumbers/>
               <w:bidi w:val="0"/>
@@ -837,7 +821,7 @@
           </w:tcPr>
           <w:p>
             <w:pPr>
-              <w:pStyle w:val="Style15"/>
+              <w:pStyle w:val="Style20"/>
               <w:widowControl w:val="false"/>
               <w:bidi w:val="0"/>
               <w:jc w:val="left"/>
@@ -856,14 +840,14 @@
         </w:tc>
         <w:tc>
           <w:tcPr>
-            <w:tcW w:w="1884" w:type="dxa"/>
+            <w:tcW w:w="1883" w:type="dxa"/>
             <w:vMerge w:val="restart"/>
             <w:tcBorders/>
             <w:vAlign w:val="center"/>
           </w:tcPr>
           <w:p>
             <w:pPr>
-              <w:pStyle w:val="Style16"/>
+              <w:pStyle w:val="Style21"/>
               <w:widowControl w:val="false"/>
               <w:suppressLineNumbers/>
               <w:bidi w:val="0"/>
@@ -878,13 +862,13 @@
         </w:tc>
         <w:tc>
           <w:tcPr>
-            <w:tcW w:w="1323" w:type="dxa"/>
-            <w:tcBorders/>
-            <w:vAlign w:val="center"/>
-          </w:tcPr>
-          <w:p>
-            <w:pPr>
-              <w:pStyle w:val="Style16"/>
+            <w:tcW w:w="1324" w:type="dxa"/>
+            <w:tcBorders/>
+            <w:vAlign w:val="center"/>
+          </w:tcPr>
+          <w:p>
+            <w:pPr>
+              <w:pStyle w:val="Style21"/>
               <w:widowControl w:val="false"/>
               <w:suppressLineNumbers/>
               <w:bidi w:val="0"/>
@@ -910,7 +894,7 @@
           </w:tcPr>
           <w:p>
             <w:pPr>
-              <w:pStyle w:val="Style15"/>
+              <w:pStyle w:val="Style20"/>
               <w:widowControl w:val="false"/>
               <w:suppressLineNumbers/>
               <w:bidi w:val="0"/>
@@ -935,7 +919,7 @@
           </w:tcPr>
           <w:p>
             <w:pPr>
-              <w:pStyle w:val="Style15"/>
+              <w:pStyle w:val="Style20"/>
               <w:widowControl w:val="false"/>
               <w:bidi w:val="0"/>
               <w:jc w:val="left"/>
@@ -954,14 +938,14 @@
         </w:tc>
         <w:tc>
           <w:tcPr>
-            <w:tcW w:w="1884" w:type="dxa"/>
+            <w:tcW w:w="1883" w:type="dxa"/>
             <w:vMerge w:val="continue"/>
             <w:tcBorders/>
             <w:vAlign w:val="center"/>
           </w:tcPr>
           <w:p>
             <w:pPr>
-              <w:pStyle w:val="Style15"/>
+              <w:pStyle w:val="Style20"/>
               <w:widowControl w:val="false"/>
               <w:bidi w:val="0"/>
               <w:jc w:val="left"/>
@@ -980,13 +964,13 @@
         </w:tc>
         <w:tc>
           <w:tcPr>
-            <w:tcW w:w="1323" w:type="dxa"/>
-            <w:tcBorders/>
-            <w:vAlign w:val="center"/>
-          </w:tcPr>
-          <w:p>
-            <w:pPr>
-              <w:pStyle w:val="Style16"/>
+            <w:tcW w:w="1324" w:type="dxa"/>
+            <w:tcBorders/>
+            <w:vAlign w:val="center"/>
+          </w:tcPr>
+          <w:p>
+            <w:pPr>
+              <w:pStyle w:val="Style21"/>
               <w:widowControl w:val="false"/>
               <w:suppressLineNumbers/>
               <w:bidi w:val="0"/>
@@ -1012,7 +996,7 @@
           </w:tcPr>
           <w:p>
             <w:pPr>
-              <w:pStyle w:val="Style15"/>
+              <w:pStyle w:val="Style20"/>
               <w:widowControl w:val="false"/>
               <w:suppressLineNumbers/>
               <w:bidi w:val="0"/>
@@ -1037,7 +1021,7 @@
           </w:tcPr>
           <w:p>
             <w:pPr>
-              <w:pStyle w:val="Style16"/>
+              <w:pStyle w:val="Style21"/>
               <w:widowControl w:val="false"/>
               <w:suppressLineNumbers/>
               <w:bidi w:val="0"/>
@@ -1059,7 +1043,7 @@
           </w:tcPr>
           <w:p>
             <w:pPr>
-              <w:pStyle w:val="Style15"/>
+              <w:pStyle w:val="Style20"/>
               <w:widowControl w:val="false"/>
               <w:suppressLineNumbers/>
               <w:bidi w:val="0"/>
@@ -1088,7 +1072,7 @@
           </w:tcPr>
           <w:p>
             <w:pPr>
-              <w:pStyle w:val="Style16"/>
+              <w:pStyle w:val="Style21"/>
               <w:widowControl w:val="false"/>
               <w:suppressLineNumbers/>
               <w:bidi w:val="0"/>
@@ -1103,14 +1087,14 @@
         </w:tc>
         <w:tc>
           <w:tcPr>
-            <w:tcW w:w="1884" w:type="dxa"/>
+            <w:tcW w:w="1883" w:type="dxa"/>
             <w:vMerge w:val="restart"/>
             <w:tcBorders/>
             <w:vAlign w:val="center"/>
           </w:tcPr>
           <w:p>
             <w:pPr>
-              <w:pStyle w:val="Style16"/>
+              <w:pStyle w:val="Style21"/>
               <w:widowControl w:val="false"/>
               <w:suppressLineNumbers/>
               <w:bidi w:val="0"/>
@@ -1133,13 +1117,13 @@
         </w:tc>
         <w:tc>
           <w:tcPr>
-            <w:tcW w:w="1323" w:type="dxa"/>
-            <w:tcBorders/>
-            <w:vAlign w:val="center"/>
-          </w:tcPr>
-          <w:p>
-            <w:pPr>
-              <w:pStyle w:val="Style16"/>
+            <w:tcW w:w="1324" w:type="dxa"/>
+            <w:tcBorders/>
+            <w:vAlign w:val="center"/>
+          </w:tcPr>
+          <w:p>
+            <w:pPr>
+              <w:pStyle w:val="Style21"/>
               <w:widowControl w:val="false"/>
               <w:suppressLineNumbers/>
               <w:bidi w:val="0"/>
@@ -1161,7 +1145,7 @@
           </w:tcPr>
           <w:p>
             <w:pPr>
-              <w:pStyle w:val="Style15"/>
+              <w:pStyle w:val="Style20"/>
               <w:widowControl w:val="false"/>
               <w:suppressLineNumbers/>
               <w:bidi w:val="0"/>
@@ -1186,7 +1170,7 @@
           </w:tcPr>
           <w:p>
             <w:pPr>
-              <w:pStyle w:val="Style15"/>
+              <w:pStyle w:val="Style20"/>
               <w:widowControl w:val="false"/>
               <w:bidi w:val="0"/>
               <w:jc w:val="left"/>
@@ -1205,14 +1189,14 @@
         </w:tc>
         <w:tc>
           <w:tcPr>
-            <w:tcW w:w="1884" w:type="dxa"/>
+            <w:tcW w:w="1883" w:type="dxa"/>
             <w:vMerge w:val="continue"/>
             <w:tcBorders/>
             <w:vAlign w:val="center"/>
           </w:tcPr>
           <w:p>
             <w:pPr>
-              <w:pStyle w:val="Style15"/>
+              <w:pStyle w:val="Style20"/>
               <w:widowControl w:val="false"/>
               <w:bidi w:val="0"/>
               <w:jc w:val="left"/>
@@ -1231,13 +1215,13 @@
         </w:tc>
         <w:tc>
           <w:tcPr>
-            <w:tcW w:w="1323" w:type="dxa"/>
-            <w:tcBorders/>
-            <w:vAlign w:val="center"/>
-          </w:tcPr>
-          <w:p>
-            <w:pPr>
-              <w:pStyle w:val="Style16"/>
+            <w:tcW w:w="1324" w:type="dxa"/>
+            <w:tcBorders/>
+            <w:vAlign w:val="center"/>
+          </w:tcPr>
+          <w:p>
+            <w:pPr>
+              <w:pStyle w:val="Style21"/>
               <w:widowControl w:val="false"/>
               <w:suppressLineNumbers/>
               <w:bidi w:val="0"/>
@@ -1258,7 +1242,7 @@
           </w:tcPr>
           <w:p>
             <w:pPr>
-              <w:pStyle w:val="Style15"/>
+              <w:pStyle w:val="Style20"/>
               <w:widowControl w:val="false"/>
               <w:suppressLineNumbers/>
               <w:bidi w:val="0"/>
@@ -1285,27 +1269,19 @@
               <w:fldChar w:fldCharType="begin"/>
             </w:r>
             <w:r>
-              <w:rPr>
-                <w:rStyle w:val="ListLabel1"/>
-              </w:rPr>
+              <w:rPr/>
               <w:instrText xml:space="preserve"> HYPERLINK "https://247ps-i.isnet.jp.fujitsu.com/platform/pc/product/arrowstab/1901/q509ve/spec.html" \l "24"</w:instrText>
             </w:r>
             <w:r>
-              <w:rPr>
-                <w:rStyle w:val="ListLabel1"/>
-              </w:rPr>
+              <w:rPr/>
               <w:fldChar w:fldCharType="separate"/>
             </w:r>
             <w:r>
-              <w:rPr>
-                <w:rStyle w:val="ListLabel1"/>
-              </w:rPr>
+              <w:rPr/>
               <w:t>注</w:t>
             </w:r>
             <w:r>
-              <w:rPr>
-                <w:rStyle w:val="ListLabel1"/>
-              </w:rPr>
+              <w:rPr/>
               <w:fldChar w:fldCharType="end"/>
             </w:r>
             <w:r>
@@ -1326,7 +1302,7 @@
           </w:tcPr>
           <w:p>
             <w:pPr>
-              <w:pStyle w:val="Style15"/>
+              <w:pStyle w:val="Style20"/>
               <w:widowControl w:val="false"/>
               <w:suppressLineNumbers/>
               <w:bidi w:val="0"/>
@@ -1353,27 +1329,19 @@
               <w:fldChar w:fldCharType="begin"/>
             </w:r>
             <w:r>
-              <w:rPr>
-                <w:rStyle w:val="ListLabel1"/>
-              </w:rPr>
+              <w:rPr/>
               <w:instrText xml:space="preserve"> HYPERLINK "https://247ps-i.isnet.jp.fujitsu.com/platform/pc/product/arrowstab/1901/q509ve/spec.html" \l "24"</w:instrText>
             </w:r>
             <w:r>
-              <w:rPr>
-                <w:rStyle w:val="ListLabel1"/>
-              </w:rPr>
+              <w:rPr/>
               <w:fldChar w:fldCharType="separate"/>
             </w:r>
             <w:r>
-              <w:rPr>
-                <w:rStyle w:val="ListLabel1"/>
-              </w:rPr>
+              <w:rPr/>
               <w:t>注</w:t>
             </w:r>
             <w:r>
-              <w:rPr>
-                <w:rStyle w:val="ListLabel1"/>
-              </w:rPr>
+              <w:rPr/>
               <w:fldChar w:fldCharType="end"/>
             </w:r>
             <w:r>
@@ -1398,7 +1366,7 @@
           </w:tcPr>
           <w:p>
             <w:pPr>
-              <w:pStyle w:val="Style15"/>
+              <w:pStyle w:val="Style20"/>
               <w:widowControl w:val="false"/>
               <w:bidi w:val="0"/>
               <w:jc w:val="left"/>
@@ -1424,7 +1392,7 @@
           </w:tcPr>
           <w:p>
             <w:pPr>
-              <w:pStyle w:val="Style16"/>
+              <w:pStyle w:val="Style21"/>
               <w:widowControl w:val="false"/>
               <w:suppressLineNumbers/>
               <w:bidi w:val="0"/>
@@ -1439,27 +1407,19 @@
               <w:fldChar w:fldCharType="begin"/>
             </w:r>
             <w:r>
-              <w:rPr>
-                <w:rStyle w:val="ListLabel1"/>
-              </w:rPr>
+              <w:rPr/>
               <w:instrText xml:space="preserve"> HYPERLINK "https://247ps-i.isnet.jp.fujitsu.com/platform/pc/product/arrowstab/1901/q509ve/spec.html" \l "1"</w:instrText>
             </w:r>
             <w:r>
-              <w:rPr>
-                <w:rStyle w:val="ListLabel1"/>
-              </w:rPr>
+              <w:rPr/>
               <w:fldChar w:fldCharType="separate"/>
             </w:r>
             <w:r>
-              <w:rPr>
-                <w:rStyle w:val="ListLabel1"/>
-              </w:rPr>
+              <w:rPr/>
               <w:t>注</w:t>
             </w:r>
             <w:r>
-              <w:rPr>
-                <w:rStyle w:val="ListLabel1"/>
-              </w:rPr>
+              <w:rPr/>
               <w:fldChar w:fldCharType="end"/>
             </w:r>
             <w:r>
@@ -1481,7 +1441,7 @@
           </w:tcPr>
           <w:p>
             <w:pPr>
-              <w:pStyle w:val="Style15"/>
+              <w:pStyle w:val="Style20"/>
               <w:widowControl w:val="false"/>
               <w:suppressLineNumbers/>
               <w:bidi w:val="0"/>
@@ -1518,7 +1478,7 @@
           </w:tcPr>
           <w:p>
             <w:pPr>
-              <w:pStyle w:val="Style16"/>
+              <w:pStyle w:val="Style21"/>
               <w:widowControl w:val="false"/>
               <w:suppressLineNumbers/>
               <w:bidi w:val="0"/>
@@ -1540,7 +1500,7 @@
           </w:tcPr>
           <w:p>
             <w:pPr>
-              <w:pStyle w:val="Style16"/>
+              <w:pStyle w:val="Style21"/>
               <w:widowControl w:val="false"/>
               <w:suppressLineNumbers/>
               <w:bidi w:val="0"/>
@@ -1562,7 +1522,7 @@
           </w:tcPr>
           <w:p>
             <w:pPr>
-              <w:pStyle w:val="Style15"/>
+              <w:pStyle w:val="Style20"/>
               <w:widowControl w:val="false"/>
               <w:suppressLineNumbers/>
               <w:bidi w:val="0"/>
@@ -1599,7 +1559,7 @@
           </w:tcPr>
           <w:p>
             <w:pPr>
-              <w:pStyle w:val="Style15"/>
+              <w:pStyle w:val="Style20"/>
               <w:widowControl w:val="false"/>
               <w:bidi w:val="0"/>
               <w:jc w:val="left"/>
@@ -1625,7 +1585,7 @@
           </w:tcPr>
           <w:p>
             <w:pPr>
-              <w:pStyle w:val="Style16"/>
+              <w:pStyle w:val="Style21"/>
               <w:widowControl w:val="false"/>
               <w:suppressLineNumbers/>
               <w:bidi w:val="0"/>
@@ -1647,7 +1607,7 @@
           </w:tcPr>
           <w:p>
             <w:pPr>
-              <w:pStyle w:val="Style15"/>
+              <w:pStyle w:val="Style20"/>
               <w:widowControl w:val="false"/>
               <w:suppressLineNumbers/>
               <w:bidi w:val="0"/>
@@ -1672,7 +1632,7 @@
           </w:tcPr>
           <w:p>
             <w:pPr>
-              <w:pStyle w:val="Style15"/>
+              <w:pStyle w:val="Style20"/>
               <w:widowControl w:val="false"/>
               <w:bidi w:val="0"/>
               <w:jc w:val="left"/>
@@ -1698,7 +1658,7 @@
           </w:tcPr>
           <w:p>
             <w:pPr>
-              <w:pStyle w:val="Style16"/>
+              <w:pStyle w:val="Style21"/>
               <w:widowControl w:val="false"/>
               <w:suppressLineNumbers/>
               <w:bidi w:val="0"/>
@@ -1721,27 +1681,19 @@
               <w:fldChar w:fldCharType="begin"/>
             </w:r>
             <w:r>
-              <w:rPr>
-                <w:rStyle w:val="ListLabel1"/>
-              </w:rPr>
+              <w:rPr/>
               <w:instrText xml:space="preserve"> HYPERLINK "https://247ps-i.isnet.jp.fujitsu.com/platform/pc/product/arrowstab/1901/q509ve/spec.html" \l "2"</w:instrText>
             </w:r>
             <w:r>
-              <w:rPr>
-                <w:rStyle w:val="ListLabel1"/>
-              </w:rPr>
+              <w:rPr/>
               <w:fldChar w:fldCharType="separate"/>
             </w:r>
             <w:r>
-              <w:rPr>
-                <w:rStyle w:val="ListLabel1"/>
-              </w:rPr>
+              <w:rPr/>
               <w:t>注</w:t>
             </w:r>
             <w:r>
-              <w:rPr>
-                <w:rStyle w:val="ListLabel1"/>
-              </w:rPr>
+              <w:rPr/>
               <w:fldChar w:fldCharType="end"/>
             </w:r>
             <w:r>
@@ -1763,7 +1715,7 @@
           </w:tcPr>
           <w:p>
             <w:pPr>
-              <w:pStyle w:val="Style15"/>
+              <w:pStyle w:val="Style20"/>
               <w:widowControl w:val="false"/>
               <w:suppressLineNumbers/>
               <w:bidi w:val="0"/>
@@ -1814,27 +1766,19 @@
               <w:fldChar w:fldCharType="begin"/>
             </w:r>
             <w:r>
-              <w:rPr>
-                <w:rStyle w:val="ListLabel1"/>
-              </w:rPr>
+              <w:rPr/>
               <w:instrText xml:space="preserve"> HYPERLINK "https://247ps-i.isnet.jp.fujitsu.com/platform/pc/product/arrowstab/1901/q509ve/spec.html" \l "15"</w:instrText>
             </w:r>
             <w:r>
-              <w:rPr>
-                <w:rStyle w:val="ListLabel1"/>
-              </w:rPr>
+              <w:rPr/>
               <w:fldChar w:fldCharType="separate"/>
             </w:r>
             <w:r>
-              <w:rPr>
-                <w:rStyle w:val="ListLabel1"/>
-              </w:rPr>
+              <w:rPr/>
               <w:t>注</w:t>
             </w:r>
             <w:r>
-              <w:rPr>
-                <w:rStyle w:val="ListLabel1"/>
-              </w:rPr>
+              <w:rPr/>
               <w:fldChar w:fldCharType="end"/>
             </w:r>
             <w:r>
@@ -1868,7 +1812,7 @@
           </w:tcPr>
           <w:p>
             <w:pPr>
-              <w:pStyle w:val="Style15"/>
+              <w:pStyle w:val="Style20"/>
               <w:widowControl w:val="false"/>
               <w:bidi w:val="0"/>
               <w:jc w:val="left"/>
@@ -1894,7 +1838,7 @@
           </w:tcPr>
           <w:p>
             <w:pPr>
-              <w:pStyle w:val="Style16"/>
+              <w:pStyle w:val="Style21"/>
               <w:widowControl w:val="false"/>
               <w:suppressLineNumbers/>
               <w:bidi w:val="0"/>
@@ -1916,7 +1860,7 @@
           </w:tcPr>
           <w:p>
             <w:pPr>
-              <w:pStyle w:val="Style15"/>
+              <w:pStyle w:val="Style20"/>
               <w:widowControl w:val="false"/>
               <w:suppressLineNumbers/>
               <w:bidi w:val="0"/>
@@ -1945,7 +1889,7 @@
           </w:tcPr>
           <w:p>
             <w:pPr>
-              <w:pStyle w:val="Style15"/>
+              <w:pStyle w:val="Style20"/>
               <w:widowControl w:val="false"/>
               <w:bidi w:val="0"/>
               <w:jc w:val="left"/>
@@ -1971,7 +1915,7 @@
           </w:tcPr>
           <w:p>
             <w:pPr>
-              <w:pStyle w:val="Style16"/>
+              <w:pStyle w:val="Style21"/>
               <w:widowControl w:val="false"/>
               <w:suppressLineNumbers/>
               <w:bidi w:val="0"/>
@@ -1993,7 +1937,7 @@
           </w:tcPr>
           <w:p>
             <w:pPr>
-              <w:pStyle w:val="Style15"/>
+              <w:pStyle w:val="Style20"/>
               <w:widowControl w:val="false"/>
               <w:suppressLineNumbers/>
               <w:bidi w:val="0"/>
@@ -2018,7 +1962,7 @@
           </w:tcPr>
           <w:p>
             <w:pPr>
-              <w:pStyle w:val="Style15"/>
+              <w:pStyle w:val="Style20"/>
               <w:widowControl w:val="false"/>
               <w:bidi w:val="0"/>
               <w:jc w:val="left"/>
@@ -2044,7 +1988,7 @@
           </w:tcPr>
           <w:p>
             <w:pPr>
-              <w:pStyle w:val="Style16"/>
+              <w:pStyle w:val="Style21"/>
               <w:widowControl w:val="false"/>
               <w:suppressLineNumbers/>
               <w:bidi w:val="0"/>
@@ -2066,7 +2010,7 @@
           </w:tcPr>
           <w:p>
             <w:pPr>
-              <w:pStyle w:val="Style15"/>
+              <w:pStyle w:val="Style20"/>
               <w:widowControl w:val="false"/>
               <w:suppressLineNumbers/>
               <w:bidi w:val="0"/>
@@ -2116,7 +2060,7 @@
           </w:tcPr>
           <w:p>
             <w:pPr>
-              <w:pStyle w:val="Style15"/>
+              <w:pStyle w:val="Style20"/>
               <w:widowControl w:val="false"/>
               <w:bidi w:val="0"/>
               <w:jc w:val="left"/>
@@ -2142,7 +2086,7 @@
           </w:tcPr>
           <w:p>
             <w:pPr>
-              <w:pStyle w:val="Style16"/>
+              <w:pStyle w:val="Style21"/>
               <w:widowControl w:val="false"/>
               <w:suppressLineNumbers/>
               <w:bidi w:val="0"/>
@@ -2157,27 +2101,19 @@
               <w:fldChar w:fldCharType="begin"/>
             </w:r>
             <w:r>
-              <w:rPr>
-                <w:rStyle w:val="ListLabel1"/>
-              </w:rPr>
+              <w:rPr/>
               <w:instrText xml:space="preserve"> HYPERLINK "https://247ps-i.isnet.jp.fujitsu.com/platform/pc/product/arrowstab/1901/q509ve/spec.html" \l "3"</w:instrText>
             </w:r>
             <w:r>
-              <w:rPr>
-                <w:rStyle w:val="ListLabel1"/>
-              </w:rPr>
+              <w:rPr/>
               <w:fldChar w:fldCharType="separate"/>
             </w:r>
             <w:r>
-              <w:rPr>
-                <w:rStyle w:val="ListLabel1"/>
-              </w:rPr>
+              <w:rPr/>
               <w:t>注</w:t>
             </w:r>
             <w:r>
-              <w:rPr>
-                <w:rStyle w:val="ListLabel1"/>
-              </w:rPr>
+              <w:rPr/>
               <w:fldChar w:fldCharType="end"/>
             </w:r>
             <w:r>
@@ -2199,7 +2135,7 @@
           </w:tcPr>
           <w:p>
             <w:pPr>
-              <w:pStyle w:val="Style15"/>
+              <w:pStyle w:val="Style20"/>
               <w:widowControl w:val="false"/>
               <w:suppressLineNumbers/>
               <w:bidi w:val="0"/>
@@ -2240,7 +2176,7 @@
           </w:tcPr>
           <w:p>
             <w:pPr>
-              <w:pStyle w:val="Style16"/>
+              <w:pStyle w:val="Style21"/>
               <w:widowControl w:val="false"/>
               <w:suppressLineNumbers/>
               <w:bidi w:val="0"/>
@@ -2264,27 +2200,19 @@
               <w:fldChar w:fldCharType="begin"/>
             </w:r>
             <w:r>
-              <w:rPr>
-                <w:rStyle w:val="ListLabel1"/>
-              </w:rPr>
+              <w:rPr/>
               <w:instrText xml:space="preserve"> HYPERLINK "https://247ps-i.isnet.jp.fujitsu.com/platform/pc/product/arrowstab/1901/q509ve/spec.html" \l "16"</w:instrText>
             </w:r>
             <w:r>
-              <w:rPr>
-                <w:rStyle w:val="ListLabel1"/>
-              </w:rPr>
+              <w:rPr/>
               <w:fldChar w:fldCharType="separate"/>
             </w:r>
             <w:r>
-              <w:rPr>
-                <w:rStyle w:val="ListLabel1"/>
-              </w:rPr>
+              <w:rPr/>
               <w:t>注</w:t>
             </w:r>
             <w:r>
-              <w:rPr>
-                <w:rStyle w:val="ListLabel1"/>
-              </w:rPr>
+              <w:rPr/>
               <w:fldChar w:fldCharType="end"/>
             </w:r>
             <w:r>
@@ -2306,7 +2234,7 @@
           </w:tcPr>
           <w:p>
             <w:pPr>
-              <w:pStyle w:val="Style15"/>
+              <w:pStyle w:val="Style20"/>
               <w:widowControl w:val="false"/>
               <w:suppressLineNumbers/>
               <w:bidi w:val="0"/>
@@ -2378,7 +2306,7 @@
           </w:tcPr>
           <w:p>
             <w:pPr>
-              <w:pStyle w:val="Style16"/>
+              <w:pStyle w:val="Style21"/>
               <w:widowControl w:val="false"/>
               <w:suppressLineNumbers/>
               <w:bidi w:val="0"/>
@@ -2400,7 +2328,7 @@
           </w:tcPr>
           <w:p>
             <w:pPr>
-              <w:pStyle w:val="Style15"/>
+              <w:pStyle w:val="Style20"/>
               <w:widowControl w:val="false"/>
               <w:suppressLineNumbers/>
               <w:bidi w:val="0"/>
@@ -2425,7 +2353,7 @@
           </w:tcPr>
           <w:p>
             <w:pPr>
-              <w:pStyle w:val="Style16"/>
+              <w:pStyle w:val="Style21"/>
               <w:widowControl w:val="false"/>
               <w:suppressLineNumbers/>
               <w:bidi w:val="0"/>
@@ -2447,7 +2375,7 @@
           </w:tcPr>
           <w:p>
             <w:pPr>
-              <w:pStyle w:val="Style16"/>
+              <w:pStyle w:val="Style21"/>
               <w:widowControl w:val="false"/>
               <w:suppressLineNumbers/>
               <w:bidi w:val="0"/>
@@ -2469,7 +2397,7 @@
           </w:tcPr>
           <w:p>
             <w:pPr>
-              <w:pStyle w:val="Style15"/>
+              <w:pStyle w:val="Style20"/>
               <w:widowControl w:val="false"/>
               <w:suppressLineNumbers/>
               <w:bidi w:val="0"/>
@@ -2494,7 +2422,7 @@
           </w:tcPr>
           <w:p>
             <w:pPr>
-              <w:pStyle w:val="Style15"/>
+              <w:pStyle w:val="Style20"/>
               <w:widowControl w:val="false"/>
               <w:bidi w:val="0"/>
               <w:jc w:val="left"/>
@@ -2520,7 +2448,7 @@
           </w:tcPr>
           <w:p>
             <w:pPr>
-              <w:pStyle w:val="Style16"/>
+              <w:pStyle w:val="Style21"/>
               <w:widowControl w:val="false"/>
               <w:suppressLineNumbers/>
               <w:bidi w:val="0"/>
@@ -2542,7 +2470,7 @@
           </w:tcPr>
           <w:p>
             <w:pPr>
-              <w:pStyle w:val="Style15"/>
+              <w:pStyle w:val="Style20"/>
               <w:widowControl w:val="false"/>
               <w:suppressLineNumbers/>
               <w:bidi w:val="0"/>
@@ -2567,7 +2495,7 @@
           </w:tcPr>
           <w:p>
             <w:pPr>
-              <w:pStyle w:val="Style16"/>
+              <w:pStyle w:val="Style21"/>
               <w:widowControl w:val="false"/>
               <w:suppressLineNumbers/>
               <w:bidi w:val="0"/>
@@ -2589,7 +2517,7 @@
           </w:tcPr>
           <w:p>
             <w:pPr>
-              <w:pStyle w:val="Style15"/>
+              <w:pStyle w:val="Style20"/>
               <w:widowControl w:val="false"/>
               <w:suppressLineNumbers/>
               <w:bidi w:val="0"/>
@@ -2620,27 +2548,19 @@
               <w:fldChar w:fldCharType="begin"/>
             </w:r>
             <w:r>
-              <w:rPr>
-                <w:rStyle w:val="ListLabel1"/>
-              </w:rPr>
+              <w:rPr/>
               <w:instrText xml:space="preserve"> HYPERLINK "https://247ps-i.isnet.jp.fujitsu.com/platform/pc/product/arrowstab/1901/q509ve/spec.html" \l "28"</w:instrText>
             </w:r>
             <w:r>
-              <w:rPr>
-                <w:rStyle w:val="ListLabel1"/>
-              </w:rPr>
+              <w:rPr/>
               <w:fldChar w:fldCharType="separate"/>
             </w:r>
             <w:r>
-              <w:rPr>
-                <w:rStyle w:val="ListLabel1"/>
-              </w:rPr>
+              <w:rPr/>
               <w:t>注</w:t>
             </w:r>
             <w:r>
-              <w:rPr>
-                <w:rStyle w:val="ListLabel1"/>
-              </w:rPr>
+              <w:rPr/>
               <w:fldChar w:fldCharType="end"/>
             </w:r>
             <w:r>
@@ -2705,7 +2625,7 @@
           </w:tcPr>
           <w:p>
             <w:pPr>
-              <w:pStyle w:val="Style16"/>
+              <w:pStyle w:val="Style21"/>
               <w:widowControl w:val="false"/>
               <w:suppressLineNumbers/>
               <w:bidi w:val="0"/>
@@ -2731,7 +2651,7 @@
           </w:tcPr>
           <w:p>
             <w:pPr>
-              <w:pStyle w:val="Style15"/>
+              <w:pStyle w:val="Style20"/>
               <w:widowControl w:val="false"/>
               <w:suppressLineNumbers/>
               <w:bidi w:val="0"/>
@@ -2796,7 +2716,7 @@
           </w:tcPr>
           <w:p>
             <w:pPr>
-              <w:pStyle w:val="Style16"/>
+              <w:pStyle w:val="Style21"/>
               <w:widowControl w:val="false"/>
               <w:suppressLineNumbers/>
               <w:bidi w:val="0"/>
@@ -2818,7 +2738,7 @@
           </w:tcPr>
           <w:p>
             <w:pPr>
-              <w:pStyle w:val="Style16"/>
+              <w:pStyle w:val="Style21"/>
               <w:widowControl w:val="false"/>
               <w:suppressLineNumbers/>
               <w:bidi w:val="0"/>
@@ -2840,7 +2760,7 @@
           </w:tcPr>
           <w:p>
             <w:pPr>
-              <w:pStyle w:val="Style15"/>
+              <w:pStyle w:val="Style20"/>
               <w:widowControl w:val="false"/>
               <w:suppressLineNumbers/>
               <w:bidi w:val="0"/>
@@ -2873,7 +2793,7 @@
           </w:tcPr>
           <w:p>
             <w:pPr>
-              <w:pStyle w:val="Style15"/>
+              <w:pStyle w:val="Style20"/>
               <w:widowControl w:val="false"/>
               <w:bidi w:val="0"/>
               <w:jc w:val="left"/>
@@ -2899,7 +2819,7 @@
           </w:tcPr>
           <w:p>
             <w:pPr>
-              <w:pStyle w:val="Style16"/>
+              <w:pStyle w:val="Style21"/>
               <w:widowControl w:val="false"/>
               <w:suppressLineNumbers/>
               <w:bidi w:val="0"/>
@@ -2957,7 +2877,7 @@
           </w:tcPr>
           <w:p>
             <w:pPr>
-              <w:pStyle w:val="Style15"/>
+              <w:pStyle w:val="Style20"/>
               <w:widowControl w:val="false"/>
               <w:suppressLineNumbers/>
               <w:bidi w:val="0"/>
@@ -2976,27 +2896,19 @@
               <w:fldChar w:fldCharType="begin"/>
             </w:r>
             <w:r>
-              <w:rPr>
-                <w:rStyle w:val="ListLabel1"/>
-              </w:rPr>
+              <w:rPr/>
               <w:instrText xml:space="preserve"> HYPERLINK "https://247ps-i.isnet.jp.fujitsu.com/platform/pc/product/arrowstab/1901/q509ve/spec.html" \l "30"</w:instrText>
             </w:r>
             <w:r>
-              <w:rPr>
-                <w:rStyle w:val="ListLabel1"/>
-              </w:rPr>
+              <w:rPr/>
               <w:fldChar w:fldCharType="separate"/>
             </w:r>
             <w:r>
-              <w:rPr>
-                <w:rStyle w:val="ListLabel1"/>
-              </w:rPr>
+              <w:rPr/>
               <w:t>注</w:t>
             </w:r>
             <w:r>
-              <w:rPr>
-                <w:rStyle w:val="ListLabel1"/>
-              </w:rPr>
+              <w:rPr/>
               <w:fldChar w:fldCharType="end"/>
             </w:r>
             <w:r>
@@ -3029,7 +2941,7 @@
           </w:tcPr>
           <w:p>
             <w:pPr>
-              <w:pStyle w:val="Style16"/>
+              <w:pStyle w:val="Style21"/>
               <w:widowControl w:val="false"/>
               <w:suppressLineNumbers/>
               <w:bidi w:val="0"/>
@@ -3051,7 +2963,7 @@
           </w:tcPr>
           <w:p>
             <w:pPr>
-              <w:pStyle w:val="Style15"/>
+              <w:pStyle w:val="Style20"/>
               <w:widowControl w:val="false"/>
               <w:suppressLineNumbers/>
               <w:bidi w:val="0"/>
@@ -3084,7 +2996,7 @@
           </w:tcPr>
           <w:p>
             <w:pPr>
-              <w:pStyle w:val="Style16"/>
+              <w:pStyle w:val="Style21"/>
               <w:widowControl w:val="false"/>
               <w:suppressLineNumbers/>
               <w:bidi w:val="0"/>
@@ -3106,7 +3018,7 @@
           </w:tcPr>
           <w:p>
             <w:pPr>
-              <w:pStyle w:val="Style15"/>
+              <w:pStyle w:val="Style20"/>
               <w:widowControl w:val="false"/>
               <w:suppressLineNumbers/>
               <w:bidi w:val="0"/>
@@ -3147,7 +3059,7 @@
           </w:tcPr>
           <w:p>
             <w:pPr>
-              <w:pStyle w:val="Style16"/>
+              <w:pStyle w:val="Style21"/>
               <w:widowControl w:val="false"/>
               <w:suppressLineNumbers/>
               <w:bidi w:val="0"/>
@@ -3169,7 +3081,7 @@
           </w:tcPr>
           <w:p>
             <w:pPr>
-              <w:pStyle w:val="Style16"/>
+              <w:pStyle w:val="Style21"/>
               <w:widowControl w:val="false"/>
               <w:suppressLineNumbers/>
               <w:bidi w:val="0"/>
@@ -3188,27 +3100,19 @@
               <w:fldChar w:fldCharType="begin"/>
             </w:r>
             <w:r>
-              <w:rPr>
-                <w:rStyle w:val="ListLabel1"/>
-              </w:rPr>
+              <w:rPr/>
               <w:instrText xml:space="preserve"> HYPERLINK "https://247ps-i.isnet.jp.fujitsu.com/platform/pc/product/arrowstab/1901/q509ve/spec.html" \l "4"</w:instrText>
             </w:r>
             <w:r>
-              <w:rPr>
-                <w:rStyle w:val="ListLabel1"/>
-              </w:rPr>
+              <w:rPr/>
               <w:fldChar w:fldCharType="separate"/>
             </w:r>
             <w:r>
-              <w:rPr>
-                <w:rStyle w:val="ListLabel1"/>
-              </w:rPr>
+              <w:rPr/>
               <w:t>注</w:t>
             </w:r>
             <w:r>
-              <w:rPr>
-                <w:rStyle w:val="ListLabel1"/>
-              </w:rPr>
+              <w:rPr/>
               <w:fldChar w:fldCharType="end"/>
             </w:r>
             <w:r>
@@ -3230,7 +3134,7 @@
           </w:tcPr>
           <w:p>
             <w:pPr>
-              <w:pStyle w:val="Style15"/>
+              <w:pStyle w:val="Style20"/>
               <w:widowControl w:val="false"/>
               <w:suppressLineNumbers/>
               <w:bidi w:val="0"/>
@@ -3306,7 +3210,7 @@
           </w:tcPr>
           <w:p>
             <w:pPr>
-              <w:pStyle w:val="Style15"/>
+              <w:pStyle w:val="Style20"/>
               <w:widowControl w:val="false"/>
               <w:bidi w:val="0"/>
               <w:jc w:val="left"/>
@@ -3325,14 +3229,14 @@
         </w:tc>
         <w:tc>
           <w:tcPr>
-            <w:tcW w:w="1884" w:type="dxa"/>
+            <w:tcW w:w="1883" w:type="dxa"/>
             <w:vMerge w:val="restart"/>
             <w:tcBorders/>
             <w:vAlign w:val="center"/>
           </w:tcPr>
           <w:p>
             <w:pPr>
-              <w:pStyle w:val="Style16"/>
+              <w:pStyle w:val="Style21"/>
               <w:widowControl w:val="false"/>
               <w:suppressLineNumbers/>
               <w:bidi w:val="0"/>
@@ -3351,13 +3255,13 @@
         </w:tc>
         <w:tc>
           <w:tcPr>
-            <w:tcW w:w="1323" w:type="dxa"/>
-            <w:tcBorders/>
-            <w:vAlign w:val="center"/>
-          </w:tcPr>
-          <w:p>
-            <w:pPr>
-              <w:pStyle w:val="Style16"/>
+            <w:tcW w:w="1324" w:type="dxa"/>
+            <w:tcBorders/>
+            <w:vAlign w:val="center"/>
+          </w:tcPr>
+          <w:p>
+            <w:pPr>
+              <w:pStyle w:val="Style21"/>
               <w:widowControl w:val="false"/>
               <w:suppressLineNumbers/>
               <w:bidi w:val="0"/>
@@ -3379,7 +3283,7 @@
           </w:tcPr>
           <w:p>
             <w:pPr>
-              <w:pStyle w:val="Style15"/>
+              <w:pStyle w:val="Style20"/>
               <w:widowControl w:val="false"/>
               <w:suppressLineNumbers/>
               <w:bidi w:val="0"/>
@@ -3404,7 +3308,7 @@
           </w:tcPr>
           <w:p>
             <w:pPr>
-              <w:pStyle w:val="Style15"/>
+              <w:pStyle w:val="Style20"/>
               <w:widowControl w:val="false"/>
               <w:bidi w:val="0"/>
               <w:jc w:val="left"/>
@@ -3423,14 +3327,14 @@
         </w:tc>
         <w:tc>
           <w:tcPr>
-            <w:tcW w:w="1884" w:type="dxa"/>
+            <w:tcW w:w="1883" w:type="dxa"/>
             <w:vMerge w:val="continue"/>
             <w:tcBorders/>
             <w:vAlign w:val="center"/>
           </w:tcPr>
           <w:p>
             <w:pPr>
-              <w:pStyle w:val="Style15"/>
+              <w:pStyle w:val="Style20"/>
               <w:widowControl w:val="false"/>
               <w:bidi w:val="0"/>
               <w:jc w:val="left"/>
@@ -3449,13 +3353,13 @@
         </w:tc>
         <w:tc>
           <w:tcPr>
-            <w:tcW w:w="1323" w:type="dxa"/>
-            <w:tcBorders/>
-            <w:vAlign w:val="center"/>
-          </w:tcPr>
-          <w:p>
-            <w:pPr>
-              <w:pStyle w:val="Style16"/>
+            <w:tcW w:w="1324" w:type="dxa"/>
+            <w:tcBorders/>
+            <w:vAlign w:val="center"/>
+          </w:tcPr>
+          <w:p>
+            <w:pPr>
+              <w:pStyle w:val="Style21"/>
               <w:widowControl w:val="false"/>
               <w:suppressLineNumbers/>
               <w:bidi w:val="0"/>
@@ -3513,7 +3417,7 @@
           </w:tcPr>
           <w:p>
             <w:pPr>
-              <w:pStyle w:val="Style15"/>
+              <w:pStyle w:val="Style20"/>
               <w:widowControl w:val="false"/>
               <w:suppressLineNumbers/>
               <w:bidi w:val="0"/>
@@ -3544,27 +3448,19 @@
               <w:fldChar w:fldCharType="begin"/>
             </w:r>
             <w:r>
-              <w:rPr>
-                <w:rStyle w:val="ListLabel1"/>
-              </w:rPr>
+              <w:rPr/>
               <w:instrText xml:space="preserve"> HYPERLINK "https://247ps-i.isnet.jp.fujitsu.com/platform/pc/product/arrowstab/1901/q509ve/spec.html" \l "13"</w:instrText>
             </w:r>
             <w:r>
-              <w:rPr>
-                <w:rStyle w:val="ListLabel1"/>
-              </w:rPr>
+              <w:rPr/>
               <w:fldChar w:fldCharType="separate"/>
             </w:r>
             <w:r>
-              <w:rPr>
-                <w:rStyle w:val="ListLabel1"/>
-              </w:rPr>
+              <w:rPr/>
               <w:t>注</w:t>
             </w:r>
             <w:r>
-              <w:rPr>
-                <w:rStyle w:val="ListLabel1"/>
-              </w:rPr>
+              <w:rPr/>
               <w:fldChar w:fldCharType="end"/>
             </w:r>
             <w:r>
@@ -3589,7 +3485,7 @@
           </w:tcPr>
           <w:p>
             <w:pPr>
-              <w:pStyle w:val="Style15"/>
+              <w:pStyle w:val="Style20"/>
               <w:widowControl w:val="false"/>
               <w:bidi w:val="0"/>
               <w:jc w:val="left"/>
@@ -3615,7 +3511,7 @@
           </w:tcPr>
           <w:p>
             <w:pPr>
-              <w:pStyle w:val="Style16"/>
+              <w:pStyle w:val="Style21"/>
               <w:widowControl w:val="false"/>
               <w:suppressLineNumbers/>
               <w:bidi w:val="0"/>
@@ -3638,27 +3534,19 @@
               <w:fldChar w:fldCharType="begin"/>
             </w:r>
             <w:r>
-              <w:rPr>
-                <w:rStyle w:val="ListLabel1"/>
-              </w:rPr>
+              <w:rPr/>
               <w:instrText xml:space="preserve"> HYPERLINK "https://247ps-i.isnet.jp.fujitsu.com/platform/pc/product/arrowstab/1901/q509ve/spec.html" \l "20"</w:instrText>
             </w:r>
             <w:r>
-              <w:rPr>
-                <w:rStyle w:val="ListLabel1"/>
-              </w:rPr>
+              <w:rPr/>
               <w:fldChar w:fldCharType="separate"/>
             </w:r>
             <w:r>
-              <w:rPr>
-                <w:rStyle w:val="ListLabel1"/>
-              </w:rPr>
+              <w:rPr/>
               <w:t>注</w:t>
             </w:r>
             <w:r>
-              <w:rPr>
-                <w:rStyle w:val="ListLabel1"/>
-              </w:rPr>
+              <w:rPr/>
               <w:fldChar w:fldCharType="end"/>
             </w:r>
             <w:r>
@@ -3680,7 +3568,7 @@
           </w:tcPr>
           <w:p>
             <w:pPr>
-              <w:pStyle w:val="Style15"/>
+              <w:pStyle w:val="Style20"/>
               <w:widowControl w:val="false"/>
               <w:suppressLineNumbers/>
               <w:bidi w:val="0"/>
@@ -3734,7 +3622,7 @@
           </w:tcPr>
           <w:p>
             <w:pPr>
-              <w:pStyle w:val="Style15"/>
+              <w:pStyle w:val="Style20"/>
               <w:widowControl w:val="false"/>
               <w:bidi w:val="0"/>
               <w:jc w:val="left"/>
@@ -3760,7 +3648,7 @@
           </w:tcPr>
           <w:p>
             <w:pPr>
-              <w:pStyle w:val="Style16"/>
+              <w:pStyle w:val="Style21"/>
               <w:widowControl w:val="false"/>
               <w:suppressLineNumbers/>
               <w:bidi w:val="0"/>
@@ -3779,27 +3667,19 @@
               <w:fldChar w:fldCharType="begin"/>
             </w:r>
             <w:r>
-              <w:rPr>
-                <w:rStyle w:val="ListLabel1"/>
-              </w:rPr>
+              <w:rPr/>
               <w:instrText xml:space="preserve"> HYPERLINK "https://247ps-i.isnet.jp.fujitsu.com/platform/pc/product/arrowstab/1901/q509ve/spec.html" \l "7"</w:instrText>
             </w:r>
             <w:r>
-              <w:rPr>
-                <w:rStyle w:val="ListLabel1"/>
-              </w:rPr>
+              <w:rPr/>
               <w:fldChar w:fldCharType="separate"/>
             </w:r>
             <w:r>
-              <w:rPr>
-                <w:rStyle w:val="ListLabel1"/>
-              </w:rPr>
+              <w:rPr/>
               <w:t>注</w:t>
             </w:r>
             <w:r>
-              <w:rPr>
-                <w:rStyle w:val="ListLabel1"/>
-              </w:rPr>
+              <w:rPr/>
               <w:fldChar w:fldCharType="end"/>
             </w:r>
             <w:r>
@@ -3821,7 +3701,7 @@
           </w:tcPr>
           <w:p>
             <w:pPr>
-              <w:pStyle w:val="Style15"/>
+              <w:pStyle w:val="Style20"/>
               <w:widowControl w:val="false"/>
               <w:suppressLineNumbers/>
               <w:bidi w:val="0"/>
@@ -3840,27 +3720,19 @@
               <w:fldChar w:fldCharType="begin"/>
             </w:r>
             <w:r>
-              <w:rPr>
-                <w:rStyle w:val="ListLabel1"/>
-              </w:rPr>
+              <w:rPr/>
               <w:instrText xml:space="preserve"> HYPERLINK "https://247ps-i.isnet.jp.fujitsu.com/platform/pc/product/arrowstab/1901/q509ve/spec.html" \l "27"</w:instrText>
             </w:r>
             <w:r>
-              <w:rPr>
-                <w:rStyle w:val="ListLabel1"/>
-              </w:rPr>
+              <w:rPr/>
               <w:fldChar w:fldCharType="separate"/>
             </w:r>
             <w:r>
-              <w:rPr>
-                <w:rStyle w:val="ListLabel1"/>
-              </w:rPr>
+              <w:rPr/>
               <w:t>注</w:t>
             </w:r>
             <w:r>
-              <w:rPr>
-                <w:rStyle w:val="ListLabel1"/>
-              </w:rPr>
+              <w:rPr/>
               <w:fldChar w:fldCharType="end"/>
             </w:r>
             <w:r>
@@ -3885,7 +3757,7 @@
           </w:tcPr>
           <w:p>
             <w:pPr>
-              <w:pStyle w:val="Style16"/>
+              <w:pStyle w:val="Style21"/>
               <w:widowControl w:val="false"/>
               <w:suppressLineNumbers/>
               <w:bidi w:val="0"/>
@@ -3919,7 +3791,7 @@
           </w:tcPr>
           <w:p>
             <w:pPr>
-              <w:pStyle w:val="Style15"/>
+              <w:pStyle w:val="Style20"/>
               <w:widowControl w:val="false"/>
               <w:suppressLineNumbers/>
               <w:bidi w:val="0"/>
@@ -3944,7 +3816,7 @@
           </w:tcPr>
           <w:p>
             <w:pPr>
-              <w:pStyle w:val="Style16"/>
+              <w:pStyle w:val="Style21"/>
               <w:widowControl w:val="false"/>
               <w:suppressLineNumbers/>
               <w:bidi w:val="0"/>
@@ -3959,27 +3831,19 @@
               <w:fldChar w:fldCharType="begin"/>
             </w:r>
             <w:r>
-              <w:rPr>
-                <w:rStyle w:val="ListLabel1"/>
-              </w:rPr>
+              <w:rPr/>
               <w:instrText xml:space="preserve"> HYPERLINK "https://247ps-i.isnet.jp.fujitsu.com/platform/pc/product/arrowstab/1901/q509ve/spec.html" \l "6"</w:instrText>
             </w:r>
             <w:r>
-              <w:rPr>
-                <w:rStyle w:val="ListLabel1"/>
-              </w:rPr>
+              <w:rPr/>
               <w:fldChar w:fldCharType="separate"/>
             </w:r>
             <w:r>
-              <w:rPr>
-                <w:rStyle w:val="ListLabel1"/>
-              </w:rPr>
+              <w:rPr/>
               <w:t>注</w:t>
             </w:r>
             <w:r>
-              <w:rPr>
-                <w:rStyle w:val="ListLabel1"/>
-              </w:rPr>
+              <w:rPr/>
               <w:fldChar w:fldCharType="end"/>
             </w:r>
             <w:r>
@@ -4001,7 +3865,7 @@
           </w:tcPr>
           <w:p>
             <w:pPr>
-              <w:pStyle w:val="Style16"/>
+              <w:pStyle w:val="Style21"/>
               <w:widowControl w:val="false"/>
               <w:suppressLineNumbers/>
               <w:bidi w:val="0"/>
@@ -4023,7 +3887,7 @@
           </w:tcPr>
           <w:p>
             <w:pPr>
-              <w:pStyle w:val="Style15"/>
+              <w:pStyle w:val="Style20"/>
               <w:widowControl w:val="false"/>
               <w:suppressLineNumbers/>
               <w:bidi w:val="0"/>
@@ -4048,7 +3912,7 @@
           </w:tcPr>
           <w:p>
             <w:pPr>
-              <w:pStyle w:val="Style15"/>
+              <w:pStyle w:val="Style20"/>
               <w:widowControl w:val="false"/>
               <w:bidi w:val="0"/>
               <w:jc w:val="left"/>
@@ -4074,7 +3938,7 @@
           </w:tcPr>
           <w:p>
             <w:pPr>
-              <w:pStyle w:val="Style16"/>
+              <w:pStyle w:val="Style21"/>
               <w:widowControl w:val="false"/>
               <w:suppressLineNumbers/>
               <w:bidi w:val="0"/>
@@ -4104,7 +3968,7 @@
           </w:tcPr>
           <w:p>
             <w:pPr>
-              <w:pStyle w:val="Style15"/>
+              <w:pStyle w:val="Style20"/>
               <w:widowControl w:val="false"/>
               <w:suppressLineNumbers/>
               <w:bidi w:val="0"/>
@@ -4129,7 +3993,7 @@
           </w:tcPr>
           <w:p>
             <w:pPr>
-              <w:pStyle w:val="Style15"/>
+              <w:pStyle w:val="Style20"/>
               <w:widowControl w:val="false"/>
               <w:bidi w:val="0"/>
               <w:jc w:val="left"/>
@@ -4155,7 +4019,7 @@
           </w:tcPr>
           <w:p>
             <w:pPr>
-              <w:pStyle w:val="Style16"/>
+              <w:pStyle w:val="Style21"/>
               <w:widowControl w:val="false"/>
               <w:suppressLineNumbers/>
               <w:bidi w:val="0"/>
@@ -4170,27 +4034,19 @@
               <w:fldChar w:fldCharType="begin"/>
             </w:r>
             <w:r>
-              <w:rPr>
-                <w:rStyle w:val="ListLabel1"/>
-              </w:rPr>
+              <w:rPr/>
               <w:instrText xml:space="preserve"> HYPERLINK "https://247ps-i.isnet.jp.fujitsu.com/platform/pc/product/arrowstab/1901/q509ve/spec.html" \l "22"</w:instrText>
             </w:r>
             <w:r>
-              <w:rPr>
-                <w:rStyle w:val="ListLabel1"/>
-              </w:rPr>
+              <w:rPr/>
               <w:fldChar w:fldCharType="separate"/>
             </w:r>
             <w:r>
-              <w:rPr>
-                <w:rStyle w:val="ListLabel1"/>
-              </w:rPr>
+              <w:rPr/>
               <w:t>注</w:t>
             </w:r>
             <w:r>
-              <w:rPr>
-                <w:rStyle w:val="ListLabel1"/>
-              </w:rPr>
+              <w:rPr/>
               <w:fldChar w:fldCharType="end"/>
             </w:r>
             <w:r>
@@ -4212,7 +4068,7 @@
           </w:tcPr>
           <w:p>
             <w:pPr>
-              <w:pStyle w:val="Style15"/>
+              <w:pStyle w:val="Style20"/>
               <w:widowControl w:val="false"/>
               <w:suppressLineNumbers/>
               <w:bidi w:val="0"/>
@@ -4237,7 +4093,7 @@
           </w:tcPr>
           <w:p>
             <w:pPr>
-              <w:pStyle w:val="Style15"/>
+              <w:pStyle w:val="Style20"/>
               <w:widowControl w:val="false"/>
               <w:bidi w:val="0"/>
               <w:jc w:val="left"/>
@@ -4263,7 +4119,7 @@
           </w:tcPr>
           <w:p>
             <w:pPr>
-              <w:pStyle w:val="Style16"/>
+              <w:pStyle w:val="Style21"/>
               <w:widowControl w:val="false"/>
               <w:suppressLineNumbers/>
               <w:bidi w:val="0"/>
@@ -4278,27 +4134,19 @@
               <w:fldChar w:fldCharType="begin"/>
             </w:r>
             <w:r>
-              <w:rPr>
-                <w:rStyle w:val="ListLabel1"/>
-              </w:rPr>
+              <w:rPr/>
               <w:instrText xml:space="preserve"> HYPERLINK "https://247ps-i.isnet.jp.fujitsu.com/platform/pc/product/arrowstab/1901/q509ve/spec.html" \l "23"</w:instrText>
             </w:r>
             <w:r>
-              <w:rPr>
-                <w:rStyle w:val="ListLabel1"/>
-              </w:rPr>
+              <w:rPr/>
               <w:fldChar w:fldCharType="separate"/>
             </w:r>
             <w:r>
-              <w:rPr>
-                <w:rStyle w:val="ListLabel1"/>
-              </w:rPr>
+              <w:rPr/>
               <w:t>注</w:t>
             </w:r>
             <w:r>
-              <w:rPr>
-                <w:rStyle w:val="ListLabel1"/>
-              </w:rPr>
+              <w:rPr/>
               <w:fldChar w:fldCharType="end"/>
             </w:r>
             <w:r>
@@ -4320,7 +4168,7 @@
           </w:tcPr>
           <w:p>
             <w:pPr>
-              <w:pStyle w:val="Style15"/>
+              <w:pStyle w:val="Style20"/>
               <w:widowControl w:val="false"/>
               <w:suppressLineNumbers/>
               <w:bidi w:val="0"/>
@@ -4345,7 +4193,7 @@
           </w:tcPr>
           <w:p>
             <w:pPr>
-              <w:pStyle w:val="Style15"/>
+              <w:pStyle w:val="Style20"/>
               <w:widowControl w:val="false"/>
               <w:bidi w:val="0"/>
               <w:jc w:val="left"/>
@@ -4371,7 +4219,7 @@
           </w:tcPr>
           <w:p>
             <w:pPr>
-              <w:pStyle w:val="Style16"/>
+              <w:pStyle w:val="Style21"/>
               <w:widowControl w:val="false"/>
               <w:suppressLineNumbers/>
               <w:bidi w:val="0"/>
@@ -4393,7 +4241,7 @@
           </w:tcPr>
           <w:p>
             <w:pPr>
-              <w:pStyle w:val="Style15"/>
+              <w:pStyle w:val="Style20"/>
               <w:widowControl w:val="false"/>
               <w:suppressLineNumbers/>
               <w:bidi w:val="0"/>
@@ -4418,7 +4266,7 @@
           </w:tcPr>
           <w:p>
             <w:pPr>
-              <w:pStyle w:val="Style15"/>
+              <w:pStyle w:val="Style20"/>
               <w:widowControl w:val="false"/>
               <w:bidi w:val="0"/>
               <w:jc w:val="left"/>
@@ -4437,14 +4285,14 @@
         </w:tc>
         <w:tc>
           <w:tcPr>
-            <w:tcW w:w="1884" w:type="dxa"/>
+            <w:tcW w:w="1883" w:type="dxa"/>
             <w:vMerge w:val="restart"/>
             <w:tcBorders/>
             <w:vAlign w:val="center"/>
           </w:tcPr>
           <w:p>
             <w:pPr>
-              <w:pStyle w:val="Style16"/>
+              <w:pStyle w:val="Style21"/>
               <w:widowControl w:val="false"/>
               <w:suppressLineNumbers/>
               <w:bidi w:val="0"/>
@@ -4461,13 +4309,13 @@
         </w:tc>
         <w:tc>
           <w:tcPr>
-            <w:tcW w:w="1323" w:type="dxa"/>
-            <w:tcBorders/>
-            <w:vAlign w:val="center"/>
-          </w:tcPr>
-          <w:p>
-            <w:pPr>
-              <w:pStyle w:val="Style16"/>
+            <w:tcW w:w="1324" w:type="dxa"/>
+            <w:tcBorders/>
+            <w:vAlign w:val="center"/>
+          </w:tcPr>
+          <w:p>
+            <w:pPr>
+              <w:pStyle w:val="Style21"/>
               <w:widowControl w:val="false"/>
               <w:suppressLineNumbers/>
               <w:bidi w:val="0"/>
@@ -4489,7 +4337,7 @@
           </w:tcPr>
           <w:p>
             <w:pPr>
-              <w:pStyle w:val="Style15"/>
+              <w:pStyle w:val="Style20"/>
               <w:widowControl w:val="false"/>
               <w:suppressLineNumbers/>
               <w:bidi w:val="0"/>
@@ -4514,7 +4362,7 @@
           </w:tcPr>
           <w:p>
             <w:pPr>
-              <w:pStyle w:val="Style15"/>
+              <w:pStyle w:val="Style20"/>
               <w:widowControl w:val="false"/>
               <w:bidi w:val="0"/>
               <w:jc w:val="left"/>
@@ -4533,14 +4381,14 @@
         </w:tc>
         <w:tc>
           <w:tcPr>
-            <w:tcW w:w="1884" w:type="dxa"/>
+            <w:tcW w:w="1883" w:type="dxa"/>
             <w:vMerge w:val="continue"/>
             <w:tcBorders/>
             <w:vAlign w:val="center"/>
           </w:tcPr>
           <w:p>
             <w:pPr>
-              <w:pStyle w:val="Style15"/>
+              <w:pStyle w:val="Style20"/>
               <w:widowControl w:val="false"/>
               <w:bidi w:val="0"/>
               <w:jc w:val="left"/>
@@ -4559,13 +4407,13 @@
         </w:tc>
         <w:tc>
           <w:tcPr>
-            <w:tcW w:w="1323" w:type="dxa"/>
-            <w:tcBorders/>
-            <w:vAlign w:val="center"/>
-          </w:tcPr>
-          <w:p>
-            <w:pPr>
-              <w:pStyle w:val="Style16"/>
+            <w:tcW w:w="1324" w:type="dxa"/>
+            <w:tcBorders/>
+            <w:vAlign w:val="center"/>
+          </w:tcPr>
+          <w:p>
+            <w:pPr>
+              <w:pStyle w:val="Style21"/>
               <w:widowControl w:val="false"/>
               <w:suppressLineNumbers/>
               <w:bidi w:val="0"/>
@@ -4623,7 +4471,7 @@
           </w:tcPr>
           <w:p>
             <w:pPr>
-              <w:pStyle w:val="Style15"/>
+              <w:pStyle w:val="Style20"/>
               <w:widowControl w:val="false"/>
               <w:suppressLineNumbers/>
               <w:bidi w:val="0"/>
@@ -4636,15 +4484,11 @@
             </w:r>
             <w:hyperlink r:id="rId6">
               <w:r>
-                <w:rPr>
-                  <w:rStyle w:val="ListLabel1"/>
-                </w:rPr>
+                <w:rPr/>
                 <w:t>CLEARSURE</w:t>
               </w:r>
               <w:r>
-                <w:rPr>
-                  <w:rStyle w:val="ListLabel1"/>
-                </w:rPr>
+                <w:rPr/>
                 <w:t>ご紹介</w:t>
               </w:r>
             </w:hyperlink>
@@ -4666,7 +4510,7 @@
           </w:tcPr>
           <w:p>
             <w:pPr>
-              <w:pStyle w:val="Style16"/>
+              <w:pStyle w:val="Style21"/>
               <w:widowControl w:val="false"/>
               <w:suppressLineNumbers/>
               <w:bidi w:val="0"/>
@@ -4688,7 +4532,7 @@
           </w:tcPr>
           <w:p>
             <w:pPr>
-              <w:pStyle w:val="Style15"/>
+              <w:pStyle w:val="Style20"/>
               <w:widowControl w:val="false"/>
               <w:suppressLineNumbers/>
               <w:bidi w:val="0"/>
@@ -4715,27 +4559,19 @@
               <w:fldChar w:fldCharType="begin"/>
             </w:r>
             <w:r>
-              <w:rPr>
-                <w:rStyle w:val="ListLabel1"/>
-              </w:rPr>
+              <w:rPr/>
               <w:instrText xml:space="preserve"> HYPERLINK "https://247ps-i.isnet.jp.fujitsu.com/platform/pc/product/arrowstab/1901/q509ve/spec.html" \l "21"</w:instrText>
             </w:r>
             <w:r>
-              <w:rPr>
-                <w:rStyle w:val="ListLabel1"/>
-              </w:rPr>
+              <w:rPr/>
               <w:fldChar w:fldCharType="separate"/>
             </w:r>
             <w:r>
-              <w:rPr>
-                <w:rStyle w:val="ListLabel1"/>
-              </w:rPr>
+              <w:rPr/>
               <w:t>注</w:t>
             </w:r>
             <w:r>
-              <w:rPr>
-                <w:rStyle w:val="ListLabel1"/>
-              </w:rPr>
+              <w:rPr/>
               <w:fldChar w:fldCharType="end"/>
             </w:r>
             <w:r>
@@ -4760,7 +4596,7 @@
           </w:tcPr>
           <w:p>
             <w:pPr>
-              <w:pStyle w:val="Style16"/>
+              <w:pStyle w:val="Style21"/>
               <w:widowControl w:val="false"/>
               <w:suppressLineNumbers/>
               <w:bidi w:val="0"/>
@@ -4782,7 +4618,7 @@
           </w:tcPr>
           <w:p>
             <w:pPr>
-              <w:pStyle w:val="Style16"/>
+              <w:pStyle w:val="Style21"/>
               <w:widowControl w:val="false"/>
               <w:suppressLineNumbers/>
               <w:bidi w:val="0"/>
@@ -4804,7 +4640,7 @@
           </w:tcPr>
           <w:p>
             <w:pPr>
-              <w:pStyle w:val="Style15"/>
+              <w:pStyle w:val="Style20"/>
               <w:widowControl w:val="false"/>
               <w:suppressLineNumbers/>
               <w:bidi w:val="0"/>
@@ -4894,7 +4730,7 @@
           </w:tcPr>
           <w:p>
             <w:pPr>
-              <w:pStyle w:val="Style15"/>
+              <w:pStyle w:val="Style20"/>
               <w:widowControl w:val="false"/>
               <w:bidi w:val="0"/>
               <w:jc w:val="left"/>
@@ -4920,7 +4756,7 @@
           </w:tcPr>
           <w:p>
             <w:pPr>
-              <w:pStyle w:val="Style16"/>
+              <w:pStyle w:val="Style21"/>
               <w:widowControl w:val="false"/>
               <w:suppressLineNumbers/>
               <w:bidi w:val="0"/>
@@ -4942,7 +4778,7 @@
           </w:tcPr>
           <w:p>
             <w:pPr>
-              <w:pStyle w:val="Style15"/>
+              <w:pStyle w:val="Style20"/>
               <w:widowControl w:val="false"/>
               <w:suppressLineNumbers/>
               <w:bidi w:val="0"/>
@@ -4991,7 +4827,7 @@
           </w:tcPr>
           <w:p>
             <w:pPr>
-              <w:pStyle w:val="Style15"/>
+              <w:pStyle w:val="Style20"/>
               <w:widowControl w:val="false"/>
               <w:bidi w:val="0"/>
               <w:jc w:val="left"/>
@@ -5017,7 +4853,7 @@
           </w:tcPr>
           <w:p>
             <w:pPr>
-              <w:pStyle w:val="Style16"/>
+              <w:pStyle w:val="Style21"/>
               <w:widowControl w:val="false"/>
               <w:suppressLineNumbers/>
               <w:bidi w:val="0"/>
@@ -5047,7 +4883,7 @@
           </w:tcPr>
           <w:p>
             <w:pPr>
-              <w:pStyle w:val="Style15"/>
+              <w:pStyle w:val="Style20"/>
               <w:widowControl w:val="false"/>
               <w:suppressLineNumbers/>
               <w:bidi w:val="0"/>
@@ -5084,7 +4920,7 @@
           </w:tcPr>
           <w:p>
             <w:pPr>
-              <w:pStyle w:val="Style15"/>
+              <w:pStyle w:val="Style20"/>
               <w:widowControl w:val="false"/>
               <w:bidi w:val="0"/>
               <w:jc w:val="left"/>
@@ -5103,14 +4939,14 @@
         </w:tc>
         <w:tc>
           <w:tcPr>
-            <w:tcW w:w="1884" w:type="dxa"/>
+            <w:tcW w:w="1883" w:type="dxa"/>
             <w:vMerge w:val="restart"/>
             <w:tcBorders/>
             <w:vAlign w:val="center"/>
           </w:tcPr>
           <w:p>
             <w:pPr>
-              <w:pStyle w:val="Style16"/>
+              <w:pStyle w:val="Style21"/>
               <w:widowControl w:val="false"/>
               <w:suppressLineNumbers/>
               <w:bidi w:val="0"/>
@@ -5129,27 +4965,19 @@
               <w:fldChar w:fldCharType="begin"/>
             </w:r>
             <w:r>
-              <w:rPr>
-                <w:rStyle w:val="ListLabel1"/>
-              </w:rPr>
+              <w:rPr/>
               <w:instrText xml:space="preserve"> HYPERLINK "https://247ps-i.isnet.jp.fujitsu.com/platform/pc/product/arrowstab/1901/q509ve/spec.html" \l "10"</w:instrText>
             </w:r>
             <w:r>
-              <w:rPr>
-                <w:rStyle w:val="ListLabel1"/>
-              </w:rPr>
+              <w:rPr/>
               <w:fldChar w:fldCharType="separate"/>
             </w:r>
             <w:r>
-              <w:rPr>
-                <w:rStyle w:val="ListLabel1"/>
-              </w:rPr>
+              <w:rPr/>
               <w:t>注</w:t>
             </w:r>
             <w:r>
-              <w:rPr>
-                <w:rStyle w:val="ListLabel1"/>
-              </w:rPr>
+              <w:rPr/>
               <w:fldChar w:fldCharType="end"/>
             </w:r>
             <w:r>
@@ -5164,13 +4992,13 @@
         </w:tc>
         <w:tc>
           <w:tcPr>
-            <w:tcW w:w="1323" w:type="dxa"/>
-            <w:tcBorders/>
-            <w:vAlign w:val="center"/>
-          </w:tcPr>
-          <w:p>
-            <w:pPr>
-              <w:pStyle w:val="Style16"/>
+            <w:tcW w:w="1324" w:type="dxa"/>
+            <w:tcBorders/>
+            <w:vAlign w:val="center"/>
+          </w:tcPr>
+          <w:p>
+            <w:pPr>
+              <w:pStyle w:val="Style21"/>
               <w:widowControl w:val="false"/>
               <w:suppressLineNumbers/>
               <w:bidi w:val="0"/>
@@ -5192,7 +5020,7 @@
           </w:tcPr>
           <w:p>
             <w:pPr>
-              <w:pStyle w:val="Style15"/>
+              <w:pStyle w:val="Style20"/>
               <w:widowControl w:val="false"/>
               <w:suppressLineNumbers/>
               <w:bidi w:val="0"/>
@@ -5217,7 +5045,7 @@
           </w:tcPr>
           <w:p>
             <w:pPr>
-              <w:pStyle w:val="Style15"/>
+              <w:pStyle w:val="Style20"/>
               <w:widowControl w:val="false"/>
               <w:bidi w:val="0"/>
               <w:jc w:val="left"/>
@@ -5236,14 +5064,14 @@
         </w:tc>
         <w:tc>
           <w:tcPr>
-            <w:tcW w:w="1884" w:type="dxa"/>
+            <w:tcW w:w="1883" w:type="dxa"/>
             <w:vMerge w:val="continue"/>
             <w:tcBorders/>
             <w:vAlign w:val="center"/>
           </w:tcPr>
           <w:p>
             <w:pPr>
-              <w:pStyle w:val="Style15"/>
+              <w:pStyle w:val="Style20"/>
               <w:widowControl w:val="false"/>
               <w:bidi w:val="0"/>
               <w:jc w:val="left"/>
@@ -5262,13 +5090,13 @@
         </w:tc>
         <w:tc>
           <w:tcPr>
-            <w:tcW w:w="1323" w:type="dxa"/>
-            <w:tcBorders/>
-            <w:vAlign w:val="center"/>
-          </w:tcPr>
-          <w:p>
-            <w:pPr>
-              <w:pStyle w:val="Style16"/>
+            <w:tcW w:w="1324" w:type="dxa"/>
+            <w:tcBorders/>
+            <w:vAlign w:val="center"/>
+          </w:tcPr>
+          <w:p>
+            <w:pPr>
+              <w:pStyle w:val="Style21"/>
               <w:widowControl w:val="false"/>
               <w:suppressLineNumbers/>
               <w:bidi w:val="0"/>
@@ -5290,7 +5118,7 @@
           </w:tcPr>
           <w:p>
             <w:pPr>
-              <w:pStyle w:val="Style15"/>
+              <w:pStyle w:val="Style20"/>
               <w:widowControl w:val="false"/>
               <w:suppressLineNumbers/>
               <w:bidi w:val="0"/>
@@ -5333,27 +5161,19 @@
               <w:fldChar w:fldCharType="begin"/>
             </w:r>
             <w:r>
-              <w:rPr>
-                <w:rStyle w:val="ListLabel1"/>
-              </w:rPr>
+              <w:rPr/>
               <w:instrText xml:space="preserve"> HYPERLINK "https://247ps-i.isnet.jp.fujitsu.com/platform/pc/product/arrowstab/1901/q509ve/spec.html" \l "34"</w:instrText>
             </w:r>
             <w:r>
-              <w:rPr>
-                <w:rStyle w:val="ListLabel1"/>
-              </w:rPr>
+              <w:rPr/>
               <w:fldChar w:fldCharType="separate"/>
             </w:r>
             <w:r>
-              <w:rPr>
-                <w:rStyle w:val="ListLabel1"/>
-              </w:rPr>
+              <w:rPr/>
               <w:t>注</w:t>
             </w:r>
             <w:r>
-              <w:rPr>
-                <w:rStyle w:val="ListLabel1"/>
-              </w:rPr>
+              <w:rPr/>
               <w:fldChar w:fldCharType="end"/>
             </w:r>
             <w:r>
@@ -5378,7 +5198,7 @@
           </w:tcPr>
           <w:p>
             <w:pPr>
-              <w:pStyle w:val="Style16"/>
+              <w:pStyle w:val="Style21"/>
               <w:widowControl w:val="false"/>
               <w:suppressLineNumbers/>
               <w:bidi w:val="0"/>
@@ -5408,7 +5228,7 @@
           </w:tcPr>
           <w:p>
             <w:pPr>
-              <w:pStyle w:val="Style15"/>
+              <w:pStyle w:val="Style20"/>
               <w:widowControl w:val="false"/>
               <w:suppressLineNumbers/>
               <w:bidi w:val="0"/>
@@ -5431,27 +5251,19 @@
               <w:fldChar w:fldCharType="begin"/>
             </w:r>
             <w:r>
-              <w:rPr>
-                <w:rStyle w:val="ListLabel1"/>
-              </w:rPr>
+              <w:rPr/>
               <w:instrText xml:space="preserve"> HYPERLINK "https://247ps-i.isnet.jp.fujitsu.com/platform/pc/product/arrowstab/1901/q509ve/spec.html" \l "26"</w:instrText>
             </w:r>
             <w:r>
-              <w:rPr>
-                <w:rStyle w:val="ListLabel1"/>
-              </w:rPr>
+              <w:rPr/>
               <w:fldChar w:fldCharType="separate"/>
             </w:r>
             <w:r>
-              <w:rPr>
-                <w:rStyle w:val="ListLabel1"/>
-              </w:rPr>
+              <w:rPr/>
               <w:t>注</w:t>
             </w:r>
             <w:r>
-              <w:rPr>
-                <w:rStyle w:val="ListLabel1"/>
-              </w:rPr>
+              <w:rPr/>
               <w:fldChar w:fldCharType="end"/>
             </w:r>
             <w:r>
@@ -5533,7 +5345,7 @@
           </w:tcPr>
           <w:p>
             <w:pPr>
-              <w:pStyle w:val="Style16"/>
+              <w:pStyle w:val="Style21"/>
               <w:widowControl w:val="false"/>
               <w:suppressLineNumbers/>
               <w:bidi w:val="0"/>
@@ -5555,7 +5367,7 @@
           </w:tcPr>
           <w:p>
             <w:pPr>
-              <w:pStyle w:val="Style15"/>
+              <w:pStyle w:val="Style20"/>
               <w:widowControl w:val="false"/>
               <w:suppressLineNumbers/>
               <w:bidi w:val="0"/>
@@ -5592,7 +5404,7 @@
           </w:tcPr>
           <w:p>
             <w:pPr>
-              <w:pStyle w:val="Style16"/>
+              <w:pStyle w:val="Style21"/>
               <w:widowControl w:val="false"/>
               <w:suppressLineNumbers/>
               <w:bidi w:val="0"/>
@@ -5614,7 +5426,7 @@
           </w:tcPr>
           <w:p>
             <w:pPr>
-              <w:pStyle w:val="Style15"/>
+              <w:pStyle w:val="Style20"/>
               <w:widowControl w:val="false"/>
               <w:suppressLineNumbers/>
               <w:bidi w:val="0"/>
@@ -5637,27 +5449,19 @@
               <w:fldChar w:fldCharType="begin"/>
             </w:r>
             <w:r>
-              <w:rPr>
-                <w:rStyle w:val="ListLabel1"/>
-              </w:rPr>
+              <w:rPr/>
               <w:instrText xml:space="preserve"> HYPERLINK "https://247ps-i.isnet.jp.fujitsu.com/platform/pc/product/arrowstab/1901/q509ve/spec.html" \l "25"</w:instrText>
             </w:r>
             <w:r>
-              <w:rPr>
-                <w:rStyle w:val="ListLabel1"/>
-              </w:rPr>
+              <w:rPr/>
               <w:fldChar w:fldCharType="separate"/>
             </w:r>
             <w:r>
-              <w:rPr>
-                <w:rStyle w:val="ListLabel1"/>
-              </w:rPr>
+              <w:rPr/>
               <w:t>注</w:t>
             </w:r>
             <w:r>
-              <w:rPr>
-                <w:rStyle w:val="ListLabel1"/>
-              </w:rPr>
+              <w:rPr/>
               <w:fldChar w:fldCharType="end"/>
             </w:r>
             <w:r>
@@ -5682,7 +5486,7 @@
           </w:tcPr>
           <w:p>
             <w:pPr>
-              <w:pStyle w:val="Style16"/>
+              <w:pStyle w:val="Style21"/>
               <w:widowControl w:val="false"/>
               <w:suppressLineNumbers/>
               <w:bidi w:val="0"/>
@@ -5713,27 +5517,19 @@
               <w:fldChar w:fldCharType="begin"/>
             </w:r>
             <w:r>
-              <w:rPr>
-                <w:rStyle w:val="ListLabel1"/>
-              </w:rPr>
+              <w:rPr/>
               <w:instrText xml:space="preserve"> HYPERLINK "https://247ps-i.isnet.jp.fujitsu.com/platform/pc/product/arrowstab/1901/q509ve/spec.html" \l "11"</w:instrText>
             </w:r>
             <w:r>
-              <w:rPr>
-                <w:rStyle w:val="ListLabel1"/>
-              </w:rPr>
+              <w:rPr/>
               <w:fldChar w:fldCharType="separate"/>
             </w:r>
             <w:r>
-              <w:rPr>
-                <w:rStyle w:val="ListLabel1"/>
-              </w:rPr>
+              <w:rPr/>
               <w:t>注</w:t>
             </w:r>
             <w:r>
-              <w:rPr>
-                <w:rStyle w:val="ListLabel1"/>
-              </w:rPr>
+              <w:rPr/>
               <w:fldChar w:fldCharType="end"/>
             </w:r>
             <w:r>
@@ -5765,27 +5561,19 @@
               <w:fldChar w:fldCharType="begin"/>
             </w:r>
             <w:r>
-              <w:rPr>
-                <w:rStyle w:val="ListLabel1"/>
-              </w:rPr>
+              <w:rPr/>
               <w:instrText xml:space="preserve"> HYPERLINK "https://247ps-i.isnet.jp.fujitsu.com/platform/pc/product/arrowstab/1901/q509ve/spec.html" \l "5"</w:instrText>
             </w:r>
             <w:r>
-              <w:rPr>
-                <w:rStyle w:val="ListLabel1"/>
-              </w:rPr>
+              <w:rPr/>
               <w:fldChar w:fldCharType="separate"/>
             </w:r>
             <w:r>
-              <w:rPr>
-                <w:rStyle w:val="ListLabel1"/>
-              </w:rPr>
+              <w:rPr/>
               <w:t>注</w:t>
             </w:r>
             <w:r>
-              <w:rPr>
-                <w:rStyle w:val="ListLabel1"/>
-              </w:rPr>
+              <w:rPr/>
               <w:fldChar w:fldCharType="end"/>
             </w:r>
             <w:r>
@@ -5800,14 +5588,14 @@
         </w:tc>
         <w:tc>
           <w:tcPr>
-            <w:tcW w:w="1884" w:type="dxa"/>
+            <w:tcW w:w="1883" w:type="dxa"/>
             <w:vMerge w:val="restart"/>
             <w:tcBorders/>
             <w:vAlign w:val="center"/>
           </w:tcPr>
           <w:p>
             <w:pPr>
-              <w:pStyle w:val="Style16"/>
+              <w:pStyle w:val="Style21"/>
               <w:widowControl w:val="false"/>
               <w:suppressLineNumbers/>
               <w:bidi w:val="0"/>
@@ -5822,13 +5610,13 @@
         </w:tc>
         <w:tc>
           <w:tcPr>
-            <w:tcW w:w="1323" w:type="dxa"/>
-            <w:tcBorders/>
-            <w:vAlign w:val="center"/>
-          </w:tcPr>
-          <w:p>
-            <w:pPr>
-              <w:pStyle w:val="Style16"/>
+            <w:tcW w:w="1324" w:type="dxa"/>
+            <w:tcBorders/>
+            <w:vAlign w:val="center"/>
+          </w:tcPr>
+          <w:p>
+            <w:pPr>
+              <w:pStyle w:val="Style21"/>
               <w:widowControl w:val="false"/>
               <w:suppressLineNumbers/>
               <w:bidi w:val="0"/>
@@ -5850,7 +5638,7 @@
           </w:tcPr>
           <w:p>
             <w:pPr>
-              <w:pStyle w:val="Style15"/>
+              <w:pStyle w:val="Style20"/>
               <w:widowControl w:val="false"/>
               <w:suppressLineNumbers/>
               <w:bidi w:val="0"/>
@@ -5873,27 +5661,19 @@
               <w:fldChar w:fldCharType="begin"/>
             </w:r>
             <w:r>
-              <w:rPr>
-                <w:rStyle w:val="ListLabel1"/>
-              </w:rPr>
+              <w:rPr/>
               <w:instrText xml:space="preserve"> HYPERLINK "https://247ps-i.isnet.jp.fujitsu.com/platform/pc/product/arrowstab/1901/q509ve/spec.html" \l "31"</w:instrText>
             </w:r>
             <w:r>
-              <w:rPr>
-                <w:rStyle w:val="ListLabel1"/>
-              </w:rPr>
+              <w:rPr/>
               <w:fldChar w:fldCharType="separate"/>
             </w:r>
             <w:r>
-              <w:rPr>
-                <w:rStyle w:val="ListLabel1"/>
-              </w:rPr>
+              <w:rPr/>
               <w:t>注</w:t>
             </w:r>
             <w:r>
-              <w:rPr>
-                <w:rStyle w:val="ListLabel1"/>
-              </w:rPr>
+              <w:rPr/>
               <w:fldChar w:fldCharType="end"/>
             </w:r>
             <w:r>
@@ -5918,7 +5698,7 @@
           </w:tcPr>
           <w:p>
             <w:pPr>
-              <w:pStyle w:val="Style15"/>
+              <w:pStyle w:val="Style20"/>
               <w:widowControl w:val="false"/>
               <w:bidi w:val="0"/>
               <w:jc w:val="left"/>
@@ -5937,14 +5717,14 @@
         </w:tc>
         <w:tc>
           <w:tcPr>
-            <w:tcW w:w="1884" w:type="dxa"/>
+            <w:tcW w:w="1883" w:type="dxa"/>
             <w:vMerge w:val="continue"/>
             <w:tcBorders/>
             <w:vAlign w:val="center"/>
           </w:tcPr>
           <w:p>
             <w:pPr>
-              <w:pStyle w:val="Style15"/>
+              <w:pStyle w:val="Style20"/>
               <w:widowControl w:val="false"/>
               <w:bidi w:val="0"/>
               <w:jc w:val="left"/>
@@ -5963,13 +5743,13 @@
         </w:tc>
         <w:tc>
           <w:tcPr>
-            <w:tcW w:w="1323" w:type="dxa"/>
-            <w:tcBorders/>
-            <w:vAlign w:val="center"/>
-          </w:tcPr>
-          <w:p>
-            <w:pPr>
-              <w:pStyle w:val="Style16"/>
+            <w:tcW w:w="1324" w:type="dxa"/>
+            <w:tcBorders/>
+            <w:vAlign w:val="center"/>
+          </w:tcPr>
+          <w:p>
+            <w:pPr>
+              <w:pStyle w:val="Style21"/>
               <w:widowControl w:val="false"/>
               <w:suppressLineNumbers/>
               <w:bidi w:val="0"/>
@@ -5991,7 +5771,7 @@
           </w:tcPr>
           <w:p>
             <w:pPr>
-              <w:pStyle w:val="Style15"/>
+              <w:pStyle w:val="Style20"/>
               <w:widowControl w:val="false"/>
               <w:suppressLineNumbers/>
               <w:bidi w:val="0"/>
@@ -6016,7 +5796,7 @@
           </w:tcPr>
           <w:p>
             <w:pPr>
-              <w:pStyle w:val="Style15"/>
+              <w:pStyle w:val="Style20"/>
               <w:widowControl w:val="false"/>
               <w:bidi w:val="0"/>
               <w:jc w:val="left"/>
@@ -6035,14 +5815,14 @@
         </w:tc>
         <w:tc>
           <w:tcPr>
-            <w:tcW w:w="1884" w:type="dxa"/>
+            <w:tcW w:w="1883" w:type="dxa"/>
             <w:vMerge w:val="restart"/>
             <w:tcBorders/>
             <w:vAlign w:val="center"/>
           </w:tcPr>
           <w:p>
             <w:pPr>
-              <w:pStyle w:val="Style16"/>
+              <w:pStyle w:val="Style21"/>
               <w:widowControl w:val="false"/>
               <w:suppressLineNumbers/>
               <w:bidi w:val="0"/>
@@ -6093,13 +5873,13 @@
         </w:tc>
         <w:tc>
           <w:tcPr>
-            <w:tcW w:w="1323" w:type="dxa"/>
-            <w:tcBorders/>
-            <w:vAlign w:val="center"/>
-          </w:tcPr>
-          <w:p>
-            <w:pPr>
-              <w:pStyle w:val="Style16"/>
+            <w:tcW w:w="1324" w:type="dxa"/>
+            <w:tcBorders/>
+            <w:vAlign w:val="center"/>
+          </w:tcPr>
+          <w:p>
+            <w:pPr>
+              <w:pStyle w:val="Style21"/>
               <w:widowControl w:val="false"/>
               <w:suppressLineNumbers/>
               <w:bidi w:val="0"/>
@@ -6121,7 +5901,7 @@
           </w:tcPr>
           <w:p>
             <w:pPr>
-              <w:pStyle w:val="Style15"/>
+              <w:pStyle w:val="Style20"/>
               <w:widowControl w:val="false"/>
               <w:suppressLineNumbers/>
               <w:bidi w:val="0"/>
@@ -6144,27 +5924,19 @@
               <w:fldChar w:fldCharType="begin"/>
             </w:r>
             <w:r>
-              <w:rPr>
-                <w:rStyle w:val="ListLabel1"/>
-              </w:rPr>
+              <w:rPr/>
               <w:instrText xml:space="preserve"> HYPERLINK "https://247ps-i.isnet.jp.fujitsu.com/platform/pc/product/arrowstab/1901/q509ve/spec.html" \l "31"</w:instrText>
             </w:r>
             <w:r>
-              <w:rPr>
-                <w:rStyle w:val="ListLabel1"/>
-              </w:rPr>
+              <w:rPr/>
               <w:fldChar w:fldCharType="separate"/>
             </w:r>
             <w:r>
-              <w:rPr>
-                <w:rStyle w:val="ListLabel1"/>
-              </w:rPr>
+              <w:rPr/>
               <w:t>注</w:t>
             </w:r>
             <w:r>
-              <w:rPr>
-                <w:rStyle w:val="ListLabel1"/>
-              </w:rPr>
+              <w:rPr/>
               <w:fldChar w:fldCharType="end"/>
             </w:r>
             <w:r>
@@ -6189,7 +5961,7 @@
           </w:tcPr>
           <w:p>
             <w:pPr>
-              <w:pStyle w:val="Style15"/>
+              <w:pStyle w:val="Style20"/>
               <w:widowControl w:val="false"/>
               <w:bidi w:val="0"/>
               <w:jc w:val="left"/>
@@ -6208,14 +5980,14 @@
         </w:tc>
         <w:tc>
           <w:tcPr>
-            <w:tcW w:w="1884" w:type="dxa"/>
+            <w:tcW w:w="1883" w:type="dxa"/>
             <w:vMerge w:val="continue"/>
             <w:tcBorders/>
             <w:vAlign w:val="center"/>
           </w:tcPr>
           <w:p>
             <w:pPr>
-              <w:pStyle w:val="Style15"/>
+              <w:pStyle w:val="Style20"/>
               <w:widowControl w:val="false"/>
               <w:bidi w:val="0"/>
               <w:jc w:val="left"/>
@@ -6234,13 +6006,13 @@
         </w:tc>
         <w:tc>
           <w:tcPr>
-            <w:tcW w:w="1323" w:type="dxa"/>
-            <w:tcBorders/>
-            <w:vAlign w:val="center"/>
-          </w:tcPr>
-          <w:p>
-            <w:pPr>
-              <w:pStyle w:val="Style16"/>
+            <w:tcW w:w="1324" w:type="dxa"/>
+            <w:tcBorders/>
+            <w:vAlign w:val="center"/>
+          </w:tcPr>
+          <w:p>
+            <w:pPr>
+              <w:pStyle w:val="Style21"/>
               <w:widowControl w:val="false"/>
               <w:suppressLineNumbers/>
               <w:bidi w:val="0"/>
@@ -6262,7 +6034,7 @@
           </w:tcPr>
           <w:p>
             <w:pPr>
-              <w:pStyle w:val="Style15"/>
+              <w:pStyle w:val="Style20"/>
               <w:widowControl w:val="false"/>
               <w:suppressLineNumbers/>
               <w:bidi w:val="0"/>
@@ -6287,7 +6059,7 @@
           </w:tcPr>
           <w:p>
             <w:pPr>
-              <w:pStyle w:val="Style16"/>
+              <w:pStyle w:val="Style21"/>
               <w:widowControl w:val="false"/>
               <w:suppressLineNumbers/>
               <w:bidi w:val="0"/>
@@ -6302,27 +6074,19 @@
               <w:fldChar w:fldCharType="begin"/>
             </w:r>
             <w:r>
-              <w:rPr>
-                <w:rStyle w:val="ListLabel1"/>
-              </w:rPr>
+              <w:rPr/>
               <w:instrText xml:space="preserve"> HYPERLINK "https://247ps-i.isnet.jp.fujitsu.com/platform/pc/product/arrowstab/1901/q509ve/spec.html" \l "12"</w:instrText>
             </w:r>
             <w:r>
-              <w:rPr>
-                <w:rStyle w:val="ListLabel1"/>
-              </w:rPr>
+              <w:rPr/>
               <w:fldChar w:fldCharType="separate"/>
             </w:r>
             <w:r>
-              <w:rPr>
-                <w:rStyle w:val="ListLabel1"/>
-              </w:rPr>
+              <w:rPr/>
               <w:t>注</w:t>
             </w:r>
             <w:r>
-              <w:rPr>
-                <w:rStyle w:val="ListLabel1"/>
-              </w:rPr>
+              <w:rPr/>
               <w:fldChar w:fldCharType="end"/>
             </w:r>
             <w:r>
@@ -6344,7 +6108,7 @@
           </w:tcPr>
           <w:p>
             <w:pPr>
-              <w:pStyle w:val="Style15"/>
+              <w:pStyle w:val="Style20"/>
               <w:widowControl w:val="false"/>
               <w:suppressLineNumbers/>
               <w:bidi w:val="0"/>
@@ -6377,7 +6141,7 @@
           </w:tcPr>
           <w:p>
             <w:pPr>
-              <w:pStyle w:val="Style16"/>
+              <w:pStyle w:val="Style21"/>
               <w:widowControl w:val="false"/>
               <w:suppressLineNumbers/>
               <w:bidi w:val="0"/>
@@ -6400,27 +6164,19 @@
               <w:fldChar w:fldCharType="begin"/>
             </w:r>
             <w:r>
-              <w:rPr>
-                <w:rStyle w:val="ListLabel1"/>
-              </w:rPr>
+              <w:rPr/>
               <w:instrText xml:space="preserve"> HYPERLINK "https://247ps-i.isnet.jp.fujitsu.com/platform/pc/product/arrowstab/1901/q509ve/spec.html" \l "17"</w:instrText>
             </w:r>
             <w:r>
-              <w:rPr>
-                <w:rStyle w:val="ListLabel1"/>
-              </w:rPr>
+              <w:rPr/>
               <w:fldChar w:fldCharType="separate"/>
             </w:r>
             <w:r>
-              <w:rPr>
-                <w:rStyle w:val="ListLabel1"/>
-              </w:rPr>
+              <w:rPr/>
               <w:t>注</w:t>
             </w:r>
             <w:r>
-              <w:rPr>
-                <w:rStyle w:val="ListLabel1"/>
-              </w:rPr>
+              <w:rPr/>
               <w:fldChar w:fldCharType="end"/>
             </w:r>
             <w:r>
@@ -6450,7 +6206,7 @@
           </w:tcPr>
           <w:p>
             <w:pPr>
-              <w:pStyle w:val="Style16"/>
+              <w:pStyle w:val="Style21"/>
               <w:widowControl w:val="false"/>
               <w:suppressLineNumbers/>
               <w:bidi w:val="0"/>
@@ -6471,7 +6227,7 @@
           </w:tcPr>
           <w:p>
             <w:pPr>
-              <w:pStyle w:val="Style15"/>
+              <w:pStyle w:val="Style20"/>
               <w:widowControl w:val="false"/>
               <w:suppressLineNumbers/>
               <w:bidi w:val="0"/>
@@ -6502,27 +6258,19 @@
               <w:fldChar w:fldCharType="begin"/>
             </w:r>
             <w:r>
-              <w:rPr>
-                <w:rStyle w:val="ListLabel1"/>
-              </w:rPr>
+              <w:rPr/>
               <w:instrText xml:space="preserve"> HYPERLINK "https://247ps-i.isnet.jp.fujitsu.com/platform/pc/product/arrowstab/1901/q509ve/spec.html" \l "33"</w:instrText>
             </w:r>
             <w:r>
-              <w:rPr>
-                <w:rStyle w:val="ListLabel1"/>
-              </w:rPr>
+              <w:rPr/>
               <w:fldChar w:fldCharType="separate"/>
             </w:r>
             <w:r>
-              <w:rPr>
-                <w:rStyle w:val="ListLabel1"/>
-              </w:rPr>
+              <w:rPr/>
               <w:t>注</w:t>
             </w:r>
             <w:r>
-              <w:rPr>
-                <w:rStyle w:val="ListLabel1"/>
-              </w:rPr>
+              <w:rPr/>
               <w:fldChar w:fldCharType="end"/>
             </w:r>
             <w:r>
@@ -6543,7 +6291,7 @@
           </w:tcPr>
           <w:p>
             <w:pPr>
-              <w:pStyle w:val="Style15"/>
+              <w:pStyle w:val="Style20"/>
               <w:widowControl w:val="false"/>
               <w:suppressLineNumbers/>
               <w:bidi w:val="0"/>
@@ -6574,27 +6322,19 @@
               <w:fldChar w:fldCharType="begin"/>
             </w:r>
             <w:r>
-              <w:rPr>
-                <w:rStyle w:val="ListLabel1"/>
-              </w:rPr>
+              <w:rPr/>
               <w:instrText xml:space="preserve"> HYPERLINK "https://247ps-i.isnet.jp.fujitsu.com/platform/pc/product/arrowstab/1901/q509ve/spec.html" \l "33"</w:instrText>
             </w:r>
             <w:r>
-              <w:rPr>
-                <w:rStyle w:val="ListLabel1"/>
-              </w:rPr>
+              <w:rPr/>
               <w:fldChar w:fldCharType="separate"/>
             </w:r>
             <w:r>
-              <w:rPr>
-                <w:rStyle w:val="ListLabel1"/>
-              </w:rPr>
+              <w:rPr/>
               <w:t>注</w:t>
             </w:r>
             <w:r>
-              <w:rPr>
-                <w:rStyle w:val="ListLabel1"/>
-              </w:rPr>
+              <w:rPr/>
               <w:fldChar w:fldCharType="end"/>
             </w:r>
             <w:r>
@@ -6619,7 +6359,7 @@
           </w:tcPr>
           <w:p>
             <w:pPr>
-              <w:pStyle w:val="Style15"/>
+              <w:pStyle w:val="Style20"/>
               <w:widowControl w:val="false"/>
               <w:bidi w:val="0"/>
               <w:jc w:val="left"/>
@@ -6645,7 +6385,7 @@
           </w:tcPr>
           <w:p>
             <w:pPr>
-              <w:pStyle w:val="Style16"/>
+              <w:pStyle w:val="Style21"/>
               <w:widowControl w:val="false"/>
               <w:suppressLineNumbers/>
               <w:bidi w:val="0"/>
@@ -6667,7 +6407,7 @@
           </w:tcPr>
           <w:p>
             <w:pPr>
-              <w:pStyle w:val="Style15"/>
+              <w:pStyle w:val="Style20"/>
               <w:widowControl w:val="false"/>
               <w:suppressLineNumbers/>
               <w:bidi w:val="0"/>
@@ -6692,7 +6432,7 @@
           </w:tcPr>
           <w:p>
             <w:pPr>
-              <w:pStyle w:val="Style16"/>
+              <w:pStyle w:val="Style21"/>
               <w:widowControl w:val="false"/>
               <w:suppressLineNumbers/>
               <w:bidi w:val="0"/>
@@ -6714,7 +6454,7 @@
           </w:tcPr>
           <w:p>
             <w:pPr>
-              <w:pStyle w:val="Style15"/>
+              <w:pStyle w:val="Style20"/>
               <w:widowControl w:val="false"/>
               <w:suppressLineNumbers/>
               <w:bidi w:val="0"/>
@@ -6732,7 +6472,7 @@
         <w:trPr/>
         <w:tc>
           <w:tcPr>
-            <w:tcW w:w="3811" w:type="dxa"/>
+            <w:tcW w:w="3810" w:type="dxa"/>
             <w:gridSpan w:val="2"/>
             <w:vMerge w:val="restart"/>
             <w:tcBorders/>
@@ -6740,7 +6480,7 @@
           </w:tcPr>
           <w:p>
             <w:pPr>
-              <w:pStyle w:val="Style16"/>
+              <w:pStyle w:val="Style21"/>
               <w:widowControl w:val="false"/>
               <w:suppressLineNumbers/>
               <w:bidi w:val="0"/>
@@ -6755,27 +6495,19 @@
               <w:fldChar w:fldCharType="begin"/>
             </w:r>
             <w:r>
-              <w:rPr>
-                <w:rStyle w:val="ListLabel1"/>
-              </w:rPr>
+              <w:rPr/>
               <w:instrText xml:space="preserve"> HYPERLINK "https://247ps-i.isnet.jp.fujitsu.com/platform/pc/product/arrowstab/1901/q509ve/spec.html" \l "14"</w:instrText>
             </w:r>
             <w:r>
-              <w:rPr>
-                <w:rStyle w:val="ListLabel1"/>
-              </w:rPr>
+              <w:rPr/>
               <w:fldChar w:fldCharType="separate"/>
             </w:r>
             <w:r>
-              <w:rPr>
-                <w:rStyle w:val="ListLabel1"/>
-              </w:rPr>
+              <w:rPr/>
               <w:t>注</w:t>
             </w:r>
             <w:r>
-              <w:rPr>
-                <w:rStyle w:val="ListLabel1"/>
-              </w:rPr>
+              <w:rPr/>
               <w:fldChar w:fldCharType="end"/>
             </w:r>
             <w:r>
@@ -6806,13 +6538,13 @@
         </w:tc>
         <w:tc>
           <w:tcPr>
-            <w:tcW w:w="1323" w:type="dxa"/>
-            <w:tcBorders/>
-            <w:vAlign w:val="center"/>
-          </w:tcPr>
-          <w:p>
-            <w:pPr>
-              <w:pStyle w:val="Style16"/>
+            <w:tcW w:w="1324" w:type="dxa"/>
+            <w:tcBorders/>
+            <w:vAlign w:val="center"/>
+          </w:tcPr>
+          <w:p>
+            <w:pPr>
+              <w:pStyle w:val="Style21"/>
               <w:widowControl w:val="false"/>
               <w:suppressLineNumbers/>
               <w:bidi w:val="0"/>
@@ -6833,7 +6565,7 @@
           </w:tcPr>
           <w:p>
             <w:pPr>
-              <w:pStyle w:val="Style15"/>
+              <w:pStyle w:val="Style20"/>
               <w:widowControl w:val="false"/>
               <w:suppressLineNumbers/>
               <w:bidi w:val="0"/>
@@ -6914,7 +6646,7 @@
           </w:tcPr>
           <w:p>
             <w:pPr>
-              <w:pStyle w:val="Style15"/>
+              <w:pStyle w:val="Style20"/>
               <w:widowControl w:val="false"/>
               <w:suppressLineNumbers/>
               <w:bidi w:val="0"/>
@@ -6992,7 +6724,7 @@
         <w:trPr/>
         <w:tc>
           <w:tcPr>
-            <w:tcW w:w="3811" w:type="dxa"/>
+            <w:tcW w:w="3810" w:type="dxa"/>
             <w:gridSpan w:val="2"/>
             <w:vMerge w:val="continue"/>
             <w:tcBorders/>
@@ -7000,7 +6732,7 @@
           </w:tcPr>
           <w:p>
             <w:pPr>
-              <w:pStyle w:val="Style15"/>
+              <w:pStyle w:val="Style20"/>
               <w:widowControl w:val="false"/>
               <w:bidi w:val="0"/>
               <w:jc w:val="left"/>
@@ -7019,13 +6751,13 @@
         </w:tc>
         <w:tc>
           <w:tcPr>
-            <w:tcW w:w="1323" w:type="dxa"/>
-            <w:tcBorders/>
-            <w:vAlign w:val="center"/>
-          </w:tcPr>
-          <w:p>
-            <w:pPr>
-              <w:pStyle w:val="Style16"/>
+            <w:tcW w:w="1324" w:type="dxa"/>
+            <w:tcBorders/>
+            <w:vAlign w:val="center"/>
+          </w:tcPr>
+          <w:p>
+            <w:pPr>
+              <w:pStyle w:val="Style21"/>
               <w:widowControl w:val="false"/>
               <w:suppressLineNumbers/>
               <w:bidi w:val="0"/>
@@ -7082,7 +6814,7 @@
           </w:tcPr>
           <w:p>
             <w:pPr>
-              <w:pStyle w:val="Style15"/>
+              <w:pStyle w:val="Style20"/>
               <w:widowControl w:val="false"/>
               <w:suppressLineNumbers/>
               <w:bidi w:val="0"/>
@@ -7163,7 +6895,7 @@
           </w:tcPr>
           <w:p>
             <w:pPr>
-              <w:pStyle w:val="Style15"/>
+              <w:pStyle w:val="Style20"/>
               <w:widowControl w:val="false"/>
               <w:suppressLineNumbers/>
               <w:bidi w:val="0"/>
@@ -7248,7 +6980,7 @@
           </w:tcPr>
           <w:p>
             <w:pPr>
-              <w:pStyle w:val="Style16"/>
+              <w:pStyle w:val="Style21"/>
               <w:widowControl w:val="false"/>
               <w:suppressLineNumbers/>
               <w:bidi w:val="0"/>
@@ -7278,7 +7010,7 @@
           </w:tcPr>
           <w:p>
             <w:pPr>
-              <w:pStyle w:val="Style15"/>
+              <w:pStyle w:val="Style20"/>
               <w:widowControl w:val="false"/>
               <w:suppressLineNumbers/>
               <w:bidi w:val="0"/>
@@ -7296,7 +7028,7 @@
         <w:trPr/>
         <w:tc>
           <w:tcPr>
-            <w:tcW w:w="3811" w:type="dxa"/>
+            <w:tcW w:w="3810" w:type="dxa"/>
             <w:gridSpan w:val="2"/>
             <w:vMerge w:val="restart"/>
             <w:tcBorders/>
@@ -7304,7 +7036,7 @@
           </w:tcPr>
           <w:p>
             <w:pPr>
-              <w:pStyle w:val="Style16"/>
+              <w:pStyle w:val="Style21"/>
               <w:widowControl w:val="false"/>
               <w:suppressLineNumbers/>
               <w:bidi w:val="0"/>
@@ -7319,27 +7051,19 @@
               <w:fldChar w:fldCharType="begin"/>
             </w:r>
             <w:r>
-              <w:rPr>
-                <w:rStyle w:val="ListLabel1"/>
-              </w:rPr>
+              <w:rPr/>
               <w:instrText xml:space="preserve"> HYPERLINK "https://247ps-i.isnet.jp.fujitsu.com/platform/pc/product/arrowstab/1901/q509ve/spec.html" \l "9"</w:instrText>
             </w:r>
             <w:r>
-              <w:rPr>
-                <w:rStyle w:val="ListLabel1"/>
-              </w:rPr>
+              <w:rPr/>
               <w:fldChar w:fldCharType="separate"/>
             </w:r>
             <w:r>
-              <w:rPr>
-                <w:rStyle w:val="ListLabel1"/>
-              </w:rPr>
+              <w:rPr/>
               <w:t>注</w:t>
             </w:r>
             <w:r>
-              <w:rPr>
-                <w:rStyle w:val="ListLabel1"/>
-              </w:rPr>
+              <w:rPr/>
               <w:fldChar w:fldCharType="end"/>
             </w:r>
             <w:r>
@@ -7354,13 +7078,13 @@
         </w:tc>
         <w:tc>
           <w:tcPr>
-            <w:tcW w:w="1323" w:type="dxa"/>
-            <w:tcBorders/>
-            <w:vAlign w:val="center"/>
-          </w:tcPr>
-          <w:p>
-            <w:pPr>
-              <w:pStyle w:val="Style16"/>
+            <w:tcW w:w="1324" w:type="dxa"/>
+            <w:tcBorders/>
+            <w:vAlign w:val="center"/>
+          </w:tcPr>
+          <w:p>
+            <w:pPr>
+              <w:pStyle w:val="Style21"/>
               <w:widowControl w:val="false"/>
               <w:suppressLineNumbers/>
               <w:bidi w:val="0"/>
@@ -7382,7 +7106,7 @@
           </w:tcPr>
           <w:p>
             <w:pPr>
-              <w:pStyle w:val="Style15"/>
+              <w:pStyle w:val="Style20"/>
               <w:widowControl w:val="false"/>
               <w:suppressLineNumbers/>
               <w:bidi w:val="0"/>
@@ -7404,7 +7128,7 @@
         <w:trPr/>
         <w:tc>
           <w:tcPr>
-            <w:tcW w:w="3811" w:type="dxa"/>
+            <w:tcW w:w="3810" w:type="dxa"/>
             <w:gridSpan w:val="2"/>
             <w:vMerge w:val="continue"/>
             <w:tcBorders/>
@@ -7412,7 +7136,7 @@
           </w:tcPr>
           <w:p>
             <w:pPr>
-              <w:pStyle w:val="Style15"/>
+              <w:pStyle w:val="Style20"/>
               <w:widowControl w:val="false"/>
               <w:bidi w:val="0"/>
               <w:jc w:val="left"/>
@@ -7431,13 +7155,13 @@
         </w:tc>
         <w:tc>
           <w:tcPr>
-            <w:tcW w:w="1323" w:type="dxa"/>
-            <w:tcBorders/>
-            <w:vAlign w:val="center"/>
-          </w:tcPr>
-          <w:p>
-            <w:pPr>
-              <w:pStyle w:val="Style16"/>
+            <w:tcW w:w="1324" w:type="dxa"/>
+            <w:tcBorders/>
+            <w:vAlign w:val="center"/>
+          </w:tcPr>
+          <w:p>
+            <w:pPr>
+              <w:pStyle w:val="Style21"/>
               <w:widowControl w:val="false"/>
               <w:suppressLineNumbers/>
               <w:bidi w:val="0"/>
@@ -7495,7 +7219,7 @@
           </w:tcPr>
           <w:p>
             <w:pPr>
-              <w:pStyle w:val="Style15"/>
+              <w:pStyle w:val="Style20"/>
               <w:widowControl w:val="false"/>
               <w:suppressLineNumbers/>
               <w:bidi w:val="0"/>
@@ -7524,7 +7248,7 @@
           </w:tcPr>
           <w:p>
             <w:pPr>
-              <w:pStyle w:val="Style16"/>
+              <w:pStyle w:val="Style21"/>
               <w:widowControl w:val="false"/>
               <w:suppressLineNumbers/>
               <w:bidi w:val="0"/>
@@ -7546,7 +7270,7 @@
           </w:tcPr>
           <w:p>
             <w:pPr>
-              <w:pStyle w:val="Style15"/>
+              <w:pStyle w:val="Style20"/>
               <w:widowControl w:val="false"/>
               <w:suppressLineNumbers/>
               <w:bidi w:val="0"/>
@@ -7571,7 +7295,7 @@
           </w:tcPr>
           <w:p>
             <w:pPr>
-              <w:pStyle w:val="Style16"/>
+              <w:pStyle w:val="Style21"/>
               <w:widowControl w:val="false"/>
               <w:suppressLineNumbers/>
               <w:bidi w:val="0"/>
@@ -7593,7 +7317,7 @@
           </w:tcPr>
           <w:p>
             <w:pPr>
-              <w:pStyle w:val="Style15"/>
+              <w:pStyle w:val="Style20"/>
               <w:widowControl w:val="false"/>
               <w:suppressLineNumbers/>
               <w:bidi w:val="0"/>
@@ -7690,7 +7414,7 @@
           </w:tcPr>
           <w:p>
             <w:pPr>
-              <w:pStyle w:val="Style16"/>
+              <w:pStyle w:val="Style21"/>
               <w:widowControl w:val="false"/>
               <w:suppressLineNumbers/>
               <w:bidi w:val="0"/>
@@ -7712,7 +7436,7 @@
           </w:tcPr>
           <w:p>
             <w:pPr>
-              <w:pStyle w:val="Style15"/>
+              <w:pStyle w:val="Style20"/>
               <w:widowControl w:val="false"/>
               <w:suppressLineNumbers/>
               <w:bidi w:val="0"/>
@@ -7737,7 +7461,7 @@
           </w:tcPr>
           <w:p>
             <w:pPr>
-              <w:pStyle w:val="Style16"/>
+              <w:pStyle w:val="Style21"/>
               <w:widowControl w:val="false"/>
               <w:suppressLineNumbers/>
               <w:bidi w:val="0"/>
@@ -7752,27 +7476,19 @@
               <w:fldChar w:fldCharType="begin"/>
             </w:r>
             <w:r>
-              <w:rPr>
-                <w:rStyle w:val="ListLabel1"/>
-              </w:rPr>
+              <w:rPr/>
               <w:instrText xml:space="preserve"> HYPERLINK "https://247ps-i.isnet.jp.fujitsu.com/platform/pc/product/arrowstab/1901/q509ve/spec.html" \l "8"</w:instrText>
             </w:r>
             <w:r>
-              <w:rPr>
-                <w:rStyle w:val="ListLabel1"/>
-              </w:rPr>
+              <w:rPr/>
               <w:fldChar w:fldCharType="separate"/>
             </w:r>
             <w:r>
-              <w:rPr>
-                <w:rStyle w:val="ListLabel1"/>
-              </w:rPr>
+              <w:rPr/>
               <w:t>注</w:t>
             </w:r>
             <w:r>
-              <w:rPr>
-                <w:rStyle w:val="ListLabel1"/>
-              </w:rPr>
+              <w:rPr/>
               <w:fldChar w:fldCharType="end"/>
             </w:r>
             <w:r>
@@ -7794,7 +7510,7 @@
           </w:tcPr>
           <w:p>
             <w:pPr>
-              <w:pStyle w:val="Style15"/>
+              <w:pStyle w:val="Style20"/>
               <w:widowControl w:val="false"/>
               <w:suppressLineNumbers/>
               <w:bidi w:val="0"/>
@@ -7827,7 +7543,7 @@
           </w:tcPr>
           <w:p>
             <w:pPr>
-              <w:pStyle w:val="Style16"/>
+              <w:pStyle w:val="Style21"/>
               <w:widowControl w:val="false"/>
               <w:suppressLineNumbers/>
               <w:bidi w:val="0"/>
@@ -7850,27 +7566,19 @@
               <w:fldChar w:fldCharType="begin"/>
             </w:r>
             <w:r>
-              <w:rPr>
-                <w:rStyle w:val="ListLabel1"/>
-              </w:rPr>
+              <w:rPr/>
               <w:instrText xml:space="preserve"> HYPERLINK "https://247ps-i.isnet.jp.fujitsu.com/platform/pc/product/arrowstab/1901/q509ve/spec.html" \l "18"</w:instrText>
             </w:r>
             <w:r>
-              <w:rPr>
-                <w:rStyle w:val="ListLabel1"/>
-              </w:rPr>
+              <w:rPr/>
               <w:fldChar w:fldCharType="separate"/>
             </w:r>
             <w:r>
-              <w:rPr>
-                <w:rStyle w:val="ListLabel1"/>
-              </w:rPr>
+              <w:rPr/>
               <w:t>注</w:t>
             </w:r>
             <w:r>
-              <w:rPr>
-                <w:rStyle w:val="ListLabel1"/>
-              </w:rPr>
+              <w:rPr/>
               <w:fldChar w:fldCharType="end"/>
             </w:r>
             <w:r>
@@ -7885,27 +7593,19 @@
               <w:fldChar w:fldCharType="begin"/>
             </w:r>
             <w:r>
-              <w:rPr>
-                <w:rStyle w:val="ListLabel1"/>
-              </w:rPr>
+              <w:rPr/>
               <w:instrText xml:space="preserve"> HYPERLINK "https://247ps-i.isnet.jp.fujitsu.com/platform/pc/product/arrowstab/1901/q509ve/spec.html" \l "19"</w:instrText>
             </w:r>
             <w:r>
-              <w:rPr>
-                <w:rStyle w:val="ListLabel1"/>
-              </w:rPr>
+              <w:rPr/>
               <w:fldChar w:fldCharType="separate"/>
             </w:r>
             <w:r>
-              <w:rPr>
-                <w:rStyle w:val="ListLabel1"/>
-              </w:rPr>
+              <w:rPr/>
               <w:t>注</w:t>
             </w:r>
             <w:r>
-              <w:rPr>
-                <w:rStyle w:val="ListLabel1"/>
-              </w:rPr>
+              <w:rPr/>
               <w:fldChar w:fldCharType="end"/>
             </w:r>
             <w:r>
@@ -7920,27 +7620,19 @@
               <w:fldChar w:fldCharType="begin"/>
             </w:r>
             <w:r>
-              <w:rPr>
-                <w:rStyle w:val="ListLabel1"/>
-              </w:rPr>
+              <w:rPr/>
               <w:instrText xml:space="preserve"> HYPERLINK "https://247ps-i.isnet.jp.fujitsu.com/platform/pc/product/arrowstab/1901/q509ve/spec.html" \l "32"</w:instrText>
             </w:r>
             <w:r>
-              <w:rPr>
-                <w:rStyle w:val="ListLabel1"/>
-              </w:rPr>
+              <w:rPr/>
               <w:fldChar w:fldCharType="separate"/>
             </w:r>
             <w:r>
-              <w:rPr>
-                <w:rStyle w:val="ListLabel1"/>
-              </w:rPr>
+              <w:rPr/>
               <w:t>注</w:t>
             </w:r>
             <w:r>
-              <w:rPr>
-                <w:rStyle w:val="ListLabel1"/>
-              </w:rPr>
+              <w:rPr/>
               <w:fldChar w:fldCharType="end"/>
             </w:r>
             <w:r>
@@ -7962,7 +7654,7 @@
           </w:tcPr>
           <w:p>
             <w:pPr>
-              <w:pStyle w:val="Style15"/>
+              <w:pStyle w:val="Style20"/>
               <w:widowControl w:val="false"/>
               <w:suppressLineNumbers/>
               <w:bidi w:val="0"/>
@@ -7989,27 +7681,19 @@
               <w:fldChar w:fldCharType="begin"/>
             </w:r>
             <w:r>
-              <w:rPr>
-                <w:rStyle w:val="ListLabel1"/>
-              </w:rPr>
+              <w:rPr/>
               <w:instrText xml:space="preserve"> HYPERLINK "https://247ps-i.isnet.jp.fujitsu.com/platform/pc/product/arrowstab/1901/q509ve/spec.html" \l "29"</w:instrText>
             </w:r>
             <w:r>
-              <w:rPr>
-                <w:rStyle w:val="ListLabel1"/>
-              </w:rPr>
+              <w:rPr/>
               <w:fldChar w:fldCharType="separate"/>
             </w:r>
             <w:r>
-              <w:rPr>
-                <w:rStyle w:val="ListLabel1"/>
-              </w:rPr>
+              <w:rPr/>
               <w:t>注</w:t>
             </w:r>
             <w:r>
-              <w:rPr>
-                <w:rStyle w:val="ListLabel1"/>
-              </w:rPr>
+              <w:rPr/>
               <w:fldChar w:fldCharType="end"/>
             </w:r>
             <w:r>
@@ -8041,27 +7725,19 @@
               <w:fldChar w:fldCharType="begin"/>
             </w:r>
             <w:r>
-              <w:rPr>
-                <w:rStyle w:val="ListLabel1"/>
-              </w:rPr>
+              <w:rPr/>
               <w:instrText xml:space="preserve"> HYPERLINK "https://247ps-i.isnet.jp.fujitsu.com/platform/pc/product/arrowstab/1901/q509ve/spec.html" \l "29"</w:instrText>
             </w:r>
             <w:r>
-              <w:rPr>
-                <w:rStyle w:val="ListLabel1"/>
-              </w:rPr>
+              <w:rPr/>
               <w:fldChar w:fldCharType="separate"/>
             </w:r>
             <w:r>
-              <w:rPr>
-                <w:rStyle w:val="ListLabel1"/>
-              </w:rPr>
+              <w:rPr/>
               <w:t>注</w:t>
             </w:r>
             <w:r>
-              <w:rPr>
-                <w:rStyle w:val="ListLabel1"/>
-              </w:rPr>
+              <w:rPr/>
               <w:fldChar w:fldCharType="end"/>
             </w:r>
             <w:r>
@@ -8131,7 +7807,7 @@
           </w:tcPr>
           <w:p>
             <w:pPr>
-              <w:pStyle w:val="Style15"/>
+              <w:pStyle w:val="Style20"/>
               <w:widowControl w:val="false"/>
               <w:suppressLineNumbers/>
               <w:bidi w:val="0"/>
@@ -8162,7 +7838,7 @@
           </w:tcPr>
           <w:p>
             <w:pPr>
-              <w:pStyle w:val="Style15"/>
+              <w:pStyle w:val="Style20"/>
               <w:widowControl w:val="false"/>
               <w:suppressLineNumbers/>
               <w:bidi w:val="0"/>
@@ -8188,7 +7864,7 @@
           </w:tcPr>
           <w:p>
             <w:pPr>
-              <w:pStyle w:val="Style15"/>
+              <w:pStyle w:val="Style20"/>
               <w:widowControl w:val="false"/>
               <w:suppressLineNumbers/>
               <w:bidi w:val="0"/>
@@ -8217,7 +7893,7 @@
           </w:tcPr>
           <w:p>
             <w:pPr>
-              <w:pStyle w:val="Style15"/>
+              <w:pStyle w:val="Style20"/>
               <w:widowControl w:val="false"/>
               <w:suppressLineNumbers/>
               <w:bidi w:val="0"/>
@@ -8243,7 +7919,7 @@
           </w:tcPr>
           <w:p>
             <w:pPr>
-              <w:pStyle w:val="Style15"/>
+              <w:pStyle w:val="Style20"/>
               <w:widowControl w:val="false"/>
               <w:suppressLineNumbers/>
               <w:bidi w:val="0"/>
@@ -8272,7 +7948,7 @@
           </w:tcPr>
           <w:p>
             <w:pPr>
-              <w:pStyle w:val="Style15"/>
+              <w:pStyle w:val="Style20"/>
               <w:widowControl w:val="false"/>
               <w:suppressLineNumbers/>
               <w:bidi w:val="0"/>
@@ -8298,7 +7974,7 @@
           </w:tcPr>
           <w:p>
             <w:pPr>
-              <w:pStyle w:val="Style15"/>
+              <w:pStyle w:val="Style20"/>
               <w:widowControl w:val="false"/>
               <w:suppressLineNumbers/>
               <w:bidi w:val="0"/>
@@ -8327,7 +8003,7 @@
           </w:tcPr>
           <w:p>
             <w:pPr>
-              <w:pStyle w:val="Style15"/>
+              <w:pStyle w:val="Style20"/>
               <w:widowControl w:val="false"/>
               <w:suppressLineNumbers/>
               <w:bidi w:val="0"/>
@@ -8405,7 +8081,7 @@
           </w:tcPr>
           <w:p>
             <w:pPr>
-              <w:pStyle w:val="Style15"/>
+              <w:pStyle w:val="Style20"/>
               <w:widowControl w:val="false"/>
               <w:suppressLineNumbers/>
               <w:bidi w:val="0"/>
@@ -8434,7 +8110,7 @@
           </w:tcPr>
           <w:p>
             <w:pPr>
-              <w:pStyle w:val="Style15"/>
+              <w:pStyle w:val="Style20"/>
               <w:widowControl w:val="false"/>
               <w:suppressLineNumbers/>
               <w:bidi w:val="0"/>
@@ -8447,33 +8123,23 @@
             </w:r>
             <w:hyperlink r:id="rId14" w:tgtFrame="_blank">
               <w:r>
-                <w:rPr>
-                  <w:rStyle w:val="ListLabel1"/>
-                </w:rPr>
+                <w:rPr/>
                 <w:t>JEITA</w:t>
               </w:r>
               <w:r>
-                <w:rPr>
-                  <w:rStyle w:val="ListLabel1"/>
-                </w:rPr>
+                <w:rPr/>
                 <w:t>バッテリー動作時間測定法（</w:t>
               </w:r>
               <w:r>
-                <w:rPr>
-                  <w:rStyle w:val="ListLabel1"/>
-                </w:rPr>
+                <w:rPr/>
                 <w:t>Ver2. 0</w:t>
               </w:r>
               <w:r>
-                <w:rPr>
-                  <w:rStyle w:val="ListLabel1"/>
-                </w:rPr>
+                <w:rPr/>
                 <w:t>）</w:t>
               </w:r>
               <w:r>
-                <w:rPr>
-                  <w:rStyle w:val="ListLabel1"/>
-                </w:rPr>
+                <w:rPr/>
                 <w:drawing>
                   <wp:inline distT="0" distB="0" distL="0" distR="0">
                     <wp:extent cx="171450" cy="171450"/>
@@ -8536,9 +8202,7 @@
             </w:r>
             <w:hyperlink r:id="rId17">
               <w:r>
-                <w:rPr>
-                  <w:rStyle w:val="ListLabel1"/>
-                </w:rPr>
+                <w:rPr/>
                 <w:t>≪こちら≫</w:t>
               </w:r>
             </w:hyperlink>
@@ -8555,7 +8219,7 @@
           </w:tcPr>
           <w:p>
             <w:pPr>
-              <w:pStyle w:val="Style15"/>
+              <w:pStyle w:val="Style20"/>
               <w:widowControl w:val="false"/>
               <w:suppressLineNumbers/>
               <w:bidi w:val="0"/>
@@ -8584,7 +8248,7 @@
           </w:tcPr>
           <w:p>
             <w:pPr>
-              <w:pStyle w:val="Style15"/>
+              <w:pStyle w:val="Style20"/>
               <w:widowControl w:val="false"/>
               <w:suppressLineNumbers/>
               <w:bidi w:val="0"/>
@@ -8610,7 +8274,7 @@
           </w:tcPr>
           <w:p>
             <w:pPr>
-              <w:pStyle w:val="Style15"/>
+              <w:pStyle w:val="Style20"/>
               <w:widowControl w:val="false"/>
               <w:suppressLineNumbers/>
               <w:bidi w:val="0"/>
@@ -8639,7 +8303,7 @@
           </w:tcPr>
           <w:p>
             <w:pPr>
-              <w:pStyle w:val="Style15"/>
+              <w:pStyle w:val="Style20"/>
               <w:widowControl w:val="false"/>
               <w:suppressLineNumbers/>
               <w:bidi w:val="0"/>
@@ -8673,7 +8337,7 @@
           </w:tcPr>
           <w:p>
             <w:pPr>
-              <w:pStyle w:val="Style15"/>
+              <w:pStyle w:val="Style20"/>
               <w:widowControl w:val="false"/>
               <w:suppressLineNumbers/>
               <w:bidi w:val="0"/>
@@ -8702,7 +8366,7 @@
           </w:tcPr>
           <w:p>
             <w:pPr>
-              <w:pStyle w:val="Style15"/>
+              <w:pStyle w:val="Style20"/>
               <w:widowControl w:val="false"/>
               <w:suppressLineNumbers/>
               <w:bidi w:val="0"/>
@@ -8728,7 +8392,7 @@
           </w:tcPr>
           <w:p>
             <w:pPr>
-              <w:pStyle w:val="Style15"/>
+              <w:pStyle w:val="Style20"/>
               <w:widowControl w:val="false"/>
               <w:suppressLineNumbers/>
               <w:bidi w:val="0"/>
@@ -8757,7 +8421,7 @@
           </w:tcPr>
           <w:p>
             <w:pPr>
-              <w:pStyle w:val="Style15"/>
+              <w:pStyle w:val="Style20"/>
               <w:widowControl w:val="false"/>
               <w:suppressLineNumbers/>
               <w:bidi w:val="0"/>
@@ -8783,7 +8447,7 @@
           </w:tcPr>
           <w:p>
             <w:pPr>
-              <w:pStyle w:val="Style15"/>
+              <w:pStyle w:val="Style20"/>
               <w:widowControl w:val="false"/>
               <w:suppressLineNumbers/>
               <w:bidi w:val="0"/>
@@ -8812,7 +8476,7 @@
           </w:tcPr>
           <w:p>
             <w:pPr>
-              <w:pStyle w:val="Style15"/>
+              <w:pStyle w:val="Style20"/>
               <w:widowControl w:val="false"/>
               <w:suppressLineNumbers/>
               <w:bidi w:val="0"/>
@@ -8862,7 +8526,7 @@
           </w:tcPr>
           <w:p>
             <w:pPr>
-              <w:pStyle w:val="Style15"/>
+              <w:pStyle w:val="Style20"/>
               <w:widowControl w:val="false"/>
               <w:suppressLineNumbers/>
               <w:bidi w:val="0"/>
@@ -8891,7 +8555,7 @@
           </w:tcPr>
           <w:p>
             <w:pPr>
-              <w:pStyle w:val="Style15"/>
+              <w:pStyle w:val="Style20"/>
               <w:widowControl w:val="false"/>
               <w:suppressLineNumbers/>
               <w:bidi w:val="0"/>
@@ -8915,7 +8579,7 @@
           </w:tcPr>
           <w:p>
             <w:pPr>
-              <w:pStyle w:val="Style15"/>
+              <w:pStyle w:val="Style20"/>
               <w:widowControl w:val="false"/>
               <w:suppressLineNumbers/>
               <w:bidi w:val="0"/>
@@ -8944,7 +8608,7 @@
           </w:tcPr>
           <w:p>
             <w:pPr>
-              <w:pStyle w:val="Style15"/>
+              <w:pStyle w:val="Style20"/>
               <w:widowControl w:val="false"/>
               <w:suppressLineNumbers/>
               <w:bidi w:val="0"/>
@@ -8976,7 +8640,7 @@
           </w:tcPr>
           <w:p>
             <w:pPr>
-              <w:pStyle w:val="Style15"/>
+              <w:pStyle w:val="Style20"/>
               <w:widowControl w:val="false"/>
               <w:suppressLineNumbers/>
               <w:bidi w:val="0"/>
@@ -9005,7 +8669,7 @@
           </w:tcPr>
           <w:p>
             <w:pPr>
-              <w:pStyle w:val="Style15"/>
+              <w:pStyle w:val="Style20"/>
               <w:widowControl w:val="false"/>
               <w:bidi w:val="0"/>
               <w:spacing w:before="0" w:after="283"/>
@@ -9055,7 +8719,7 @@
           </w:p>
           <w:p>
             <w:pPr>
-              <w:pStyle w:val="Style15"/>
+              <w:pStyle w:val="Style20"/>
               <w:widowControl w:val="false"/>
               <w:numPr>
                 <w:ilvl w:val="0"/>
@@ -9066,7 +8730,7 @@
               </w:tabs>
               <w:bidi w:val="0"/>
               <w:spacing w:before="0" w:after="283"/>
-              <w:ind w:hanging="283" w:left="709"/>
+              <w:ind w:left="709" w:hanging="283"/>
               <w:jc w:val="left"/>
               <w:rPr/>
             </w:pPr>
@@ -9081,7 +8745,7 @@
           </w:p>
           <w:p>
             <w:pPr>
-              <w:pStyle w:val="Style15"/>
+              <w:pStyle w:val="Style20"/>
               <w:widowControl w:val="false"/>
               <w:numPr>
                 <w:ilvl w:val="0"/>
@@ -9089,7 +8753,7 @@
               </w:numPr>
               <w:bidi w:val="0"/>
               <w:spacing w:before="0" w:after="283"/>
-              <w:ind w:hanging="0" w:left="0"/>
+              <w:ind w:left="0" w:hanging="0"/>
               <w:jc w:val="left"/>
               <w:rPr/>
             </w:pPr>
@@ -9271,21 +8935,15 @@
             </w:r>
             <w:hyperlink r:id="rId18" w:tgtFrame="_blank">
               <w:r>
-                <w:rPr>
-                  <w:rStyle w:val="ListLabel1"/>
-                </w:rPr>
+                <w:rPr/>
                 <w:t>NTT</w:t>
               </w:r>
               <w:r>
-                <w:rPr>
-                  <w:rStyle w:val="ListLabel1"/>
-                </w:rPr>
+                <w:rPr/>
                 <w:t>ドコモのホームページ</w:t>
               </w:r>
               <w:r>
-                <w:rPr>
-                  <w:rStyle w:val="ListLabel1"/>
-                </w:rPr>
+                <w:rPr/>
                 <w:drawing>
                   <wp:inline distT="0" distB="0" distL="0" distR="0">
                     <wp:extent cx="152400" cy="152400"/>
@@ -9412,7 +9070,7 @@
           </w:p>
           <w:p>
             <w:pPr>
-              <w:pStyle w:val="Style15"/>
+              <w:pStyle w:val="Style20"/>
               <w:widowControl w:val="false"/>
               <w:numPr>
                 <w:ilvl w:val="0"/>
@@ -9423,7 +9081,7 @@
               </w:tabs>
               <w:bidi w:val="0"/>
               <w:spacing w:before="0" w:after="283"/>
-              <w:ind w:hanging="283" w:left="709"/>
+              <w:ind w:left="709" w:hanging="283"/>
               <w:jc w:val="left"/>
               <w:rPr/>
             </w:pPr>
@@ -9438,7 +9096,7 @@
           </w:p>
           <w:p>
             <w:pPr>
-              <w:pStyle w:val="Style15"/>
+              <w:pStyle w:val="Style20"/>
               <w:widowControl w:val="false"/>
               <w:numPr>
                 <w:ilvl w:val="0"/>
@@ -9446,7 +9104,7 @@
               </w:numPr>
               <w:bidi w:val="0"/>
               <w:spacing w:before="0" w:after="283"/>
-              <w:ind w:hanging="0" w:left="0"/>
+              <w:ind w:left="0" w:hanging="0"/>
               <w:jc w:val="left"/>
               <w:rPr/>
             </w:pPr>
@@ -9676,21 +9334,15 @@
             </w:r>
             <w:hyperlink r:id="rId20" w:tgtFrame="_blank">
               <w:r>
-                <w:rPr>
-                  <w:rStyle w:val="ListLabel1"/>
-                </w:rPr>
+                <w:rPr/>
                 <w:t>au</w:t>
               </w:r>
               <w:r>
-                <w:rPr>
-                  <w:rStyle w:val="ListLabel1"/>
-                </w:rPr>
+                <w:rPr/>
                 <w:t>のホームページ</w:t>
               </w:r>
               <w:r>
-                <w:rPr>
-                  <w:rStyle w:val="ListLabel1"/>
-                </w:rPr>
+                <w:rPr/>
                 <w:drawing>
                   <wp:inline distT="0" distB="0" distL="0" distR="0">
                     <wp:extent cx="152400" cy="152400"/>
@@ -9737,7 +9389,7 @@
           </w:p>
           <w:p>
             <w:pPr>
-              <w:pStyle w:val="Style15"/>
+              <w:pStyle w:val="Style20"/>
               <w:widowControl w:val="false"/>
               <w:numPr>
                 <w:ilvl w:val="0"/>
@@ -9748,7 +9400,7 @@
               </w:tabs>
               <w:bidi w:val="0"/>
               <w:spacing w:before="0" w:after="283"/>
-              <w:ind w:hanging="283" w:left="709"/>
+              <w:ind w:left="709" w:hanging="283"/>
               <w:jc w:val="left"/>
               <w:rPr/>
             </w:pPr>
@@ -9763,7 +9415,7 @@
           </w:p>
           <w:p>
             <w:pPr>
-              <w:pStyle w:val="Style15"/>
+              <w:pStyle w:val="Style20"/>
               <w:widowControl w:val="false"/>
               <w:numPr>
                 <w:ilvl w:val="0"/>
@@ -9771,7 +9423,7 @@
               </w:numPr>
               <w:bidi w:val="0"/>
               <w:spacing w:before="0" w:after="283"/>
-              <w:ind w:hanging="0" w:left="0"/>
+              <w:ind w:left="0" w:hanging="0"/>
               <w:jc w:val="left"/>
               <w:rPr/>
             </w:pPr>
@@ -10001,15 +9653,11 @@
             </w:r>
             <w:hyperlink r:id="rId22" w:tgtFrame="_blank">
               <w:r>
-                <w:rPr>
-                  <w:rStyle w:val="ListLabel1"/>
-                </w:rPr>
+                <w:rPr/>
                 <w:t>ソフトバンクのホームページ</w:t>
               </w:r>
               <w:r>
-                <w:rPr>
-                  <w:rStyle w:val="ListLabel1"/>
-                </w:rPr>
+                <w:rPr/>
                 <w:drawing>
                   <wp:inline distT="0" distB="0" distL="0" distR="0">
                     <wp:extent cx="152400" cy="152400"/>
@@ -10098,7 +9746,7 @@
           </w:tcPr>
           <w:p>
             <w:pPr>
-              <w:pStyle w:val="Style15"/>
+              <w:pStyle w:val="Style20"/>
               <w:widowControl w:val="false"/>
               <w:suppressLineNumbers/>
               <w:bidi w:val="0"/>
@@ -10127,7 +9775,7 @@
           </w:tcPr>
           <w:p>
             <w:pPr>
-              <w:pStyle w:val="Style15"/>
+              <w:pStyle w:val="Style20"/>
               <w:widowControl w:val="false"/>
               <w:suppressLineNumbers/>
               <w:bidi w:val="0"/>
@@ -10225,7 +9873,7 @@
           </w:tcPr>
           <w:p>
             <w:pPr>
-              <w:pStyle w:val="Style15"/>
+              <w:pStyle w:val="Style20"/>
               <w:widowControl w:val="false"/>
               <w:suppressLineNumbers/>
               <w:bidi w:val="0"/>
@@ -10254,7 +9902,7 @@
           </w:tcPr>
           <w:p>
             <w:pPr>
-              <w:pStyle w:val="Style15"/>
+              <w:pStyle w:val="Style20"/>
               <w:widowControl w:val="false"/>
               <w:suppressLineNumbers/>
               <w:bidi w:val="0"/>
@@ -10288,7 +9936,7 @@
           </w:tcPr>
           <w:p>
             <w:pPr>
-              <w:pStyle w:val="Style15"/>
+              <w:pStyle w:val="Style20"/>
               <w:widowControl w:val="false"/>
               <w:suppressLineNumbers/>
               <w:bidi w:val="0"/>
@@ -10317,7 +9965,7 @@
           </w:tcPr>
           <w:p>
             <w:pPr>
-              <w:pStyle w:val="Style15"/>
+              <w:pStyle w:val="Style20"/>
               <w:widowControl w:val="false"/>
               <w:suppressLineNumbers/>
               <w:bidi w:val="0"/>
@@ -10332,27 +9980,19 @@
               <w:fldChar w:fldCharType="begin"/>
             </w:r>
             <w:r>
-              <w:rPr>
-                <w:rStyle w:val="ListLabel1"/>
-              </w:rPr>
+              <w:rPr/>
               <w:instrText xml:space="preserve"> HYPERLINK "https://247ps-i.isnet.jp.fujitsu.com/platform/pc/product/lifebook/1907/recovery.html" \l "hdd"</w:instrText>
             </w:r>
             <w:r>
-              <w:rPr>
-                <w:rStyle w:val="ListLabel1"/>
-              </w:rPr>
+              <w:rPr/>
               <w:fldChar w:fldCharType="separate"/>
             </w:r>
             <w:r>
-              <w:rPr>
-                <w:rStyle w:val="ListLabel1"/>
-              </w:rPr>
+              <w:rPr/>
               <w:t>ハードディスクの空き容量</w:t>
             </w:r>
             <w:r>
-              <w:rPr>
-                <w:rStyle w:val="ListLabel1"/>
-              </w:rPr>
+              <w:rPr/>
               <w:fldChar w:fldCharType="end"/>
             </w:r>
             <w:r>
@@ -10380,7 +10020,7 @@
           </w:tcPr>
           <w:p>
             <w:pPr>
-              <w:pStyle w:val="Style15"/>
+              <w:pStyle w:val="Style20"/>
               <w:widowControl w:val="false"/>
               <w:suppressLineNumbers/>
               <w:bidi w:val="0"/>
@@ -10409,7 +10049,7 @@
           </w:tcPr>
           <w:p>
             <w:pPr>
-              <w:pStyle w:val="Style15"/>
+              <w:pStyle w:val="Style20"/>
               <w:widowControl w:val="false"/>
               <w:suppressLineNumbers/>
               <w:bidi w:val="0"/>
@@ -10475,7 +10115,7 @@
           </w:tcPr>
           <w:p>
             <w:pPr>
-              <w:pStyle w:val="Style15"/>
+              <w:pStyle w:val="Style20"/>
               <w:widowControl w:val="false"/>
               <w:suppressLineNumbers/>
               <w:bidi w:val="0"/>
@@ -10504,7 +10144,7 @@
           </w:tcPr>
           <w:p>
             <w:pPr>
-              <w:pStyle w:val="Style15"/>
+              <w:pStyle w:val="Style20"/>
               <w:widowControl w:val="false"/>
               <w:suppressLineNumbers/>
               <w:bidi w:val="0"/>
@@ -10546,7 +10186,7 @@
           </w:tcPr>
           <w:p>
             <w:pPr>
-              <w:pStyle w:val="Style15"/>
+              <w:pStyle w:val="Style20"/>
               <w:widowControl w:val="false"/>
               <w:suppressLineNumbers/>
               <w:bidi w:val="0"/>
@@ -10575,7 +10215,7 @@
           </w:tcPr>
           <w:p>
             <w:pPr>
-              <w:pStyle w:val="Style15"/>
+              <w:pStyle w:val="Style20"/>
               <w:widowControl w:val="false"/>
               <w:suppressLineNumbers/>
               <w:bidi w:val="0"/>
@@ -10601,7 +10241,7 @@
           </w:tcPr>
           <w:p>
             <w:pPr>
-              <w:pStyle w:val="Style15"/>
+              <w:pStyle w:val="Style20"/>
               <w:widowControl w:val="false"/>
               <w:suppressLineNumbers/>
               <w:bidi w:val="0"/>
@@ -10630,7 +10270,7 @@
           </w:tcPr>
           <w:p>
             <w:pPr>
-              <w:pStyle w:val="Style15"/>
+              <w:pStyle w:val="Style20"/>
               <w:widowControl w:val="false"/>
               <w:suppressLineNumbers/>
               <w:bidi w:val="0"/>
@@ -10643,27 +10283,19 @@
             </w:r>
             <w:hyperlink r:id="rId24" w:tgtFrame="_blank">
               <w:r>
-                <w:rPr>
-                  <w:rStyle w:val="ListLabel1"/>
-                </w:rPr>
+                <w:rPr/>
                 <w:t>無線</w:t>
               </w:r>
               <w:r>
-                <w:rPr>
-                  <w:rStyle w:val="ListLabel1"/>
-                </w:rPr>
+                <w:rPr/>
                 <w:t>LAN/Bluetooth®</w:t>
               </w:r>
               <w:r>
-                <w:rPr>
-                  <w:rStyle w:val="ListLabel1"/>
-                </w:rPr>
+                <w:rPr/>
                 <w:t>対応製品使用上のご注意</w:t>
               </w:r>
               <w:r>
-                <w:rPr>
-                  <w:rStyle w:val="ListLabel1"/>
-                </w:rPr>
+                <w:rPr/>
                 <w:drawing>
                   <wp:inline distT="0" distB="0" distL="0" distR="0">
                     <wp:extent cx="171450" cy="171450"/>
@@ -10729,7 +10361,7 @@
           </w:tcPr>
           <w:p>
             <w:pPr>
-              <w:pStyle w:val="Style15"/>
+              <w:pStyle w:val="Style20"/>
               <w:widowControl w:val="false"/>
               <w:suppressLineNumbers/>
               <w:bidi w:val="0"/>
@@ -10758,7 +10390,7 @@
           </w:tcPr>
           <w:p>
             <w:pPr>
-              <w:pStyle w:val="Style15"/>
+              <w:pStyle w:val="Style20"/>
               <w:widowControl w:val="false"/>
               <w:suppressLineNumbers/>
               <w:bidi w:val="0"/>
@@ -10864,7 +10496,7 @@
           </w:tcPr>
           <w:p>
             <w:pPr>
-              <w:pStyle w:val="Style15"/>
+              <w:pStyle w:val="Style20"/>
               <w:widowControl w:val="false"/>
               <w:suppressLineNumbers/>
               <w:bidi w:val="0"/>
@@ -10893,7 +10525,7 @@
           </w:tcPr>
           <w:p>
             <w:pPr>
-              <w:pStyle w:val="Style15"/>
+              <w:pStyle w:val="Style20"/>
               <w:widowControl w:val="false"/>
               <w:suppressLineNumbers/>
               <w:bidi w:val="0"/>
@@ -10902,21 +10534,15 @@
             </w:pPr>
             <w:hyperlink r:id="rId27" w:tgtFrame="_blank">
               <w:r>
-                <w:rPr>
-                  <w:rStyle w:val="ListLabel1"/>
-                </w:rPr>
+                <w:rPr/>
                 <w:t>SMARTACCESS/Premium</w:t>
               </w:r>
               <w:r>
-                <w:rPr>
-                  <w:rStyle w:val="ListLabel1"/>
-                </w:rPr>
+                <w:rPr/>
                 <w:t>（別売）</w:t>
               </w:r>
               <w:r>
-                <w:rPr>
-                  <w:rStyle w:val="ListLabel1"/>
-                </w:rPr>
+                <w:rPr/>
                 <w:drawing>
                   <wp:inline distT="0" distB="0" distL="0" distR="0">
                     <wp:extent cx="171450" cy="171450"/>
@@ -11006,7 +10632,7 @@
           </w:tcPr>
           <w:p>
             <w:pPr>
-              <w:pStyle w:val="Style15"/>
+              <w:pStyle w:val="Style20"/>
               <w:widowControl w:val="false"/>
               <w:suppressLineNumbers/>
               <w:bidi w:val="0"/>
@@ -11035,7 +10661,7 @@
           </w:tcPr>
           <w:p>
             <w:pPr>
-              <w:pStyle w:val="Style15"/>
+              <w:pStyle w:val="Style20"/>
               <w:widowControl w:val="false"/>
               <w:suppressLineNumbers/>
               <w:bidi w:val="0"/>
@@ -11044,21 +10670,15 @@
             </w:pPr>
             <w:hyperlink r:id="rId30" w:tgtFrame="_blank">
               <w:r>
-                <w:rPr>
-                  <w:rStyle w:val="ListLabel1"/>
-                </w:rPr>
+                <w:rPr/>
                 <w:t>SMARTACCESS/Premium</w:t>
               </w:r>
               <w:r>
-                <w:rPr>
-                  <w:rStyle w:val="ListLabel1"/>
-                </w:rPr>
+                <w:rPr/>
                 <w:t>（別売）</w:t>
               </w:r>
               <w:r>
-                <w:rPr>
-                  <w:rStyle w:val="ListLabel1"/>
-                </w:rPr>
+                <w:rPr/>
                 <w:drawing>
                   <wp:inline distT="0" distB="0" distL="0" distR="0">
                     <wp:extent cx="171450" cy="171450"/>
@@ -11148,7 +10768,7 @@
           </w:tcPr>
           <w:p>
             <w:pPr>
-              <w:pStyle w:val="Style15"/>
+              <w:pStyle w:val="Style20"/>
               <w:widowControl w:val="false"/>
               <w:suppressLineNumbers/>
               <w:bidi w:val="0"/>
@@ -11177,7 +10797,7 @@
           </w:tcPr>
           <w:p>
             <w:pPr>
-              <w:pStyle w:val="Style15"/>
+              <w:pStyle w:val="Style20"/>
               <w:widowControl w:val="false"/>
               <w:suppressLineNumbers/>
               <w:bidi w:val="0"/>
@@ -11203,7 +10823,7 @@
           </w:tcPr>
           <w:p>
             <w:pPr>
-              <w:pStyle w:val="Style15"/>
+              <w:pStyle w:val="Style20"/>
               <w:widowControl w:val="false"/>
               <w:suppressLineNumbers/>
               <w:bidi w:val="0"/>
@@ -11232,7 +10852,7 @@
           </w:tcPr>
           <w:p>
             <w:pPr>
-              <w:pStyle w:val="Style15"/>
+              <w:pStyle w:val="Style20"/>
               <w:widowControl w:val="false"/>
               <w:suppressLineNumbers/>
               <w:bidi w:val="0"/>
@@ -11256,7 +10876,7 @@
           </w:tcPr>
           <w:p>
             <w:pPr>
-              <w:pStyle w:val="Style15"/>
+              <w:pStyle w:val="Style20"/>
               <w:widowControl w:val="false"/>
               <w:suppressLineNumbers/>
               <w:bidi w:val="0"/>
@@ -11285,7 +10905,7 @@
           </w:tcPr>
           <w:p>
             <w:pPr>
-              <w:pStyle w:val="Style15"/>
+              <w:pStyle w:val="Style20"/>
               <w:widowControl w:val="false"/>
               <w:suppressLineNumbers/>
               <w:bidi w:val="0"/>
@@ -11325,7 +10945,7 @@
           </w:tcPr>
           <w:p>
             <w:pPr>
-              <w:pStyle w:val="Style15"/>
+              <w:pStyle w:val="Style20"/>
               <w:widowControl w:val="false"/>
               <w:suppressLineNumbers/>
               <w:bidi w:val="0"/>
@@ -11354,7 +10974,7 @@
           </w:tcPr>
           <w:p>
             <w:pPr>
-              <w:pStyle w:val="Style15"/>
+              <w:pStyle w:val="Style20"/>
               <w:widowControl w:val="false"/>
               <w:suppressLineNumbers/>
               <w:bidi w:val="0"/>
@@ -11384,7 +11004,7 @@
           </w:tcPr>
           <w:p>
             <w:pPr>
-              <w:pStyle w:val="Style15"/>
+              <w:pStyle w:val="Style20"/>
               <w:widowControl w:val="false"/>
               <w:suppressLineNumbers/>
               <w:bidi w:val="0"/>
@@ -11413,7 +11033,7 @@
           </w:tcPr>
           <w:p>
             <w:pPr>
-              <w:pStyle w:val="Style15"/>
+              <w:pStyle w:val="Style20"/>
               <w:widowControl w:val="false"/>
               <w:suppressLineNumbers/>
               <w:bidi w:val="0"/>
@@ -11447,7 +11067,7 @@
           </w:tcPr>
           <w:p>
             <w:pPr>
-              <w:pStyle w:val="Style15"/>
+              <w:pStyle w:val="Style20"/>
               <w:widowControl w:val="false"/>
               <w:suppressLineNumbers/>
               <w:bidi w:val="0"/>
@@ -11476,7 +11096,7 @@
           </w:tcPr>
           <w:p>
             <w:pPr>
-              <w:pStyle w:val="Style15"/>
+              <w:pStyle w:val="Style20"/>
               <w:widowControl w:val="false"/>
               <w:suppressLineNumbers/>
               <w:bidi w:val="0"/>
@@ -11506,7 +11126,7 @@
           </w:tcPr>
           <w:p>
             <w:pPr>
-              <w:pStyle w:val="Style15"/>
+              <w:pStyle w:val="Style20"/>
               <w:widowControl w:val="false"/>
               <w:suppressLineNumbers/>
               <w:bidi w:val="0"/>
@@ -11535,7 +11155,7 @@
           </w:tcPr>
           <w:p>
             <w:pPr>
-              <w:pStyle w:val="Style15"/>
+              <w:pStyle w:val="Style20"/>
               <w:widowControl w:val="false"/>
               <w:suppressLineNumbers/>
               <w:bidi w:val="0"/>
@@ -11569,7 +11189,7 @@
           </w:tcPr>
           <w:p>
             <w:pPr>
-              <w:pStyle w:val="Style15"/>
+              <w:pStyle w:val="Style20"/>
               <w:widowControl w:val="false"/>
               <w:suppressLineNumbers/>
               <w:bidi w:val="0"/>
@@ -11598,7 +11218,7 @@
           </w:tcPr>
           <w:p>
             <w:pPr>
-              <w:pStyle w:val="Style15"/>
+              <w:pStyle w:val="Style20"/>
               <w:widowControl w:val="false"/>
               <w:suppressLineNumbers/>
               <w:bidi w:val="0"/>
@@ -11628,7 +11248,7 @@
           </w:tcPr>
           <w:p>
             <w:pPr>
-              <w:pStyle w:val="Style15"/>
+              <w:pStyle w:val="Style20"/>
               <w:widowControl w:val="false"/>
               <w:suppressLineNumbers/>
               <w:bidi w:val="0"/>
@@ -11657,7 +11277,7 @@
           </w:tcPr>
           <w:p>
             <w:pPr>
-              <w:pStyle w:val="Style15"/>
+              <w:pStyle w:val="Style20"/>
               <w:widowControl w:val="false"/>
               <w:suppressLineNumbers/>
               <w:bidi w:val="0"/>
@@ -11686,15 +11306,11 @@
             </w:r>
             <w:hyperlink r:id="rId33">
               <w:r>
-                <w:rPr>
-                  <w:rStyle w:val="ListLabel1"/>
-                </w:rPr>
+                <w:rPr/>
                 <w:t>OS</w:t>
               </w:r>
               <w:r>
-                <w:rPr>
-                  <w:rStyle w:val="ListLabel1"/>
-                </w:rPr>
+                <w:rPr/>
                 <w:t>関連情報</w:t>
               </w:r>
             </w:hyperlink>
@@ -11715,7 +11331,7 @@
           </w:tcPr>
           <w:p>
             <w:pPr>
-              <w:pStyle w:val="Style15"/>
+              <w:pStyle w:val="Style20"/>
               <w:widowControl w:val="false"/>
               <w:suppressLineNumbers/>
               <w:bidi w:val="0"/>
@@ -11744,7 +11360,7 @@
           </w:tcPr>
           <w:p>
             <w:pPr>
-              <w:pStyle w:val="Style15"/>
+              <w:pStyle w:val="Style20"/>
               <w:widowControl w:val="false"/>
               <w:suppressLineNumbers/>
               <w:bidi w:val="0"/>
@@ -11778,7 +11394,7 @@
           </w:tcPr>
           <w:p>
             <w:pPr>
-              <w:pStyle w:val="Style15"/>
+              <w:pStyle w:val="Style20"/>
               <w:widowControl w:val="false"/>
               <w:suppressLineNumbers/>
               <w:bidi w:val="0"/>
@@ -11807,7 +11423,7 @@
           </w:tcPr>
           <w:p>
             <w:pPr>
-              <w:pStyle w:val="Style15"/>
+              <w:pStyle w:val="Style20"/>
               <w:widowControl w:val="false"/>
               <w:suppressLineNumbers/>
               <w:bidi w:val="0"/>
@@ -11875,7 +11491,7 @@
     </w:p>
     <w:p>
       <w:pPr>
-        <w:pStyle w:val="Heading1"/>
+        <w:pStyle w:val="1"/>
         <w:numPr>
           <w:ilvl w:val="0"/>
           <w:numId w:val="1"/>
@@ -11891,7 +11507,7 @@
     </w:p>
     <w:p>
       <w:pPr>
-        <w:pStyle w:val="BodyText"/>
+        <w:pStyle w:val="Style15"/>
         <w:bidi w:val="0"/>
         <w:jc w:val="left"/>
         <w:rPr/>
@@ -11923,7 +11539,7 @@
     </w:p>
     <w:p>
       <w:pPr>
-        <w:pStyle w:val="Heading1"/>
+        <w:pStyle w:val="1"/>
         <w:numPr>
           <w:ilvl w:val="0"/>
           <w:numId w:val="1"/>
@@ -11943,7 +11559,7 @@
     </w:p>
     <w:p>
       <w:pPr>
-        <w:pStyle w:val="BodyText"/>
+        <w:pStyle w:val="Style15"/>
         <w:bidi w:val="0"/>
         <w:jc w:val="left"/>
         <w:rPr/>
@@ -11979,7 +11595,7 @@
     </w:p>
     <w:p>
       <w:pPr>
-        <w:pStyle w:val="BodyText"/>
+        <w:pStyle w:val="Style15"/>
         <w:bidi w:val="0"/>
         <w:jc w:val="left"/>
         <w:rPr/>
@@ -11999,7 +11615,7 @@
     </w:p>
     <w:p>
       <w:pPr>
-        <w:pStyle w:val="Heading1"/>
+        <w:pStyle w:val="1"/>
         <w:numPr>
           <w:ilvl w:val="0"/>
           <w:numId w:val="1"/>
@@ -12014,7 +11630,7 @@
     </w:p>
     <w:p>
       <w:pPr>
-        <w:pStyle w:val="BodyText"/>
+        <w:pStyle w:val="Style15"/>
         <w:rPr/>
       </w:pPr>
       <w:r>
@@ -12030,7 +11646,7 @@
     </w:p>
     <w:p>
       <w:pPr>
-        <w:pStyle w:val="BodyText"/>
+        <w:pStyle w:val="Style15"/>
         <w:rPr/>
       </w:pPr>
       <w:r>
@@ -12044,7 +11660,7 @@
     </w:p>
     <w:p>
       <w:pPr>
-        <w:pStyle w:val="BodyText"/>
+        <w:pStyle w:val="Style15"/>
         <w:rPr/>
       </w:pPr>
       <w:r>
@@ -12056,7 +11672,7 @@
     </w:p>
     <w:p>
       <w:pPr>
-        <w:pStyle w:val="BodyText"/>
+        <w:pStyle w:val="Style15"/>
         <w:spacing w:before="0" w:after="140"/>
         <w:rPr/>
       </w:pPr>
@@ -12071,7 +11687,7 @@
     </w:p>
     <w:p>
       <w:pPr>
-        <w:pStyle w:val="BodyText"/>
+        <w:pStyle w:val="Style15"/>
         <w:spacing w:before="0" w:after="140"/>
         <w:rPr/>
       </w:pPr>
@@ -12082,27 +11698,25 @@
     </w:p>
     <w:p>
       <w:pPr>
-        <w:pStyle w:val="BodyText"/>
+        <w:pStyle w:val="Style15"/>
         <w:spacing w:before="0" w:after="140"/>
         <w:rPr/>
       </w:pPr>
       <w:hyperlink r:id="rId34">
         <w:r>
-          <w:rPr>
-            <w:rStyle w:val="Hyperlink"/>
-          </w:rPr>
+          <w:rPr/>
           <w:t>https://www.youtube.com/watch?v=al5IeXwMas4</w:t>
         </w:r>
       </w:hyperlink>
     </w:p>
     <w:p>
       <w:pPr>
-        <w:pStyle w:val="Heading1"/>
+        <w:pStyle w:val="1"/>
         <w:numPr>
           <w:ilvl w:val="0"/>
           <w:numId w:val="1"/>
         </w:numPr>
-        <w:ind w:hanging="0" w:left="0"/>
+        <w:ind w:left="0" w:hanging="0"/>
         <w:rPr/>
       </w:pPr>
       <w:r>
@@ -12112,7 +11726,7 @@
     </w:p>
     <w:p>
       <w:pPr>
-        <w:pStyle w:val="BodyText"/>
+        <w:pStyle w:val="Style15"/>
         <w:spacing w:before="0" w:after="140"/>
         <w:rPr/>
       </w:pPr>
@@ -12122,6 +11736,57 @@
       </w:r>
       <w:r>
         <w:rPr/>
+        <w:t>をインストールした。</w:t>
+      </w:r>
+    </w:p>
+    <w:p>
+      <w:pPr>
+        <w:pStyle w:val="Style15"/>
+        <w:spacing w:before="0" w:after="140"/>
+        <w:rPr/>
+      </w:pPr>
+      <w:r>
+        <w:rPr>
+          <w:rFonts w:eastAsia="Noto Serif CJK JP" w:cs="TakaoPGothic"/>
+          <w:color w:val="auto"/>
+          <w:kern w:val="2"/>
+          <w:sz w:val="24"/>
+          <w:szCs w:val="24"/>
+          <w:lang w:val="en-US" w:eastAsia="ja-JP" w:bidi="hi-IN"/>
+        </w:rPr>
+        <w:t xml:space="preserve">2026-05-23 </w:t>
+      </w:r>
+      <w:r>
+        <w:rPr>
+          <w:rFonts w:ascii="Liberation Serif" w:hAnsi="Liberation Serif" w:cs="TakaoPGothic"/>
+          <w:color w:val="auto"/>
+          <w:kern w:val="2"/>
+          <w:sz w:val="24"/>
+          <w:szCs w:val="24"/>
+          <w:lang w:val="en-US" w:eastAsia="ja-JP" w:bidi="hi-IN"/>
+        </w:rPr>
+        <w:t>音が出なくなったので</w:t>
+      </w:r>
+      <w:r>
+        <w:rPr>
+          <w:rFonts w:eastAsia="Noto Serif CJK JP" w:cs="TakaoPGothic"/>
+          <w:color w:val="auto"/>
+          <w:kern w:val="2"/>
+          <w:sz w:val="24"/>
+          <w:szCs w:val="24"/>
+          <w:lang w:val="en-US" w:eastAsia="ja-JP" w:bidi="hi-IN"/>
+        </w:rPr>
+        <w:t>Linux Mint 21.3</w:t>
+      </w:r>
+      <w:r>
+        <w:rPr>
+          <w:rFonts w:ascii="Liberation Serif" w:hAnsi="Liberation Serif" w:cs="TakaoPGothic"/>
+          <w:color w:val="auto"/>
+          <w:kern w:val="2"/>
+          <w:sz w:val="24"/>
+          <w:szCs w:val="24"/>
+          <w:lang w:val="en-US" w:eastAsia="ja-JP" w:bidi="hi-IN"/>
+        </w:rPr>
         <w:t>をインストールした。</w:t>
       </w:r>
     </w:p>
@@ -12573,10 +12238,10 @@
       <w:lang w:val="en-US" w:eastAsia="ja-JP" w:bidi="hi-IN"/>
     </w:rPr>
   </w:style>
-  <w:style w:type="paragraph" w:styleId="Heading1">
+  <w:style w:type="paragraph" w:styleId="1">
     <w:name w:val="Heading 1"/>
-    <w:basedOn w:val="Style13"/>
-    <w:next w:val="BodyText"/>
+    <w:basedOn w:val="Style14"/>
+    <w:next w:val="Style15"/>
     <w:qFormat/>
     <w:pPr>
       <w:numPr>
@@ -12593,10 +12258,10 @@
       <w:szCs w:val="36"/>
     </w:rPr>
   </w:style>
-  <w:style w:type="paragraph" w:styleId="Heading3">
+  <w:style w:type="paragraph" w:styleId="3">
     <w:name w:val="Heading 3"/>
-    <w:basedOn w:val="Style13"/>
-    <w:next w:val="BodyText"/>
+    <w:basedOn w:val="Style14"/>
+    <w:next w:val="Style15"/>
     <w:qFormat/>
     <w:pPr>
       <w:spacing w:before="140" w:after="120"/>
@@ -12617,17 +12282,17 @@
       <w:rFonts w:ascii="OpenSymbol" w:hAnsi="OpenSymbol" w:eastAsia="OpenSymbol" w:cs="OpenSymbol"/>
     </w:rPr>
   </w:style>
-  <w:style w:type="character" w:styleId="Hyperlink">
-    <w:name w:val="Hyperlink"/>
+  <w:style w:type="character" w:styleId="Style13">
+    <w:name w:val="インターネットリンク"/>
     <w:rPr>
       <w:color w:val="000080"/>
       <w:u w:val="single"/>
     </w:rPr>
   </w:style>
-  <w:style w:type="paragraph" w:styleId="Style13">
+  <w:style w:type="paragraph" w:styleId="Style14">
     <w:name w:val="見出し"/>
     <w:basedOn w:val="Normal"/>
-    <w:next w:val="BodyText"/>
+    <w:next w:val="Style15"/>
     <w:qFormat/>
     <w:pPr>
       <w:keepNext w:val="true"/>
@@ -12639,7 +12304,7 @@
       <w:szCs w:val="28"/>
     </w:rPr>
   </w:style>
-  <w:style w:type="paragraph" w:styleId="BodyText">
+  <w:style w:type="paragraph" w:styleId="Style15">
     <w:name w:val="Body Text"/>
     <w:basedOn w:val="Normal"/>
     <w:pPr>
@@ -12647,15 +12312,15 @@
     </w:pPr>
     <w:rPr/>
   </w:style>
-  <w:style w:type="paragraph" w:styleId="List">
+  <w:style w:type="paragraph" w:styleId="Style16">
     <w:name w:val="List"/>
-    <w:basedOn w:val="BodyText"/>
+    <w:basedOn w:val="Style15"/>
     <w:pPr/>
     <w:rPr>
       <w:rFonts w:cs="TakaoPGothic"/>
     </w:rPr>
   </w:style>
-  <w:style w:type="paragraph" w:styleId="Caption">
+  <w:style w:type="paragraph" w:styleId="Style17">
     <w:name w:val="Caption"/>
     <w:basedOn w:val="Normal"/>
     <w:qFormat/>
@@ -12671,7 +12336,7 @@
       <w:szCs w:val="24"/>
     </w:rPr>
   </w:style>
-  <w:style w:type="paragraph" w:styleId="Style14">
+  <w:style w:type="paragraph" w:styleId="Style18">
     <w:name w:val="索引"/>
     <w:basedOn w:val="Normal"/>
     <w:qFormat/>
@@ -12682,10 +12347,10 @@
       <w:rFonts w:cs="TakaoPGothic"/>
     </w:rPr>
   </w:style>
-  <w:style w:type="paragraph" w:styleId="Title">
+  <w:style w:type="paragraph" w:styleId="Style19">
     <w:name w:val="Title"/>
-    <w:basedOn w:val="Style13"/>
-    <w:next w:val="BodyText"/>
+    <w:basedOn w:val="Style14"/>
+    <w:next w:val="Style15"/>
     <w:qFormat/>
     <w:pPr>
       <w:jc w:val="center"/>
@@ -12697,7 +12362,7 @@
       <w:szCs w:val="56"/>
     </w:rPr>
   </w:style>
-  <w:style w:type="paragraph" w:styleId="Style15">
+  <w:style w:type="paragraph" w:styleId="Style20">
     <w:name w:val="表の内容"/>
     <w:basedOn w:val="Normal"/>
     <w:qFormat/>
@@ -12707,9 +12372,9 @@
     </w:pPr>
     <w:rPr/>
   </w:style>
-  <w:style w:type="paragraph" w:styleId="Style16">
+  <w:style w:type="paragraph" w:styleId="Style21">
     <w:name w:val="表の見出し"/>
-    <w:basedOn w:val="Style15"/>
+    <w:basedOn w:val="Style20"/>
     <w:qFormat/>
     <w:pPr>
       <w:suppressLineNumbers/>
